--- a/docs/Base Document Model Classes.docx
+++ b/docs/Base Document Model Classes.docx
@@ -63,16 +63,10 @@
         <w:t xml:space="preserve">primitive </w:t>
       </w:r>
       <w:r>
-        <w:t xml:space="preserve">types which </w:t>
-      </w:r>
-      <w:r>
-        <w:t xml:space="preserve">implementation is </w:t>
-      </w:r>
-      <w:r>
-        <w:t xml:space="preserve">independent from </w:t>
-      </w:r>
-      <w:r>
-        <w:t>OpenXml infrastructure.</w:t>
+        <w:t>types</w:t>
+      </w:r>
+      <w:r>
+        <w:t>.</w:t>
       </w:r>
     </w:p>
     <w:p>
@@ -90,16 +84,19 @@
         <w:t>DocumentModel.InOpenXml</w:t>
       </w:r>
       <w:r>
-        <w:t xml:space="preserve"> – where </w:t>
-      </w:r>
-      <w:r>
-        <w:rPr>
-          <w:rStyle w:val="Name"/>
-        </w:rPr>
-        <w:t>BaseClasses</w:t>
-      </w:r>
-      <w:r>
-        <w:t xml:space="preserve"> folder contains the base types, which implementation is tightly bound to OpenXml infrastructure.</w:t>
+        <w:t xml:space="preserve"> – </w:t>
+      </w:r>
+      <w:r>
+        <w:t>contains</w:t>
+      </w:r>
+      <w:r>
+        <w:t xml:space="preserve"> base </w:t>
+      </w:r>
+      <w:r>
+        <w:t>classes</w:t>
+      </w:r>
+      <w:r>
+        <w:t>.</w:t>
       </w:r>
     </w:p>
     <w:p>
@@ -128,10 +125,7 @@
         <w:t xml:space="preserve"> assembly contains the primitive types, which were defined on the base of the OpenXml </w:t>
       </w:r>
       <w:r>
-        <w:t xml:space="preserve">data values interpretation, but which implementation is independent </w:t>
-      </w:r>
-      <w:r>
-        <w:t>from OpenXml infrastructure.</w:t>
+        <w:t>data values interpretation, but which implementation is independent from OpenXml infrastructure.</w:t>
       </w:r>
     </w:p>
     <w:p>
@@ -223,22 +217,7 @@
         </w:numPr>
       </w:pPr>
       <w:r>
-        <w:t>as document</w:t>
-      </w:r>
-      <w:r>
-        <w:t xml:space="preserve"> </w:t>
-      </w:r>
-      <w:r>
-        <w:t>page margins</w:t>
-      </w:r>
-      <w:r>
-        <w:t xml:space="preserve"> </w:t>
-      </w:r>
-      <w:r>
-        <w:t>values</w:t>
-      </w:r>
-      <w:r>
-        <w:t xml:space="preserve">, </w:t>
+        <w:t xml:space="preserve">as document page margins values, </w:t>
       </w:r>
     </w:p>
     <w:p>
@@ -319,10 +298,7 @@
         <w:t xml:space="preserve"> </w:t>
       </w:r>
       <w:r>
-        <w:t>Some Boolean properties are stored in OpenXml as simple attribute values, some as OpenXml</w:t>
-      </w:r>
-      <w:r>
-        <w:t xml:space="preserve"> elements. Boolean</w:t>
+        <w:t>Some Boolean properties are stored in OpenXml as simple attribute values, some as OpenXml elements. Boolean</w:t>
       </w:r>
       <w:r>
         <w:t xml:space="preserve"> a</w:t>
@@ -355,10 +331,7 @@
         <w:t xml:space="preserve"> data type (with </w:t>
       </w:r>
       <w:r>
-        <w:t>'true', 'false', 'on', 'off', '0', or '1'</w:t>
-      </w:r>
-      <w:r>
-        <w:t xml:space="preserve"> </w:t>
+        <w:t xml:space="preserve">'true', 'false', 'on', 'off', '0', or '1' </w:t>
       </w:r>
       <w:r>
         <w:t xml:space="preserve">string representation), </w:t>
@@ -409,19 +382,13 @@
         <w:t>OnOffValues</w:t>
       </w:r>
       <w:r>
-        <w:t xml:space="preserve"> data type (</w:t>
-      </w:r>
-      <w:r>
-        <w:t xml:space="preserve">with </w:t>
+        <w:t xml:space="preserve"> data type (with </w:t>
       </w:r>
       <w:r>
         <w:t xml:space="preserve">'true', 'false', '0', or '1' </w:t>
       </w:r>
       <w:r>
-        <w:t>string representation</w:t>
-      </w:r>
-      <w:r>
-        <w:t>),</w:t>
+        <w:t>string representation),</w:t>
       </w:r>
     </w:p>
     <w:p>
@@ -493,10 +460,7 @@
         <w:t>Value</w:t>
       </w:r>
       <w:r>
-        <w:t xml:space="preserve"> data type (with </w:t>
-      </w:r>
-      <w:r>
-        <w:t>only</w:t>
+        <w:t xml:space="preserve"> data type (with only</w:t>
       </w:r>
       <w:r>
         <w:t xml:space="preserve"> '0', or '1' </w:t>
@@ -541,13 +505,7 @@
         <w:t>s</w:t>
       </w:r>
       <w:r>
-        <w:t xml:space="preserve"> </w:t>
-      </w:r>
-      <w:r>
-        <w:t>enumeration</w:t>
-      </w:r>
-      <w:r>
-        <w:t xml:space="preserve"> type (with </w:t>
+        <w:t xml:space="preserve"> enumeration type (with </w:t>
       </w:r>
       <w:r>
         <w:t xml:space="preserve">'true', 'false', 'on', 'off', '0', or '1' </w:t>
@@ -638,13 +596,7 @@
         <w:t>BaseTypes</w:t>
       </w:r>
       <w:r>
-        <w:t xml:space="preserve"> assembly </w:t>
-      </w:r>
-      <w:r>
-        <w:t xml:space="preserve">also contains specific methods for Xml and Json serialization. </w:t>
-      </w:r>
-      <w:r>
-        <w:t>Each base type is associated with two files:</w:t>
+        <w:t xml:space="preserve"> assembly also contains specific methods for Xml and Json serialization. Each base type is associated with two files:</w:t>
       </w:r>
     </w:p>
     <w:p>
@@ -819,10 +771,7 @@
         <w:t xml:space="preserve"> </w:t>
       </w:r>
       <w:r>
-        <w:t>– r</w:t>
-      </w:r>
-      <w:r>
-        <w:t>epresents a character value encoded as a hexadecimal string (2 or 4 hex digits)</w:t>
+        <w:t>– represents a character value encoded as a hexadecimal string (2 or 4 hex digits)</w:t>
       </w:r>
     </w:p>
     <w:p>
@@ -1065,16 +1014,7 @@
           <w:noProof w:val="0"/>
           <w:color w:val="000000"/>
         </w:rPr>
-        <w:t xml:space="preserve"> – r</w:t>
-      </w:r>
-      <w:r>
-        <w:rPr>
-          <w:rStyle w:val="Name"/>
-          <w:rFonts w:ascii="Calibri" w:hAnsi="Calibri"/>
-          <w:noProof w:val="0"/>
-          <w:color w:val="000000"/>
-        </w:rPr>
-        <w:t>epresents a measure values in typographic points.</w:t>
+        <w:t xml:space="preserve"> – represents a measure values in typographic points.</w:t>
       </w:r>
     </w:p>
     <w:p>
@@ -1108,86 +1048,7 @@
           <w:noProof w:val="0"/>
           <w:color w:val="000000"/>
         </w:rPr>
-        <w:t xml:space="preserve"> – r</w:t>
-      </w:r>
-      <w:r>
-        <w:rPr>
-          <w:rStyle w:val="Name"/>
-          <w:rFonts w:ascii="Calibri" w:hAnsi="Calibri"/>
-          <w:noProof w:val="0"/>
-          <w:color w:val="000000"/>
-        </w:rPr>
-        <w:t>epresents a measure values in half-points (half of a typographic point).</w:t>
-      </w:r>
-    </w:p>
-    <w:p>
-      <w:pPr>
-        <w:pStyle w:val="ListParagraph"/>
-        <w:numPr>
-          <w:ilvl w:val="1"/>
-          <w:numId w:val="7"/>
-        </w:numPr>
-        <w:rPr>
-          <w:rStyle w:val="Name"/>
-          <w:rFonts w:ascii="Calibri" w:hAnsi="Calibri"/>
-          <w:noProof w:val="0"/>
-          <w:color w:val="000000"/>
-        </w:rPr>
-      </w:pPr>
-      <w:hyperlink w:anchor="_EPS" w:history="1">
-        <w:r>
-          <w:rPr>
-            <w:rStyle w:val="Hyperlink"/>
-            <w:rFonts w:asciiTheme="minorHAnsi" w:hAnsiTheme="minorHAnsi"/>
-            <w:noProof/>
-          </w:rPr>
-          <w:t>EPS</w:t>
-        </w:r>
-      </w:hyperlink>
-      <w:r>
-        <w:rPr>
-          <w:rStyle w:val="Name"/>
-          <w:rFonts w:ascii="Calibri" w:hAnsi="Calibri"/>
-          <w:noProof w:val="0"/>
-          <w:color w:val="000000"/>
-        </w:rPr>
-        <w:t xml:space="preserve"> – represents a measure values in </w:t>
-      </w:r>
-      <w:r>
-        <w:rPr>
-          <w:rStyle w:val="Name"/>
-          <w:rFonts w:ascii="Calibri" w:hAnsi="Calibri"/>
-          <w:noProof w:val="0"/>
-          <w:color w:val="000000"/>
-        </w:rPr>
-        <w:t>eight</w:t>
-      </w:r>
-      <w:r>
-        <w:rPr>
-          <w:rStyle w:val="Name"/>
-          <w:rFonts w:ascii="Calibri" w:hAnsi="Calibri"/>
-          <w:noProof w:val="0"/>
-          <w:color w:val="000000"/>
-        </w:rPr>
-        <w:t>-points (</w:t>
-      </w:r>
-      <w:r>
-        <w:rPr>
-          <w:rStyle w:val="Name"/>
-          <w:rFonts w:ascii="Calibri" w:hAnsi="Calibri"/>
-          <w:noProof w:val="0"/>
-          <w:color w:val="000000"/>
-        </w:rPr>
-        <w:t>one-eight</w:t>
-      </w:r>
-      <w:r>
-        <w:rPr>
-          <w:rStyle w:val="Name"/>
-          <w:rFonts w:ascii="Calibri" w:hAnsi="Calibri"/>
-          <w:noProof w:val="0"/>
-          <w:color w:val="000000"/>
-        </w:rPr>
-        <w:t xml:space="preserve"> of a typographic point).</w:t>
+        <w:t xml:space="preserve"> – represents a measure values in half-points (half of a typographic point).</w:t>
       </w:r>
     </w:p>
     <w:p>
@@ -1239,25 +1100,7 @@
           <w:noProof w:val="0"/>
           <w:color w:val="000000"/>
         </w:rPr>
-        <w:t>represents a measure values</w:t>
-      </w:r>
-      <w:r>
-        <w:rPr>
-          <w:rStyle w:val="Name"/>
-          <w:rFonts w:ascii="Calibri" w:hAnsi="Calibri"/>
-          <w:noProof w:val="0"/>
-          <w:color w:val="000000"/>
-        </w:rPr>
-        <w:t xml:space="preserve"> </w:t>
-      </w:r>
-      <w:r>
-        <w:rPr>
-          <w:rStyle w:val="Name"/>
-          <w:rFonts w:ascii="Calibri" w:hAnsi="Calibri"/>
-          <w:noProof w:val="0"/>
-          <w:color w:val="000000"/>
-        </w:rPr>
-        <w:t xml:space="preserve">in </w:t>
+        <w:t xml:space="preserve">represents a measure values in </w:t>
       </w:r>
       <w:r>
         <w:rPr>
@@ -1416,16 +1259,7 @@
         <w:t xml:space="preserve"> </w:t>
       </w:r>
       <w:r>
-        <w:t xml:space="preserve">– represents </w:t>
-      </w:r>
-      <w:r>
-        <w:t>drawing angle value</w:t>
-      </w:r>
-      <w:r>
-        <w:t>s</w:t>
-      </w:r>
-      <w:r>
-        <w:t xml:space="preserve"> stored as Decimal</w:t>
+        <w:t>– represents drawing angle values stored as Decimal</w:t>
       </w:r>
       <w:r>
         <w:t xml:space="preserve"> type</w:t>
@@ -1434,10 +1268,7 @@
         <w:t>, preserving precision.</w:t>
       </w:r>
       <w:r>
-        <w:t xml:space="preserve"> </w:t>
-      </w:r>
-      <w:r>
-        <w:t>This type is convenient to DrawingML.</w:t>
+        <w:t xml:space="preserve"> This type is convenient to DrawingML.</w:t>
       </w:r>
     </w:p>
     <w:p>
@@ -1467,22 +1298,13 @@
         </w:r>
       </w:hyperlink>
       <w:r>
-        <w:t xml:space="preserve"> – represents </w:t>
-      </w:r>
-      <w:r>
-        <w:t>a percentage value stored as a</w:t>
+        <w:t xml:space="preserve"> – represents a percentage value stored as a</w:t>
       </w:r>
       <w:r>
         <w:t xml:space="preserve"> byte </w:t>
       </w:r>
       <w:r>
-        <w:t>number.</w:t>
-      </w:r>
-      <w:r>
-        <w:t xml:space="preserve"> </w:t>
-      </w:r>
-      <w:r>
-        <w:t>Supports implicit conversions to/from numeric types and string representations with optional "%" suffix.</w:t>
+        <w:t>number. Supports implicit conversions to/from numeric types and string representations with optional "%" suffix.</w:t>
       </w:r>
       <w:r>
         <w:t xml:space="preserve"> This type is convenient to WordprocessingML</w:t>
@@ -1533,8 +1355,16 @@
           <w:numId w:val="7"/>
         </w:numPr>
       </w:pPr>
-      <w:r>
-        <w:t xml:space="preserve">variant types </w:t>
+      <w:hyperlink w:anchor="_Variant_types" w:history="1">
+        <w:r>
+          <w:rPr>
+            <w:rStyle w:val="Hyperlink"/>
+          </w:rPr>
+          <w:t>variant types</w:t>
+        </w:r>
+      </w:hyperlink>
+      <w:r>
+        <w:t xml:space="preserve"> </w:t>
       </w:r>
       <w:r>
         <w:t>–</w:t>
@@ -1560,12 +1390,16 @@
           <w:numId w:val="7"/>
         </w:numPr>
       </w:pPr>
-      <w:r>
-        <w:rPr>
-          <w:rStyle w:val="Name"/>
-        </w:rPr>
-        <w:t>Variant</w:t>
-      </w:r>
+      <w:hyperlink w:anchor="_Variant" w:history="1">
+        <w:r>
+          <w:rPr>
+            <w:rStyle w:val="Hyperlink"/>
+            <w:rFonts w:asciiTheme="minorHAnsi" w:hAnsiTheme="minorHAnsi"/>
+            <w:noProof/>
+          </w:rPr>
+          <w:t>Variant</w:t>
+        </w:r>
+      </w:hyperlink>
       <w:r>
         <w:t xml:space="preserve"> – r</w:t>
       </w:r>
@@ -1584,12 +1418,16 @@
           <w:numId w:val="7"/>
         </w:numPr>
       </w:pPr>
-      <w:r>
-        <w:rPr>
-          <w:rStyle w:val="Name"/>
-        </w:rPr>
-        <w:t>ArrayVariant</w:t>
-      </w:r>
+      <w:hyperlink w:anchor="_ArrayVariant" w:history="1">
+        <w:r>
+          <w:rPr>
+            <w:rStyle w:val="Hyperlink"/>
+            <w:rFonts w:asciiTheme="minorHAnsi" w:hAnsiTheme="minorHAnsi"/>
+            <w:noProof/>
+          </w:rPr>
+          <w:t>ArrayVariant</w:t>
+        </w:r>
+      </w:hyperlink>
       <w:r>
         <w:t xml:space="preserve"> </w:t>
       </w:r>
@@ -1614,11 +1452,21 @@
           <w:numId w:val="7"/>
         </w:numPr>
       </w:pPr>
-      <w:r>
-        <w:rPr>
-          <w:rStyle w:val="Name"/>
-        </w:rPr>
-        <w:t xml:space="preserve">VectorVariant </w:t>
+      <w:hyperlink w:anchor="_VectorVariant" w:history="1">
+        <w:r>
+          <w:rPr>
+            <w:rStyle w:val="Hyperlink"/>
+            <w:rFonts w:asciiTheme="minorHAnsi" w:hAnsiTheme="minorHAnsi"/>
+            <w:noProof/>
+          </w:rPr>
+          <w:t>VectorVariant</w:t>
+        </w:r>
+      </w:hyperlink>
+      <w:r>
+        <w:rPr>
+          <w:rStyle w:val="Name"/>
+        </w:rPr>
+        <w:t xml:space="preserve"> </w:t>
       </w:r>
       <w:r>
         <w:t>– represents</w:t>
@@ -1638,11 +1486,21 @@
           <w:numId w:val="7"/>
         </w:numPr>
       </w:pPr>
-      <w:r>
-        <w:rPr>
-          <w:rStyle w:val="Name"/>
-        </w:rPr>
-        <w:t xml:space="preserve">VStreamData </w:t>
+      <w:hyperlink w:anchor="_VStreamData" w:history="1">
+        <w:r>
+          <w:rPr>
+            <w:rStyle w:val="Hyperlink"/>
+            <w:rFonts w:asciiTheme="minorHAnsi" w:hAnsiTheme="minorHAnsi"/>
+            <w:noProof/>
+          </w:rPr>
+          <w:t>VStreamData</w:t>
+        </w:r>
+      </w:hyperlink>
+      <w:r>
+        <w:rPr>
+          <w:rStyle w:val="Name"/>
+        </w:rPr>
+        <w:t xml:space="preserve"> </w:t>
       </w:r>
       <w:r>
         <w:t>– represents</w:t>
@@ -1662,11 +1520,21 @@
           <w:numId w:val="7"/>
         </w:numPr>
       </w:pPr>
-      <w:r>
-        <w:rPr>
-          <w:rStyle w:val="Name"/>
-        </w:rPr>
-        <w:t xml:space="preserve">VClipboardData </w:t>
+      <w:hyperlink w:anchor="_VClipboardData" w:history="1">
+        <w:r>
+          <w:rPr>
+            <w:rStyle w:val="Hyperlink"/>
+            <w:rFonts w:asciiTheme="minorHAnsi" w:hAnsiTheme="minorHAnsi"/>
+            <w:noProof/>
+          </w:rPr>
+          <w:t>VClipboardData</w:t>
+        </w:r>
+      </w:hyperlink>
+      <w:r>
+        <w:rPr>
+          <w:rStyle w:val="Name"/>
+        </w:rPr>
+        <w:t xml:space="preserve"> </w:t>
       </w:r>
       <w:r>
         <w:t>– represents</w:t>
@@ -1686,8 +1554,16 @@
           <w:numId w:val="7"/>
         </w:numPr>
       </w:pPr>
-      <w:r>
-        <w:t>other types:</w:t>
+      <w:hyperlink w:anchor="_Other_types" w:history="1">
+        <w:r>
+          <w:rPr>
+            <w:rStyle w:val="Hyperlink"/>
+          </w:rPr>
+          <w:t>other types</w:t>
+        </w:r>
+      </w:hyperlink>
+      <w:r>
+        <w:t>:</w:t>
       </w:r>
     </w:p>
     <w:p>
@@ -1698,8 +1574,18 @@
           <w:numId w:val="7"/>
         </w:numPr>
       </w:pPr>
-      <w:r>
-        <w:t xml:space="preserve">Base64Binary </w:t>
+      <w:hyperlink w:anchor="_Base64Binary" w:history="1">
+        <w:r>
+          <w:rPr>
+            <w:rStyle w:val="Hyperlink"/>
+            <w:rFonts w:asciiTheme="minorHAnsi" w:hAnsiTheme="minorHAnsi"/>
+            <w:noProof/>
+          </w:rPr>
+          <w:t>Base64Binary</w:t>
+        </w:r>
+      </w:hyperlink>
+      <w:r>
+        <w:t xml:space="preserve"> </w:t>
       </w:r>
       <w:r>
         <w:t>–</w:t>
@@ -1722,32 +1608,21 @@
           <w:numId w:val="7"/>
         </w:numPr>
       </w:pPr>
-      <w:r>
-        <w:rPr>
-          <w:rStyle w:val="Name"/>
-        </w:rPr>
-        <w:t>UriString</w:t>
-      </w:r>
+      <w:hyperlink w:anchor="_UriString" w:history="1">
+        <w:r>
+          <w:rPr>
+            <w:rStyle w:val="Hyperlink"/>
+            <w:rFonts w:asciiTheme="minorHAnsi" w:hAnsiTheme="minorHAnsi"/>
+            <w:noProof/>
+          </w:rPr>
+          <w:t>UriString</w:t>
+        </w:r>
+      </w:hyperlink>
       <w:r>
         <w:t xml:space="preserve"> – </w:t>
       </w:r>
       <w:r>
-        <w:t xml:space="preserve">represents </w:t>
-      </w:r>
-      <w:r>
-        <w:t xml:space="preserve">an immutable wrapper for a </w:t>
-      </w:r>
-      <w:r>
-        <w:t>Uri</w:t>
-      </w:r>
-      <w:r>
-        <w:t xml:space="preserve"> string value, providing value-based equality and encapsulation for</w:t>
-      </w:r>
-      <w:r>
-        <w:t xml:space="preserve"> Uri</w:t>
-      </w:r>
-      <w:r>
-        <w:t>-related operations.</w:t>
+        <w:t>represents an immutable wrapper for a Uri string value, providing value-based equality and encapsulation for Uri-related operations.</w:t>
       </w:r>
     </w:p>
     <w:p>
@@ -1758,18 +1633,27 @@
           <w:numId w:val="7"/>
         </w:numPr>
       </w:pPr>
-      <w:r>
-        <w:rPr>
-          <w:rStyle w:val="Name"/>
-        </w:rPr>
-        <w:lastRenderedPageBreak/>
-        <w:t xml:space="preserve">ListOf&lt;T&gt; </w:t>
-      </w:r>
-      <w:r>
-        <w:t>-</w:t>
-      </w:r>
-      <w:r>
-        <w:t xml:space="preserve"> r</w:t>
+      <w:hyperlink w:anchor="_ListOf&lt;T&gt;" w:history="1">
+        <w:r>
+          <w:rPr>
+            <w:rStyle w:val="Hyperlink"/>
+            <w:rFonts w:asciiTheme="minorHAnsi" w:hAnsiTheme="minorHAnsi"/>
+            <w:noProof/>
+          </w:rPr>
+          <w:t>ListOf&lt;T&gt;</w:t>
+        </w:r>
+      </w:hyperlink>
+      <w:r>
+        <w:rPr>
+          <w:rStyle w:val="Name"/>
+        </w:rPr>
+        <w:t xml:space="preserve"> </w:t>
+      </w:r>
+      <w:r>
+        <w:t xml:space="preserve">– </w:t>
+      </w:r>
+      <w:r>
+        <w:t>r</w:t>
       </w:r>
       <w:r>
         <w:t>epresents a generic list of values that implements XSD list semantics.</w:t>
@@ -1783,11 +1667,21 @@
           <w:numId w:val="7"/>
         </w:numPr>
       </w:pPr>
-      <w:r>
-        <w:rPr>
-          <w:rStyle w:val="Name"/>
-        </w:rPr>
-        <w:t xml:space="preserve">StringList </w:t>
+      <w:hyperlink w:anchor="_StringList" w:history="1">
+        <w:r>
+          <w:rPr>
+            <w:rStyle w:val="Hyperlink"/>
+            <w:rFonts w:asciiTheme="minorHAnsi" w:hAnsiTheme="minorHAnsi"/>
+            <w:noProof/>
+          </w:rPr>
+          <w:t>StringList</w:t>
+        </w:r>
+      </w:hyperlink>
+      <w:r>
+        <w:rPr>
+          <w:rStyle w:val="Name"/>
+        </w:rPr>
+        <w:t xml:space="preserve"> </w:t>
       </w:r>
       <w:r>
         <w:t>– represents</w:t>
@@ -1807,11 +1701,21 @@
           <w:numId w:val="7"/>
         </w:numPr>
       </w:pPr>
-      <w:r>
-        <w:rPr>
-          <w:rStyle w:val="Name"/>
-        </w:rPr>
-        <w:t xml:space="preserve">StrNumPair </w:t>
+      <w:hyperlink w:anchor="_StrNumPair" w:history="1">
+        <w:r>
+          <w:rPr>
+            <w:rStyle w:val="Hyperlink"/>
+            <w:rFonts w:asciiTheme="minorHAnsi" w:hAnsiTheme="minorHAnsi"/>
+            <w:noProof/>
+          </w:rPr>
+          <w:t>StrNumPair</w:t>
+        </w:r>
+      </w:hyperlink>
+      <w:r>
+        <w:rPr>
+          <w:rStyle w:val="Name"/>
+        </w:rPr>
+        <w:t xml:space="preserve"> </w:t>
       </w:r>
       <w:r>
         <w:t xml:space="preserve">– represents </w:t>
@@ -2664,19 +2568,7 @@
         <w:rPr>
           <w:rStyle w:val="Name"/>
         </w:rPr>
-        <w:t>Hex</w:t>
-      </w:r>
-      <w:r>
-        <w:rPr>
-          <w:rStyle w:val="Name"/>
-        </w:rPr>
-        <w:t>Long</w:t>
-      </w:r>
-      <w:r>
-        <w:rPr>
-          <w:rStyle w:val="Name"/>
-        </w:rPr>
-        <w:t xml:space="preserve"> </w:t>
+        <w:t xml:space="preserve">HexLong </w:t>
       </w:r>
       <w:r>
         <w:t>data type r</w:t>
@@ -2691,13 +2583,7 @@
         <w:t>-bit integer value encoded as an 8-character hexadecimal string</w:t>
       </w:r>
       <w:r>
-        <w:t xml:space="preserve">. Its internal value is unsigned </w:t>
-      </w:r>
-      <w:r>
-        <w:t>64</w:t>
-      </w:r>
-      <w:r>
-        <w:t xml:space="preserve">-bit integer, however conversion to/from signed </w:t>
+        <w:t xml:space="preserve">. Its internal value is unsigned 64-bit integer, however conversion to/from signed </w:t>
       </w:r>
       <w:r>
         <w:t xml:space="preserve">64-bit </w:t>
@@ -2909,10 +2795,7 @@
         <w:pStyle w:val="Normalparagraph"/>
       </w:pPr>
       <w:r>
-        <w:t>The</w:t>
-      </w:r>
-      <w:r>
-        <w:t xml:space="preserve"> </w:t>
+        <w:t xml:space="preserve">The </w:t>
       </w:r>
       <w:r>
         <w:rPr>
@@ -3141,76 +3024,6 @@
           <w:color w:val="000000"/>
         </w:rPr>
       </w:pPr>
-      <w:hyperlink w:anchor="_EPS" w:history="1">
-        <w:r>
-          <w:rPr>
-            <w:rStyle w:val="Hyperlink"/>
-            <w:rFonts w:asciiTheme="minorHAnsi" w:hAnsiTheme="minorHAnsi"/>
-            <w:noProof/>
-          </w:rPr>
-          <w:t>EPS</w:t>
-        </w:r>
-      </w:hyperlink>
-      <w:r>
-        <w:rPr>
-          <w:rStyle w:val="Name"/>
-          <w:rFonts w:ascii="Calibri" w:hAnsi="Calibri"/>
-          <w:noProof w:val="0"/>
-          <w:color w:val="000000"/>
-        </w:rPr>
-        <w:t xml:space="preserve"> –</w:t>
-      </w:r>
-      <w:r>
-        <w:rPr>
-          <w:rStyle w:val="Name"/>
-          <w:rFonts w:ascii="Calibri" w:hAnsi="Calibri"/>
-          <w:noProof w:val="0"/>
-          <w:color w:val="000000"/>
-        </w:rPr>
-        <w:t xml:space="preserve"> </w:t>
-      </w:r>
-      <w:r>
-        <w:rPr>
-          <w:rStyle w:val="Name"/>
-          <w:rFonts w:ascii="Calibri" w:hAnsi="Calibri"/>
-          <w:noProof w:val="0"/>
-          <w:color w:val="000000"/>
-        </w:rPr>
-        <w:t>in eight</w:t>
-      </w:r>
-      <w:r>
-        <w:rPr>
-          <w:rStyle w:val="Name"/>
-          <w:rFonts w:ascii="Calibri" w:hAnsi="Calibri"/>
-          <w:noProof w:val="0"/>
-          <w:color w:val="000000"/>
-        </w:rPr>
-        <w:t>-</w:t>
-      </w:r>
-      <w:r>
-        <w:rPr>
-          <w:rStyle w:val="Name"/>
-          <w:rFonts w:ascii="Calibri" w:hAnsi="Calibri"/>
-          <w:noProof w:val="0"/>
-          <w:color w:val="000000"/>
-        </w:rPr>
-        <w:t>points (one-eight of a typographic point)</w:t>
-      </w:r>
-    </w:p>
-    <w:p>
-      <w:pPr>
-        <w:pStyle w:val="ListParagraph"/>
-        <w:numPr>
-          <w:ilvl w:val="0"/>
-          <w:numId w:val="7"/>
-        </w:numPr>
-        <w:rPr>
-          <w:rStyle w:val="Name"/>
-          <w:rFonts w:ascii="Calibri" w:hAnsi="Calibri"/>
-          <w:noProof w:val="0"/>
-          <w:color w:val="000000"/>
-        </w:rPr>
-      </w:pPr>
       <w:hyperlink w:anchor="_CPS" w:history="1">
         <w:r>
           <w:rPr>
@@ -3218,15 +3031,7 @@
             <w:rFonts w:asciiTheme="minorHAnsi" w:hAnsiTheme="minorHAnsi"/>
             <w:noProof/>
           </w:rPr>
-          <w:t>C</w:t>
-        </w:r>
-        <w:r>
-          <w:rPr>
-            <w:rStyle w:val="Hyperlink"/>
-            <w:rFonts w:asciiTheme="minorHAnsi" w:hAnsiTheme="minorHAnsi"/>
-            <w:noProof/>
-          </w:rPr>
-          <w:t>PS</w:t>
+          <w:t>CPS</w:t>
         </w:r>
       </w:hyperlink>
       <w:r>
@@ -3569,15 +3374,7 @@
         </w:r>
       </w:hyperlink>
       <w:r>
-        <w:t xml:space="preserve"> – represents a percentage value stored as </w:t>
-      </w:r>
-      <w:proofErr w:type="gramStart"/>
-      <w:r>
-        <w:t>an</w:t>
-      </w:r>
-      <w:proofErr w:type="gramEnd"/>
-      <w:r>
-        <w:t xml:space="preserve"> </w:t>
+        <w:t xml:space="preserve"> – represents a percentage value stored as a </w:t>
       </w:r>
       <w:r>
         <w:t>decimal</w:t>
@@ -3687,13 +3484,7 @@
         <w:t>types.</w:t>
       </w:r>
       <w:r>
-        <w:t xml:space="preserve"> It </w:t>
-      </w:r>
-      <w:r>
-        <w:t>provides a precise, integer-based unit for document measurements.</w:t>
-      </w:r>
-      <w:r>
-        <w:t xml:space="preserve"> </w:t>
+        <w:t xml:space="preserve"> It provides a precise, integer-based unit for document measurements. </w:t>
       </w:r>
       <w:r>
         <w:t>It</w:t>
@@ -3779,10 +3570,7 @@
         <w:t>r the numeric value</w:t>
       </w:r>
       <w:r>
-        <w:t>. It</w:t>
-      </w:r>
-      <w:r>
-        <w:t xml:space="preserve"> can be set based on the input string during initialization (e.g., "mm", "cm", "in", "pt")</w:t>
+        <w:t>. It can be set based on the input string during initialization (e.g., "mm", "cm", "in", "pt")</w:t>
       </w:r>
       <w:r>
         <w:t xml:space="preserve"> </w:t>
@@ -3942,15 +3730,15 @@
         <w:rPr>
           <w:rStyle w:val="Name"/>
         </w:rPr>
+        <w:t>ToTwips</w:t>
+      </w:r>
+    </w:p>
+    <w:p>
+      <w:pPr>
+        <w:pStyle w:val="Normalparagraph"/>
+      </w:pPr>
+      <w:r>
         <w:lastRenderedPageBreak/>
-        <w:t>ToTwips</w:t>
-      </w:r>
-    </w:p>
-    <w:p>
-      <w:pPr>
-        <w:pStyle w:val="Normalparagraph"/>
-      </w:pPr>
-      <w:r>
         <w:t xml:space="preserve">All string conversions use </w:t>
       </w:r>
       <w:r>
@@ -4018,7 +3806,22 @@
           <w:noProof w:val="0"/>
           <w:color w:val="000000"/>
         </w:rPr>
-        <w:t xml:space="preserve"> It seems that it is not used in </w:t>
+        <w:t xml:space="preserve"> It is a base for</w:t>
+      </w:r>
+      <w:r>
+        <w:rPr>
+          <w:rStyle w:val="Name"/>
+        </w:rPr>
+        <w:t xml:space="preserve"> HPS, EPS, CPS, Twips</w:t>
+      </w:r>
+      <w:r>
+        <w:t>, and</w:t>
+      </w:r>
+      <w:r>
+        <w:rPr>
+          <w:rStyle w:val="Name"/>
+        </w:rPr>
+        <w:t xml:space="preserve"> EMU</w:t>
       </w:r>
       <w:r>
         <w:rPr>
@@ -4027,61 +3830,46 @@
           <w:noProof w:val="0"/>
           <w:color w:val="000000"/>
         </w:rPr>
-        <w:t xml:space="preserve">the </w:t>
-      </w:r>
-      <w:r>
-        <w:rPr>
-          <w:rStyle w:val="Name"/>
-        </w:rPr>
-        <w:t>DocumentModel</w:t>
-      </w:r>
-      <w:r>
+        <w:t>.</w:t>
+      </w:r>
+    </w:p>
+    <w:p>
+      <w:pPr>
+        <w:pStyle w:val="Heading3"/>
+      </w:pPr>
+      <w:bookmarkStart w:id="11" w:name="_HPS"/>
+      <w:bookmarkEnd w:id="11"/>
+      <w:r>
+        <w:t>HPS</w:t>
+      </w:r>
+    </w:p>
+    <w:p>
+      <w:pPr>
+        <w:pStyle w:val="Normalparagraph"/>
         <w:rPr>
           <w:rStyle w:val="Name"/>
           <w:rFonts w:ascii="Calibri" w:hAnsi="Calibri"/>
           <w:noProof w:val="0"/>
           <w:color w:val="000000"/>
         </w:rPr>
-        <w:t>.</w:t>
-      </w:r>
-    </w:p>
-    <w:p>
-      <w:pPr>
-        <w:pStyle w:val="Heading3"/>
-      </w:pPr>
-      <w:bookmarkStart w:id="11" w:name="_HPS"/>
-      <w:bookmarkEnd w:id="11"/>
-      <w:r>
+      </w:pPr>
+      <w:r>
+        <w:t xml:space="preserve">The </w:t>
+      </w:r>
+      <w:r>
+        <w:rPr>
+          <w:rStyle w:val="Name"/>
+        </w:rPr>
         <w:t>HPS</w:t>
       </w:r>
-    </w:p>
-    <w:p>
-      <w:pPr>
-        <w:pStyle w:val="Normalparagraph"/>
+      <w:r>
         <w:rPr>
           <w:rStyle w:val="Name"/>
           <w:rFonts w:ascii="Calibri" w:hAnsi="Calibri"/>
           <w:noProof w:val="0"/>
           <w:color w:val="000000"/>
         </w:rPr>
-      </w:pPr>
-      <w:r>
-        <w:rPr>
-          <w:rStyle w:val="Name"/>
-        </w:rPr>
-        <w:t>The</w:t>
-      </w:r>
-      <w:r>
-        <w:rPr>
-          <w:rStyle w:val="Name"/>
-        </w:rPr>
         <w:t xml:space="preserve"> </w:t>
-      </w:r>
-      <w:r>
-        <w:rPr>
-          <w:rStyle w:val="Name"/>
-        </w:rPr>
-        <w:t>HPS</w:t>
       </w:r>
       <w:r>
         <w:rPr>
@@ -4090,7 +3878,7 @@
           <w:noProof w:val="0"/>
           <w:color w:val="000000"/>
         </w:rPr>
-        <w:t xml:space="preserve"> </w:t>
+        <w:t>type</w:t>
       </w:r>
       <w:r>
         <w:rPr>
@@ -4099,7 +3887,7 @@
           <w:noProof w:val="0"/>
           <w:color w:val="000000"/>
         </w:rPr>
-        <w:t>type</w:t>
+        <w:t xml:space="preserve"> represents a measure values in half-points (half of a typographic point).</w:t>
       </w:r>
       <w:r>
         <w:rPr>
@@ -4108,7 +3896,7 @@
           <w:noProof w:val="0"/>
           <w:color w:val="000000"/>
         </w:rPr>
-        <w:t xml:space="preserve"> represents a measure values in half-points (half of a typographic point).</w:t>
+        <w:t xml:space="preserve"> It is used in Wordprocessing</w:t>
       </w:r>
       <w:r>
         <w:rPr>
@@ -4117,13 +3905,7 @@
           <w:noProof w:val="0"/>
           <w:color w:val="000000"/>
         </w:rPr>
-        <w:t xml:space="preserve"> It is used in Wordprocessing part of the </w:t>
-      </w:r>
-      <w:r>
-        <w:rPr>
-          <w:rStyle w:val="Name"/>
-        </w:rPr>
-        <w:t>DocumentModel</w:t>
+        <w:t xml:space="preserve">ML </w:t>
       </w:r>
       <w:r>
         <w:rPr>
@@ -4132,7 +3914,7 @@
           <w:noProof w:val="0"/>
           <w:color w:val="000000"/>
         </w:rPr>
-        <w:t xml:space="preserve"> for font size specification.</w:t>
+        <w:t>for font size specification.</w:t>
       </w:r>
     </w:p>
     <w:p>
@@ -4140,9 +3922,14 @@
         <w:pStyle w:val="Heading3"/>
       </w:pPr>
       <w:bookmarkStart w:id="12" w:name="_EPS"/>
+      <w:bookmarkStart w:id="13" w:name="_CPS"/>
       <w:bookmarkEnd w:id="12"/>
-      <w:r>
-        <w:t>EPS</w:t>
+      <w:bookmarkEnd w:id="13"/>
+      <w:r>
+        <w:t>C</w:t>
+      </w:r>
+      <w:r>
+        <w:t>PS</w:t>
       </w:r>
     </w:p>
     <w:p>
@@ -4162,19 +3949,13 @@
         <w:rPr>
           <w:rStyle w:val="Name"/>
         </w:rPr>
-        <w:t>E</w:t>
+        <w:t>C</w:t>
       </w:r>
       <w:r>
         <w:rPr>
           <w:rStyle w:val="Name"/>
         </w:rPr>
         <w:t>PS</w:t>
-      </w:r>
-      <w:r>
-        <w:rPr>
-          <w:rStyle w:val="Name"/>
-        </w:rPr>
-        <w:t xml:space="preserve"> </w:t>
       </w:r>
       <w:r>
         <w:rPr>
@@ -4183,7 +3964,7 @@
           <w:noProof w:val="0"/>
           <w:color w:val="000000"/>
         </w:rPr>
-        <w:t>type</w:t>
+        <w:t xml:space="preserve"> </w:t>
       </w:r>
       <w:r>
         <w:rPr>
@@ -4192,20 +3973,522 @@
           <w:noProof w:val="0"/>
           <w:color w:val="000000"/>
         </w:rPr>
-        <w:t xml:space="preserve"> represents a measure values in eight-points (one-eight of a typographic point).</w:t>
+        <w:t>type</w:t>
+      </w:r>
+      <w:r>
+        <w:rPr>
+          <w:rStyle w:val="Name"/>
+          <w:rFonts w:ascii="Calibri" w:hAnsi="Calibri"/>
+          <w:noProof w:val="0"/>
+          <w:color w:val="000000"/>
+        </w:rPr>
+        <w:t xml:space="preserve"> represents a measure values in </w:t>
+      </w:r>
+      <w:r>
+        <w:rPr>
+          <w:rStyle w:val="Name"/>
+          <w:rFonts w:ascii="Calibri" w:hAnsi="Calibri"/>
+          <w:noProof w:val="0"/>
+          <w:color w:val="000000"/>
+        </w:rPr>
+        <w:t>centi</w:t>
+      </w:r>
+      <w:r>
+        <w:rPr>
+          <w:rStyle w:val="Name"/>
+          <w:rFonts w:ascii="Calibri" w:hAnsi="Calibri"/>
+          <w:noProof w:val="0"/>
+          <w:color w:val="000000"/>
+        </w:rPr>
+        <w:t>-points (</w:t>
+      </w:r>
+      <w:r>
+        <w:rPr>
+          <w:rStyle w:val="Name"/>
+          <w:rFonts w:ascii="Calibri" w:hAnsi="Calibri"/>
+          <w:noProof w:val="0"/>
+          <w:color w:val="000000"/>
+        </w:rPr>
+        <w:t>hundredth</w:t>
+      </w:r>
+      <w:r>
+        <w:rPr>
+          <w:rStyle w:val="Name"/>
+          <w:rFonts w:ascii="Calibri" w:hAnsi="Calibri"/>
+          <w:noProof w:val="0"/>
+          <w:color w:val="000000"/>
+        </w:rPr>
+        <w:t xml:space="preserve"> of a typographic point).</w:t>
+      </w:r>
+      <w:r>
+        <w:rPr>
+          <w:rStyle w:val="Name"/>
+          <w:rFonts w:ascii="Calibri" w:hAnsi="Calibri"/>
+          <w:noProof w:val="0"/>
+          <w:color w:val="000000"/>
+        </w:rPr>
+        <w:t xml:space="preserve"> It is used in Drawing</w:t>
+      </w:r>
+      <w:r>
+        <w:rPr>
+          <w:rStyle w:val="Name"/>
+          <w:rFonts w:ascii="Calibri" w:hAnsi="Calibri"/>
+          <w:noProof w:val="0"/>
+          <w:color w:val="000000"/>
+        </w:rPr>
+        <w:t>ML</w:t>
+      </w:r>
+      <w:r>
+        <w:rPr>
+          <w:rStyle w:val="Name"/>
+          <w:rFonts w:ascii="Calibri" w:hAnsi="Calibri"/>
+          <w:noProof w:val="0"/>
+          <w:color w:val="000000"/>
+        </w:rPr>
+        <w:t xml:space="preserve"> for font size specification.</w:t>
       </w:r>
     </w:p>
     <w:p>
       <w:pPr>
         <w:pStyle w:val="Heading3"/>
       </w:pPr>
-      <w:bookmarkStart w:id="13" w:name="_CPS"/>
-      <w:bookmarkEnd w:id="13"/>
-      <w:r>
-        <w:t>C</w:t>
-      </w:r>
-      <w:r>
-        <w:t>PS</w:t>
+      <w:bookmarkStart w:id="14" w:name="_Twips"/>
+      <w:bookmarkEnd w:id="14"/>
+      <w:r>
+        <w:t>Twips</w:t>
+      </w:r>
+    </w:p>
+    <w:p>
+      <w:pPr>
+        <w:pStyle w:val="Normalparagraph"/>
+      </w:pPr>
+      <w:r>
+        <w:t xml:space="preserve">The </w:t>
+      </w:r>
+      <w:r>
+        <w:rPr>
+          <w:rStyle w:val="Name"/>
+        </w:rPr>
+        <w:t xml:space="preserve">Twips </w:t>
+      </w:r>
+      <w:r>
+        <w:t>type</w:t>
+      </w:r>
+      <w:r>
+        <w:t xml:space="preserve"> r</w:t>
+      </w:r>
+      <w:r>
+        <w:t>epresents a measure</w:t>
+      </w:r>
+      <w:r>
+        <w:t xml:space="preserve"> values</w:t>
+      </w:r>
+      <w:r>
+        <w:t xml:space="preserve"> in twips (twentieth of a point).</w:t>
+      </w:r>
+      <w:r>
+        <w:t xml:space="preserve"> </w:t>
+      </w:r>
+      <w:r>
+        <w:rPr>
+          <w:rStyle w:val="Name"/>
+          <w:rFonts w:ascii="Calibri" w:hAnsi="Calibri"/>
+          <w:noProof w:val="0"/>
+          <w:color w:val="000000"/>
+        </w:rPr>
+        <w:t xml:space="preserve">It is used in </w:t>
+      </w:r>
+      <w:r>
+        <w:rPr>
+          <w:rStyle w:val="Name"/>
+          <w:rFonts w:ascii="Calibri" w:hAnsi="Calibri"/>
+          <w:noProof w:val="0"/>
+          <w:color w:val="000000"/>
+        </w:rPr>
+        <w:t>WordprocessingML</w:t>
+      </w:r>
+      <w:r>
+        <w:rPr>
+          <w:rStyle w:val="Name"/>
+          <w:rFonts w:ascii="Calibri" w:hAnsi="Calibri"/>
+          <w:noProof w:val="0"/>
+          <w:color w:val="000000"/>
+        </w:rPr>
+        <w:t xml:space="preserve"> for margins and geometric coordinates.</w:t>
+      </w:r>
+    </w:p>
+    <w:p>
+      <w:pPr>
+        <w:pStyle w:val="Heading3"/>
+      </w:pPr>
+      <w:bookmarkStart w:id="15" w:name="_EMU"/>
+      <w:bookmarkEnd w:id="15"/>
+      <w:r>
+        <w:t>EMU</w:t>
+      </w:r>
+    </w:p>
+    <w:p>
+      <w:pPr>
+        <w:pStyle w:val="Normalparagraph"/>
+      </w:pPr>
+      <w:r>
+        <w:t xml:space="preserve">The </w:t>
+      </w:r>
+      <w:r>
+        <w:rPr>
+          <w:rStyle w:val="Name"/>
+        </w:rPr>
+        <w:t>EMU</w:t>
+      </w:r>
+      <w:r>
+        <w:rPr>
+          <w:rStyle w:val="Name"/>
+        </w:rPr>
+        <w:t xml:space="preserve"> </w:t>
+      </w:r>
+      <w:r>
+        <w:t>type</w:t>
+      </w:r>
+      <w:r>
+        <w:t xml:space="preserve"> </w:t>
+      </w:r>
+      <w:r>
+        <w:t>represents a measure values in English Metric Unit (EMU)</w:t>
+      </w:r>
+      <w:r>
+        <w:t>.</w:t>
+      </w:r>
+      <w:r>
+        <w:rPr>
+          <w:rStyle w:val="Name"/>
+          <w:rFonts w:ascii="Calibri" w:hAnsi="Calibri"/>
+          <w:noProof w:val="0"/>
+          <w:color w:val="000000"/>
+        </w:rPr>
+        <w:t xml:space="preserve"> </w:t>
+      </w:r>
+      <w:r>
+        <w:rPr>
+          <w:rStyle w:val="Name"/>
+          <w:rFonts w:ascii="Calibri" w:hAnsi="Calibri"/>
+          <w:noProof w:val="0"/>
+          <w:color w:val="000000"/>
+        </w:rPr>
+        <w:t>It is used in DrawingML for geometric coordinates.</w:t>
+      </w:r>
+    </w:p>
+    <w:p>
+      <w:pPr>
+        <w:pStyle w:val="Heading3"/>
+      </w:pPr>
+      <w:bookmarkStart w:id="16" w:name="_Degrees"/>
+      <w:bookmarkEnd w:id="16"/>
+      <w:r>
+        <w:t>Degrees</w:t>
+      </w:r>
+    </w:p>
+    <w:p>
+      <w:pPr>
+        <w:pStyle w:val="Normalparagraph"/>
+      </w:pPr>
+      <w:r>
+        <w:t xml:space="preserve">The </w:t>
+      </w:r>
+      <w:r>
+        <w:rPr>
+          <w:rStyle w:val="Name"/>
+        </w:rPr>
+        <w:t xml:space="preserve">Degrees </w:t>
+      </w:r>
+      <w:r>
+        <w:t xml:space="preserve">datatype is not derived from </w:t>
+      </w:r>
+      <w:r>
+        <w:rPr>
+          <w:rStyle w:val="Name"/>
+        </w:rPr>
+        <w:t>PTS</w:t>
+      </w:r>
+      <w:r>
+        <w:t xml:space="preserve"> type as it</w:t>
+      </w:r>
+      <w:r>
+        <w:t xml:space="preserve"> represents </w:t>
+      </w:r>
+      <w:r>
+        <w:t xml:space="preserve">no </w:t>
+      </w:r>
+      <w:r>
+        <w:t xml:space="preserve">linear measure but </w:t>
+      </w:r>
+      <w:r>
+        <w:t xml:space="preserve">2D </w:t>
+      </w:r>
+      <w:r>
+        <w:t>angle</w:t>
+      </w:r>
+      <w:r>
+        <w:t xml:space="preserve"> measure in degrees.</w:t>
+      </w:r>
+      <w:r>
+        <w:t xml:space="preserve"> </w:t>
+      </w:r>
+      <w:r>
+        <w:t xml:space="preserve">The </w:t>
+      </w:r>
+      <w:r>
+        <w:t xml:space="preserve">value </w:t>
+      </w:r>
+      <w:r>
+        <w:t xml:space="preserve">is </w:t>
+      </w:r>
+      <w:r>
+        <w:t>stored as Decimal</w:t>
+      </w:r>
+      <w:r>
+        <w:t xml:space="preserve"> type</w:t>
+      </w:r>
+      <w:r>
+        <w:t xml:space="preserve">, however </w:t>
+      </w:r>
+      <w:r>
+        <w:t>in OpenXml it is stored in a scale of 60000</w:t>
+      </w:r>
+      <w:r>
+        <w:t xml:space="preserve">. For example </w:t>
+      </w:r>
+      <w:r>
+        <w:t>90°</w:t>
+      </w:r>
+      <w:r>
+        <w:t xml:space="preserve"> is represented in OpenXml as</w:t>
+      </w:r>
+      <w:r>
+        <w:t xml:space="preserve"> </w:t>
+      </w:r>
+      <w:r>
+        <w:t>5400000</w:t>
+      </w:r>
+      <w:r>
+        <w:t>.</w:t>
+      </w:r>
+      <w:r>
+        <w:t xml:space="preserve"> </w:t>
+      </w:r>
+    </w:p>
+    <w:p>
+      <w:pPr>
+        <w:pStyle w:val="Heading3"/>
+      </w:pPr>
+      <w:bookmarkStart w:id="17" w:name="_BytePercent"/>
+      <w:bookmarkEnd w:id="17"/>
+      <w:r>
+        <w:t>BytePercent</w:t>
+      </w:r>
+    </w:p>
+    <w:p>
+      <w:pPr>
+        <w:pStyle w:val="Normalparagraph"/>
+      </w:pPr>
+      <w:r>
+        <w:t xml:space="preserve">The </w:t>
+      </w:r>
+      <w:r>
+        <w:rPr>
+          <w:rStyle w:val="Name"/>
+        </w:rPr>
+        <w:t>Byte</w:t>
+      </w:r>
+      <w:r>
+        <w:rPr>
+          <w:rStyle w:val="Name"/>
+        </w:rPr>
+        <w:t>Percent</w:t>
+      </w:r>
+      <w:r>
+        <w:t xml:space="preserve"> </w:t>
+      </w:r>
+      <w:r>
+        <w:t>type</w:t>
+      </w:r>
+      <w:r>
+        <w:t xml:space="preserve"> represents a percentage value stored as a byte number. Supports implicit conversions to/from numeric types and string representations with optional "%" suffix. This type is </w:t>
+      </w:r>
+      <w:r>
+        <w:t>used</w:t>
+      </w:r>
+      <w:r>
+        <w:t xml:space="preserve"> </w:t>
+      </w:r>
+      <w:r>
+        <w:t>in</w:t>
+      </w:r>
+      <w:r>
+        <w:t xml:space="preserve"> WordprocessingML</w:t>
+      </w:r>
+      <w:r>
+        <w:t xml:space="preserve"> to </w:t>
+      </w:r>
+      <w:r>
+        <w:t xml:space="preserve">represent </w:t>
+      </w:r>
+      <w:r>
+        <w:rPr>
+          <w:rStyle w:val="Name"/>
+        </w:rPr>
+        <w:t>CharacterScale</w:t>
+      </w:r>
+      <w:r>
+        <w:t xml:space="preserve"> and </w:t>
+      </w:r>
+      <w:r>
+        <w:rPr>
+          <w:rStyle w:val="Name"/>
+        </w:rPr>
+        <w:t>Zoom</w:t>
+      </w:r>
+      <w:r>
+        <w:t>.</w:t>
+      </w:r>
+    </w:p>
+    <w:p>
+      <w:pPr>
+        <w:pStyle w:val="Heading3"/>
+      </w:pPr>
+      <w:bookmarkStart w:id="18" w:name="_Percentage"/>
+      <w:bookmarkEnd w:id="18"/>
+      <w:r>
+        <w:lastRenderedPageBreak/>
+        <w:t>Percentage</w:t>
+      </w:r>
+    </w:p>
+    <w:p>
+      <w:pPr>
+        <w:pStyle w:val="Normalparagraph"/>
+      </w:pPr>
+      <w:r>
+        <w:t xml:space="preserve">The </w:t>
+      </w:r>
+      <w:r>
+        <w:rPr>
+          <w:rStyle w:val="Name"/>
+        </w:rPr>
+        <w:t>Percent</w:t>
+      </w:r>
+      <w:r>
+        <w:rPr>
+          <w:rStyle w:val="Name"/>
+        </w:rPr>
+        <w:t>age</w:t>
+      </w:r>
+      <w:r>
+        <w:t xml:space="preserve"> </w:t>
+      </w:r>
+      <w:r>
+        <w:t>type</w:t>
+      </w:r>
+      <w:r>
+        <w:t xml:space="preserve"> </w:t>
+      </w:r>
+      <w:r>
+        <w:t xml:space="preserve">represents a percentage value stored as </w:t>
+      </w:r>
+      <w:r>
+        <w:t>a decimal</w:t>
+      </w:r>
+      <w:r>
+        <w:t xml:space="preserve"> number. Supports implicit conversions to/from numeric types and string representations with optional "%" suffix. </w:t>
+      </w:r>
+      <w:r>
+        <w:t>Conversion to/from double and single precision floating-point types involves scaling by 100 to support fractional percentages.</w:t>
+      </w:r>
+      <w:r>
+        <w:t xml:space="preserve"> This type is </w:t>
+      </w:r>
+      <w:r>
+        <w:t>widely used</w:t>
+      </w:r>
+      <w:r>
+        <w:t xml:space="preserve"> DrawingML.</w:t>
+      </w:r>
+      <w:r>
+        <w:t xml:space="preserve"> </w:t>
+      </w:r>
+      <w:r>
+        <w:t>The value stored in OpenXml as integer using scale of 1000</w:t>
+      </w:r>
+      <w:r>
+        <w:t>, so 50% is represented by 50000.</w:t>
+      </w:r>
+    </w:p>
+    <w:p>
+      <w:pPr>
+        <w:pStyle w:val="Heading2"/>
+      </w:pPr>
+      <w:bookmarkStart w:id="19" w:name="_Variant_types"/>
+      <w:bookmarkEnd w:id="19"/>
+      <w:r>
+        <w:lastRenderedPageBreak/>
+        <w:t>Variant types</w:t>
+      </w:r>
+    </w:p>
+    <w:p>
+      <w:pPr>
+        <w:pStyle w:val="Normalparagraph"/>
+      </w:pPr>
+      <w:r>
+        <w:t xml:space="preserve">In </w:t>
+      </w:r>
+      <w:r>
+        <w:t xml:space="preserve">Wordprocessing document, many </w:t>
+      </w:r>
+      <w:r>
+        <w:t xml:space="preserve">settings </w:t>
+      </w:r>
+      <w:r>
+        <w:t xml:space="preserve">use </w:t>
+      </w:r>
+      <w:r>
+        <w:t>variant types</w:t>
+      </w:r>
+      <w:r>
+        <w:t xml:space="preserve">, which </w:t>
+      </w:r>
+      <w:r>
+        <w:t xml:space="preserve">can represent various </w:t>
+      </w:r>
+      <w:r>
+        <w:t xml:space="preserve">primitive and some complex data types. </w:t>
+      </w:r>
+      <w:r>
+        <w:t xml:space="preserve">Although in C# </w:t>
+      </w:r>
+      <w:r>
+        <w:t xml:space="preserve">values of </w:t>
+      </w:r>
+      <w:r>
+        <w:t xml:space="preserve">various </w:t>
+      </w:r>
+      <w:r>
+        <w:t xml:space="preserve">types can be represented </w:t>
+      </w:r>
+      <w:r>
+        <w:t xml:space="preserve">by Object type, this type is impractical </w:t>
+      </w:r>
+      <w:r>
+        <w:t xml:space="preserve">in interface definition, especially in data serialization. This is why we have several </w:t>
+      </w:r>
+      <w:r>
+        <w:t xml:space="preserve">various types defined in </w:t>
+      </w:r>
+      <w:r>
+        <w:rPr>
+          <w:rStyle w:val="Name"/>
+        </w:rPr>
+        <w:t>DocumentModel</w:t>
+      </w:r>
+      <w:r>
+        <w:t>.</w:t>
       </w:r>
     </w:p>
     <w:p>
@@ -4215,46 +4498,37 @@
           <w:ilvl w:val="0"/>
           <w:numId w:val="7"/>
         </w:numPr>
-        <w:rPr>
-          <w:rStyle w:val="Name"/>
-          <w:rFonts w:ascii="Calibri" w:hAnsi="Calibri"/>
-          <w:noProof w:val="0"/>
-          <w:color w:val="000000"/>
-        </w:rPr>
-      </w:pPr>
-      <w:r>
-        <w:rPr>
-          <w:rStyle w:val="Name"/>
-        </w:rPr>
-        <w:t>HPS</w:t>
-      </w:r>
-      <w:r>
-        <w:rPr>
-          <w:rStyle w:val="Name"/>
-          <w:rFonts w:ascii="Calibri" w:hAnsi="Calibri"/>
-          <w:noProof w:val="0"/>
-          <w:color w:val="000000"/>
-        </w:rPr>
-        <w:t xml:space="preserve"> – represents a measure values in half-points (half of a typographic point).</w:t>
-      </w:r>
-    </w:p>
-    <w:p>
-      <w:pPr>
-        <w:pStyle w:val="Heading3"/>
-        <w:rPr>
-          <w:rStyle w:val="Name"/>
-          <w:rFonts w:ascii="Calibri" w:hAnsi="Calibri"/>
-          <w:noProof w:val="0"/>
-          <w:color w:val="000000"/>
-        </w:rPr>
-      </w:pPr>
-      <w:bookmarkStart w:id="14" w:name="_Twips"/>
-      <w:bookmarkEnd w:id="14"/>
-      <w:r>
-        <w:rPr>
-          <w:rStyle w:val="Name"/>
-        </w:rPr>
-        <w:t>Twips</w:t>
+      </w:pPr>
+      <w:hyperlink w:anchor="_Variant" w:history="1">
+        <w:r>
+          <w:rPr>
+            <w:rStyle w:val="Hyperlink"/>
+            <w:rFonts w:asciiTheme="minorHAnsi" w:hAnsiTheme="minorHAnsi"/>
+            <w:noProof/>
+          </w:rPr>
+          <w:t>Variant</w:t>
+        </w:r>
+      </w:hyperlink>
+      <w:r>
+        <w:t xml:space="preserve"> – represents a </w:t>
+      </w:r>
+      <w:r>
+        <w:t xml:space="preserve">variant value that can hold </w:t>
+      </w:r>
+      <w:r>
+        <w:t>many</w:t>
+      </w:r>
+      <w:r>
+        <w:t xml:space="preserve"> </w:t>
+      </w:r>
+      <w:r>
+        <w:t>value types</w:t>
+      </w:r>
+      <w:r>
+        <w:t xml:space="preserve"> similar to a COM VARIANT</w:t>
+      </w:r>
+      <w:r>
+        <w:t xml:space="preserve">. </w:t>
       </w:r>
     </w:p>
     <w:p>
@@ -4265,33 +4539,27 @@
           <w:numId w:val="7"/>
         </w:numPr>
       </w:pPr>
-      <w:r>
-        <w:rPr>
-          <w:rStyle w:val="Name"/>
-        </w:rPr>
-        <w:t xml:space="preserve">Twips </w:t>
-      </w:r>
-      <w:r>
-        <w:t>– r</w:t>
-      </w:r>
-      <w:r>
-        <w:t>epresents a measure</w:t>
-      </w:r>
-      <w:r>
-        <w:t xml:space="preserve"> values</w:t>
-      </w:r>
-      <w:r>
-        <w:t xml:space="preserve"> in twips (twentieth of a point).</w:t>
-      </w:r>
-    </w:p>
-    <w:p>
-      <w:pPr>
-        <w:pStyle w:val="Heading3"/>
-      </w:pPr>
-      <w:bookmarkStart w:id="15" w:name="_EMU"/>
-      <w:bookmarkEnd w:id="15"/>
-      <w:r>
-        <w:t>EMU</w:t>
+      <w:hyperlink w:anchor="_ArrayVariant" w:history="1">
+        <w:r>
+          <w:rPr>
+            <w:rStyle w:val="Hyperlink"/>
+            <w:rFonts w:asciiTheme="minorHAnsi" w:hAnsiTheme="minorHAnsi"/>
+            <w:noProof/>
+          </w:rPr>
+          <w:t>ArrayVariant</w:t>
+        </w:r>
+      </w:hyperlink>
+      <w:r>
+        <w:t xml:space="preserve"> – r</w:t>
+      </w:r>
+      <w:r>
+        <w:t>epresents a variant that contains an array of elements with a specified base type and bounds.</w:t>
+      </w:r>
+      <w:r>
+        <w:t xml:space="preserve"> It is </w:t>
+      </w:r>
+      <w:r>
+        <w:t>one of the Variant types.</w:t>
       </w:r>
     </w:p>
     <w:p>
@@ -4302,27 +4570,30 @@
           <w:numId w:val="7"/>
         </w:numPr>
       </w:pPr>
-      <w:r>
-        <w:rPr>
-          <w:rStyle w:val="Name"/>
-        </w:rPr>
-        <w:t xml:space="preserve">EMU </w:t>
-      </w:r>
-      <w:r>
-        <w:t>-</w:t>
-      </w:r>
-      <w:r>
-        <w:t xml:space="preserve"> represents a measure values in English Metric Unit (EMU),</w:t>
-      </w:r>
-    </w:p>
-    <w:p>
-      <w:pPr>
-        <w:pStyle w:val="Heading3"/>
-      </w:pPr>
-      <w:bookmarkStart w:id="16" w:name="_Degrees"/>
-      <w:bookmarkEnd w:id="16"/>
-      <w:r>
-        <w:t>Degrees</w:t>
+      <w:hyperlink w:anchor="_VectorVariant" w:history="1">
+        <w:r>
+          <w:rPr>
+            <w:rStyle w:val="Hyperlink"/>
+            <w:rFonts w:asciiTheme="minorHAnsi" w:hAnsiTheme="minorHAnsi"/>
+            <w:noProof/>
+          </w:rPr>
+          <w:t>VectorVariant</w:t>
+        </w:r>
+      </w:hyperlink>
+      <w:r>
+        <w:rPr>
+          <w:rStyle w:val="Name"/>
+        </w:rPr>
+        <w:t xml:space="preserve"> </w:t>
+      </w:r>
+      <w:r>
+        <w:t xml:space="preserve">– represents </w:t>
+      </w:r>
+      <w:r>
+        <w:t>a variant that contains a dynamic vector (list) of elements with a specified base type.</w:t>
+      </w:r>
+      <w:r>
+        <w:t xml:space="preserve"> It is one of the Variant types.</w:t>
       </w:r>
     </w:p>
     <w:p>
@@ -4333,34 +4604,48 @@
           <w:numId w:val="7"/>
         </w:numPr>
       </w:pPr>
-      <w:r>
-        <w:rPr>
-          <w:rStyle w:val="Name"/>
-        </w:rPr>
-        <w:t xml:space="preserve">Degrees </w:t>
-      </w:r>
-      <w:r>
-        <w:t>– represents drawing angle values stored as Decimal</w:t>
-      </w:r>
-      <w:r>
-        <w:t xml:space="preserve"> type</w:t>
-      </w:r>
-      <w:r>
-        <w:t>, preserving precision.</w:t>
-      </w:r>
-      <w:r>
-        <w:t xml:space="preserve"> This type is convenient to DrawingML.</w:t>
-      </w:r>
-    </w:p>
-    <w:p>
-      <w:pPr>
-        <w:pStyle w:val="Heading3"/>
-      </w:pPr>
-      <w:bookmarkStart w:id="17" w:name="_BytePercent"/>
-      <w:bookmarkEnd w:id="17"/>
-      <w:r>
-        <w:lastRenderedPageBreak/>
-        <w:t>BytePercent</w:t>
+      <w:hyperlink w:anchor="_VStreamData" w:history="1">
+        <w:r>
+          <w:rPr>
+            <w:rStyle w:val="Hyperlink"/>
+            <w:rFonts w:asciiTheme="minorHAnsi" w:hAnsiTheme="minorHAnsi"/>
+            <w:noProof/>
+          </w:rPr>
+          <w:t>VStreamData</w:t>
+        </w:r>
+      </w:hyperlink>
+      <w:r>
+        <w:rPr>
+          <w:rStyle w:val="Name"/>
+        </w:rPr>
+        <w:t xml:space="preserve"> </w:t>
+      </w:r>
+      <w:r>
+        <w:t xml:space="preserve">– represents </w:t>
+      </w:r>
+      <w:r>
+        <w:t>a versioned stream data with a GUID identifier and binary content.</w:t>
+      </w:r>
+      <w:r>
+        <w:t xml:space="preserve"> </w:t>
+      </w:r>
+      <w:r>
+        <w:t xml:space="preserve">This </w:t>
+      </w:r>
+      <w:r>
+        <w:t xml:space="preserve">type is </w:t>
+      </w:r>
+      <w:r>
+        <w:t xml:space="preserve">used in variant data </w:t>
+      </w:r>
+      <w:r>
+        <w:t>st</w:t>
+      </w:r>
+      <w:r>
+        <w:t>orage</w:t>
+      </w:r>
+      <w:r>
+        <w:t>.</w:t>
       </w:r>
     </w:p>
     <w:p>
@@ -4371,30 +4656,1610 @@
           <w:numId w:val="7"/>
         </w:numPr>
       </w:pPr>
-      <w:r>
-        <w:rPr>
-          <w:rStyle w:val="Name"/>
-        </w:rPr>
-        <w:t>Byte</w:t>
-      </w:r>
-      <w:r>
-        <w:rPr>
-          <w:rStyle w:val="Name"/>
-        </w:rPr>
-        <w:t>Percent</w:t>
-      </w:r>
-      <w:r>
-        <w:t xml:space="preserve"> – represents a percentage value stored as a byte number. Supports implicit conversions to/from numeric types and string representations with optional "%" suffix. This type is convenient to WordprocessingML</w:t>
+      <w:hyperlink w:anchor="_VClipboardData" w:history="1">
+        <w:r>
+          <w:rPr>
+            <w:rStyle w:val="Hyperlink"/>
+            <w:rFonts w:asciiTheme="minorHAnsi" w:hAnsiTheme="minorHAnsi"/>
+            <w:noProof/>
+          </w:rPr>
+          <w:t>VClipboardData</w:t>
+        </w:r>
+      </w:hyperlink>
+      <w:r>
+        <w:rPr>
+          <w:rStyle w:val="Name"/>
+        </w:rPr>
+        <w:t xml:space="preserve"> </w:t>
+      </w:r>
+      <w:r>
+        <w:t xml:space="preserve">– represents </w:t>
+      </w:r>
+      <w:r>
+        <w:t>clipboard data with format information, size, and binary content.</w:t>
+      </w:r>
+      <w:r>
+        <w:t xml:space="preserve"> This type is used in variant </w:t>
+      </w:r>
+      <w:r>
+        <w:t>data storage</w:t>
+      </w:r>
+      <w:r>
+        <w:t>.</w:t>
       </w:r>
     </w:p>
     <w:p>
       <w:pPr>
         <w:pStyle w:val="Heading3"/>
       </w:pPr>
-      <w:bookmarkStart w:id="18" w:name="_Percentage"/>
-      <w:bookmarkEnd w:id="18"/>
-      <w:r>
-        <w:t>Percentage</w:t>
+      <w:bookmarkStart w:id="20" w:name="_Variant"/>
+      <w:bookmarkEnd w:id="20"/>
+      <w:r>
+        <w:t>Variant</w:t>
+      </w:r>
+    </w:p>
+    <w:p>
+      <w:pPr>
+        <w:pStyle w:val="Normalparagraph"/>
+      </w:pPr>
+      <w:r>
+        <w:t xml:space="preserve">The </w:t>
+      </w:r>
+      <w:r>
+        <w:rPr>
+          <w:rStyle w:val="Name"/>
+        </w:rPr>
+        <w:t>Variant</w:t>
+      </w:r>
+      <w:r>
+        <w:t xml:space="preserve"> data type </w:t>
+      </w:r>
+      <w:r>
+        <w:t xml:space="preserve">is a class, which </w:t>
+      </w:r>
+      <w:r>
+        <w:t xml:space="preserve">can represent the data of one of the </w:t>
+      </w:r>
+      <w:r>
+        <w:rPr>
+          <w:rStyle w:val="Name"/>
+        </w:rPr>
+        <w:t>VariantType</w:t>
+      </w:r>
+      <w:r>
+        <w:t xml:space="preserve"> types:</w:t>
+      </w:r>
+    </w:p>
+    <w:tbl>
+      <w:tblPr>
+        <w:tblStyle w:val="TableGrid"/>
+        <w:tblW w:w="0" w:type="auto"/>
+        <w:tblInd w:w="1526" w:type="dxa"/>
+        <w:tblLook w:val="0420" w:firstRow="1" w:lastRow="0" w:firstColumn="0" w:lastColumn="0" w:noHBand="0" w:noVBand="1"/>
+      </w:tblPr>
+      <w:tblGrid>
+        <w:gridCol w:w="3080"/>
+        <w:gridCol w:w="2448"/>
+      </w:tblGrid>
+      <w:tr>
+        <w:trPr>
+          <w:cnfStyle w:val="100000000000" w:firstRow="1" w:lastRow="0" w:firstColumn="0" w:lastColumn="0" w:oddVBand="0" w:evenVBand="0" w:oddHBand="0" w:evenHBand="0" w:firstRowFirstColumn="0" w:firstRowLastColumn="0" w:lastRowFirstColumn="0" w:lastRowLastColumn="0"/>
+        </w:trPr>
+        <w:tc>
+          <w:tcPr>
+            <w:tcW w:w="3080" w:type="dxa"/>
+          </w:tcPr>
+          <w:p>
+            <w:r>
+              <w:t>Variant</w:t>
+            </w:r>
+            <w:r>
+              <w:t xml:space="preserve"> </w:t>
+            </w:r>
+            <w:r>
+              <w:t>Type</w:t>
+            </w:r>
+          </w:p>
+        </w:tc>
+        <w:tc>
+          <w:tcPr>
+            <w:tcW w:w="2448" w:type="dxa"/>
+          </w:tcPr>
+          <w:p>
+            <w:r>
+              <w:t>Data</w:t>
+            </w:r>
+            <w:r>
+              <w:t xml:space="preserve"> </w:t>
+            </w:r>
+            <w:r>
+              <w:t>Type</w:t>
+            </w:r>
+          </w:p>
+        </w:tc>
+      </w:tr>
+      <w:tr>
+        <w:tc>
+          <w:tcPr>
+            <w:tcW w:w="3080" w:type="dxa"/>
+          </w:tcPr>
+          <w:p>
+            <w:pPr>
+              <w:rPr>
+                <w:rStyle w:val="Name"/>
+              </w:rPr>
+            </w:pPr>
+            <w:r>
+              <w:rPr>
+                <w:rStyle w:val="Name"/>
+              </w:rPr>
+              <w:t>SByte</w:t>
+            </w:r>
+          </w:p>
+        </w:tc>
+        <w:tc>
+          <w:tcPr>
+            <w:tcW w:w="2448" w:type="dxa"/>
+          </w:tcPr>
+          <w:p>
+            <w:pPr>
+              <w:rPr>
+                <w:rStyle w:val="Name"/>
+              </w:rPr>
+            </w:pPr>
+            <w:r>
+              <w:rPr>
+                <w:rStyle w:val="Name"/>
+              </w:rPr>
+              <w:t>SByte</w:t>
+            </w:r>
+          </w:p>
+        </w:tc>
+      </w:tr>
+      <w:tr>
+        <w:tc>
+          <w:tcPr>
+            <w:tcW w:w="3080" w:type="dxa"/>
+          </w:tcPr>
+          <w:p>
+            <w:pPr>
+              <w:rPr>
+                <w:rStyle w:val="Name"/>
+              </w:rPr>
+            </w:pPr>
+            <w:r>
+              <w:rPr>
+                <w:rStyle w:val="Name"/>
+              </w:rPr>
+              <w:t>Int16</w:t>
+            </w:r>
+          </w:p>
+        </w:tc>
+        <w:tc>
+          <w:tcPr>
+            <w:tcW w:w="2448" w:type="dxa"/>
+          </w:tcPr>
+          <w:p>
+            <w:pPr>
+              <w:rPr>
+                <w:rStyle w:val="Name"/>
+              </w:rPr>
+            </w:pPr>
+            <w:r>
+              <w:rPr>
+                <w:rStyle w:val="Name"/>
+              </w:rPr>
+              <w:t>Int16</w:t>
+            </w:r>
+          </w:p>
+        </w:tc>
+      </w:tr>
+      <w:tr>
+        <w:tc>
+          <w:tcPr>
+            <w:tcW w:w="3080" w:type="dxa"/>
+          </w:tcPr>
+          <w:p>
+            <w:pPr>
+              <w:rPr>
+                <w:rStyle w:val="Name"/>
+              </w:rPr>
+            </w:pPr>
+            <w:r>
+              <w:rPr>
+                <w:rStyle w:val="Name"/>
+              </w:rPr>
+              <w:t>Int32</w:t>
+            </w:r>
+          </w:p>
+        </w:tc>
+        <w:tc>
+          <w:tcPr>
+            <w:tcW w:w="2448" w:type="dxa"/>
+          </w:tcPr>
+          <w:p>
+            <w:pPr>
+              <w:rPr>
+                <w:rStyle w:val="Name"/>
+              </w:rPr>
+            </w:pPr>
+            <w:r>
+              <w:rPr>
+                <w:rStyle w:val="Name"/>
+              </w:rPr>
+              <w:t>Int32</w:t>
+            </w:r>
+          </w:p>
+        </w:tc>
+      </w:tr>
+      <w:tr>
+        <w:tc>
+          <w:tcPr>
+            <w:tcW w:w="3080" w:type="dxa"/>
+          </w:tcPr>
+          <w:p>
+            <w:pPr>
+              <w:rPr>
+                <w:rStyle w:val="Name"/>
+              </w:rPr>
+            </w:pPr>
+            <w:r>
+              <w:rPr>
+                <w:rStyle w:val="Name"/>
+              </w:rPr>
+              <w:t>Int64</w:t>
+            </w:r>
+          </w:p>
+        </w:tc>
+        <w:tc>
+          <w:tcPr>
+            <w:tcW w:w="2448" w:type="dxa"/>
+          </w:tcPr>
+          <w:p>
+            <w:pPr>
+              <w:rPr>
+                <w:rStyle w:val="Name"/>
+              </w:rPr>
+            </w:pPr>
+            <w:r>
+              <w:rPr>
+                <w:rStyle w:val="Name"/>
+              </w:rPr>
+              <w:t>Int64</w:t>
+            </w:r>
+          </w:p>
+        </w:tc>
+      </w:tr>
+      <w:tr>
+        <w:tc>
+          <w:tcPr>
+            <w:tcW w:w="3080" w:type="dxa"/>
+          </w:tcPr>
+          <w:p>
+            <w:pPr>
+              <w:rPr>
+                <w:rStyle w:val="Name"/>
+              </w:rPr>
+            </w:pPr>
+            <w:r>
+              <w:rPr>
+                <w:rStyle w:val="Name"/>
+              </w:rPr>
+              <w:t>Byte</w:t>
+            </w:r>
+          </w:p>
+        </w:tc>
+        <w:tc>
+          <w:tcPr>
+            <w:tcW w:w="2448" w:type="dxa"/>
+          </w:tcPr>
+          <w:p>
+            <w:pPr>
+              <w:rPr>
+                <w:rStyle w:val="Name"/>
+              </w:rPr>
+            </w:pPr>
+            <w:r>
+              <w:rPr>
+                <w:rStyle w:val="Name"/>
+              </w:rPr>
+              <w:t>Byte</w:t>
+            </w:r>
+          </w:p>
+        </w:tc>
+      </w:tr>
+      <w:tr>
+        <w:tc>
+          <w:tcPr>
+            <w:tcW w:w="3080" w:type="dxa"/>
+          </w:tcPr>
+          <w:p>
+            <w:pPr>
+              <w:rPr>
+                <w:rStyle w:val="Name"/>
+              </w:rPr>
+            </w:pPr>
+            <w:r>
+              <w:rPr>
+                <w:rStyle w:val="Name"/>
+              </w:rPr>
+              <w:t>UInt16</w:t>
+            </w:r>
+          </w:p>
+        </w:tc>
+        <w:tc>
+          <w:tcPr>
+            <w:tcW w:w="2448" w:type="dxa"/>
+          </w:tcPr>
+          <w:p>
+            <w:pPr>
+              <w:rPr>
+                <w:rStyle w:val="Name"/>
+              </w:rPr>
+            </w:pPr>
+            <w:r>
+              <w:rPr>
+                <w:rStyle w:val="Name"/>
+              </w:rPr>
+              <w:t>UInt16</w:t>
+            </w:r>
+          </w:p>
+        </w:tc>
+      </w:tr>
+      <w:tr>
+        <w:tc>
+          <w:tcPr>
+            <w:tcW w:w="3080" w:type="dxa"/>
+          </w:tcPr>
+          <w:p>
+            <w:pPr>
+              <w:rPr>
+                <w:rStyle w:val="Name"/>
+              </w:rPr>
+            </w:pPr>
+            <w:r>
+              <w:rPr>
+                <w:rStyle w:val="Name"/>
+              </w:rPr>
+              <w:t>UInt32</w:t>
+            </w:r>
+          </w:p>
+        </w:tc>
+        <w:tc>
+          <w:tcPr>
+            <w:tcW w:w="2448" w:type="dxa"/>
+          </w:tcPr>
+          <w:p>
+            <w:pPr>
+              <w:rPr>
+                <w:rStyle w:val="Name"/>
+              </w:rPr>
+            </w:pPr>
+            <w:r>
+              <w:rPr>
+                <w:rStyle w:val="Name"/>
+              </w:rPr>
+              <w:t>UInt32</w:t>
+            </w:r>
+          </w:p>
+        </w:tc>
+      </w:tr>
+      <w:tr>
+        <w:tc>
+          <w:tcPr>
+            <w:tcW w:w="3080" w:type="dxa"/>
+          </w:tcPr>
+          <w:p>
+            <w:pPr>
+              <w:rPr>
+                <w:rStyle w:val="Name"/>
+              </w:rPr>
+            </w:pPr>
+            <w:r>
+              <w:rPr>
+                <w:rStyle w:val="Name"/>
+              </w:rPr>
+              <w:t>UInt64</w:t>
+            </w:r>
+          </w:p>
+        </w:tc>
+        <w:tc>
+          <w:tcPr>
+            <w:tcW w:w="2448" w:type="dxa"/>
+          </w:tcPr>
+          <w:p>
+            <w:pPr>
+              <w:rPr>
+                <w:rStyle w:val="Name"/>
+              </w:rPr>
+            </w:pPr>
+            <w:r>
+              <w:rPr>
+                <w:rStyle w:val="Name"/>
+              </w:rPr>
+              <w:t>UInt64</w:t>
+            </w:r>
+          </w:p>
+        </w:tc>
+      </w:tr>
+      <w:tr>
+        <w:tc>
+          <w:tcPr>
+            <w:tcW w:w="3080" w:type="dxa"/>
+          </w:tcPr>
+          <w:p>
+            <w:pPr>
+              <w:rPr>
+                <w:rStyle w:val="Name"/>
+              </w:rPr>
+            </w:pPr>
+            <w:r>
+              <w:rPr>
+                <w:rStyle w:val="Name"/>
+              </w:rPr>
+              <w:t>Integer</w:t>
+            </w:r>
+          </w:p>
+        </w:tc>
+        <w:tc>
+          <w:tcPr>
+            <w:tcW w:w="2448" w:type="dxa"/>
+          </w:tcPr>
+          <w:p>
+            <w:pPr>
+              <w:rPr>
+                <w:rStyle w:val="Name"/>
+              </w:rPr>
+            </w:pPr>
+            <w:r>
+              <w:rPr>
+                <w:rStyle w:val="Name"/>
+              </w:rPr>
+              <w:t>Decimal</w:t>
+            </w:r>
+          </w:p>
+        </w:tc>
+      </w:tr>
+      <w:tr>
+        <w:tc>
+          <w:tcPr>
+            <w:tcW w:w="3080" w:type="dxa"/>
+          </w:tcPr>
+          <w:p>
+            <w:pPr>
+              <w:rPr>
+                <w:rStyle w:val="Name"/>
+              </w:rPr>
+            </w:pPr>
+            <w:r>
+              <w:rPr>
+                <w:rStyle w:val="Name"/>
+              </w:rPr>
+              <w:t>UnsignedInteger</w:t>
+            </w:r>
+          </w:p>
+        </w:tc>
+        <w:tc>
+          <w:tcPr>
+            <w:tcW w:w="2448" w:type="dxa"/>
+          </w:tcPr>
+          <w:p>
+            <w:pPr>
+              <w:rPr>
+                <w:rStyle w:val="Name"/>
+              </w:rPr>
+            </w:pPr>
+            <w:r>
+              <w:rPr>
+                <w:rStyle w:val="Name"/>
+              </w:rPr>
+              <w:t>Decimal</w:t>
+            </w:r>
+          </w:p>
+        </w:tc>
+      </w:tr>
+      <w:tr>
+        <w:tc>
+          <w:tcPr>
+            <w:tcW w:w="3080" w:type="dxa"/>
+          </w:tcPr>
+          <w:p>
+            <w:pPr>
+              <w:rPr>
+                <w:rStyle w:val="Name"/>
+              </w:rPr>
+            </w:pPr>
+            <w:r>
+              <w:rPr>
+                <w:rStyle w:val="Name"/>
+              </w:rPr>
+              <w:t>Decimal</w:t>
+            </w:r>
+          </w:p>
+        </w:tc>
+        <w:tc>
+          <w:tcPr>
+            <w:tcW w:w="2448" w:type="dxa"/>
+          </w:tcPr>
+          <w:p>
+            <w:pPr>
+              <w:rPr>
+                <w:rStyle w:val="Name"/>
+              </w:rPr>
+            </w:pPr>
+            <w:r>
+              <w:rPr>
+                <w:rStyle w:val="Name"/>
+              </w:rPr>
+              <w:t>Decimal</w:t>
+            </w:r>
+          </w:p>
+        </w:tc>
+      </w:tr>
+      <w:tr>
+        <w:tc>
+          <w:tcPr>
+            <w:tcW w:w="3080" w:type="dxa"/>
+          </w:tcPr>
+          <w:p>
+            <w:pPr>
+              <w:rPr>
+                <w:rStyle w:val="Name"/>
+              </w:rPr>
+            </w:pPr>
+            <w:r>
+              <w:rPr>
+                <w:rStyle w:val="Name"/>
+              </w:rPr>
+              <w:t>Currency</w:t>
+            </w:r>
+          </w:p>
+        </w:tc>
+        <w:tc>
+          <w:tcPr>
+            <w:tcW w:w="2448" w:type="dxa"/>
+          </w:tcPr>
+          <w:p>
+            <w:pPr>
+              <w:rPr>
+                <w:rStyle w:val="Name"/>
+              </w:rPr>
+            </w:pPr>
+            <w:r>
+              <w:rPr>
+                <w:rStyle w:val="Name"/>
+              </w:rPr>
+              <w:t>Decimal</w:t>
+            </w:r>
+          </w:p>
+        </w:tc>
+      </w:tr>
+      <w:tr>
+        <w:tc>
+          <w:tcPr>
+            <w:tcW w:w="3080" w:type="dxa"/>
+          </w:tcPr>
+          <w:p>
+            <w:pPr>
+              <w:rPr>
+                <w:rStyle w:val="Name"/>
+              </w:rPr>
+            </w:pPr>
+            <w:r>
+              <w:rPr>
+                <w:rStyle w:val="Name"/>
+              </w:rPr>
+              <w:t>Single</w:t>
+            </w:r>
+          </w:p>
+        </w:tc>
+        <w:tc>
+          <w:tcPr>
+            <w:tcW w:w="2448" w:type="dxa"/>
+          </w:tcPr>
+          <w:p>
+            <w:pPr>
+              <w:rPr>
+                <w:rStyle w:val="Name"/>
+              </w:rPr>
+            </w:pPr>
+            <w:r>
+              <w:rPr>
+                <w:rStyle w:val="Name"/>
+              </w:rPr>
+              <w:t>Single</w:t>
+            </w:r>
+          </w:p>
+        </w:tc>
+      </w:tr>
+      <w:tr>
+        <w:tc>
+          <w:tcPr>
+            <w:tcW w:w="3080" w:type="dxa"/>
+          </w:tcPr>
+          <w:p>
+            <w:pPr>
+              <w:rPr>
+                <w:rStyle w:val="Name"/>
+              </w:rPr>
+            </w:pPr>
+            <w:r>
+              <w:rPr>
+                <w:rStyle w:val="Name"/>
+              </w:rPr>
+              <w:t>Double</w:t>
+            </w:r>
+          </w:p>
+        </w:tc>
+        <w:tc>
+          <w:tcPr>
+            <w:tcW w:w="2448" w:type="dxa"/>
+          </w:tcPr>
+          <w:p>
+            <w:pPr>
+              <w:rPr>
+                <w:rStyle w:val="Name"/>
+              </w:rPr>
+            </w:pPr>
+            <w:r>
+              <w:rPr>
+                <w:rStyle w:val="Name"/>
+              </w:rPr>
+              <w:t>Double</w:t>
+            </w:r>
+          </w:p>
+        </w:tc>
+      </w:tr>
+      <w:tr>
+        <w:tc>
+          <w:tcPr>
+            <w:tcW w:w="3080" w:type="dxa"/>
+          </w:tcPr>
+          <w:p>
+            <w:pPr>
+              <w:rPr>
+                <w:rStyle w:val="Name"/>
+              </w:rPr>
+            </w:pPr>
+            <w:r>
+              <w:rPr>
+                <w:rStyle w:val="Name"/>
+              </w:rPr>
+              <w:t>Char</w:t>
+            </w:r>
+          </w:p>
+        </w:tc>
+        <w:tc>
+          <w:tcPr>
+            <w:tcW w:w="2448" w:type="dxa"/>
+          </w:tcPr>
+          <w:p>
+            <w:pPr>
+              <w:rPr>
+                <w:rStyle w:val="Name"/>
+              </w:rPr>
+            </w:pPr>
+            <w:r>
+              <w:rPr>
+                <w:rStyle w:val="Name"/>
+              </w:rPr>
+              <w:t>Char</w:t>
+            </w:r>
+          </w:p>
+        </w:tc>
+      </w:tr>
+      <w:tr>
+        <w:tc>
+          <w:tcPr>
+            <w:tcW w:w="3080" w:type="dxa"/>
+          </w:tcPr>
+          <w:p>
+            <w:pPr>
+              <w:rPr>
+                <w:rStyle w:val="Name"/>
+              </w:rPr>
+            </w:pPr>
+            <w:r>
+              <w:rPr>
+                <w:rStyle w:val="Name"/>
+              </w:rPr>
+              <w:t>String</w:t>
+            </w:r>
+          </w:p>
+        </w:tc>
+        <w:tc>
+          <w:tcPr>
+            <w:tcW w:w="2448" w:type="dxa"/>
+          </w:tcPr>
+          <w:p>
+            <w:pPr>
+              <w:rPr>
+                <w:rStyle w:val="Name"/>
+              </w:rPr>
+            </w:pPr>
+            <w:r>
+              <w:rPr>
+                <w:rStyle w:val="Name"/>
+              </w:rPr>
+              <w:t>string</w:t>
+            </w:r>
+          </w:p>
+        </w:tc>
+      </w:tr>
+      <w:tr>
+        <w:tc>
+          <w:tcPr>
+            <w:tcW w:w="3080" w:type="dxa"/>
+          </w:tcPr>
+          <w:p>
+            <w:pPr>
+              <w:rPr>
+                <w:rStyle w:val="Name"/>
+              </w:rPr>
+            </w:pPr>
+            <w:r>
+              <w:rPr>
+                <w:rStyle w:val="Name"/>
+              </w:rPr>
+              <w:t>Bstr</w:t>
+            </w:r>
+          </w:p>
+        </w:tc>
+        <w:tc>
+          <w:tcPr>
+            <w:tcW w:w="2448" w:type="dxa"/>
+          </w:tcPr>
+          <w:p>
+            <w:pPr>
+              <w:rPr>
+                <w:rStyle w:val="Name"/>
+              </w:rPr>
+            </w:pPr>
+            <w:r>
+              <w:rPr>
+                <w:rStyle w:val="Name"/>
+              </w:rPr>
+              <w:t>String</w:t>
+            </w:r>
+          </w:p>
+        </w:tc>
+      </w:tr>
+      <w:tr>
+        <w:tc>
+          <w:tcPr>
+            <w:tcW w:w="3080" w:type="dxa"/>
+          </w:tcPr>
+          <w:p>
+            <w:pPr>
+              <w:rPr>
+                <w:rStyle w:val="Name"/>
+              </w:rPr>
+            </w:pPr>
+            <w:r>
+              <w:rPr>
+                <w:rStyle w:val="Name"/>
+              </w:rPr>
+              <w:t>Lpstr</w:t>
+            </w:r>
+          </w:p>
+        </w:tc>
+        <w:tc>
+          <w:tcPr>
+            <w:tcW w:w="2448" w:type="dxa"/>
+          </w:tcPr>
+          <w:p>
+            <w:pPr>
+              <w:rPr>
+                <w:rStyle w:val="Name"/>
+              </w:rPr>
+            </w:pPr>
+            <w:r>
+              <w:rPr>
+                <w:rStyle w:val="Name"/>
+              </w:rPr>
+              <w:t>String</w:t>
+            </w:r>
+          </w:p>
+        </w:tc>
+      </w:tr>
+      <w:tr>
+        <w:tc>
+          <w:tcPr>
+            <w:tcW w:w="3080" w:type="dxa"/>
+          </w:tcPr>
+          <w:p>
+            <w:pPr>
+              <w:rPr>
+                <w:rStyle w:val="Name"/>
+              </w:rPr>
+            </w:pPr>
+            <w:r>
+              <w:rPr>
+                <w:rStyle w:val="Name"/>
+              </w:rPr>
+              <w:t>Lpwstr</w:t>
+            </w:r>
+          </w:p>
+        </w:tc>
+        <w:tc>
+          <w:tcPr>
+            <w:tcW w:w="2448" w:type="dxa"/>
+          </w:tcPr>
+          <w:p>
+            <w:pPr>
+              <w:rPr>
+                <w:rStyle w:val="Name"/>
+              </w:rPr>
+            </w:pPr>
+            <w:r>
+              <w:rPr>
+                <w:rStyle w:val="Name"/>
+              </w:rPr>
+              <w:t>String</w:t>
+            </w:r>
+          </w:p>
+        </w:tc>
+      </w:tr>
+      <w:tr>
+        <w:tc>
+          <w:tcPr>
+            <w:tcW w:w="3080" w:type="dxa"/>
+          </w:tcPr>
+          <w:p>
+            <w:pPr>
+              <w:rPr>
+                <w:rStyle w:val="Name"/>
+              </w:rPr>
+            </w:pPr>
+            <w:r>
+              <w:rPr>
+                <w:rStyle w:val="Name"/>
+              </w:rPr>
+              <w:t>Date</w:t>
+            </w:r>
+          </w:p>
+        </w:tc>
+        <w:tc>
+          <w:tcPr>
+            <w:tcW w:w="2448" w:type="dxa"/>
+          </w:tcPr>
+          <w:p>
+            <w:pPr>
+              <w:rPr>
+                <w:rStyle w:val="Name"/>
+              </w:rPr>
+            </w:pPr>
+            <w:r>
+              <w:rPr>
+                <w:rStyle w:val="Name"/>
+              </w:rPr>
+              <w:t>DateOnly</w:t>
+            </w:r>
+          </w:p>
+        </w:tc>
+      </w:tr>
+      <w:tr>
+        <w:tc>
+          <w:tcPr>
+            <w:tcW w:w="3080" w:type="dxa"/>
+          </w:tcPr>
+          <w:p>
+            <w:pPr>
+              <w:rPr>
+                <w:rStyle w:val="Name"/>
+              </w:rPr>
+            </w:pPr>
+            <w:r>
+              <w:rPr>
+                <w:rStyle w:val="Name"/>
+              </w:rPr>
+              <w:t>DateTime</w:t>
+            </w:r>
+          </w:p>
+        </w:tc>
+        <w:tc>
+          <w:tcPr>
+            <w:tcW w:w="2448" w:type="dxa"/>
+          </w:tcPr>
+          <w:p>
+            <w:pPr>
+              <w:rPr>
+                <w:rStyle w:val="Name"/>
+              </w:rPr>
+            </w:pPr>
+            <w:r>
+              <w:rPr>
+                <w:rStyle w:val="Name"/>
+              </w:rPr>
+              <w:t>DateTime</w:t>
+            </w:r>
+          </w:p>
+        </w:tc>
+      </w:tr>
+      <w:tr>
+        <w:tc>
+          <w:tcPr>
+            <w:tcW w:w="3080" w:type="dxa"/>
+          </w:tcPr>
+          <w:p>
+            <w:pPr>
+              <w:rPr>
+                <w:rStyle w:val="Name"/>
+              </w:rPr>
+            </w:pPr>
+            <w:r>
+              <w:rPr>
+                <w:rStyle w:val="Name"/>
+              </w:rPr>
+              <w:t>Boolean</w:t>
+            </w:r>
+          </w:p>
+        </w:tc>
+        <w:tc>
+          <w:tcPr>
+            <w:tcW w:w="2448" w:type="dxa"/>
+          </w:tcPr>
+          <w:p>
+            <w:pPr>
+              <w:rPr>
+                <w:rStyle w:val="Name"/>
+              </w:rPr>
+            </w:pPr>
+            <w:r>
+              <w:rPr>
+                <w:rStyle w:val="Name"/>
+              </w:rPr>
+              <w:t>Boolean</w:t>
+            </w:r>
+          </w:p>
+        </w:tc>
+      </w:tr>
+      <w:tr>
+        <w:tc>
+          <w:tcPr>
+            <w:tcW w:w="3080" w:type="dxa"/>
+          </w:tcPr>
+          <w:p>
+            <w:pPr>
+              <w:rPr>
+                <w:rStyle w:val="Name"/>
+              </w:rPr>
+            </w:pPr>
+            <w:r>
+              <w:rPr>
+                <w:rStyle w:val="Name"/>
+              </w:rPr>
+              <w:t>Null</w:t>
+            </w:r>
+          </w:p>
+        </w:tc>
+        <w:tc>
+          <w:tcPr>
+            <w:tcW w:w="2448" w:type="dxa"/>
+          </w:tcPr>
+          <w:p>
+            <w:pPr>
+              <w:rPr>
+                <w:rStyle w:val="Name"/>
+              </w:rPr>
+            </w:pPr>
+            <w:r>
+              <w:rPr>
+                <w:rStyle w:val="Name"/>
+              </w:rPr>
+              <w:t>DBNull</w:t>
+            </w:r>
+          </w:p>
+        </w:tc>
+      </w:tr>
+      <w:tr>
+        <w:tc>
+          <w:tcPr>
+            <w:tcW w:w="3080" w:type="dxa"/>
+          </w:tcPr>
+          <w:p>
+            <w:pPr>
+              <w:rPr>
+                <w:rStyle w:val="Name"/>
+              </w:rPr>
+            </w:pPr>
+            <w:r>
+              <w:rPr>
+                <w:rStyle w:val="Name"/>
+              </w:rPr>
+              <w:t>HexInt</w:t>
+            </w:r>
+          </w:p>
+        </w:tc>
+        <w:tc>
+          <w:tcPr>
+            <w:tcW w:w="2448" w:type="dxa"/>
+          </w:tcPr>
+          <w:p>
+            <w:pPr>
+              <w:rPr>
+                <w:rStyle w:val="Name"/>
+              </w:rPr>
+            </w:pPr>
+            <w:r>
+              <w:rPr>
+                <w:rStyle w:val="Name"/>
+              </w:rPr>
+              <w:t>HexInt</w:t>
+            </w:r>
+          </w:p>
+        </w:tc>
+      </w:tr>
+      <w:tr>
+        <w:tc>
+          <w:tcPr>
+            <w:tcW w:w="3080" w:type="dxa"/>
+          </w:tcPr>
+          <w:p>
+            <w:pPr>
+              <w:rPr>
+                <w:rStyle w:val="Name"/>
+              </w:rPr>
+            </w:pPr>
+            <w:r>
+              <w:rPr>
+                <w:rStyle w:val="Name"/>
+              </w:rPr>
+              <w:t>Guid</w:t>
+            </w:r>
+          </w:p>
+        </w:tc>
+        <w:tc>
+          <w:tcPr>
+            <w:tcW w:w="2448" w:type="dxa"/>
+          </w:tcPr>
+          <w:p>
+            <w:pPr>
+              <w:rPr>
+                <w:rStyle w:val="Name"/>
+              </w:rPr>
+            </w:pPr>
+            <w:r>
+              <w:rPr>
+                <w:rStyle w:val="Name"/>
+              </w:rPr>
+              <w:t>Guid</w:t>
+            </w:r>
+          </w:p>
+        </w:tc>
+      </w:tr>
+      <w:tr>
+        <w:tc>
+          <w:tcPr>
+            <w:tcW w:w="3080" w:type="dxa"/>
+          </w:tcPr>
+          <w:p>
+            <w:pPr>
+              <w:rPr>
+                <w:rStyle w:val="Name"/>
+              </w:rPr>
+            </w:pPr>
+            <w:r>
+              <w:rPr>
+                <w:rStyle w:val="Name"/>
+              </w:rPr>
+              <w:lastRenderedPageBreak/>
+              <w:t>ClipboardData</w:t>
+            </w:r>
+          </w:p>
+        </w:tc>
+        <w:tc>
+          <w:tcPr>
+            <w:tcW w:w="2448" w:type="dxa"/>
+          </w:tcPr>
+          <w:p>
+            <w:pPr>
+              <w:rPr>
+                <w:rStyle w:val="Name"/>
+              </w:rPr>
+            </w:pPr>
+            <w:r>
+              <w:rPr>
+                <w:rStyle w:val="Name"/>
+              </w:rPr>
+              <w:t>VClipboardData</w:t>
+            </w:r>
+          </w:p>
+        </w:tc>
+      </w:tr>
+      <w:tr>
+        <w:tc>
+          <w:tcPr>
+            <w:tcW w:w="3080" w:type="dxa"/>
+          </w:tcPr>
+          <w:p>
+            <w:pPr>
+              <w:rPr>
+                <w:rStyle w:val="Name"/>
+              </w:rPr>
+            </w:pPr>
+            <w:r>
+              <w:rPr>
+                <w:rStyle w:val="Name"/>
+              </w:rPr>
+              <w:t>Blob</w:t>
+            </w:r>
+          </w:p>
+        </w:tc>
+        <w:tc>
+          <w:tcPr>
+            <w:tcW w:w="2448" w:type="dxa"/>
+          </w:tcPr>
+          <w:p>
+            <w:pPr>
+              <w:rPr>
+                <w:rStyle w:val="Name"/>
+              </w:rPr>
+            </w:pPr>
+            <w:r>
+              <w:rPr>
+                <w:rStyle w:val="Name"/>
+              </w:rPr>
+              <w:t>byte[]</w:t>
+            </w:r>
+          </w:p>
+        </w:tc>
+      </w:tr>
+      <w:tr>
+        <w:tc>
+          <w:tcPr>
+            <w:tcW w:w="3080" w:type="dxa"/>
+          </w:tcPr>
+          <w:p>
+            <w:pPr>
+              <w:rPr>
+                <w:rStyle w:val="Name"/>
+              </w:rPr>
+            </w:pPr>
+            <w:r>
+              <w:rPr>
+                <w:rStyle w:val="Name"/>
+              </w:rPr>
+              <w:t>OB</w:t>
+            </w:r>
+            <w:r>
+              <w:rPr>
+                <w:rStyle w:val="Name"/>
+              </w:rPr>
+              <w:t>lob</w:t>
+            </w:r>
+          </w:p>
+        </w:tc>
+        <w:tc>
+          <w:tcPr>
+            <w:tcW w:w="2448" w:type="dxa"/>
+          </w:tcPr>
+          <w:p>
+            <w:pPr>
+              <w:rPr>
+                <w:rStyle w:val="Name"/>
+              </w:rPr>
+            </w:pPr>
+            <w:r>
+              <w:rPr>
+                <w:rStyle w:val="Name"/>
+              </w:rPr>
+              <w:t>byte[]</w:t>
+            </w:r>
+          </w:p>
+        </w:tc>
+      </w:tr>
+      <w:tr>
+        <w:tc>
+          <w:tcPr>
+            <w:tcW w:w="3080" w:type="dxa"/>
+          </w:tcPr>
+          <w:p>
+            <w:pPr>
+              <w:rPr>
+                <w:rStyle w:val="Name"/>
+              </w:rPr>
+            </w:pPr>
+            <w:r>
+              <w:rPr>
+                <w:rStyle w:val="Name"/>
+              </w:rPr>
+              <w:t>Storage</w:t>
+            </w:r>
+          </w:p>
+        </w:tc>
+        <w:tc>
+          <w:tcPr>
+            <w:tcW w:w="2448" w:type="dxa"/>
+          </w:tcPr>
+          <w:p>
+            <w:pPr>
+              <w:rPr>
+                <w:rStyle w:val="Name"/>
+              </w:rPr>
+            </w:pPr>
+            <w:r>
+              <w:rPr>
+                <w:rStyle w:val="Name"/>
+              </w:rPr>
+              <w:t>byte[]</w:t>
+            </w:r>
+          </w:p>
+        </w:tc>
+      </w:tr>
+      <w:tr>
+        <w:tc>
+          <w:tcPr>
+            <w:tcW w:w="3080" w:type="dxa"/>
+          </w:tcPr>
+          <w:p>
+            <w:pPr>
+              <w:rPr>
+                <w:rStyle w:val="Name"/>
+              </w:rPr>
+            </w:pPr>
+            <w:r>
+              <w:rPr>
+                <w:rStyle w:val="Name"/>
+              </w:rPr>
+              <w:t>OStream</w:t>
+            </w:r>
+          </w:p>
+        </w:tc>
+        <w:tc>
+          <w:tcPr>
+            <w:tcW w:w="2448" w:type="dxa"/>
+          </w:tcPr>
+          <w:p>
+            <w:pPr>
+              <w:rPr>
+                <w:rStyle w:val="Name"/>
+              </w:rPr>
+            </w:pPr>
+            <w:r>
+              <w:rPr>
+                <w:rStyle w:val="Name"/>
+              </w:rPr>
+              <w:t>byte[]</w:t>
+            </w:r>
+          </w:p>
+        </w:tc>
+      </w:tr>
+      <w:tr>
+        <w:tc>
+          <w:tcPr>
+            <w:tcW w:w="3080" w:type="dxa"/>
+          </w:tcPr>
+          <w:p>
+            <w:pPr>
+              <w:rPr>
+                <w:rStyle w:val="Name"/>
+              </w:rPr>
+            </w:pPr>
+            <w:r>
+              <w:rPr>
+                <w:rStyle w:val="Name"/>
+              </w:rPr>
+              <w:t>VStream</w:t>
+            </w:r>
+          </w:p>
+        </w:tc>
+        <w:tc>
+          <w:tcPr>
+            <w:tcW w:w="2448" w:type="dxa"/>
+          </w:tcPr>
+          <w:p>
+            <w:pPr>
+              <w:rPr>
+                <w:rStyle w:val="Name"/>
+              </w:rPr>
+            </w:pPr>
+            <w:r>
+              <w:rPr>
+                <w:rStyle w:val="Name"/>
+              </w:rPr>
+              <w:t>VStreamData</w:t>
+            </w:r>
+          </w:p>
+        </w:tc>
+      </w:tr>
+      <w:tr>
+        <w:tc>
+          <w:tcPr>
+            <w:tcW w:w="3080" w:type="dxa"/>
+          </w:tcPr>
+          <w:p>
+            <w:pPr>
+              <w:rPr>
+                <w:rStyle w:val="Name"/>
+              </w:rPr>
+            </w:pPr>
+            <w:r>
+              <w:rPr>
+                <w:rStyle w:val="Name"/>
+              </w:rPr>
+              <w:t>Variant</w:t>
+            </w:r>
+          </w:p>
+        </w:tc>
+        <w:tc>
+          <w:tcPr>
+            <w:tcW w:w="2448" w:type="dxa"/>
+          </w:tcPr>
+          <w:p>
+            <w:pPr>
+              <w:rPr>
+                <w:rStyle w:val="Name"/>
+              </w:rPr>
+            </w:pPr>
+            <w:r>
+              <w:rPr>
+                <w:rStyle w:val="Name"/>
+              </w:rPr>
+              <w:t>Variant</w:t>
+            </w:r>
+          </w:p>
+        </w:tc>
+      </w:tr>
+    </w:tbl>
+    <w:p>
+      <w:pPr>
+        <w:pStyle w:val="Normalparagraph"/>
+        <w:rPr>
+          <w:rStyle w:val="Name"/>
+          <w:rFonts w:ascii="Calibri" w:hAnsi="Calibri"/>
+          <w:noProof w:val="0"/>
+          <w:color w:val="000000"/>
+        </w:rPr>
+      </w:pPr>
+      <w:r>
+        <w:rPr>
+          <w:rStyle w:val="Name"/>
+          <w:rFonts w:ascii="Calibri" w:hAnsi="Calibri"/>
+          <w:noProof w:val="0"/>
+          <w:color w:val="000000"/>
+        </w:rPr>
+        <w:t xml:space="preserve">Variant class offers </w:t>
+      </w:r>
+      <w:r>
+        <w:rPr>
+          <w:rStyle w:val="Name"/>
+          <w:rFonts w:ascii="Calibri" w:hAnsi="Calibri"/>
+          <w:noProof w:val="0"/>
+          <w:color w:val="000000"/>
+        </w:rPr>
+        <w:t xml:space="preserve">methods </w:t>
+      </w:r>
+      <w:r>
+        <w:rPr>
+          <w:rStyle w:val="Name"/>
+          <w:rFonts w:ascii="Calibri" w:hAnsi="Calibri"/>
+          <w:noProof w:val="0"/>
+          <w:color w:val="000000"/>
+        </w:rPr>
+        <w:t>t</w:t>
+      </w:r>
+      <w:r>
+        <w:rPr>
+          <w:rStyle w:val="Name"/>
+          <w:rFonts w:ascii="Calibri" w:hAnsi="Calibri"/>
+          <w:noProof w:val="0"/>
+          <w:color w:val="000000"/>
+        </w:rPr>
+        <w:t>o convert internal data to other datatype.</w:t>
+      </w:r>
+    </w:p>
+    <w:p>
+      <w:pPr>
+        <w:pStyle w:val="Heading3"/>
+      </w:pPr>
+      <w:bookmarkStart w:id="21" w:name="_ArrayVariant"/>
+      <w:bookmarkEnd w:id="21"/>
+      <w:r>
+        <w:t>ArrayVariant</w:t>
+      </w:r>
+    </w:p>
+    <w:p>
+      <w:pPr>
+        <w:pStyle w:val="Normalparagraph"/>
+      </w:pPr>
+      <w:r>
+        <w:t xml:space="preserve">The </w:t>
+      </w:r>
+      <w:r>
+        <w:rPr>
+          <w:rStyle w:val="Name"/>
+        </w:rPr>
+        <w:t>ArrayVariant</w:t>
+      </w:r>
+      <w:r>
+        <w:t xml:space="preserve"> </w:t>
+      </w:r>
+      <w:r>
+        <w:t xml:space="preserve">class is </w:t>
+      </w:r>
+      <w:r>
+        <w:t xml:space="preserve">a </w:t>
+      </w:r>
+      <w:r>
+        <w:rPr>
+          <w:rStyle w:val="Name"/>
+        </w:rPr>
+        <w:t>V</w:t>
+      </w:r>
+      <w:r>
+        <w:rPr>
+          <w:rStyle w:val="Name"/>
+        </w:rPr>
+        <w:t>ariant</w:t>
+      </w:r>
+      <w:r>
+        <w:t xml:space="preserve"> that contains an array of elements with a specified base type</w:t>
+      </w:r>
+      <w:r>
+        <w:t xml:space="preserve">, and lower and upper </w:t>
+      </w:r>
+      <w:r>
+        <w:t>bounds.</w:t>
+      </w:r>
+      <w:r>
+        <w:t xml:space="preserve"> </w:t>
+      </w:r>
+      <w:r>
+        <w:t>It provides indexed access to the items of the</w:t>
+      </w:r>
+      <w:r>
+        <w:t xml:space="preserve"> </w:t>
+      </w:r>
+      <w:r>
+        <w:rPr>
+          <w:rStyle w:val="Name"/>
+        </w:rPr>
+        <w:t>ArrayVariant</w:t>
+      </w:r>
+      <w:r>
+        <w:t xml:space="preserve">, where each item has the same </w:t>
+      </w:r>
+      <w:r>
+        <w:rPr>
+          <w:rStyle w:val="Name"/>
+        </w:rPr>
+        <w:t>VariantType</w:t>
+      </w:r>
+      <w:r>
+        <w:t>.</w:t>
+      </w:r>
+    </w:p>
+    <w:p>
+      <w:pPr>
+        <w:pStyle w:val="Heading3"/>
+      </w:pPr>
+      <w:bookmarkStart w:id="22" w:name="_VectorVariant"/>
+      <w:bookmarkEnd w:id="22"/>
+      <w:r>
+        <w:t>VectorVariant</w:t>
+      </w:r>
+    </w:p>
+    <w:p>
+      <w:pPr>
+        <w:pStyle w:val="Normalparagraph"/>
+      </w:pPr>
+      <w:r>
+        <w:t xml:space="preserve">The </w:t>
+      </w:r>
+      <w:r>
+        <w:rPr>
+          <w:rStyle w:val="Name"/>
+        </w:rPr>
+        <w:t xml:space="preserve">VectorVariant </w:t>
+      </w:r>
+      <w:r>
+        <w:t>class is also</w:t>
+      </w:r>
+      <w:r>
+        <w:t xml:space="preserve"> </w:t>
+      </w:r>
+      <w:r>
+        <w:t xml:space="preserve">a </w:t>
+      </w:r>
+      <w:r>
+        <w:rPr>
+          <w:rStyle w:val="Name"/>
+        </w:rPr>
+        <w:t>V</w:t>
+      </w:r>
+      <w:r>
+        <w:rPr>
+          <w:rStyle w:val="Name"/>
+        </w:rPr>
+        <w:t>ariant</w:t>
+      </w:r>
+      <w:r>
+        <w:t xml:space="preserve"> that contains a dynamic vector (list) of elements with a specified base type.</w:t>
+      </w:r>
+      <w:r>
+        <w:t xml:space="preserve"> </w:t>
+      </w:r>
+      <w:r>
+        <w:t xml:space="preserve">It differs from ArrayVariant </w:t>
+      </w:r>
+      <w:r>
+        <w:t xml:space="preserve">in this, that each item of the </w:t>
+      </w:r>
+      <w:r>
+        <w:rPr>
+          <w:rStyle w:val="Name"/>
+        </w:rPr>
+        <w:t>VectorVariant</w:t>
+      </w:r>
+      <w:r>
+        <w:t xml:space="preserve"> can be </w:t>
+      </w:r>
+      <w:r>
+        <w:t>of different type.</w:t>
+      </w:r>
+    </w:p>
+    <w:p>
+      <w:pPr>
+        <w:pStyle w:val="Heading3"/>
+      </w:pPr>
+      <w:bookmarkStart w:id="23" w:name="_VStreamData"/>
+      <w:bookmarkEnd w:id="23"/>
+      <w:r>
+        <w:t>VStreamData</w:t>
+      </w:r>
+    </w:p>
+    <w:p>
+      <w:pPr>
+        <w:pStyle w:val="Normalparagraph"/>
+      </w:pPr>
+      <w:r>
+        <w:t xml:space="preserve">When </w:t>
+      </w:r>
+      <w:r>
+        <w:rPr>
+          <w:rStyle w:val="Name"/>
+        </w:rPr>
+        <w:t>Variant</w:t>
+      </w:r>
+      <w:r>
+        <w:t xml:space="preserve"> data </w:t>
+      </w:r>
+      <w:r>
+        <w:t xml:space="preserve">of the </w:t>
+      </w:r>
+      <w:r>
+        <w:rPr>
+          <w:rStyle w:val="Name"/>
+        </w:rPr>
+        <w:t>V</w:t>
+      </w:r>
+      <w:r>
+        <w:rPr>
+          <w:rStyle w:val="Name"/>
+        </w:rPr>
+        <w:t>Stream</w:t>
+      </w:r>
+      <w:r>
+        <w:t xml:space="preserve"> </w:t>
+      </w:r>
+      <w:r>
+        <w:t xml:space="preserve">is stored in OpenXml, </w:t>
+      </w:r>
+      <w:r>
+        <w:rPr>
+          <w:rStyle w:val="Name"/>
+        </w:rPr>
+        <w:t>VStreamData</w:t>
+      </w:r>
+      <w:r>
+        <w:t xml:space="preserve"> represents </w:t>
+      </w:r>
+      <w:r>
+        <w:t>a versioned stream</w:t>
+      </w:r>
+      <w:r>
+        <w:t>. It has two properties:</w:t>
       </w:r>
     </w:p>
     <w:p>
@@ -4402,265 +6267,582 @@
         <w:pStyle w:val="ListParagraph"/>
         <w:numPr>
           <w:ilvl w:val="0"/>
-          <w:numId w:val="7"/>
+          <w:numId w:val="11"/>
         </w:numPr>
       </w:pPr>
       <w:r>
         <w:rPr>
           <w:rStyle w:val="Name"/>
         </w:rPr>
-        <w:t>Percent</w:t>
-      </w:r>
-      <w:r>
-        <w:rPr>
-          <w:rStyle w:val="Name"/>
-        </w:rPr>
-        <w:t>age</w:t>
-      </w:r>
-      <w:r>
-        <w:t xml:space="preserve"> – represents a percentage value stored as an integer number. Supports implicit conversions to/from numeric types and string representations with optional "%" suffix. </w:t>
-      </w:r>
-      <w:r>
-        <w:t>Conversion to/from double and single precision floating-point types involves scaling by 100 to support fractional percentages.</w:t>
-      </w:r>
-      <w:r>
-        <w:t xml:space="preserve"> This type is convenient to DrawingML.</w:t>
-      </w:r>
-    </w:p>
-    <w:p>
-      <w:pPr>
-        <w:pStyle w:val="Heading2"/>
-      </w:pPr>
-      <w:r>
-        <w:lastRenderedPageBreak/>
-        <w:t>Variant types</w:t>
-      </w:r>
-    </w:p>
-    <w:p>
-      <w:pPr>
-        <w:pStyle w:val="Normalparagraph"/>
-      </w:pPr>
-      <w:r>
-        <w:t>variant types – representing types used when various datatypes are needed:</w:t>
+        <w:t>Version</w:t>
+      </w:r>
+      <w:r>
+        <w:t xml:space="preserve"> – </w:t>
+      </w:r>
+      <w:r>
+        <w:t>a</w:t>
+      </w:r>
+      <w:r>
+        <w:t xml:space="preserve"> </w:t>
+      </w:r>
+      <w:r>
+        <w:t xml:space="preserve">GUID identifier </w:t>
+      </w:r>
+      <w:r>
+        <w:t xml:space="preserve">of the </w:t>
+      </w:r>
+      <w:r>
+        <w:t>data,</w:t>
       </w:r>
     </w:p>
     <w:p>
       <w:pPr>
         <w:pStyle w:val="ListParagraph"/>
         <w:numPr>
-          <w:ilvl w:val="1"/>
-          <w:numId w:val="7"/>
+          <w:ilvl w:val="0"/>
+          <w:numId w:val="11"/>
         </w:numPr>
       </w:pPr>
       <w:r>
         <w:rPr>
           <w:rStyle w:val="Name"/>
         </w:rPr>
+        <w:t>Data</w:t>
+      </w:r>
+      <w:r>
+        <w:t xml:space="preserve"> – an array of bytes</w:t>
+      </w:r>
+      <w:r>
+        <w:t>.</w:t>
+      </w:r>
+    </w:p>
+    <w:p>
+      <w:pPr>
+        <w:pStyle w:val="Heading3"/>
+      </w:pPr>
+      <w:bookmarkStart w:id="24" w:name="_VClipboardData"/>
+      <w:bookmarkEnd w:id="24"/>
+      <w:r>
+        <w:t>VClipboardData</w:t>
+      </w:r>
+    </w:p>
+    <w:p>
+      <w:pPr>
+        <w:pStyle w:val="Normalparagraph"/>
+      </w:pPr>
+      <w:r>
+        <w:t>Similarly, w</w:t>
+      </w:r>
+      <w:r>
+        <w:t xml:space="preserve">hen </w:t>
+      </w:r>
+      <w:r>
+        <w:rPr>
+          <w:rStyle w:val="Name"/>
+        </w:rPr>
         <w:t>Variant</w:t>
       </w:r>
       <w:r>
-        <w:t xml:space="preserve"> – represents a </w:t>
-      </w:r>
-      <w:r>
-        <w:t>variant value that can hold any supported type, similar to a COM VARIANT.</w:t>
+        <w:t xml:space="preserve"> data is stored in OpenXml, </w:t>
+      </w:r>
+      <w:r>
+        <w:rPr>
+          <w:rStyle w:val="Name"/>
+        </w:rPr>
+        <w:t xml:space="preserve">VClipboardData </w:t>
+      </w:r>
+      <w:r>
+        <w:t xml:space="preserve">represents </w:t>
+      </w:r>
+      <w:r>
+        <w:t xml:space="preserve">clipboard data with </w:t>
+      </w:r>
+      <w:r>
+        <w:t>three properties:</w:t>
       </w:r>
     </w:p>
     <w:p>
       <w:pPr>
         <w:pStyle w:val="ListParagraph"/>
         <w:numPr>
-          <w:ilvl w:val="1"/>
-          <w:numId w:val="7"/>
+          <w:ilvl w:val="0"/>
+          <w:numId w:val="11"/>
         </w:numPr>
       </w:pPr>
       <w:r>
         <w:rPr>
           <w:rStyle w:val="Name"/>
         </w:rPr>
-        <w:t>ArrayVariant</w:t>
-      </w:r>
-      <w:r>
-        <w:t xml:space="preserve"> – r</w:t>
-      </w:r>
-      <w:r>
-        <w:t>epresents a variant that contains an array of elements with a specified base type and bounds.</w:t>
+        <w:t>Format</w:t>
+      </w:r>
+      <w:r>
+        <w:t xml:space="preserve"> – </w:t>
+      </w:r>
+      <w:r>
+        <w:t>integer identifier</w:t>
+      </w:r>
+      <w:r>
+        <w:t xml:space="preserve"> </w:t>
+      </w:r>
+      <w:r>
+        <w:t>of the data</w:t>
+      </w:r>
+      <w:r>
+        <w:t xml:space="preserve"> format</w:t>
+      </w:r>
+      <w:r>
+        <w:t>,</w:t>
       </w:r>
     </w:p>
     <w:p>
       <w:pPr>
         <w:pStyle w:val="ListParagraph"/>
         <w:numPr>
-          <w:ilvl w:val="1"/>
-          <w:numId w:val="7"/>
+          <w:ilvl w:val="0"/>
+          <w:numId w:val="11"/>
         </w:numPr>
       </w:pPr>
       <w:r>
         <w:rPr>
           <w:rStyle w:val="Name"/>
         </w:rPr>
-        <w:t xml:space="preserve">VectorVariant </w:t>
-      </w:r>
-      <w:r>
-        <w:t xml:space="preserve">– represents </w:t>
-      </w:r>
-      <w:r>
-        <w:t>a variant that contains a dynamic vector (list) of elements with a specified base type.</w:t>
+        <w:t xml:space="preserve">Size </w:t>
+      </w:r>
+      <w:r>
+        <w:t>– length of the data</w:t>
       </w:r>
     </w:p>
     <w:p>
       <w:pPr>
         <w:pStyle w:val="ListParagraph"/>
         <w:numPr>
-          <w:ilvl w:val="1"/>
-          <w:numId w:val="7"/>
+          <w:ilvl w:val="0"/>
+          <w:numId w:val="11"/>
         </w:numPr>
       </w:pPr>
       <w:r>
         <w:rPr>
           <w:rStyle w:val="Name"/>
         </w:rPr>
-        <w:t xml:space="preserve">VStreamData </w:t>
-      </w:r>
-      <w:r>
-        <w:t xml:space="preserve">– represents </w:t>
-      </w:r>
-      <w:r>
-        <w:t>a versioned stream data with a GUID identifier and binary content.</w:t>
+        <w:t>Data</w:t>
+      </w:r>
+      <w:r>
+        <w:t xml:space="preserve"> – an array of bytes</w:t>
+      </w:r>
+      <w:r>
+        <w:t>.</w:t>
+      </w:r>
+    </w:p>
+    <w:p>
+      <w:pPr>
+        <w:pStyle w:val="Heading2"/>
+      </w:pPr>
+      <w:bookmarkStart w:id="25" w:name="_Other_types"/>
+      <w:bookmarkEnd w:id="25"/>
+      <w:r>
+        <w:lastRenderedPageBreak/>
+        <w:t>O</w:t>
+      </w:r>
+      <w:r>
+        <w:t>ther types</w:t>
+      </w:r>
+    </w:p>
+    <w:p>
+      <w:pPr>
+        <w:pStyle w:val="Heading3"/>
+      </w:pPr>
+      <w:bookmarkStart w:id="26" w:name="_Base64Binary"/>
+      <w:bookmarkEnd w:id="26"/>
+      <w:r>
+        <w:t>Base64Binary</w:t>
+      </w:r>
+    </w:p>
+    <w:p>
+      <w:pPr>
+        <w:pStyle w:val="Normalparagraph"/>
+      </w:pPr>
+      <w:r>
+        <w:t xml:space="preserve">The </w:t>
+      </w:r>
+      <w:r>
+        <w:rPr>
+          <w:rStyle w:val="Name"/>
+        </w:rPr>
+        <w:t>Base64Binary</w:t>
+      </w:r>
+      <w:r>
+        <w:t xml:space="preserve"> </w:t>
+      </w:r>
+      <w:r>
+        <w:t>class</w:t>
+      </w:r>
+      <w:r>
+        <w:t xml:space="preserve"> </w:t>
+      </w:r>
+      <w:r>
+        <w:t>r</w:t>
+      </w:r>
+      <w:r>
+        <w:t>epresents binary data encoded as a Base64 string, used for embedding binary content in text-based formats.</w:t>
+      </w:r>
+      <w:r>
+        <w:t xml:space="preserve"> Similarly to </w:t>
+      </w:r>
+      <w:r>
+        <w:rPr>
+          <w:rStyle w:val="Name"/>
+        </w:rPr>
+        <w:t>HexBinary</w:t>
+      </w:r>
+      <w:r>
+        <w:t xml:space="preserve"> it is converted to/from a byte array, but the </w:t>
+      </w:r>
+      <w:r>
+        <w:t xml:space="preserve">serialization method is completely different. </w:t>
+      </w:r>
+      <w:r>
+        <w:rPr>
+          <w:rStyle w:val="Name"/>
+        </w:rPr>
+        <w:t>HexBinary</w:t>
+      </w:r>
+      <w:r>
+        <w:t xml:space="preserve"> should be used for rather short data, </w:t>
+      </w:r>
+      <w:r>
+        <w:t xml:space="preserve">and </w:t>
+      </w:r>
+      <w:r>
+        <w:rPr>
+          <w:rStyle w:val="Name"/>
+        </w:rPr>
+        <w:t>Base64Binary</w:t>
+      </w:r>
+      <w:r>
+        <w:t xml:space="preserve"> for longer </w:t>
+      </w:r>
+      <w:r>
+        <w:t xml:space="preserve">byte arrays, as the serialized string is shorter than in </w:t>
+      </w:r>
+      <w:r>
+        <w:rPr>
+          <w:rStyle w:val="Name"/>
+        </w:rPr>
+        <w:t>HexBinary</w:t>
+      </w:r>
+      <w:r>
+        <w:t>.</w:t>
+      </w:r>
+    </w:p>
+    <w:p>
+      <w:pPr>
+        <w:pStyle w:val="Heading3"/>
+      </w:pPr>
+      <w:bookmarkStart w:id="27" w:name="_UriString"/>
+      <w:bookmarkEnd w:id="27"/>
+      <w:r>
+        <w:t>UriString</w:t>
+      </w:r>
+    </w:p>
+    <w:p>
+      <w:pPr>
+        <w:pStyle w:val="Normalparagraph"/>
+      </w:pPr>
+      <w:r>
+        <w:t xml:space="preserve">C# </w:t>
+      </w:r>
+      <w:r>
+        <w:t xml:space="preserve">defines </w:t>
+      </w:r>
+      <w:r>
+        <w:rPr>
+          <w:rStyle w:val="Name"/>
+        </w:rPr>
+        <w:t>Uri</w:t>
+      </w:r>
+      <w:r>
+        <w:t xml:space="preserve"> </w:t>
+      </w:r>
+      <w:r>
+        <w:t>class as a complex datatype</w:t>
+      </w:r>
+      <w:r>
+        <w:t xml:space="preserve">, which provides methods for absolute and relative Universal </w:t>
+      </w:r>
+      <w:r>
+        <w:t xml:space="preserve">Resource Identifier resolution. The value of this type </w:t>
+      </w:r>
+      <w:r>
+        <w:t xml:space="preserve">does </w:t>
+      </w:r>
+      <w:r>
+        <w:t xml:space="preserve">not work well with </w:t>
+      </w:r>
+      <w:r>
+        <w:rPr>
+          <w:rStyle w:val="Name"/>
+        </w:rPr>
+        <w:t>XmlSerializer</w:t>
+      </w:r>
+      <w:r>
+        <w:t xml:space="preserve">, so a separate </w:t>
+      </w:r>
+      <w:r>
+        <w:rPr>
+          <w:rStyle w:val="Name"/>
+        </w:rPr>
+        <w:t>UriString</w:t>
+      </w:r>
+      <w:r>
+        <w:t xml:space="preserve"> </w:t>
+      </w:r>
+      <w:r>
+        <w:t>datatype. Its values are simply s</w:t>
+      </w:r>
+      <w:r>
+        <w:t>trings, but the format of the string</w:t>
+      </w:r>
+      <w:r>
+        <w:t xml:space="preserve"> </w:t>
+      </w:r>
+      <w:r>
+        <w:t xml:space="preserve">should </w:t>
+      </w:r>
+      <w:r>
+        <w:t xml:space="preserve">compatible </w:t>
+      </w:r>
+      <w:r>
+        <w:t xml:space="preserve">with </w:t>
+      </w:r>
+      <w:r>
+        <w:t>RFC 3986 standard</w:t>
+      </w:r>
+      <w:r>
+        <w:t xml:space="preserve"> </w:t>
+      </w:r>
+      <w:r>
+        <w:t>of</w:t>
+      </w:r>
+      <w:r>
+        <w:t xml:space="preserve"> Uri</w:t>
+      </w:r>
+    </w:p>
+    <w:p>
+      <w:pPr>
+        <w:pStyle w:val="Heading3"/>
+      </w:pPr>
+      <w:bookmarkStart w:id="28" w:name="_ListOf&lt;T&gt;"/>
+      <w:bookmarkEnd w:id="28"/>
+      <w:r>
+        <w:t>ListOf&lt;T&gt;</w:t>
+      </w:r>
+    </w:p>
+    <w:p>
+      <w:pPr>
+        <w:pStyle w:val="Normalparagraph"/>
+      </w:pPr>
+      <w:r>
+        <w:t xml:space="preserve">When </w:t>
+      </w:r>
+      <w:r>
+        <w:t xml:space="preserve">a property contains a short list of simple values, it should be represented by the </w:t>
+      </w:r>
+      <w:r>
+        <w:rPr>
+          <w:rStyle w:val="Name"/>
+        </w:rPr>
+        <w:t xml:space="preserve">ListOf&lt;T&gt; </w:t>
+      </w:r>
+      <w:r>
+        <w:t>class</w:t>
+      </w:r>
+      <w:r>
+        <w:t>.</w:t>
+      </w:r>
+      <w:r>
+        <w:t xml:space="preserve"> </w:t>
+      </w:r>
+      <w:r>
+        <w:t xml:space="preserve">It is a </w:t>
+      </w:r>
+      <w:r>
+        <w:t xml:space="preserve">generic </w:t>
+      </w:r>
+      <w:r>
+        <w:t xml:space="preserve">type with a declared </w:t>
+      </w:r>
+      <w:r>
+        <w:t xml:space="preserve">item type </w:t>
+      </w:r>
+      <w:r>
+        <w:rPr>
+          <w:rStyle w:val="Name"/>
+        </w:rPr>
+        <w:t>T</w:t>
+      </w:r>
+      <w:r>
+        <w:t xml:space="preserve">. When serialized, it is </w:t>
+      </w:r>
+      <w:r>
+        <w:t xml:space="preserve">mapped to a string, when items are separated with comma or semicolon </w:t>
+      </w:r>
+      <w:r>
+        <w:t>separators.</w:t>
+      </w:r>
+    </w:p>
+    <w:p>
+      <w:pPr>
+        <w:pStyle w:val="Heading3"/>
+      </w:pPr>
+      <w:bookmarkStart w:id="29" w:name="_StringList"/>
+      <w:bookmarkEnd w:id="29"/>
+      <w:r>
+        <w:t>StringList</w:t>
+      </w:r>
+    </w:p>
+    <w:p>
+      <w:pPr>
+        <w:pStyle w:val="Normalparagraph"/>
+      </w:pPr>
+      <w:r>
+        <w:t xml:space="preserve">The </w:t>
+      </w:r>
+      <w:r>
+        <w:rPr>
+          <w:rStyle w:val="Name"/>
+        </w:rPr>
+        <w:t xml:space="preserve">StringList </w:t>
+      </w:r>
+      <w:r>
+        <w:t xml:space="preserve">class is a </w:t>
+      </w:r>
+      <w:r>
+        <w:rPr>
+          <w:rStyle w:val="Name"/>
+        </w:rPr>
+        <w:t>ListOf&lt;string&gt;</w:t>
+      </w:r>
+      <w:r>
+        <w:t xml:space="preserve"> which</w:t>
+      </w:r>
+      <w:r>
+        <w:t xml:space="preserve"> represents </w:t>
+      </w:r>
+      <w:r>
+        <w:t>a collection of strings that can be parsed from and converted to comma-separated values.</w:t>
+      </w:r>
+    </w:p>
+    <w:p>
+      <w:pPr>
+        <w:pStyle w:val="Heading3"/>
+      </w:pPr>
+      <w:bookmarkStart w:id="30" w:name="_StrNumPair"/>
+      <w:bookmarkEnd w:id="30"/>
+      <w:r>
+        <w:t>StrNumPair</w:t>
+      </w:r>
+    </w:p>
+    <w:p>
+      <w:pPr>
+        <w:pStyle w:val="Normalparagraph"/>
+      </w:pPr>
+      <w:r>
+        <w:t xml:space="preserve">The </w:t>
+      </w:r>
+      <w:r>
+        <w:rPr>
+          <w:rStyle w:val="Name"/>
+        </w:rPr>
+        <w:t xml:space="preserve">StrNumPair </w:t>
+      </w:r>
+      <w:r>
+        <w:t>datatype</w:t>
+      </w:r>
+      <w:r>
+        <w:t xml:space="preserve"> represents </w:t>
+      </w:r>
+      <w:r>
+        <w:t xml:space="preserve">a pair structure that </w:t>
+      </w:r>
+      <w:r>
+        <w:t>has two components:</w:t>
       </w:r>
     </w:p>
     <w:p>
       <w:pPr>
         <w:pStyle w:val="ListParagraph"/>
         <w:numPr>
-          <w:ilvl w:val="1"/>
-          <w:numId w:val="7"/>
+          <w:ilvl w:val="0"/>
+          <w:numId w:val="12"/>
         </w:numPr>
       </w:pPr>
       <w:r>
-        <w:rPr>
-          <w:rStyle w:val="Name"/>
-        </w:rPr>
-        <w:t xml:space="preserve">VClipboardData </w:t>
-      </w:r>
-      <w:r>
-        <w:t xml:space="preserve">– represents </w:t>
-      </w:r>
-      <w:r>
-        <w:t>clipboard data with format information, size, and binary content.</w:t>
-      </w:r>
-    </w:p>
-    <w:p>
-      <w:pPr>
-        <w:pStyle w:val="Heading2"/>
-      </w:pPr>
-      <w:r>
-        <w:lastRenderedPageBreak/>
-        <w:t>O</w:t>
-      </w:r>
-      <w:r>
-        <w:t>ther types</w:t>
+        <w:t xml:space="preserve">Str </w:t>
+      </w:r>
+      <w:r>
+        <w:t>–</w:t>
+      </w:r>
+      <w:r>
+        <w:t xml:space="preserve"> </w:t>
+      </w:r>
+      <w:r>
+        <w:t xml:space="preserve">which is </w:t>
+      </w:r>
+      <w:r>
+        <w:t>a string</w:t>
       </w:r>
     </w:p>
     <w:p>
       <w:pPr>
         <w:pStyle w:val="ListParagraph"/>
         <w:numPr>
-          <w:ilvl w:val="1"/>
-          <w:numId w:val="7"/>
+          <w:ilvl w:val="0"/>
+          <w:numId w:val="12"/>
         </w:numPr>
       </w:pPr>
       <w:r>
-        <w:t xml:space="preserve">Base64Binary – </w:t>
-      </w:r>
-      <w:r>
-        <w:t>r</w:t>
-      </w:r>
-      <w:r>
-        <w:t>epresents binary data encoded as a Base64 string, used for embedding binary content in text-based formats.</w:t>
-      </w:r>
-    </w:p>
-    <w:p>
-      <w:pPr>
-        <w:pStyle w:val="ListParagraph"/>
-        <w:numPr>
-          <w:ilvl w:val="1"/>
-          <w:numId w:val="7"/>
-        </w:numPr>
-      </w:pPr>
-      <w:r>
-        <w:rPr>
-          <w:rStyle w:val="Name"/>
-        </w:rPr>
-        <w:t>UriString</w:t>
-      </w:r>
-      <w:r>
-        <w:t xml:space="preserve"> – represents an immutable wrapper for a Uri string value, providing value-based equality and encapsulation for Uri-related operations.</w:t>
-      </w:r>
-    </w:p>
-    <w:p>
-      <w:pPr>
-        <w:pStyle w:val="ListParagraph"/>
-        <w:numPr>
-          <w:ilvl w:val="1"/>
-          <w:numId w:val="7"/>
-        </w:numPr>
-      </w:pPr>
-      <w:r>
-        <w:rPr>
-          <w:rStyle w:val="Name"/>
-        </w:rPr>
-        <w:t xml:space="preserve">ListOf&lt;T&gt; </w:t>
-      </w:r>
-      <w:r>
-        <w:t>-</w:t>
-      </w:r>
-      <w:r>
-        <w:t xml:space="preserve"> r</w:t>
-      </w:r>
-      <w:r>
-        <w:t>epresents a generic list of values that implements XSD list semantics.</w:t>
-      </w:r>
-    </w:p>
-    <w:p>
-      <w:pPr>
-        <w:pStyle w:val="ListParagraph"/>
-        <w:numPr>
-          <w:ilvl w:val="1"/>
-          <w:numId w:val="7"/>
-        </w:numPr>
-      </w:pPr>
-      <w:r>
-        <w:rPr>
-          <w:rStyle w:val="Name"/>
-        </w:rPr>
-        <w:t xml:space="preserve">StringList </w:t>
-      </w:r>
-      <w:r>
-        <w:t xml:space="preserve">– represents </w:t>
-      </w:r>
-      <w:r>
-        <w:t>a collection of strings that can be parsed from and converted to comma-separated values.</w:t>
-      </w:r>
-    </w:p>
-    <w:p>
-      <w:pPr>
-        <w:pStyle w:val="ListParagraph"/>
-        <w:numPr>
-          <w:ilvl w:val="1"/>
-          <w:numId w:val="7"/>
-        </w:numPr>
-      </w:pPr>
-      <w:r>
-        <w:rPr>
-          <w:rStyle w:val="Name"/>
-        </w:rPr>
-        <w:t xml:space="preserve">StrNumPair </w:t>
-      </w:r>
-      <w:r>
-        <w:t xml:space="preserve">– represents </w:t>
-      </w:r>
-      <w:r>
-        <w:t>a pair structure that consist of a string and an integer value.</w:t>
+        <w:t>Num – whic</w:t>
+      </w:r>
+      <w:r>
+        <w:t xml:space="preserve">h is </w:t>
+      </w:r>
+      <w:r>
+        <w:t>an integer value.</w:t>
+      </w:r>
+    </w:p>
+    <w:p>
+      <w:pPr>
+        <w:pStyle w:val="Normalparagraph"/>
+      </w:pPr>
+      <w:r>
+        <w:t xml:space="preserve">The </w:t>
+      </w:r>
+      <w:r>
+        <w:rPr>
+          <w:rStyle w:val="Name"/>
+        </w:rPr>
+        <w:t>StrNumPair</w:t>
+      </w:r>
+      <w:r>
+        <w:t xml:space="preserve"> </w:t>
+      </w:r>
+      <w:r>
+        <w:t>data</w:t>
+      </w:r>
+      <w:r>
+        <w:t>t</w:t>
+      </w:r>
+      <w:r>
+        <w:t xml:space="preserve">ype </w:t>
+      </w:r>
+      <w:r>
+        <w:t xml:space="preserve">is </w:t>
+      </w:r>
+      <w:r>
+        <w:t xml:space="preserve">used in </w:t>
+      </w:r>
+      <w:r>
+        <w:t>one of document settings.</w:t>
       </w:r>
     </w:p>
     <w:p>
@@ -4856,8 +7038,1493 @@
     </w:p>
     <w:p>
       <w:pPr>
+        <w:pStyle w:val="Heading1"/>
+      </w:pPr>
+      <w:r>
+        <w:lastRenderedPageBreak/>
+        <w:t>Base Classes</w:t>
+      </w:r>
+    </w:p>
+    <w:p>
+      <w:pPr>
         <w:pStyle w:val="Normalparagraph"/>
       </w:pPr>
+      <w:r>
+        <w:t xml:space="preserve">Base classes constitute the foundation of </w:t>
+      </w:r>
+      <w:r>
+        <w:rPr>
+          <w:rStyle w:val="Name"/>
+        </w:rPr>
+        <w:t>D</w:t>
+      </w:r>
+      <w:r>
+        <w:rPr>
+          <w:rStyle w:val="Name"/>
+        </w:rPr>
+        <w:t>ocumentModel</w:t>
+      </w:r>
+      <w:r>
+        <w:t xml:space="preserve"> data types.</w:t>
+      </w:r>
+    </w:p>
+    <w:p>
+      <w:pPr>
+        <w:pStyle w:val="Heading3"/>
+      </w:pPr>
+      <w:r>
+        <w:t>ModelElement</w:t>
+      </w:r>
+    </w:p>
+    <w:p>
+      <w:pPr>
+        <w:pStyle w:val="Normalparagraph"/>
+      </w:pPr>
+      <w:r>
+        <w:t xml:space="preserve">The </w:t>
+      </w:r>
+      <w:r>
+        <w:rPr>
+          <w:rStyle w:val="Name"/>
+        </w:rPr>
+        <w:t>ModelElement</w:t>
+      </w:r>
+      <w:r>
+        <w:t xml:space="preserve"> class is the very base of all the model elements.</w:t>
+      </w:r>
+      <w:r>
+        <w:t xml:space="preserve"> It groups </w:t>
+      </w:r>
+      <w:r>
+        <w:t>element state properties:</w:t>
+      </w:r>
+    </w:p>
+    <w:p>
+      <w:pPr>
+        <w:pStyle w:val="ListParagraph"/>
+        <w:numPr>
+          <w:ilvl w:val="0"/>
+          <w:numId w:val="13"/>
+        </w:numPr>
+      </w:pPr>
+      <w:r>
+        <w:rPr>
+          <w:rStyle w:val="Name"/>
+        </w:rPr>
+        <w:t>IsLoading</w:t>
+      </w:r>
+      <w:r>
+        <w:rPr>
+          <w:rStyle w:val="Name"/>
+        </w:rPr>
+        <w:t xml:space="preserve"> </w:t>
+      </w:r>
+      <w:r>
+        <w:t xml:space="preserve">– specifies </w:t>
+      </w:r>
+      <w:r>
+        <w:t>that</w:t>
+      </w:r>
+      <w:r>
+        <w:t xml:space="preserve"> the element is currently load</w:t>
+      </w:r>
+      <w:r>
+        <w:t>ed from the document</w:t>
+      </w:r>
+      <w:r>
+        <w:t>.</w:t>
+      </w:r>
+    </w:p>
+    <w:p>
+      <w:pPr>
+        <w:pStyle w:val="ListParagraph"/>
+        <w:numPr>
+          <w:ilvl w:val="0"/>
+          <w:numId w:val="13"/>
+        </w:numPr>
+      </w:pPr>
+      <w:r>
+        <w:rPr>
+          <w:rStyle w:val="Name"/>
+        </w:rPr>
+        <w:t xml:space="preserve">IsLoaded </w:t>
+      </w:r>
+      <w:r>
+        <w:t xml:space="preserve">– specifies </w:t>
+      </w:r>
+      <w:r>
+        <w:t xml:space="preserve">that </w:t>
+      </w:r>
+      <w:r>
+        <w:t xml:space="preserve">the element </w:t>
+      </w:r>
+      <w:r>
+        <w:t>was loaded from the document.</w:t>
+      </w:r>
+    </w:p>
+    <w:p>
+      <w:pPr>
+        <w:pStyle w:val="ListParagraph"/>
+        <w:numPr>
+          <w:ilvl w:val="0"/>
+          <w:numId w:val="13"/>
+        </w:numPr>
+      </w:pPr>
+      <w:r>
+        <w:rPr>
+          <w:rStyle w:val="Name"/>
+        </w:rPr>
+        <w:t>IsEmpty</w:t>
+      </w:r>
+      <w:r>
+        <w:rPr>
+          <w:rStyle w:val="Name"/>
+        </w:rPr>
+        <w:t xml:space="preserve"> </w:t>
+      </w:r>
+      <w:r>
+        <w:t xml:space="preserve">– specifies </w:t>
+      </w:r>
+      <w:r>
+        <w:t xml:space="preserve">that </w:t>
+      </w:r>
+      <w:r>
+        <w:t xml:space="preserve">the element is empty, i.e. it does not contain any </w:t>
+      </w:r>
+      <w:r>
+        <w:t>other elements.</w:t>
+      </w:r>
+    </w:p>
+    <w:p>
+      <w:pPr>
+        <w:pStyle w:val="ListParagraph"/>
+        <w:numPr>
+          <w:ilvl w:val="0"/>
+          <w:numId w:val="13"/>
+        </w:numPr>
+      </w:pPr>
+      <w:r>
+        <w:rPr>
+          <w:rStyle w:val="Name"/>
+        </w:rPr>
+        <w:t xml:space="preserve">IsModified </w:t>
+      </w:r>
+      <w:r>
+        <w:t xml:space="preserve">– specifies </w:t>
+      </w:r>
+      <w:r>
+        <w:t xml:space="preserve">that </w:t>
+      </w:r>
+      <w:r>
+        <w:t>the element was modified after loading.</w:t>
+      </w:r>
+    </w:p>
+    <w:p>
+      <w:pPr>
+        <w:pStyle w:val="ListParagraph"/>
+        <w:numPr>
+          <w:ilvl w:val="0"/>
+          <w:numId w:val="13"/>
+        </w:numPr>
+      </w:pPr>
+      <w:r>
+        <w:rPr>
+          <w:rStyle w:val="Name"/>
+        </w:rPr>
+        <w:t xml:space="preserve">IsUpdating </w:t>
+      </w:r>
+      <w:r>
+        <w:t xml:space="preserve">– specifies </w:t>
+      </w:r>
+      <w:r>
+        <w:t xml:space="preserve">that </w:t>
+      </w:r>
+      <w:r>
+        <w:t>the element is currently updated in the document.</w:t>
+      </w:r>
+    </w:p>
+    <w:p>
+      <w:pPr>
+        <w:pStyle w:val="ListParagraph"/>
+        <w:numPr>
+          <w:ilvl w:val="0"/>
+          <w:numId w:val="13"/>
+        </w:numPr>
+      </w:pPr>
+      <w:r>
+        <w:rPr>
+          <w:rStyle w:val="Name"/>
+        </w:rPr>
+        <w:t xml:space="preserve">IsUpdated </w:t>
+      </w:r>
+      <w:r>
+        <w:t>– specifies that the element was upda</w:t>
+      </w:r>
+      <w:r>
+        <w:t>ted in the document</w:t>
+      </w:r>
+      <w:r>
+        <w:t>.s</w:t>
+      </w:r>
+    </w:p>
+    <w:p>
+      <w:pPr>
+        <w:pStyle w:val="Normalparagraph"/>
+      </w:pPr>
+      <w:r>
+        <w:t xml:space="preserve">The </w:t>
+      </w:r>
+      <w:r>
+        <w:rPr>
+          <w:rStyle w:val="Name"/>
+        </w:rPr>
+        <w:t>ModelElement</w:t>
+      </w:r>
+      <w:r>
+        <w:t xml:space="preserve"> </w:t>
+      </w:r>
+      <w:r>
+        <w:t>has optional properties</w:t>
+      </w:r>
+      <w:r>
+        <w:t xml:space="preserve"> of:</w:t>
+      </w:r>
+    </w:p>
+    <w:p>
+      <w:pPr>
+        <w:pStyle w:val="ListParagraph"/>
+        <w:numPr>
+          <w:ilvl w:val="0"/>
+          <w:numId w:val="14"/>
+        </w:numPr>
+      </w:pPr>
+      <w:r>
+        <w:rPr>
+          <w:rStyle w:val="Name"/>
+        </w:rPr>
+        <w:t>Parent</w:t>
+      </w:r>
+      <w:r>
+        <w:rPr>
+          <w:rStyle w:val="Name"/>
+        </w:rPr>
+        <w:t xml:space="preserve"> </w:t>
+      </w:r>
+      <w:r>
+        <w:t xml:space="preserve">– </w:t>
+      </w:r>
+      <w:r>
+        <w:t xml:space="preserve">an object which contains the current </w:t>
+      </w:r>
+      <w:r>
+        <w:t>element.</w:t>
+      </w:r>
+    </w:p>
+    <w:p>
+      <w:pPr>
+        <w:pStyle w:val="ListParagraph"/>
+        <w:numPr>
+          <w:ilvl w:val="0"/>
+          <w:numId w:val="14"/>
+        </w:numPr>
+      </w:pPr>
+      <w:r>
+        <w:rPr>
+          <w:rStyle w:val="Name"/>
+        </w:rPr>
+        <w:t xml:space="preserve">Collection </w:t>
+      </w:r>
+      <w:r>
+        <w:t>– a collection of elements which contains the current element.</w:t>
+      </w:r>
+    </w:p>
+    <w:p>
+      <w:pPr>
+        <w:pStyle w:val="Normalparagraph"/>
+      </w:pPr>
+      <w:r>
+        <w:t xml:space="preserve">Note that </w:t>
+      </w:r>
+      <w:r>
+        <w:rPr>
+          <w:rStyle w:val="Name"/>
+        </w:rPr>
+        <w:t>Parent</w:t>
+      </w:r>
+      <w:r>
+        <w:t xml:space="preserve"> and </w:t>
+      </w:r>
+      <w:r>
+        <w:rPr>
+          <w:rStyle w:val="Name"/>
+        </w:rPr>
+        <w:t>Collection</w:t>
+      </w:r>
+      <w:r>
+        <w:t xml:space="preserve"> </w:t>
+      </w:r>
+      <w:r>
+        <w:t>are represented separately</w:t>
+      </w:r>
+      <w:r>
+        <w:t xml:space="preserve">. Usually </w:t>
+      </w:r>
+      <w:r>
+        <w:t>the</w:t>
+      </w:r>
+      <w:r>
+        <w:t xml:space="preserve"> </w:t>
+      </w:r>
+      <w:r>
+        <w:rPr>
+          <w:rStyle w:val="Name"/>
+        </w:rPr>
+        <w:t>Collection</w:t>
+      </w:r>
+      <w:r>
+        <w:t xml:space="preserve"> should be </w:t>
+      </w:r>
+      <w:r>
+        <w:t xml:space="preserve">contained in the </w:t>
+      </w:r>
+      <w:r>
+        <w:rPr>
+          <w:rStyle w:val="Name"/>
+        </w:rPr>
+        <w:t>Parent</w:t>
+      </w:r>
+      <w:r>
+        <w:t xml:space="preserve"> object.</w:t>
+      </w:r>
+    </w:p>
+    <w:p>
+      <w:pPr>
+        <w:pStyle w:val="Normalparagraph"/>
+      </w:pPr>
+      <w:r>
+        <w:t xml:space="preserve">The </w:t>
+      </w:r>
+      <w:r>
+        <w:rPr>
+          <w:rStyle w:val="Name"/>
+        </w:rPr>
+        <w:t>ModelElement</w:t>
+      </w:r>
+      <w:r>
+        <w:t xml:space="preserve"> defines a set of methods to load</w:t>
+      </w:r>
+      <w:r>
+        <w:t>/</w:t>
+      </w:r>
+      <w:r>
+        <w:t xml:space="preserve">update </w:t>
+      </w:r>
+      <w:r>
+        <w:t>data from</w:t>
+      </w:r>
+      <w:r>
+        <w:t>/to</w:t>
+      </w:r>
+      <w:r>
+        <w:t xml:space="preserve"> OpenXml and to </w:t>
+      </w:r>
+      <w:r>
+        <w:t>not</w:t>
+      </w:r>
+      <w:r>
+        <w:t xml:space="preserve">ify </w:t>
+      </w:r>
+      <w:r>
+        <w:rPr>
+          <w:rStyle w:val="Name"/>
+        </w:rPr>
+        <w:t>Parent</w:t>
+      </w:r>
+      <w:r>
+        <w:t xml:space="preserve"> on</w:t>
+      </w:r>
+      <w:r>
+        <w:t xml:space="preserve"> data </w:t>
+      </w:r>
+      <w:r>
+        <w:t>modification</w:t>
+      </w:r>
+      <w:r>
+        <w:t>.</w:t>
+      </w:r>
+    </w:p>
+    <w:p>
+      <w:pPr>
+        <w:pStyle w:val="Heading3"/>
+      </w:pPr>
+      <w:r>
+        <w:t>ModelElement&lt;</w:t>
+      </w:r>
+      <w:r>
+        <w:t>OpenXm</w:t>
+      </w:r>
+      <w:r>
+        <w:t>l</w:t>
+      </w:r>
+      <w:r>
+        <w:t>T</w:t>
+      </w:r>
+      <w:r>
+        <w:t>ype</w:t>
+      </w:r>
+      <w:r>
+        <w:t>&gt;</w:t>
+      </w:r>
+    </w:p>
+    <w:p>
+      <w:pPr>
+        <w:pStyle w:val="Normalparagraph"/>
+      </w:pPr>
+      <w:r>
+        <w:t xml:space="preserve">The </w:t>
+      </w:r>
+      <w:r>
+        <w:rPr>
+          <w:rStyle w:val="Name"/>
+        </w:rPr>
+        <w:t>ModelElement</w:t>
+      </w:r>
+      <w:r>
+        <w:rPr>
+          <w:rStyle w:val="Name"/>
+        </w:rPr>
+        <w:t>&lt;</w:t>
+      </w:r>
+      <w:r>
+        <w:rPr>
+          <w:rStyle w:val="Name"/>
+        </w:rPr>
+        <w:t>OpenXmlType</w:t>
+      </w:r>
+      <w:r>
+        <w:rPr>
+          <w:rStyle w:val="Name"/>
+        </w:rPr>
+        <w:t xml:space="preserve">&gt; </w:t>
+      </w:r>
+      <w:r>
+        <w:t xml:space="preserve">is a </w:t>
+      </w:r>
+      <w:r>
+        <w:t xml:space="preserve">generic </w:t>
+      </w:r>
+      <w:r>
+        <w:t xml:space="preserve">class </w:t>
+      </w:r>
+      <w:r>
+        <w:t xml:space="preserve">which is </w:t>
+      </w:r>
+      <w:r>
+        <w:t>associated with the specific OpenXml element.</w:t>
+      </w:r>
+      <w:r>
+        <w:t xml:space="preserve"> When </w:t>
+      </w:r>
+      <w:r>
+        <w:t xml:space="preserve">a specific type is declared based on the generic class, </w:t>
+      </w:r>
+      <w:r>
+        <w:t xml:space="preserve">it is required that </w:t>
+      </w:r>
+      <w:r>
+        <w:t>an OpenXml element of this type exists or is created</w:t>
+      </w:r>
+      <w:r>
+        <w:t xml:space="preserve"> in the document</w:t>
+      </w:r>
+      <w:r>
+        <w:t xml:space="preserve">. </w:t>
+      </w:r>
+    </w:p>
+    <w:p>
+      <w:pPr>
+        <w:pStyle w:val="Normalparagraph"/>
+      </w:pPr>
+      <w:r>
+        <w:t xml:space="preserve">Two modes </w:t>
+      </w:r>
+      <w:r>
+        <w:t xml:space="preserve">of </w:t>
+      </w:r>
+      <w:r>
+        <w:rPr>
+          <w:rStyle w:val="Name"/>
+        </w:rPr>
+        <w:t>ModelElement</w:t>
+      </w:r>
+      <w:r>
+        <w:rPr>
+          <w:rStyle w:val="Name"/>
+        </w:rPr>
+        <w:t>&lt;</w:t>
+      </w:r>
+      <w:r>
+        <w:rPr>
+          <w:rStyle w:val="Name"/>
+        </w:rPr>
+        <w:t>OpenXmlType</w:t>
+      </w:r>
+      <w:r>
+        <w:rPr>
+          <w:rStyle w:val="Name"/>
+        </w:rPr>
+        <w:t xml:space="preserve">&gt; </w:t>
+      </w:r>
+      <w:r>
+        <w:t xml:space="preserve">usage </w:t>
+      </w:r>
+      <w:r>
+        <w:t>are designated:</w:t>
+      </w:r>
+    </w:p>
+    <w:p>
+      <w:pPr>
+        <w:pStyle w:val="ListParagraph"/>
+        <w:numPr>
+          <w:ilvl w:val="0"/>
+          <w:numId w:val="16"/>
+        </w:numPr>
+      </w:pPr>
+      <w:r>
+        <w:t>i</w:t>
+      </w:r>
+      <w:r>
+        <w:t>ndependent mode</w:t>
+      </w:r>
+      <w:r>
+        <w:t>,</w:t>
+      </w:r>
+    </w:p>
+    <w:p>
+      <w:pPr>
+        <w:pStyle w:val="ListParagraph"/>
+        <w:numPr>
+          <w:ilvl w:val="0"/>
+          <w:numId w:val="16"/>
+        </w:numPr>
+      </w:pPr>
+      <w:r>
+        <w:t>direct access mode.</w:t>
+      </w:r>
+    </w:p>
+    <w:p>
+      <w:pPr>
+        <w:pStyle w:val="Normalparagraph"/>
+      </w:pPr>
+      <w:r>
+        <w:t xml:space="preserve">In </w:t>
+      </w:r>
+      <w:r>
+        <w:t xml:space="preserve">the </w:t>
+      </w:r>
+      <w:r>
+        <w:rPr>
+          <w:i/>
+          <w:iCs/>
+        </w:rPr>
+        <w:t>independent mode</w:t>
+      </w:r>
+      <w:r>
+        <w:t xml:space="preserve">, the </w:t>
+      </w:r>
+      <w:r>
+        <w:rPr>
+          <w:rStyle w:val="Name"/>
+        </w:rPr>
+        <w:t>ModelElement&lt;</w:t>
+      </w:r>
+      <w:r>
+        <w:rPr>
+          <w:rStyle w:val="Name"/>
+        </w:rPr>
+        <w:t>OpenXmlType</w:t>
+      </w:r>
+      <w:r>
+        <w:rPr>
+          <w:rStyle w:val="Name"/>
+        </w:rPr>
+        <w:t>&gt;</w:t>
+      </w:r>
+      <w:r>
+        <w:t xml:space="preserve"> instances are created and </w:t>
+      </w:r>
+      <w:r>
+        <w:t>manipulated independently from the OpenXml environment.</w:t>
+      </w:r>
+      <w:r>
+        <w:t xml:space="preserve"> The </w:t>
+      </w:r>
+      <w:r>
+        <w:t xml:space="preserve">model data </w:t>
+      </w:r>
+      <w:r>
+        <w:t xml:space="preserve">properties </w:t>
+      </w:r>
+      <w:r>
+        <w:t xml:space="preserve">can be loaded </w:t>
+      </w:r>
+      <w:r>
+        <w:t xml:space="preserve">from </w:t>
+      </w:r>
+      <w:r>
+        <w:t>OpenXml</w:t>
+      </w:r>
+      <w:r>
+        <w:t xml:space="preserve"> or created by the writer</w:t>
+      </w:r>
+      <w:r>
+        <w:t>. Data can be serialized and deserialized</w:t>
+      </w:r>
+      <w:r>
+        <w:t xml:space="preserve">. </w:t>
+      </w:r>
+      <w:r>
+        <w:t>Model elements can be attached to a Wordprocessing</w:t>
+      </w:r>
+      <w:r>
+        <w:t xml:space="preserve"> d</w:t>
+      </w:r>
+      <w:r>
+        <w:t>ocument</w:t>
+      </w:r>
+      <w:r>
+        <w:t>, then the data of the document will be updated from the</w:t>
+      </w:r>
+      <w:r>
+        <w:t xml:space="preserve"> model data.</w:t>
+      </w:r>
+    </w:p>
+    <w:p>
+      <w:pPr>
+        <w:pStyle w:val="Normalparagraph"/>
+      </w:pPr>
+      <w:r>
+        <w:t>In</w:t>
+      </w:r>
+      <w:r>
+        <w:t xml:space="preserve"> the</w:t>
+      </w:r>
+      <w:r>
+        <w:t xml:space="preserve"> </w:t>
+      </w:r>
+      <w:r>
+        <w:rPr>
+          <w:i/>
+          <w:iCs/>
+        </w:rPr>
+        <w:t>direct access mode</w:t>
+      </w:r>
+      <w:r>
+        <w:t xml:space="preserve">, </w:t>
+      </w:r>
+      <w:r>
+        <w:t xml:space="preserve">the </w:t>
+      </w:r>
+      <w:r>
+        <w:rPr>
+          <w:rStyle w:val="Name"/>
+        </w:rPr>
+        <w:t>ModelElement</w:t>
+      </w:r>
+      <w:r>
+        <w:rPr>
+          <w:rStyle w:val="Name"/>
+        </w:rPr>
+        <w:t>&lt;</w:t>
+      </w:r>
+      <w:r>
+        <w:rPr>
+          <w:rStyle w:val="Name"/>
+        </w:rPr>
+        <w:t>OpenXmlType</w:t>
+      </w:r>
+      <w:r>
+        <w:rPr>
+          <w:rStyle w:val="Name"/>
+        </w:rPr>
+        <w:t>&gt;</w:t>
+      </w:r>
+      <w:r>
+        <w:t xml:space="preserve"> </w:t>
+      </w:r>
+      <w:r>
+        <w:t xml:space="preserve">instances are created </w:t>
+      </w:r>
+      <w:r>
+        <w:t xml:space="preserve">when the OpenXml </w:t>
+      </w:r>
+      <w:r>
+        <w:t>element is</w:t>
+      </w:r>
+      <w:r>
+        <w:t xml:space="preserve"> accessed</w:t>
+      </w:r>
+      <w:r>
+        <w:t xml:space="preserve">. </w:t>
+      </w:r>
+      <w:r>
+        <w:t xml:space="preserve">It is </w:t>
+      </w:r>
+      <w:r>
+        <w:t xml:space="preserve">known as </w:t>
+      </w:r>
+      <w:r>
+        <w:rPr>
+          <w:rStyle w:val="Name"/>
+        </w:rPr>
+        <w:t>lazy load</w:t>
+      </w:r>
+      <w:r>
+        <w:t xml:space="preserve"> paradigm. The </w:t>
+      </w:r>
+      <w:r>
+        <w:t>idea of lazy load is to spare</w:t>
+      </w:r>
+      <w:r>
+        <w:t xml:space="preserve"> </w:t>
+      </w:r>
+      <w:r>
+        <w:t xml:space="preserve">model </w:t>
+      </w:r>
+      <w:r>
+        <w:t xml:space="preserve">memory and time </w:t>
+      </w:r>
+      <w:r>
+        <w:t>of</w:t>
+      </w:r>
+      <w:r>
+        <w:t xml:space="preserve"> </w:t>
+      </w:r>
+      <w:r>
+        <w:t xml:space="preserve">data processing. </w:t>
+      </w:r>
+      <w:r>
+        <w:t xml:space="preserve">Model data is loaded just on time it is </w:t>
+      </w:r>
+      <w:r>
+        <w:t>needed by applicati</w:t>
+      </w:r>
+      <w:r>
+        <w:t xml:space="preserve">on. </w:t>
+      </w:r>
+      <w:r>
+        <w:t xml:space="preserve">Data is cached in memory and not </w:t>
+      </w:r>
+      <w:r>
+        <w:t>re</w:t>
+      </w:r>
+      <w:r>
+        <w:t>loaded</w:t>
+      </w:r>
+      <w:r>
+        <w:t xml:space="preserve"> unless the application </w:t>
+      </w:r>
+      <w:r>
+        <w:t>request</w:t>
+      </w:r>
+      <w:r>
+        <w:t>s a</w:t>
+      </w:r>
+      <w:r>
+        <w:t xml:space="preserve"> reload</w:t>
+      </w:r>
+      <w:r>
+        <w:t xml:space="preserve"> operation</w:t>
+      </w:r>
+      <w:r>
+        <w:t>.</w:t>
+      </w:r>
+    </w:p>
+    <w:p>
+      <w:pPr>
+        <w:pStyle w:val="Heading3"/>
+      </w:pPr>
+      <w:r>
+        <w:lastRenderedPageBreak/>
+        <w:t>ElementCollection&lt;</w:t>
+      </w:r>
+      <w:r>
+        <w:t>Item</w:t>
+      </w:r>
+      <w:r>
+        <w:t>T</w:t>
+      </w:r>
+      <w:r>
+        <w:t>ype</w:t>
+      </w:r>
+      <w:r>
+        <w:t>&gt;</w:t>
+      </w:r>
+    </w:p>
+    <w:p>
+      <w:pPr>
+        <w:pStyle w:val="Normalparagraph"/>
+      </w:pPr>
+      <w:r>
+        <w:t xml:space="preserve">The </w:t>
+      </w:r>
+      <w:r>
+        <w:rPr>
+          <w:rStyle w:val="Name"/>
+        </w:rPr>
+        <w:t>&lt;</w:t>
+      </w:r>
+      <w:r>
+        <w:rPr>
+          <w:rStyle w:val="Name"/>
+        </w:rPr>
+        <w:t>OpenXmlType</w:t>
+      </w:r>
+      <w:r>
+        <w:rPr>
+          <w:rStyle w:val="Name"/>
+        </w:rPr>
+        <w:t>&gt;</w:t>
+      </w:r>
+      <w:r>
+        <w:t xml:space="preserve"> </w:t>
+      </w:r>
+      <w:r>
+        <w:rPr>
+          <w:rStyle w:val="Name"/>
+        </w:rPr>
+        <w:t>&gt;</w:t>
+      </w:r>
+      <w:r>
+        <w:t xml:space="preserve"> is a </w:t>
+      </w:r>
+      <w:r>
+        <w:rPr>
+          <w:rStyle w:val="Name"/>
+        </w:rPr>
+        <w:t>ModelElement</w:t>
+      </w:r>
+      <w:r>
+        <w:t xml:space="preserve"> which contains a collection of </w:t>
+      </w:r>
+      <w:r>
+        <w:rPr>
+          <w:rStyle w:val="Name"/>
+        </w:rPr>
+        <w:t>ItemType</w:t>
+      </w:r>
+      <w:r>
+        <w:t xml:space="preserve"> elements. </w:t>
+      </w:r>
+      <w:r>
+        <w:t xml:space="preserve">It does not </w:t>
+      </w:r>
+      <w:r>
+        <w:t>set</w:t>
+      </w:r>
+      <w:r>
+        <w:t xml:space="preserve"> any constraints on the ItemType </w:t>
+      </w:r>
+      <w:r>
+        <w:rPr>
+          <w:rStyle w:val="Name"/>
+        </w:rPr>
+        <w:t>except</w:t>
+      </w:r>
+      <w:r>
+        <w:t xml:space="preserve"> that the items should not be null.</w:t>
+      </w:r>
+    </w:p>
+    <w:p>
+      <w:pPr>
+        <w:pStyle w:val="Normalparagraph"/>
+      </w:pPr>
+      <w:r>
+        <w:t xml:space="preserve">The </w:t>
+      </w:r>
+      <w:r>
+        <w:rPr>
+          <w:rStyle w:val="Name"/>
+        </w:rPr>
+        <w:t>ElementCollection&lt;ItemType&gt;</w:t>
+      </w:r>
+      <w:r>
+        <w:t xml:space="preserve"> </w:t>
+      </w:r>
+      <w:r>
+        <w:t xml:space="preserve">has </w:t>
+      </w:r>
+      <w:r>
+        <w:t xml:space="preserve">a </w:t>
+      </w:r>
+      <w:r>
+        <w:t xml:space="preserve">protected </w:t>
+      </w:r>
+      <w:r>
+        <w:rPr>
+          <w:rStyle w:val="Name"/>
+        </w:rPr>
+        <w:t>Items</w:t>
+      </w:r>
+      <w:r>
+        <w:t xml:space="preserve"> property of the </w:t>
+      </w:r>
+      <w:r>
+        <w:rPr>
+          <w:rStyle w:val="Name"/>
+        </w:rPr>
+        <w:t>ObservableCollection</w:t>
+      </w:r>
+      <w:r>
+        <w:rPr>
+          <w:rStyle w:val="Name"/>
+        </w:rPr>
+        <w:t xml:space="preserve"> </w:t>
+      </w:r>
+      <w:r>
+        <w:rPr>
+          <w:rStyle w:val="Name"/>
+        </w:rPr>
+        <w:t>&lt;ItemType</w:t>
+      </w:r>
+      <w:r>
+        <w:rPr>
+          <w:rStyle w:val="Name"/>
+        </w:rPr>
+        <w:t>&gt;</w:t>
+      </w:r>
+      <w:r>
+        <w:t>.</w:t>
+      </w:r>
+      <w:r>
+        <w:t xml:space="preserve"> When an element is added to or removed from this collection</w:t>
+      </w:r>
+      <w:r>
+        <w:t xml:space="preserve">, a </w:t>
+      </w:r>
+      <w:r>
+        <w:rPr>
+          <w:rStyle w:val="Name"/>
+        </w:rPr>
+        <w:t>N</w:t>
+      </w:r>
+      <w:r>
+        <w:rPr>
+          <w:rStyle w:val="Name"/>
+        </w:rPr>
+        <w:t>otif</w:t>
+      </w:r>
+      <w:r>
+        <w:rPr>
+          <w:rStyle w:val="Name"/>
+        </w:rPr>
+        <w:t>y</w:t>
+      </w:r>
+      <w:r>
+        <w:rPr>
+          <w:rStyle w:val="Name"/>
+        </w:rPr>
+        <w:t>C</w:t>
+      </w:r>
+      <w:r>
+        <w:rPr>
+          <w:rStyle w:val="Name"/>
+        </w:rPr>
+        <w:t>ollection</w:t>
+      </w:r>
+      <w:r>
+        <w:rPr>
+          <w:rStyle w:val="Name"/>
+        </w:rPr>
+        <w:t>C</w:t>
+      </w:r>
+      <w:r>
+        <w:rPr>
+          <w:rStyle w:val="Name"/>
+        </w:rPr>
+        <w:t>hanged</w:t>
+      </w:r>
+      <w:r>
+        <w:t xml:space="preserve"> event is raised.</w:t>
+      </w:r>
+    </w:p>
+    <w:p>
+      <w:pPr>
+        <w:pStyle w:val="Normalparagraph"/>
+      </w:pPr>
+      <w:r>
+        <w:t xml:space="preserve">When the ItemType </w:t>
+      </w:r>
+      <w:r>
+        <w:t xml:space="preserve">is </w:t>
+      </w:r>
+      <w:r>
+        <w:rPr>
+          <w:rStyle w:val="Name"/>
+        </w:rPr>
+        <w:t>INamedObject</w:t>
+      </w:r>
+      <w:r>
+        <w:t>, t</w:t>
+      </w:r>
+      <w:r>
+        <w:t xml:space="preserve">he </w:t>
+      </w:r>
+      <w:r>
+        <w:rPr>
+          <w:rStyle w:val="Name"/>
+        </w:rPr>
+        <w:t>ElementCollection&lt;ItemType&gt;</w:t>
+      </w:r>
+      <w:r>
+        <w:t xml:space="preserve"> </w:t>
+      </w:r>
+      <w:r>
+        <w:t>creates</w:t>
+      </w:r>
+      <w:r>
+        <w:t xml:space="preserve"> a</w:t>
+      </w:r>
+      <w:r>
+        <w:t xml:space="preserve"> private </w:t>
+      </w:r>
+      <w:r>
+        <w:t xml:space="preserve">index of </w:t>
+      </w:r>
+      <w:r>
+        <w:rPr>
+          <w:rStyle w:val="Name"/>
+        </w:rPr>
+        <w:t>BiDiDictionary&lt;</w:t>
+      </w:r>
+      <w:r>
+        <w:rPr>
+          <w:rStyle w:val="Name"/>
+        </w:rPr>
+        <w:t>string</w:t>
+      </w:r>
+      <w:r>
+        <w:rPr>
+          <w:rStyle w:val="Name"/>
+        </w:rPr>
+        <w:t>, ItemType&gt;</w:t>
+      </w:r>
+      <w:r>
+        <w:rPr>
+          <w:rStyle w:val="Name"/>
+        </w:rPr>
+        <w:t xml:space="preserve"> </w:t>
+      </w:r>
+      <w:r>
+        <w:t>type</w:t>
+      </w:r>
+      <w:r>
+        <w:t>.</w:t>
+      </w:r>
+      <w:r>
+        <w:t xml:space="preserve"> </w:t>
+      </w:r>
+      <w:r>
+        <w:t xml:space="preserve">The </w:t>
+      </w:r>
+      <w:r>
+        <w:rPr>
+          <w:rStyle w:val="Name"/>
+        </w:rPr>
+        <w:t>BiDiDictionary</w:t>
+      </w:r>
+      <w:r>
+        <w:t xml:space="preserve"> is</w:t>
+      </w:r>
+      <w:r>
+        <w:t xml:space="preserve"> </w:t>
+      </w:r>
+      <w:r>
+        <w:t xml:space="preserve">a kind of the </w:t>
+      </w:r>
+      <w:r>
+        <w:rPr>
+          <w:rStyle w:val="Name"/>
+        </w:rPr>
+        <w:t>Dictionary</w:t>
+      </w:r>
+      <w:r>
+        <w:t xml:space="preserve"> type in which </w:t>
+      </w:r>
+      <w:r>
+        <w:t xml:space="preserve">each </w:t>
+      </w:r>
+      <w:r>
+        <w:t>item</w:t>
+      </w:r>
+      <w:r>
+        <w:t xml:space="preserve"> is contained only once.</w:t>
+      </w:r>
+      <w:r>
+        <w:t xml:space="preserve"> It guarantees a one-to-one relationship between a</w:t>
+      </w:r>
+      <w:r>
+        <w:t>n item and its name.</w:t>
+      </w:r>
+    </w:p>
+    <w:p>
+      <w:pPr>
+        <w:pStyle w:val="Heading3"/>
+      </w:pPr>
+      <w:r>
+        <w:t>ModelElementCollection&lt;</w:t>
+      </w:r>
+      <w:r>
+        <w:t>Item</w:t>
+      </w:r>
+      <w:r>
+        <w:t>T</w:t>
+      </w:r>
+      <w:r>
+        <w:t>ype</w:t>
+      </w:r>
+      <w:r>
+        <w:t>&gt;</w:t>
+      </w:r>
+    </w:p>
+    <w:p>
+      <w:pPr>
+        <w:pStyle w:val="Normalparagraph"/>
+      </w:pPr>
+      <w:r>
+        <w:t xml:space="preserve">The </w:t>
+      </w:r>
+      <w:r>
+        <w:rPr>
+          <w:rStyle w:val="Name"/>
+        </w:rPr>
+        <w:t>ModelElementCollection</w:t>
+      </w:r>
+      <w:r>
+        <w:rPr>
+          <w:rStyle w:val="Name"/>
+        </w:rPr>
+        <w:t>&lt;ItemType&gt;</w:t>
+      </w:r>
+      <w:r>
+        <w:t xml:space="preserve"> is a</w:t>
+      </w:r>
+      <w:r>
+        <w:t>n</w:t>
+      </w:r>
+      <w:r>
+        <w:t xml:space="preserve"> </w:t>
+      </w:r>
+      <w:r>
+        <w:rPr>
+          <w:rStyle w:val="Name"/>
+        </w:rPr>
+        <w:t>ElementCollection&lt;</w:t>
+      </w:r>
+      <w:r>
+        <w:rPr>
+          <w:rStyle w:val="Name"/>
+        </w:rPr>
+        <w:t>ItemType</w:t>
+      </w:r>
+      <w:r>
+        <w:rPr>
+          <w:rStyle w:val="Name"/>
+        </w:rPr>
+        <w:t>&gt;</w:t>
+      </w:r>
+      <w:r>
+        <w:rPr>
+          <w:rStyle w:val="Name"/>
+        </w:rPr>
+        <w:t xml:space="preserve"> </w:t>
+      </w:r>
+      <w:r>
+        <w:t xml:space="preserve">for which the </w:t>
+      </w:r>
+      <w:r>
+        <w:rPr>
+          <w:rStyle w:val="Name"/>
+        </w:rPr>
+        <w:t>ItemType</w:t>
+      </w:r>
+      <w:r>
+        <w:t xml:space="preserve"> must be a </w:t>
+      </w:r>
+      <w:r>
+        <w:rPr>
+          <w:rStyle w:val="Name"/>
+        </w:rPr>
+        <w:t>ModelElement</w:t>
+      </w:r>
+      <w:r>
+        <w:t>.</w:t>
+      </w:r>
+    </w:p>
+    <w:p>
+      <w:pPr>
+        <w:pStyle w:val="Normalparagraph"/>
+      </w:pPr>
+      <w:r>
+        <w:t>T</w:t>
+      </w:r>
+      <w:r>
+        <w:t xml:space="preserve">he </w:t>
+      </w:r>
+      <w:r>
+        <w:rPr>
+          <w:rStyle w:val="Name"/>
+        </w:rPr>
+        <w:t>ModelElementCollection&lt;ItemType&gt;</w:t>
+      </w:r>
+      <w:r>
+        <w:t xml:space="preserve"> can </w:t>
+      </w:r>
+      <w:r>
+        <w:t>work in three modes:</w:t>
+      </w:r>
+    </w:p>
+    <w:p>
+      <w:pPr>
+        <w:pStyle w:val="ListParagraph"/>
+        <w:numPr>
+          <w:ilvl w:val="0"/>
+          <w:numId w:val="16"/>
+        </w:numPr>
+      </w:pPr>
+      <w:r>
+        <w:t>independent mode,</w:t>
+      </w:r>
+    </w:p>
+    <w:p>
+      <w:pPr>
+        <w:pStyle w:val="ListParagraph"/>
+        <w:numPr>
+          <w:ilvl w:val="0"/>
+          <w:numId w:val="16"/>
+        </w:numPr>
+      </w:pPr>
+      <w:r>
+        <w:t>lazy load mode,</w:t>
+      </w:r>
+    </w:p>
+    <w:p>
+      <w:pPr>
+        <w:pStyle w:val="ListParagraph"/>
+        <w:numPr>
+          <w:ilvl w:val="0"/>
+          <w:numId w:val="16"/>
+        </w:numPr>
+      </w:pPr>
+      <w:r>
+        <w:t>direct access mode.</w:t>
+      </w:r>
+    </w:p>
+    <w:p>
+      <w:pPr>
+        <w:pStyle w:val="Normalparagraph"/>
+      </w:pPr>
+      <w:r>
+        <w:t>In</w:t>
+      </w:r>
+      <w:r>
+        <w:t xml:space="preserve"> the</w:t>
+      </w:r>
+      <w:r>
+        <w:t xml:space="preserve"> </w:t>
+      </w:r>
+      <w:r>
+        <w:rPr>
+          <w:i/>
+          <w:iCs/>
+        </w:rPr>
+        <w:t>independent mode</w:t>
+      </w:r>
+      <w:r>
+        <w:t>.</w:t>
+      </w:r>
+      <w:r>
+        <w:t xml:space="preserve"> </w:t>
+      </w:r>
+      <w:r>
+        <w:t xml:space="preserve">The model </w:t>
+      </w:r>
+      <w:r>
+        <w:t xml:space="preserve">collection items </w:t>
+      </w:r>
+      <w:r>
+        <w:t>can be loaded from OpenXml or created by the writer.</w:t>
+      </w:r>
+      <w:r>
+        <w:t xml:space="preserve"> If the collection is loaded, it is loaded at on</w:t>
+      </w:r>
+      <w:r>
+        <w:t>c</w:t>
+      </w:r>
+      <w:r>
+        <w:t>e.</w:t>
+      </w:r>
+      <w:r>
+        <w:t xml:space="preserve"> The collection</w:t>
+      </w:r>
+      <w:r>
+        <w:t xml:space="preserve"> can be serialized and deserialized. </w:t>
+      </w:r>
+      <w:r>
+        <w:t>Collection</w:t>
+      </w:r>
+      <w:r>
+        <w:t xml:space="preserve"> can be attached to a Wordprocessing document, then the data of the document will be updated from the model data.</w:t>
+      </w:r>
+    </w:p>
+    <w:p>
+      <w:pPr>
+        <w:pStyle w:val="Normalparagraph"/>
+      </w:pPr>
+      <w:r>
+        <w:t xml:space="preserve">In the </w:t>
+      </w:r>
+      <w:r>
+        <w:rPr>
+          <w:i/>
+          <w:iCs/>
+        </w:rPr>
+        <w:t>lazy load mode</w:t>
+      </w:r>
+      <w:r>
+        <w:t xml:space="preserve">, </w:t>
+      </w:r>
+      <w:r>
+        <w:t xml:space="preserve">the </w:t>
+      </w:r>
+      <w:r>
+        <w:t xml:space="preserve">source </w:t>
+      </w:r>
+      <w:r>
+        <w:t>collection of</w:t>
+      </w:r>
+      <w:r>
+        <w:rPr>
+          <w:rStyle w:val="Name"/>
+        </w:rPr>
+        <w:t xml:space="preserve"> OpenXml </w:t>
+      </w:r>
+      <w:r>
+        <w:t>elements</w:t>
+      </w:r>
+      <w:r>
+        <w:rPr>
+          <w:rStyle w:val="Name"/>
+        </w:rPr>
+        <w:t xml:space="preserve"> </w:t>
+      </w:r>
+      <w:r>
+        <w:t>is</w:t>
+      </w:r>
+      <w:r>
+        <w:t xml:space="preserve"> iterated, and </w:t>
+      </w:r>
+      <w:r>
+        <w:t>model items instances are created</w:t>
+      </w:r>
+      <w:r>
+        <w:t>, but not loaded at once. They are loaded</w:t>
+      </w:r>
+      <w:r>
+        <w:t xml:space="preserve"> on data request.</w:t>
+      </w:r>
+    </w:p>
+    <w:p>
+      <w:pPr>
+        <w:pStyle w:val="Normalparagraph"/>
+      </w:pPr>
+      <w:r>
+        <w:t xml:space="preserve">In the </w:t>
+      </w:r>
+      <w:r>
+        <w:rPr>
+          <w:i/>
+          <w:iCs/>
+        </w:rPr>
+        <w:t>direct access mode</w:t>
+      </w:r>
+      <w:r>
+        <w:t xml:space="preserve">, the </w:t>
+      </w:r>
+      <w:r>
+        <w:t>whole collection</w:t>
+      </w:r>
+      <w:r>
+        <w:t xml:space="preserve"> of model elements</w:t>
+      </w:r>
+      <w:r>
+        <w:t xml:space="preserve"> is not loaded</w:t>
+      </w:r>
+      <w:r>
+        <w:t xml:space="preserve">. Instead </w:t>
+      </w:r>
+      <w:r>
+        <w:t xml:space="preserve">source </w:t>
+      </w:r>
+      <w:r>
+        <w:t>collection of</w:t>
+      </w:r>
+      <w:r>
+        <w:rPr>
+          <w:rStyle w:val="Name"/>
+        </w:rPr>
+        <w:t xml:space="preserve"> OpenXml </w:t>
+      </w:r>
+      <w:r>
+        <w:t>elements</w:t>
+      </w:r>
+      <w:r>
+        <w:t xml:space="preserve"> is </w:t>
+      </w:r>
+      <w:r>
+        <w:t>browsed</w:t>
+      </w:r>
+      <w:r>
+        <w:t xml:space="preserve">, and </w:t>
+      </w:r>
+      <w:r>
+        <w:t xml:space="preserve">model elements are created only </w:t>
+      </w:r>
+      <w:r>
+        <w:t xml:space="preserve">temporarily for </w:t>
+      </w:r>
+      <w:r>
+        <w:t>chosen</w:t>
+      </w:r>
+      <w:r>
+        <w:t xml:space="preserve"> source elements.</w:t>
+      </w:r>
+    </w:p>
+    <w:p>
+      <w:pPr>
+        <w:pStyle w:val="Normalparagraph"/>
+      </w:pPr>
+      <w:r>
+        <w:t>The source collection of OpenXml elements is not specified here</w:t>
+      </w:r>
+      <w:r>
+        <w:t xml:space="preserve">. The </w:t>
+      </w:r>
+      <w:r>
+        <w:rPr>
+          <w:rStyle w:val="Name"/>
+        </w:rPr>
+        <w:t>ModelElementCollection&lt;ItemType&gt;</w:t>
+      </w:r>
+      <w:r>
+        <w:t xml:space="preserve"> class</w:t>
+      </w:r>
+      <w:r>
+        <w:t xml:space="preserve"> is </w:t>
+      </w:r>
+      <w:r>
+        <w:t xml:space="preserve">abstract. </w:t>
+      </w:r>
     </w:p>
     <w:sectPr>
       <w:pgSz w:w="11906" w:h="16838"/>
@@ -5024,6 +8691,345 @@
     </w:lvl>
   </w:abstractNum>
   <w:abstractNum w:abstractNumId="3" w15:restartNumberingAfterBreak="0">
+    <w:nsid w:val="0E55778B"/>
+    <w:multiLevelType w:val="hybridMultilevel"/>
+    <w:tmpl w:val="CD5E2D68"/>
+    <w:lvl w:ilvl="0" w:tplc="04150001">
+      <w:start w:val="1"/>
+      <w:numFmt w:val="bullet"/>
+      <w:lvlText w:val=""/>
+      <w:lvlJc w:val="left"/>
+      <w:pPr>
+        <w:ind w:left="770" w:hanging="360"/>
+      </w:pPr>
+      <w:rPr>
+        <w:rFonts w:ascii="Symbol" w:hAnsi="Symbol" w:hint="default"/>
+      </w:rPr>
+    </w:lvl>
+    <w:lvl w:ilvl="1" w:tplc="04150003" w:tentative="1">
+      <w:start w:val="1"/>
+      <w:numFmt w:val="bullet"/>
+      <w:lvlText w:val="o"/>
+      <w:lvlJc w:val="left"/>
+      <w:pPr>
+        <w:ind w:left="1490" w:hanging="360"/>
+      </w:pPr>
+      <w:rPr>
+        <w:rFonts w:ascii="Courier New" w:hAnsi="Courier New" w:cs="Courier New" w:hint="default"/>
+      </w:rPr>
+    </w:lvl>
+    <w:lvl w:ilvl="2" w:tplc="04150005" w:tentative="1">
+      <w:start w:val="1"/>
+      <w:numFmt w:val="bullet"/>
+      <w:lvlText w:val=""/>
+      <w:lvlJc w:val="left"/>
+      <w:pPr>
+        <w:ind w:left="2210" w:hanging="360"/>
+      </w:pPr>
+      <w:rPr>
+        <w:rFonts w:ascii="Wingdings" w:hAnsi="Wingdings" w:hint="default"/>
+      </w:rPr>
+    </w:lvl>
+    <w:lvl w:ilvl="3" w:tplc="04150001" w:tentative="1">
+      <w:start w:val="1"/>
+      <w:numFmt w:val="bullet"/>
+      <w:lvlText w:val=""/>
+      <w:lvlJc w:val="left"/>
+      <w:pPr>
+        <w:ind w:left="2930" w:hanging="360"/>
+      </w:pPr>
+      <w:rPr>
+        <w:rFonts w:ascii="Symbol" w:hAnsi="Symbol" w:hint="default"/>
+      </w:rPr>
+    </w:lvl>
+    <w:lvl w:ilvl="4" w:tplc="04150003" w:tentative="1">
+      <w:start w:val="1"/>
+      <w:numFmt w:val="bullet"/>
+      <w:lvlText w:val="o"/>
+      <w:lvlJc w:val="left"/>
+      <w:pPr>
+        <w:ind w:left="3650" w:hanging="360"/>
+      </w:pPr>
+      <w:rPr>
+        <w:rFonts w:ascii="Courier New" w:hAnsi="Courier New" w:cs="Courier New" w:hint="default"/>
+      </w:rPr>
+    </w:lvl>
+    <w:lvl w:ilvl="5" w:tplc="04150005" w:tentative="1">
+      <w:start w:val="1"/>
+      <w:numFmt w:val="bullet"/>
+      <w:lvlText w:val=""/>
+      <w:lvlJc w:val="left"/>
+      <w:pPr>
+        <w:ind w:left="4370" w:hanging="360"/>
+      </w:pPr>
+      <w:rPr>
+        <w:rFonts w:ascii="Wingdings" w:hAnsi="Wingdings" w:hint="default"/>
+      </w:rPr>
+    </w:lvl>
+    <w:lvl w:ilvl="6" w:tplc="04150001" w:tentative="1">
+      <w:start w:val="1"/>
+      <w:numFmt w:val="bullet"/>
+      <w:lvlText w:val=""/>
+      <w:lvlJc w:val="left"/>
+      <w:pPr>
+        <w:ind w:left="5090" w:hanging="360"/>
+      </w:pPr>
+      <w:rPr>
+        <w:rFonts w:ascii="Symbol" w:hAnsi="Symbol" w:hint="default"/>
+      </w:rPr>
+    </w:lvl>
+    <w:lvl w:ilvl="7" w:tplc="04150003" w:tentative="1">
+      <w:start w:val="1"/>
+      <w:numFmt w:val="bullet"/>
+      <w:lvlText w:val="o"/>
+      <w:lvlJc w:val="left"/>
+      <w:pPr>
+        <w:ind w:left="5810" w:hanging="360"/>
+      </w:pPr>
+      <w:rPr>
+        <w:rFonts w:ascii="Courier New" w:hAnsi="Courier New" w:cs="Courier New" w:hint="default"/>
+      </w:rPr>
+    </w:lvl>
+    <w:lvl w:ilvl="8" w:tplc="04150005" w:tentative="1">
+      <w:start w:val="1"/>
+      <w:numFmt w:val="bullet"/>
+      <w:lvlText w:val=""/>
+      <w:lvlJc w:val="left"/>
+      <w:pPr>
+        <w:ind w:left="6530" w:hanging="360"/>
+      </w:pPr>
+      <w:rPr>
+        <w:rFonts w:ascii="Wingdings" w:hAnsi="Wingdings" w:hint="default"/>
+      </w:rPr>
+    </w:lvl>
+  </w:abstractNum>
+  <w:abstractNum w:abstractNumId="4" w15:restartNumberingAfterBreak="0">
+    <w:nsid w:val="18314B26"/>
+    <w:multiLevelType w:val="hybridMultilevel"/>
+    <w:tmpl w:val="88DE0C06"/>
+    <w:lvl w:ilvl="0" w:tplc="04150001">
+      <w:start w:val="1"/>
+      <w:numFmt w:val="bullet"/>
+      <w:lvlText w:val=""/>
+      <w:lvlJc w:val="left"/>
+      <w:pPr>
+        <w:ind w:left="720" w:hanging="360"/>
+      </w:pPr>
+      <w:rPr>
+        <w:rFonts w:ascii="Symbol" w:hAnsi="Symbol" w:hint="default"/>
+      </w:rPr>
+    </w:lvl>
+    <w:lvl w:ilvl="1" w:tplc="04150003" w:tentative="1">
+      <w:start w:val="1"/>
+      <w:numFmt w:val="bullet"/>
+      <w:lvlText w:val="o"/>
+      <w:lvlJc w:val="left"/>
+      <w:pPr>
+        <w:ind w:left="1440" w:hanging="360"/>
+      </w:pPr>
+      <w:rPr>
+        <w:rFonts w:ascii="Courier New" w:hAnsi="Courier New" w:cs="Courier New" w:hint="default"/>
+      </w:rPr>
+    </w:lvl>
+    <w:lvl w:ilvl="2" w:tplc="04150005" w:tentative="1">
+      <w:start w:val="1"/>
+      <w:numFmt w:val="bullet"/>
+      <w:lvlText w:val=""/>
+      <w:lvlJc w:val="left"/>
+      <w:pPr>
+        <w:ind w:left="2160" w:hanging="360"/>
+      </w:pPr>
+      <w:rPr>
+        <w:rFonts w:ascii="Wingdings" w:hAnsi="Wingdings" w:hint="default"/>
+      </w:rPr>
+    </w:lvl>
+    <w:lvl w:ilvl="3" w:tplc="04150001" w:tentative="1">
+      <w:start w:val="1"/>
+      <w:numFmt w:val="bullet"/>
+      <w:lvlText w:val=""/>
+      <w:lvlJc w:val="left"/>
+      <w:pPr>
+        <w:ind w:left="2880" w:hanging="360"/>
+      </w:pPr>
+      <w:rPr>
+        <w:rFonts w:ascii="Symbol" w:hAnsi="Symbol" w:hint="default"/>
+      </w:rPr>
+    </w:lvl>
+    <w:lvl w:ilvl="4" w:tplc="04150003" w:tentative="1">
+      <w:start w:val="1"/>
+      <w:numFmt w:val="bullet"/>
+      <w:lvlText w:val="o"/>
+      <w:lvlJc w:val="left"/>
+      <w:pPr>
+        <w:ind w:left="3600" w:hanging="360"/>
+      </w:pPr>
+      <w:rPr>
+        <w:rFonts w:ascii="Courier New" w:hAnsi="Courier New" w:cs="Courier New" w:hint="default"/>
+      </w:rPr>
+    </w:lvl>
+    <w:lvl w:ilvl="5" w:tplc="04150005" w:tentative="1">
+      <w:start w:val="1"/>
+      <w:numFmt w:val="bullet"/>
+      <w:lvlText w:val=""/>
+      <w:lvlJc w:val="left"/>
+      <w:pPr>
+        <w:ind w:left="4320" w:hanging="360"/>
+      </w:pPr>
+      <w:rPr>
+        <w:rFonts w:ascii="Wingdings" w:hAnsi="Wingdings" w:hint="default"/>
+      </w:rPr>
+    </w:lvl>
+    <w:lvl w:ilvl="6" w:tplc="04150001" w:tentative="1">
+      <w:start w:val="1"/>
+      <w:numFmt w:val="bullet"/>
+      <w:lvlText w:val=""/>
+      <w:lvlJc w:val="left"/>
+      <w:pPr>
+        <w:ind w:left="5040" w:hanging="360"/>
+      </w:pPr>
+      <w:rPr>
+        <w:rFonts w:ascii="Symbol" w:hAnsi="Symbol" w:hint="default"/>
+      </w:rPr>
+    </w:lvl>
+    <w:lvl w:ilvl="7" w:tplc="04150003" w:tentative="1">
+      <w:start w:val="1"/>
+      <w:numFmt w:val="bullet"/>
+      <w:lvlText w:val="o"/>
+      <w:lvlJc w:val="left"/>
+      <w:pPr>
+        <w:ind w:left="5760" w:hanging="360"/>
+      </w:pPr>
+      <w:rPr>
+        <w:rFonts w:ascii="Courier New" w:hAnsi="Courier New" w:cs="Courier New" w:hint="default"/>
+      </w:rPr>
+    </w:lvl>
+    <w:lvl w:ilvl="8" w:tplc="04150005" w:tentative="1">
+      <w:start w:val="1"/>
+      <w:numFmt w:val="bullet"/>
+      <w:lvlText w:val=""/>
+      <w:lvlJc w:val="left"/>
+      <w:pPr>
+        <w:ind w:left="6480" w:hanging="360"/>
+      </w:pPr>
+      <w:rPr>
+        <w:rFonts w:ascii="Wingdings" w:hAnsi="Wingdings" w:hint="default"/>
+      </w:rPr>
+    </w:lvl>
+  </w:abstractNum>
+  <w:abstractNum w:abstractNumId="5" w15:restartNumberingAfterBreak="0">
+    <w:nsid w:val="1D241E3E"/>
+    <w:multiLevelType w:val="hybridMultilevel"/>
+    <w:tmpl w:val="CF80FE6E"/>
+    <w:lvl w:ilvl="0" w:tplc="04150001">
+      <w:start w:val="1"/>
+      <w:numFmt w:val="bullet"/>
+      <w:lvlText w:val=""/>
+      <w:lvlJc w:val="left"/>
+      <w:pPr>
+        <w:ind w:left="720" w:hanging="360"/>
+      </w:pPr>
+      <w:rPr>
+        <w:rFonts w:ascii="Symbol" w:hAnsi="Symbol" w:hint="default"/>
+      </w:rPr>
+    </w:lvl>
+    <w:lvl w:ilvl="1" w:tplc="04150003" w:tentative="1">
+      <w:start w:val="1"/>
+      <w:numFmt w:val="bullet"/>
+      <w:lvlText w:val="o"/>
+      <w:lvlJc w:val="left"/>
+      <w:pPr>
+        <w:ind w:left="1440" w:hanging="360"/>
+      </w:pPr>
+      <w:rPr>
+        <w:rFonts w:ascii="Courier New" w:hAnsi="Courier New" w:cs="Courier New" w:hint="default"/>
+      </w:rPr>
+    </w:lvl>
+    <w:lvl w:ilvl="2" w:tplc="04150005" w:tentative="1">
+      <w:start w:val="1"/>
+      <w:numFmt w:val="bullet"/>
+      <w:lvlText w:val=""/>
+      <w:lvlJc w:val="left"/>
+      <w:pPr>
+        <w:ind w:left="2160" w:hanging="360"/>
+      </w:pPr>
+      <w:rPr>
+        <w:rFonts w:ascii="Wingdings" w:hAnsi="Wingdings" w:hint="default"/>
+      </w:rPr>
+    </w:lvl>
+    <w:lvl w:ilvl="3" w:tplc="04150001" w:tentative="1">
+      <w:start w:val="1"/>
+      <w:numFmt w:val="bullet"/>
+      <w:lvlText w:val=""/>
+      <w:lvlJc w:val="left"/>
+      <w:pPr>
+        <w:ind w:left="2880" w:hanging="360"/>
+      </w:pPr>
+      <w:rPr>
+        <w:rFonts w:ascii="Symbol" w:hAnsi="Symbol" w:hint="default"/>
+      </w:rPr>
+    </w:lvl>
+    <w:lvl w:ilvl="4" w:tplc="04150003" w:tentative="1">
+      <w:start w:val="1"/>
+      <w:numFmt w:val="bullet"/>
+      <w:lvlText w:val="o"/>
+      <w:lvlJc w:val="left"/>
+      <w:pPr>
+        <w:ind w:left="3600" w:hanging="360"/>
+      </w:pPr>
+      <w:rPr>
+        <w:rFonts w:ascii="Courier New" w:hAnsi="Courier New" w:cs="Courier New" w:hint="default"/>
+      </w:rPr>
+    </w:lvl>
+    <w:lvl w:ilvl="5" w:tplc="04150005" w:tentative="1">
+      <w:start w:val="1"/>
+      <w:numFmt w:val="bullet"/>
+      <w:lvlText w:val=""/>
+      <w:lvlJc w:val="left"/>
+      <w:pPr>
+        <w:ind w:left="4320" w:hanging="360"/>
+      </w:pPr>
+      <w:rPr>
+        <w:rFonts w:ascii="Wingdings" w:hAnsi="Wingdings" w:hint="default"/>
+      </w:rPr>
+    </w:lvl>
+    <w:lvl w:ilvl="6" w:tplc="04150001" w:tentative="1">
+      <w:start w:val="1"/>
+      <w:numFmt w:val="bullet"/>
+      <w:lvlText w:val=""/>
+      <w:lvlJc w:val="left"/>
+      <w:pPr>
+        <w:ind w:left="5040" w:hanging="360"/>
+      </w:pPr>
+      <w:rPr>
+        <w:rFonts w:ascii="Symbol" w:hAnsi="Symbol" w:hint="default"/>
+      </w:rPr>
+    </w:lvl>
+    <w:lvl w:ilvl="7" w:tplc="04150003" w:tentative="1">
+      <w:start w:val="1"/>
+      <w:numFmt w:val="bullet"/>
+      <w:lvlText w:val="o"/>
+      <w:lvlJc w:val="left"/>
+      <w:pPr>
+        <w:ind w:left="5760" w:hanging="360"/>
+      </w:pPr>
+      <w:rPr>
+        <w:rFonts w:ascii="Courier New" w:hAnsi="Courier New" w:cs="Courier New" w:hint="default"/>
+      </w:rPr>
+    </w:lvl>
+    <w:lvl w:ilvl="8" w:tplc="04150005" w:tentative="1">
+      <w:start w:val="1"/>
+      <w:numFmt w:val="bullet"/>
+      <w:lvlText w:val=""/>
+      <w:lvlJc w:val="left"/>
+      <w:pPr>
+        <w:ind w:left="6480" w:hanging="360"/>
+      </w:pPr>
+      <w:rPr>
+        <w:rFonts w:ascii="Wingdings" w:hAnsi="Wingdings" w:hint="default"/>
+      </w:rPr>
+    </w:lvl>
+  </w:abstractNum>
+  <w:abstractNum w:abstractNumId="6" w15:restartNumberingAfterBreak="0">
     <w:nsid w:val="1D6153FE"/>
     <w:multiLevelType w:val="hybridMultilevel"/>
     <w:tmpl w:val="E54C5A50"/>
@@ -5136,7 +9142,7 @@
       </w:rPr>
     </w:lvl>
   </w:abstractNum>
-  <w:abstractNum w:abstractNumId="4" w15:restartNumberingAfterBreak="0">
+  <w:abstractNum w:abstractNumId="7" w15:restartNumberingAfterBreak="0">
     <w:nsid w:val="212C503C"/>
     <w:multiLevelType w:val="hybridMultilevel"/>
     <w:tmpl w:val="B5D2D76A"/>
@@ -5249,7 +9255,120 @@
       </w:rPr>
     </w:lvl>
   </w:abstractNum>
-  <w:abstractNum w:abstractNumId="5" w15:restartNumberingAfterBreak="0">
+  <w:abstractNum w:abstractNumId="8" w15:restartNumberingAfterBreak="0">
+    <w:nsid w:val="213F1956"/>
+    <w:multiLevelType w:val="hybridMultilevel"/>
+    <w:tmpl w:val="596299F6"/>
+    <w:lvl w:ilvl="0" w:tplc="04150001">
+      <w:start w:val="1"/>
+      <w:numFmt w:val="bullet"/>
+      <w:lvlText w:val=""/>
+      <w:lvlJc w:val="left"/>
+      <w:pPr>
+        <w:ind w:left="720" w:hanging="360"/>
+      </w:pPr>
+      <w:rPr>
+        <w:rFonts w:ascii="Symbol" w:hAnsi="Symbol" w:hint="default"/>
+      </w:rPr>
+    </w:lvl>
+    <w:lvl w:ilvl="1" w:tplc="04150003" w:tentative="1">
+      <w:start w:val="1"/>
+      <w:numFmt w:val="bullet"/>
+      <w:lvlText w:val="o"/>
+      <w:lvlJc w:val="left"/>
+      <w:pPr>
+        <w:ind w:left="1440" w:hanging="360"/>
+      </w:pPr>
+      <w:rPr>
+        <w:rFonts w:ascii="Courier New" w:hAnsi="Courier New" w:cs="Courier New" w:hint="default"/>
+      </w:rPr>
+    </w:lvl>
+    <w:lvl w:ilvl="2" w:tplc="04150005" w:tentative="1">
+      <w:start w:val="1"/>
+      <w:numFmt w:val="bullet"/>
+      <w:lvlText w:val=""/>
+      <w:lvlJc w:val="left"/>
+      <w:pPr>
+        <w:ind w:left="2160" w:hanging="360"/>
+      </w:pPr>
+      <w:rPr>
+        <w:rFonts w:ascii="Wingdings" w:hAnsi="Wingdings" w:hint="default"/>
+      </w:rPr>
+    </w:lvl>
+    <w:lvl w:ilvl="3" w:tplc="04150001" w:tentative="1">
+      <w:start w:val="1"/>
+      <w:numFmt w:val="bullet"/>
+      <w:lvlText w:val=""/>
+      <w:lvlJc w:val="left"/>
+      <w:pPr>
+        <w:ind w:left="2880" w:hanging="360"/>
+      </w:pPr>
+      <w:rPr>
+        <w:rFonts w:ascii="Symbol" w:hAnsi="Symbol" w:hint="default"/>
+      </w:rPr>
+    </w:lvl>
+    <w:lvl w:ilvl="4" w:tplc="04150003" w:tentative="1">
+      <w:start w:val="1"/>
+      <w:numFmt w:val="bullet"/>
+      <w:lvlText w:val="o"/>
+      <w:lvlJc w:val="left"/>
+      <w:pPr>
+        <w:ind w:left="3600" w:hanging="360"/>
+      </w:pPr>
+      <w:rPr>
+        <w:rFonts w:ascii="Courier New" w:hAnsi="Courier New" w:cs="Courier New" w:hint="default"/>
+      </w:rPr>
+    </w:lvl>
+    <w:lvl w:ilvl="5" w:tplc="04150005" w:tentative="1">
+      <w:start w:val="1"/>
+      <w:numFmt w:val="bullet"/>
+      <w:lvlText w:val=""/>
+      <w:lvlJc w:val="left"/>
+      <w:pPr>
+        <w:ind w:left="4320" w:hanging="360"/>
+      </w:pPr>
+      <w:rPr>
+        <w:rFonts w:ascii="Wingdings" w:hAnsi="Wingdings" w:hint="default"/>
+      </w:rPr>
+    </w:lvl>
+    <w:lvl w:ilvl="6" w:tplc="04150001" w:tentative="1">
+      <w:start w:val="1"/>
+      <w:numFmt w:val="bullet"/>
+      <w:lvlText w:val=""/>
+      <w:lvlJc w:val="left"/>
+      <w:pPr>
+        <w:ind w:left="5040" w:hanging="360"/>
+      </w:pPr>
+      <w:rPr>
+        <w:rFonts w:ascii="Symbol" w:hAnsi="Symbol" w:hint="default"/>
+      </w:rPr>
+    </w:lvl>
+    <w:lvl w:ilvl="7" w:tplc="04150003" w:tentative="1">
+      <w:start w:val="1"/>
+      <w:numFmt w:val="bullet"/>
+      <w:lvlText w:val="o"/>
+      <w:lvlJc w:val="left"/>
+      <w:pPr>
+        <w:ind w:left="5760" w:hanging="360"/>
+      </w:pPr>
+      <w:rPr>
+        <w:rFonts w:ascii="Courier New" w:hAnsi="Courier New" w:cs="Courier New" w:hint="default"/>
+      </w:rPr>
+    </w:lvl>
+    <w:lvl w:ilvl="8" w:tplc="04150005" w:tentative="1">
+      <w:start w:val="1"/>
+      <w:numFmt w:val="bullet"/>
+      <w:lvlText w:val=""/>
+      <w:lvlJc w:val="left"/>
+      <w:pPr>
+        <w:ind w:left="6480" w:hanging="360"/>
+      </w:pPr>
+      <w:rPr>
+        <w:rFonts w:ascii="Wingdings" w:hAnsi="Wingdings" w:hint="default"/>
+      </w:rPr>
+    </w:lvl>
+  </w:abstractNum>
+  <w:abstractNum w:abstractNumId="9" w15:restartNumberingAfterBreak="0">
     <w:nsid w:val="219A367F"/>
     <w:multiLevelType w:val="hybridMultilevel"/>
     <w:tmpl w:val="C2D0538E"/>
@@ -5362,7 +9481,7 @@
       </w:rPr>
     </w:lvl>
   </w:abstractNum>
-  <w:abstractNum w:abstractNumId="6" w15:restartNumberingAfterBreak="0">
+  <w:abstractNum w:abstractNumId="10" w15:restartNumberingAfterBreak="0">
     <w:nsid w:val="37A74D90"/>
     <w:multiLevelType w:val="hybridMultilevel"/>
     <w:tmpl w:val="B3A2C8F8"/>
@@ -5475,7 +9594,120 @@
       </w:rPr>
     </w:lvl>
   </w:abstractNum>
-  <w:abstractNum w:abstractNumId="7" w15:restartNumberingAfterBreak="0">
+  <w:abstractNum w:abstractNumId="11" w15:restartNumberingAfterBreak="0">
+    <w:nsid w:val="49C6071B"/>
+    <w:multiLevelType w:val="hybridMultilevel"/>
+    <w:tmpl w:val="95401B1E"/>
+    <w:lvl w:ilvl="0" w:tplc="04150001">
+      <w:start w:val="1"/>
+      <w:numFmt w:val="bullet"/>
+      <w:lvlText w:val=""/>
+      <w:lvlJc w:val="left"/>
+      <w:pPr>
+        <w:ind w:left="720" w:hanging="360"/>
+      </w:pPr>
+      <w:rPr>
+        <w:rFonts w:ascii="Symbol" w:hAnsi="Symbol" w:hint="default"/>
+      </w:rPr>
+    </w:lvl>
+    <w:lvl w:ilvl="1" w:tplc="04150003" w:tentative="1">
+      <w:start w:val="1"/>
+      <w:numFmt w:val="bullet"/>
+      <w:lvlText w:val="o"/>
+      <w:lvlJc w:val="left"/>
+      <w:pPr>
+        <w:ind w:left="1440" w:hanging="360"/>
+      </w:pPr>
+      <w:rPr>
+        <w:rFonts w:ascii="Courier New" w:hAnsi="Courier New" w:cs="Courier New" w:hint="default"/>
+      </w:rPr>
+    </w:lvl>
+    <w:lvl w:ilvl="2" w:tplc="04150005" w:tentative="1">
+      <w:start w:val="1"/>
+      <w:numFmt w:val="bullet"/>
+      <w:lvlText w:val=""/>
+      <w:lvlJc w:val="left"/>
+      <w:pPr>
+        <w:ind w:left="2160" w:hanging="360"/>
+      </w:pPr>
+      <w:rPr>
+        <w:rFonts w:ascii="Wingdings" w:hAnsi="Wingdings" w:hint="default"/>
+      </w:rPr>
+    </w:lvl>
+    <w:lvl w:ilvl="3" w:tplc="04150001" w:tentative="1">
+      <w:start w:val="1"/>
+      <w:numFmt w:val="bullet"/>
+      <w:lvlText w:val=""/>
+      <w:lvlJc w:val="left"/>
+      <w:pPr>
+        <w:ind w:left="2880" w:hanging="360"/>
+      </w:pPr>
+      <w:rPr>
+        <w:rFonts w:ascii="Symbol" w:hAnsi="Symbol" w:hint="default"/>
+      </w:rPr>
+    </w:lvl>
+    <w:lvl w:ilvl="4" w:tplc="04150003" w:tentative="1">
+      <w:start w:val="1"/>
+      <w:numFmt w:val="bullet"/>
+      <w:lvlText w:val="o"/>
+      <w:lvlJc w:val="left"/>
+      <w:pPr>
+        <w:ind w:left="3600" w:hanging="360"/>
+      </w:pPr>
+      <w:rPr>
+        <w:rFonts w:ascii="Courier New" w:hAnsi="Courier New" w:cs="Courier New" w:hint="default"/>
+      </w:rPr>
+    </w:lvl>
+    <w:lvl w:ilvl="5" w:tplc="04150005" w:tentative="1">
+      <w:start w:val="1"/>
+      <w:numFmt w:val="bullet"/>
+      <w:lvlText w:val=""/>
+      <w:lvlJc w:val="left"/>
+      <w:pPr>
+        <w:ind w:left="4320" w:hanging="360"/>
+      </w:pPr>
+      <w:rPr>
+        <w:rFonts w:ascii="Wingdings" w:hAnsi="Wingdings" w:hint="default"/>
+      </w:rPr>
+    </w:lvl>
+    <w:lvl w:ilvl="6" w:tplc="04150001" w:tentative="1">
+      <w:start w:val="1"/>
+      <w:numFmt w:val="bullet"/>
+      <w:lvlText w:val=""/>
+      <w:lvlJc w:val="left"/>
+      <w:pPr>
+        <w:ind w:left="5040" w:hanging="360"/>
+      </w:pPr>
+      <w:rPr>
+        <w:rFonts w:ascii="Symbol" w:hAnsi="Symbol" w:hint="default"/>
+      </w:rPr>
+    </w:lvl>
+    <w:lvl w:ilvl="7" w:tplc="04150003" w:tentative="1">
+      <w:start w:val="1"/>
+      <w:numFmt w:val="bullet"/>
+      <w:lvlText w:val="o"/>
+      <w:lvlJc w:val="left"/>
+      <w:pPr>
+        <w:ind w:left="5760" w:hanging="360"/>
+      </w:pPr>
+      <w:rPr>
+        <w:rFonts w:ascii="Courier New" w:hAnsi="Courier New" w:cs="Courier New" w:hint="default"/>
+      </w:rPr>
+    </w:lvl>
+    <w:lvl w:ilvl="8" w:tplc="04150005" w:tentative="1">
+      <w:start w:val="1"/>
+      <w:numFmt w:val="bullet"/>
+      <w:lvlText w:val=""/>
+      <w:lvlJc w:val="left"/>
+      <w:pPr>
+        <w:ind w:left="6480" w:hanging="360"/>
+      </w:pPr>
+      <w:rPr>
+        <w:rFonts w:ascii="Wingdings" w:hAnsi="Wingdings" w:hint="default"/>
+      </w:rPr>
+    </w:lvl>
+  </w:abstractNum>
+  <w:abstractNum w:abstractNumId="12" w15:restartNumberingAfterBreak="0">
     <w:nsid w:val="4DA57031"/>
     <w:multiLevelType w:val="hybridMultilevel"/>
     <w:tmpl w:val="B87C082A"/>
@@ -5588,7 +9820,233 @@
       </w:rPr>
     </w:lvl>
   </w:abstractNum>
-  <w:abstractNum w:abstractNumId="8" w15:restartNumberingAfterBreak="0">
+  <w:abstractNum w:abstractNumId="13" w15:restartNumberingAfterBreak="0">
+    <w:nsid w:val="5FA20212"/>
+    <w:multiLevelType w:val="hybridMultilevel"/>
+    <w:tmpl w:val="3B4677FA"/>
+    <w:lvl w:ilvl="0" w:tplc="04150001">
+      <w:start w:val="1"/>
+      <w:numFmt w:val="bullet"/>
+      <w:lvlText w:val=""/>
+      <w:lvlJc w:val="left"/>
+      <w:pPr>
+        <w:ind w:left="720" w:hanging="360"/>
+      </w:pPr>
+      <w:rPr>
+        <w:rFonts w:ascii="Symbol" w:hAnsi="Symbol" w:hint="default"/>
+      </w:rPr>
+    </w:lvl>
+    <w:lvl w:ilvl="1" w:tplc="04150003" w:tentative="1">
+      <w:start w:val="1"/>
+      <w:numFmt w:val="bullet"/>
+      <w:lvlText w:val="o"/>
+      <w:lvlJc w:val="left"/>
+      <w:pPr>
+        <w:ind w:left="1440" w:hanging="360"/>
+      </w:pPr>
+      <w:rPr>
+        <w:rFonts w:ascii="Courier New" w:hAnsi="Courier New" w:cs="Courier New" w:hint="default"/>
+      </w:rPr>
+    </w:lvl>
+    <w:lvl w:ilvl="2" w:tplc="04150005" w:tentative="1">
+      <w:start w:val="1"/>
+      <w:numFmt w:val="bullet"/>
+      <w:lvlText w:val=""/>
+      <w:lvlJc w:val="left"/>
+      <w:pPr>
+        <w:ind w:left="2160" w:hanging="360"/>
+      </w:pPr>
+      <w:rPr>
+        <w:rFonts w:ascii="Wingdings" w:hAnsi="Wingdings" w:hint="default"/>
+      </w:rPr>
+    </w:lvl>
+    <w:lvl w:ilvl="3" w:tplc="04150001" w:tentative="1">
+      <w:start w:val="1"/>
+      <w:numFmt w:val="bullet"/>
+      <w:lvlText w:val=""/>
+      <w:lvlJc w:val="left"/>
+      <w:pPr>
+        <w:ind w:left="2880" w:hanging="360"/>
+      </w:pPr>
+      <w:rPr>
+        <w:rFonts w:ascii="Symbol" w:hAnsi="Symbol" w:hint="default"/>
+      </w:rPr>
+    </w:lvl>
+    <w:lvl w:ilvl="4" w:tplc="04150003" w:tentative="1">
+      <w:start w:val="1"/>
+      <w:numFmt w:val="bullet"/>
+      <w:lvlText w:val="o"/>
+      <w:lvlJc w:val="left"/>
+      <w:pPr>
+        <w:ind w:left="3600" w:hanging="360"/>
+      </w:pPr>
+      <w:rPr>
+        <w:rFonts w:ascii="Courier New" w:hAnsi="Courier New" w:cs="Courier New" w:hint="default"/>
+      </w:rPr>
+    </w:lvl>
+    <w:lvl w:ilvl="5" w:tplc="04150005" w:tentative="1">
+      <w:start w:val="1"/>
+      <w:numFmt w:val="bullet"/>
+      <w:lvlText w:val=""/>
+      <w:lvlJc w:val="left"/>
+      <w:pPr>
+        <w:ind w:left="4320" w:hanging="360"/>
+      </w:pPr>
+      <w:rPr>
+        <w:rFonts w:ascii="Wingdings" w:hAnsi="Wingdings" w:hint="default"/>
+      </w:rPr>
+    </w:lvl>
+    <w:lvl w:ilvl="6" w:tplc="04150001" w:tentative="1">
+      <w:start w:val="1"/>
+      <w:numFmt w:val="bullet"/>
+      <w:lvlText w:val=""/>
+      <w:lvlJc w:val="left"/>
+      <w:pPr>
+        <w:ind w:left="5040" w:hanging="360"/>
+      </w:pPr>
+      <w:rPr>
+        <w:rFonts w:ascii="Symbol" w:hAnsi="Symbol" w:hint="default"/>
+      </w:rPr>
+    </w:lvl>
+    <w:lvl w:ilvl="7" w:tplc="04150003" w:tentative="1">
+      <w:start w:val="1"/>
+      <w:numFmt w:val="bullet"/>
+      <w:lvlText w:val="o"/>
+      <w:lvlJc w:val="left"/>
+      <w:pPr>
+        <w:ind w:left="5760" w:hanging="360"/>
+      </w:pPr>
+      <w:rPr>
+        <w:rFonts w:ascii="Courier New" w:hAnsi="Courier New" w:cs="Courier New" w:hint="default"/>
+      </w:rPr>
+    </w:lvl>
+    <w:lvl w:ilvl="8" w:tplc="04150005" w:tentative="1">
+      <w:start w:val="1"/>
+      <w:numFmt w:val="bullet"/>
+      <w:lvlText w:val=""/>
+      <w:lvlJc w:val="left"/>
+      <w:pPr>
+        <w:ind w:left="6480" w:hanging="360"/>
+      </w:pPr>
+      <w:rPr>
+        <w:rFonts w:ascii="Wingdings" w:hAnsi="Wingdings" w:hint="default"/>
+      </w:rPr>
+    </w:lvl>
+  </w:abstractNum>
+  <w:abstractNum w:abstractNumId="14" w15:restartNumberingAfterBreak="0">
+    <w:nsid w:val="667C702D"/>
+    <w:multiLevelType w:val="hybridMultilevel"/>
+    <w:tmpl w:val="5E8A6BF8"/>
+    <w:lvl w:ilvl="0" w:tplc="04150001">
+      <w:start w:val="1"/>
+      <w:numFmt w:val="bullet"/>
+      <w:lvlText w:val=""/>
+      <w:lvlJc w:val="left"/>
+      <w:pPr>
+        <w:ind w:left="720" w:hanging="360"/>
+      </w:pPr>
+      <w:rPr>
+        <w:rFonts w:ascii="Symbol" w:hAnsi="Symbol" w:hint="default"/>
+      </w:rPr>
+    </w:lvl>
+    <w:lvl w:ilvl="1" w:tplc="04150003" w:tentative="1">
+      <w:start w:val="1"/>
+      <w:numFmt w:val="bullet"/>
+      <w:lvlText w:val="o"/>
+      <w:lvlJc w:val="left"/>
+      <w:pPr>
+        <w:ind w:left="1440" w:hanging="360"/>
+      </w:pPr>
+      <w:rPr>
+        <w:rFonts w:ascii="Courier New" w:hAnsi="Courier New" w:cs="Courier New" w:hint="default"/>
+      </w:rPr>
+    </w:lvl>
+    <w:lvl w:ilvl="2" w:tplc="04150005" w:tentative="1">
+      <w:start w:val="1"/>
+      <w:numFmt w:val="bullet"/>
+      <w:lvlText w:val=""/>
+      <w:lvlJc w:val="left"/>
+      <w:pPr>
+        <w:ind w:left="2160" w:hanging="360"/>
+      </w:pPr>
+      <w:rPr>
+        <w:rFonts w:ascii="Wingdings" w:hAnsi="Wingdings" w:hint="default"/>
+      </w:rPr>
+    </w:lvl>
+    <w:lvl w:ilvl="3" w:tplc="04150001" w:tentative="1">
+      <w:start w:val="1"/>
+      <w:numFmt w:val="bullet"/>
+      <w:lvlText w:val=""/>
+      <w:lvlJc w:val="left"/>
+      <w:pPr>
+        <w:ind w:left="2880" w:hanging="360"/>
+      </w:pPr>
+      <w:rPr>
+        <w:rFonts w:ascii="Symbol" w:hAnsi="Symbol" w:hint="default"/>
+      </w:rPr>
+    </w:lvl>
+    <w:lvl w:ilvl="4" w:tplc="04150003" w:tentative="1">
+      <w:start w:val="1"/>
+      <w:numFmt w:val="bullet"/>
+      <w:lvlText w:val="o"/>
+      <w:lvlJc w:val="left"/>
+      <w:pPr>
+        <w:ind w:left="3600" w:hanging="360"/>
+      </w:pPr>
+      <w:rPr>
+        <w:rFonts w:ascii="Courier New" w:hAnsi="Courier New" w:cs="Courier New" w:hint="default"/>
+      </w:rPr>
+    </w:lvl>
+    <w:lvl w:ilvl="5" w:tplc="04150005" w:tentative="1">
+      <w:start w:val="1"/>
+      <w:numFmt w:val="bullet"/>
+      <w:lvlText w:val=""/>
+      <w:lvlJc w:val="left"/>
+      <w:pPr>
+        <w:ind w:left="4320" w:hanging="360"/>
+      </w:pPr>
+      <w:rPr>
+        <w:rFonts w:ascii="Wingdings" w:hAnsi="Wingdings" w:hint="default"/>
+      </w:rPr>
+    </w:lvl>
+    <w:lvl w:ilvl="6" w:tplc="04150001" w:tentative="1">
+      <w:start w:val="1"/>
+      <w:numFmt w:val="bullet"/>
+      <w:lvlText w:val=""/>
+      <w:lvlJc w:val="left"/>
+      <w:pPr>
+        <w:ind w:left="5040" w:hanging="360"/>
+      </w:pPr>
+      <w:rPr>
+        <w:rFonts w:ascii="Symbol" w:hAnsi="Symbol" w:hint="default"/>
+      </w:rPr>
+    </w:lvl>
+    <w:lvl w:ilvl="7" w:tplc="04150003" w:tentative="1">
+      <w:start w:val="1"/>
+      <w:numFmt w:val="bullet"/>
+      <w:lvlText w:val="o"/>
+      <w:lvlJc w:val="left"/>
+      <w:pPr>
+        <w:ind w:left="5760" w:hanging="360"/>
+      </w:pPr>
+      <w:rPr>
+        <w:rFonts w:ascii="Courier New" w:hAnsi="Courier New" w:cs="Courier New" w:hint="default"/>
+      </w:rPr>
+    </w:lvl>
+    <w:lvl w:ilvl="8" w:tplc="04150005" w:tentative="1">
+      <w:start w:val="1"/>
+      <w:numFmt w:val="bullet"/>
+      <w:lvlText w:val=""/>
+      <w:lvlJc w:val="left"/>
+      <w:pPr>
+        <w:ind w:left="6480" w:hanging="360"/>
+      </w:pPr>
+      <w:rPr>
+        <w:rFonts w:ascii="Wingdings" w:hAnsi="Wingdings" w:hint="default"/>
+      </w:rPr>
+    </w:lvl>
+  </w:abstractNum>
+  <w:abstractNum w:abstractNumId="15" w15:restartNumberingAfterBreak="0">
     <w:nsid w:val="6EE2116E"/>
     <w:multiLevelType w:val="hybridMultilevel"/>
     <w:tmpl w:val="39D89C4E"/>
@@ -5706,7 +10164,7 @@
     </w:lvl>
   </w:abstractNum>
   <w:num w:numId="1" w16cid:durableId="401102433">
-    <w:abstractNumId w:val="8"/>
+    <w:abstractNumId w:val="15"/>
   </w:num>
   <w:num w:numId="2" w16cid:durableId="1450590392">
     <w:abstractNumId w:val="1"/>
@@ -5715,22 +10173,43 @@
     <w:abstractNumId w:val="0"/>
   </w:num>
   <w:num w:numId="4" w16cid:durableId="1873877967">
-    <w:abstractNumId w:val="3"/>
+    <w:abstractNumId w:val="6"/>
   </w:num>
   <w:num w:numId="5" w16cid:durableId="1527404753">
     <w:abstractNumId w:val="2"/>
   </w:num>
   <w:num w:numId="6" w16cid:durableId="827863614">
-    <w:abstractNumId w:val="4"/>
+    <w:abstractNumId w:val="7"/>
   </w:num>
   <w:num w:numId="7" w16cid:durableId="1397511451">
-    <w:abstractNumId w:val="6"/>
+    <w:abstractNumId w:val="10"/>
   </w:num>
   <w:num w:numId="8" w16cid:durableId="1540514363">
-    <w:abstractNumId w:val="7"/>
+    <w:abstractNumId w:val="12"/>
   </w:num>
   <w:num w:numId="9" w16cid:durableId="432478970">
+    <w:abstractNumId w:val="9"/>
+  </w:num>
+  <w:num w:numId="10" w16cid:durableId="404884200">
+    <w:abstractNumId w:val="3"/>
+  </w:num>
+  <w:num w:numId="11" w16cid:durableId="92825058">
+    <w:abstractNumId w:val="11"/>
+  </w:num>
+  <w:num w:numId="12" w16cid:durableId="763653369">
+    <w:abstractNumId w:val="13"/>
+  </w:num>
+  <w:num w:numId="13" w16cid:durableId="927621655">
+    <w:abstractNumId w:val="14"/>
+  </w:num>
+  <w:num w:numId="14" w16cid:durableId="391998952">
     <w:abstractNumId w:val="5"/>
+  </w:num>
+  <w:num w:numId="15" w16cid:durableId="172886440">
+    <w:abstractNumId w:val="8"/>
+  </w:num>
+  <w:num w:numId="16" w16cid:durableId="2091348389">
+    <w:abstractNumId w:val="4"/>
   </w:num>
   <w:numIdMacAtCleanup w:val="9"/>
 </w:numbering>
@@ -6315,7 +10794,6 @@
     <w:name w:val="Default Paragraph Font"/>
     <w:uiPriority w:val="1"/>
     <w:unhideWhenUsed/>
-    <w:rsid w:val="005A2593"/>
   </w:style>
   <w:style w:type="table" w:default="1" w:styleId="TableNormal">
     <w:name w:val="Normal Table"/>
@@ -6337,7 +10815,6 @@
     <w:uiPriority w:val="99"/>
     <w:semiHidden/>
     <w:unhideWhenUsed/>
-    <w:rsid w:val="005A2593"/>
   </w:style>
   <w:style w:type="paragraph" w:styleId="Bibliography">
     <w:name w:val="Bibliography"/>

--- a/docs/Base Document Model Classes.docx
+++ b/docs/Base Document Model Classes.docx
@@ -38,11 +38,7 @@
     </w:p>
     <w:p>
       <w:pPr>
-        <w:pStyle w:val="Normalparagraph"/>
-        <w:numPr>
-          <w:ilvl w:val="0"/>
-          <w:numId w:val="4"/>
-        </w:numPr>
+        <w:pStyle w:val="ListBullet"/>
       </w:pPr>
       <w:r>
         <w:rPr>
@@ -71,11 +67,7 @@
     </w:p>
     <w:p>
       <w:pPr>
-        <w:pStyle w:val="Normalparagraph"/>
-        <w:numPr>
-          <w:ilvl w:val="0"/>
-          <w:numId w:val="4"/>
-        </w:numPr>
+        <w:pStyle w:val="ListBullet"/>
       </w:pPr>
       <w:r>
         <w:rPr>
@@ -186,11 +178,7 @@
     </w:p>
     <w:p>
       <w:pPr>
-        <w:pStyle w:val="ListParagraph"/>
-        <w:numPr>
-          <w:ilvl w:val="0"/>
-          <w:numId w:val="5"/>
-        </w:numPr>
+        <w:pStyle w:val="ListBullet"/>
       </w:pPr>
       <w:r>
         <w:t xml:space="preserve">as a count of collection items, </w:t>
@@ -198,11 +186,7 @@
     </w:p>
     <w:p>
       <w:pPr>
-        <w:pStyle w:val="ListParagraph"/>
-        <w:numPr>
-          <w:ilvl w:val="0"/>
-          <w:numId w:val="5"/>
-        </w:numPr>
+        <w:pStyle w:val="ListBullet"/>
       </w:pPr>
       <w:r>
         <w:t xml:space="preserve">as a wordprocessing elements outline level, </w:t>
@@ -210,11 +194,7 @@
     </w:p>
     <w:p>
       <w:pPr>
-        <w:pStyle w:val="ListParagraph"/>
-        <w:numPr>
-          <w:ilvl w:val="0"/>
-          <w:numId w:val="5"/>
-        </w:numPr>
+        <w:pStyle w:val="ListBullet"/>
       </w:pPr>
       <w:r>
         <w:t xml:space="preserve">as document page margins values, </w:t>
@@ -222,11 +202,7 @@
     </w:p>
     <w:p>
       <w:pPr>
-        <w:pStyle w:val="ListParagraph"/>
-        <w:numPr>
-          <w:ilvl w:val="0"/>
-          <w:numId w:val="5"/>
-        </w:numPr>
+        <w:pStyle w:val="ListBullet"/>
       </w:pPr>
       <w:r>
         <w:t xml:space="preserve">as drawing elements geometric coordinates </w:t>
@@ -312,11 +288,7 @@
     </w:p>
     <w:p>
       <w:pPr>
-        <w:pStyle w:val="ListParagraph"/>
-        <w:numPr>
-          <w:ilvl w:val="0"/>
-          <w:numId w:val="6"/>
-        </w:numPr>
+        <w:pStyle w:val="ListBullet"/>
       </w:pPr>
       <w:r>
         <w:t xml:space="preserve">as </w:t>
@@ -339,11 +311,7 @@
     </w:p>
     <w:p>
       <w:pPr>
-        <w:pStyle w:val="ListParagraph"/>
-        <w:numPr>
-          <w:ilvl w:val="0"/>
-          <w:numId w:val="6"/>
-        </w:numPr>
+        <w:pStyle w:val="ListBullet"/>
       </w:pPr>
       <w:r>
         <w:t xml:space="preserve">as </w:t>
@@ -366,11 +334,7 @@
     </w:p>
     <w:p>
       <w:pPr>
-        <w:pStyle w:val="ListParagraph"/>
-        <w:numPr>
-          <w:ilvl w:val="0"/>
-          <w:numId w:val="6"/>
-        </w:numPr>
+        <w:pStyle w:val="ListBullet"/>
       </w:pPr>
       <w:r>
         <w:t xml:space="preserve">as </w:t>
@@ -393,11 +357,7 @@
     </w:p>
     <w:p>
       <w:pPr>
-        <w:pStyle w:val="ListParagraph"/>
-        <w:numPr>
-          <w:ilvl w:val="0"/>
-          <w:numId w:val="6"/>
-        </w:numPr>
+        <w:pStyle w:val="ListBullet"/>
       </w:pPr>
       <w:r>
         <w:t xml:space="preserve">as </w:t>
@@ -438,11 +398,7 @@
     </w:p>
     <w:p>
       <w:pPr>
-        <w:pStyle w:val="ListParagraph"/>
-        <w:numPr>
-          <w:ilvl w:val="0"/>
-          <w:numId w:val="6"/>
-        </w:numPr>
+        <w:pStyle w:val="ListBullet"/>
       </w:pPr>
       <w:r>
         <w:t xml:space="preserve">as </w:t>
@@ -471,11 +427,7 @@
     </w:p>
     <w:p>
       <w:pPr>
-        <w:pStyle w:val="ListParagraph"/>
-        <w:numPr>
-          <w:ilvl w:val="0"/>
-          <w:numId w:val="6"/>
-        </w:numPr>
+        <w:pStyle w:val="ListBullet"/>
       </w:pPr>
       <w:r>
         <w:t xml:space="preserve">as </w:t>
@@ -602,9 +554,6 @@
     <w:p>
       <w:pPr>
         <w:pStyle w:val="ListBullet"/>
-        <w:tabs>
-          <w:tab w:val="clear" w:pos="360"/>
-        </w:tabs>
       </w:pPr>
       <w:r>
         <w:rPr>
@@ -652,9 +601,6 @@
     <w:p>
       <w:pPr>
         <w:pStyle w:val="ListBullet"/>
-        <w:tabs>
-          <w:tab w:val="clear" w:pos="360"/>
-        </w:tabs>
       </w:pPr>
       <w:r>
         <w:rPr>
@@ -697,11 +643,7 @@
     </w:p>
     <w:p>
       <w:pPr>
-        <w:pStyle w:val="Normalparagraph"/>
-        <w:numPr>
-          <w:ilvl w:val="0"/>
-          <w:numId w:val="7"/>
-        </w:numPr>
+        <w:pStyle w:val="ListBullet"/>
       </w:pPr>
       <w:hyperlink w:anchor="_Hexadecimal_types" w:history="1">
         <w:r>
@@ -717,10 +659,10 @@
     </w:p>
     <w:p>
       <w:pPr>
-        <w:pStyle w:val="ListParagraph"/>
+        <w:pStyle w:val="ListBullet"/>
         <w:numPr>
-          <w:ilvl w:val="1"/>
-          <w:numId w:val="7"/>
+          <w:ilvl w:val="0"/>
+          <w:numId w:val="24"/>
         </w:numPr>
       </w:pPr>
       <w:hyperlink w:anchor="_HexByte" w:history="1">
@@ -748,10 +690,10 @@
     </w:p>
     <w:p>
       <w:pPr>
-        <w:pStyle w:val="ListParagraph"/>
+        <w:pStyle w:val="ListBullet"/>
         <w:numPr>
-          <w:ilvl w:val="1"/>
-          <w:numId w:val="7"/>
+          <w:ilvl w:val="0"/>
+          <w:numId w:val="24"/>
         </w:numPr>
       </w:pPr>
       <w:hyperlink w:anchor="_HexChar" w:history="1">
@@ -776,10 +718,10 @@
     </w:p>
     <w:p>
       <w:pPr>
-        <w:pStyle w:val="ListParagraph"/>
+        <w:pStyle w:val="ListBullet"/>
         <w:numPr>
-          <w:ilvl w:val="1"/>
-          <w:numId w:val="7"/>
+          <w:ilvl w:val="0"/>
+          <w:numId w:val="24"/>
         </w:numPr>
       </w:pPr>
       <w:hyperlink w:anchor="_HexInt" w:history="1">
@@ -807,10 +749,10 @@
     </w:p>
     <w:p>
       <w:pPr>
-        <w:pStyle w:val="ListParagraph"/>
+        <w:pStyle w:val="ListBullet"/>
         <w:numPr>
-          <w:ilvl w:val="1"/>
-          <w:numId w:val="7"/>
+          <w:ilvl w:val="0"/>
+          <w:numId w:val="24"/>
         </w:numPr>
       </w:pPr>
       <w:hyperlink w:anchor="_HexLong" w:history="1">
@@ -838,10 +780,10 @@
     </w:p>
     <w:p>
       <w:pPr>
-        <w:pStyle w:val="ListParagraph"/>
+        <w:pStyle w:val="ListBullet"/>
         <w:numPr>
-          <w:ilvl w:val="1"/>
-          <w:numId w:val="7"/>
+          <w:ilvl w:val="0"/>
+          <w:numId w:val="24"/>
         </w:numPr>
       </w:pPr>
       <w:hyperlink w:anchor="_HexColor" w:history="1">
@@ -869,10 +811,10 @@
     </w:p>
     <w:p>
       <w:pPr>
-        <w:pStyle w:val="ListParagraph"/>
+        <w:pStyle w:val="ListBullet"/>
         <w:numPr>
-          <w:ilvl w:val="1"/>
-          <w:numId w:val="7"/>
+          <w:ilvl w:val="0"/>
+          <w:numId w:val="24"/>
         </w:numPr>
       </w:pPr>
       <w:hyperlink w:anchor="_HexPercent" w:history="1">
@@ -903,10 +845,10 @@
     </w:p>
     <w:p>
       <w:pPr>
-        <w:pStyle w:val="ListParagraph"/>
+        <w:pStyle w:val="ListBullet"/>
         <w:numPr>
-          <w:ilvl w:val="1"/>
-          <w:numId w:val="7"/>
+          <w:ilvl w:val="0"/>
+          <w:numId w:val="24"/>
         </w:numPr>
       </w:pPr>
       <w:hyperlink w:anchor="_HexBinary" w:history="1">
@@ -931,11 +873,7 @@
     </w:p>
     <w:p>
       <w:pPr>
-        <w:pStyle w:val="Normalparagraph"/>
-        <w:numPr>
-          <w:ilvl w:val="0"/>
-          <w:numId w:val="7"/>
-        </w:numPr>
+        <w:pStyle w:val="ListBullet"/>
       </w:pPr>
       <w:hyperlink w:anchor="_Measure_types" w:history="1">
         <w:r>
@@ -963,10 +901,10 @@
     </w:p>
     <w:p>
       <w:pPr>
-        <w:pStyle w:val="ListParagraph"/>
+        <w:pStyle w:val="ListBullet"/>
         <w:numPr>
-          <w:ilvl w:val="1"/>
-          <w:numId w:val="7"/>
+          <w:ilvl w:val="0"/>
+          <w:numId w:val="23"/>
         </w:numPr>
       </w:pPr>
       <w:hyperlink w:anchor="_UniversalMeasure" w:history="1">
@@ -985,10 +923,10 @@
     </w:p>
     <w:p>
       <w:pPr>
-        <w:pStyle w:val="ListParagraph"/>
+        <w:pStyle w:val="ListBullet"/>
         <w:numPr>
-          <w:ilvl w:val="1"/>
-          <w:numId w:val="7"/>
+          <w:ilvl w:val="0"/>
+          <w:numId w:val="23"/>
         </w:numPr>
         <w:rPr>
           <w:rStyle w:val="Name"/>
@@ -1019,10 +957,10 @@
     </w:p>
     <w:p>
       <w:pPr>
-        <w:pStyle w:val="ListParagraph"/>
+        <w:pStyle w:val="ListBullet"/>
         <w:numPr>
-          <w:ilvl w:val="1"/>
-          <w:numId w:val="7"/>
+          <w:ilvl w:val="0"/>
+          <w:numId w:val="23"/>
         </w:numPr>
         <w:rPr>
           <w:rStyle w:val="Name"/>
@@ -1053,10 +991,10 @@
     </w:p>
     <w:p>
       <w:pPr>
-        <w:pStyle w:val="ListParagraph"/>
+        <w:pStyle w:val="ListBullet"/>
         <w:numPr>
-          <w:ilvl w:val="1"/>
-          <w:numId w:val="7"/>
+          <w:ilvl w:val="0"/>
+          <w:numId w:val="23"/>
         </w:numPr>
         <w:rPr>
           <w:rStyle w:val="Name"/>
@@ -1168,10 +1106,10 @@
     </w:p>
     <w:p>
       <w:pPr>
-        <w:pStyle w:val="ListParagraph"/>
+        <w:pStyle w:val="ListBullet"/>
         <w:numPr>
-          <w:ilvl w:val="1"/>
-          <w:numId w:val="7"/>
+          <w:ilvl w:val="0"/>
+          <w:numId w:val="23"/>
         </w:numPr>
       </w:pPr>
       <w:hyperlink w:anchor="_Twips" w:history="1">
@@ -1205,10 +1143,10 @@
     </w:p>
     <w:p>
       <w:pPr>
-        <w:pStyle w:val="ListParagraph"/>
+        <w:pStyle w:val="ListBullet"/>
         <w:numPr>
-          <w:ilvl w:val="1"/>
-          <w:numId w:val="7"/>
+          <w:ilvl w:val="0"/>
+          <w:numId w:val="23"/>
         </w:numPr>
       </w:pPr>
       <w:hyperlink w:anchor="_EMU" w:history="1">
@@ -1236,10 +1174,10 @@
     </w:p>
     <w:p>
       <w:pPr>
-        <w:pStyle w:val="ListParagraph"/>
+        <w:pStyle w:val="ListBullet"/>
         <w:numPr>
-          <w:ilvl w:val="1"/>
-          <w:numId w:val="7"/>
+          <w:ilvl w:val="0"/>
+          <w:numId w:val="23"/>
         </w:numPr>
       </w:pPr>
       <w:hyperlink w:anchor="_Degrees" w:history="1">
@@ -1273,10 +1211,10 @@
     </w:p>
     <w:p>
       <w:pPr>
-        <w:pStyle w:val="ListParagraph"/>
+        <w:pStyle w:val="ListBullet"/>
         <w:numPr>
-          <w:ilvl w:val="1"/>
-          <w:numId w:val="7"/>
+          <w:ilvl w:val="0"/>
+          <w:numId w:val="23"/>
         </w:numPr>
       </w:pPr>
       <w:hyperlink w:anchor="_BytePercent" w:history="1">
@@ -1312,10 +1250,10 @@
     </w:p>
     <w:p>
       <w:pPr>
-        <w:pStyle w:val="ListParagraph"/>
+        <w:pStyle w:val="ListBullet"/>
         <w:numPr>
-          <w:ilvl w:val="1"/>
-          <w:numId w:val="7"/>
+          <w:ilvl w:val="0"/>
+          <w:numId w:val="23"/>
         </w:numPr>
       </w:pPr>
       <w:hyperlink w:anchor="_Percentage" w:history="1">
@@ -1349,11 +1287,7 @@
     </w:p>
     <w:p>
       <w:pPr>
-        <w:pStyle w:val="Normalparagraph"/>
-        <w:numPr>
-          <w:ilvl w:val="0"/>
-          <w:numId w:val="7"/>
-        </w:numPr>
+        <w:pStyle w:val="ListBullet"/>
       </w:pPr>
       <w:hyperlink w:anchor="_Variant_types" w:history="1">
         <w:r>
@@ -1384,10 +1318,10 @@
     </w:p>
     <w:p>
       <w:pPr>
-        <w:pStyle w:val="ListParagraph"/>
+        <w:pStyle w:val="ListBullet"/>
         <w:numPr>
-          <w:ilvl w:val="1"/>
-          <w:numId w:val="7"/>
+          <w:ilvl w:val="0"/>
+          <w:numId w:val="22"/>
         </w:numPr>
       </w:pPr>
       <w:hyperlink w:anchor="_Variant" w:history="1">
@@ -1412,10 +1346,10 @@
     </w:p>
     <w:p>
       <w:pPr>
-        <w:pStyle w:val="ListParagraph"/>
+        <w:pStyle w:val="ListBullet"/>
         <w:numPr>
-          <w:ilvl w:val="1"/>
-          <w:numId w:val="7"/>
+          <w:ilvl w:val="0"/>
+          <w:numId w:val="22"/>
         </w:numPr>
       </w:pPr>
       <w:hyperlink w:anchor="_ArrayVariant" w:history="1">
@@ -1446,10 +1380,10 @@
     </w:p>
     <w:p>
       <w:pPr>
-        <w:pStyle w:val="ListParagraph"/>
+        <w:pStyle w:val="ListBullet"/>
         <w:numPr>
-          <w:ilvl w:val="1"/>
-          <w:numId w:val="7"/>
+          <w:ilvl w:val="0"/>
+          <w:numId w:val="22"/>
         </w:numPr>
       </w:pPr>
       <w:hyperlink w:anchor="_VectorVariant" w:history="1">
@@ -1480,10 +1414,10 @@
     </w:p>
     <w:p>
       <w:pPr>
-        <w:pStyle w:val="ListParagraph"/>
+        <w:pStyle w:val="ListBullet"/>
         <w:numPr>
-          <w:ilvl w:val="1"/>
-          <w:numId w:val="7"/>
+          <w:ilvl w:val="0"/>
+          <w:numId w:val="22"/>
         </w:numPr>
       </w:pPr>
       <w:hyperlink w:anchor="_VStreamData" w:history="1">
@@ -1514,10 +1448,10 @@
     </w:p>
     <w:p>
       <w:pPr>
-        <w:pStyle w:val="ListParagraph"/>
+        <w:pStyle w:val="ListBullet"/>
         <w:numPr>
-          <w:ilvl w:val="1"/>
-          <w:numId w:val="7"/>
+          <w:ilvl w:val="0"/>
+          <w:numId w:val="22"/>
         </w:numPr>
       </w:pPr>
       <w:hyperlink w:anchor="_VClipboardData" w:history="1">
@@ -1548,11 +1482,7 @@
     </w:p>
     <w:p>
       <w:pPr>
-        <w:pStyle w:val="ListParagraph"/>
-        <w:numPr>
-          <w:ilvl w:val="0"/>
-          <w:numId w:val="7"/>
-        </w:numPr>
+        <w:pStyle w:val="ListBullet"/>
       </w:pPr>
       <w:hyperlink w:anchor="_Other_types" w:history="1">
         <w:r>
@@ -1568,10 +1498,10 @@
     </w:p>
     <w:p>
       <w:pPr>
-        <w:pStyle w:val="ListParagraph"/>
+        <w:pStyle w:val="ListBullet"/>
         <w:numPr>
-          <w:ilvl w:val="1"/>
-          <w:numId w:val="7"/>
+          <w:ilvl w:val="0"/>
+          <w:numId w:val="21"/>
         </w:numPr>
       </w:pPr>
       <w:hyperlink w:anchor="_Base64Binary" w:history="1">
@@ -1602,10 +1532,10 @@
     </w:p>
     <w:p>
       <w:pPr>
-        <w:pStyle w:val="ListParagraph"/>
+        <w:pStyle w:val="ListBullet"/>
         <w:numPr>
-          <w:ilvl w:val="1"/>
-          <w:numId w:val="7"/>
+          <w:ilvl w:val="0"/>
+          <w:numId w:val="21"/>
         </w:numPr>
       </w:pPr>
       <w:hyperlink w:anchor="_UriString" w:history="1">
@@ -1627,10 +1557,10 @@
     </w:p>
     <w:p>
       <w:pPr>
-        <w:pStyle w:val="ListParagraph"/>
+        <w:pStyle w:val="ListBullet"/>
         <w:numPr>
-          <w:ilvl w:val="1"/>
-          <w:numId w:val="7"/>
+          <w:ilvl w:val="0"/>
+          <w:numId w:val="21"/>
         </w:numPr>
       </w:pPr>
       <w:hyperlink w:anchor="_ListOf&lt;T&gt;" w:history="1">
@@ -1661,10 +1591,10 @@
     </w:p>
     <w:p>
       <w:pPr>
-        <w:pStyle w:val="ListParagraph"/>
+        <w:pStyle w:val="ListBullet"/>
         <w:numPr>
-          <w:ilvl w:val="1"/>
-          <w:numId w:val="7"/>
+          <w:ilvl w:val="0"/>
+          <w:numId w:val="21"/>
         </w:numPr>
       </w:pPr>
       <w:hyperlink w:anchor="_StringList" w:history="1">
@@ -1695,10 +1625,10 @@
     </w:p>
     <w:p>
       <w:pPr>
-        <w:pStyle w:val="ListParagraph"/>
+        <w:pStyle w:val="ListBullet"/>
         <w:numPr>
-          <w:ilvl w:val="1"/>
-          <w:numId w:val="7"/>
+          <w:ilvl w:val="0"/>
+          <w:numId w:val="21"/>
         </w:numPr>
       </w:pPr>
       <w:hyperlink w:anchor="_StrNumPair" w:history="1">
@@ -1897,6 +1827,7 @@
         <w:rPr>
           <w:rStyle w:val="Name"/>
         </w:rPr>
+        <w:lastRenderedPageBreak/>
         <w:t xml:space="preserve">IPercentage </w:t>
       </w:r>
       <w:r>
@@ -1950,7 +1881,10 @@
       <w:bookmarkEnd w:id="0"/>
       <w:r>
         <w:lastRenderedPageBreak/>
-        <w:t>Hexadecimal types</w:t>
+        <w:t xml:space="preserve">Hexadecimal </w:t>
+      </w:r>
+      <w:r>
+        <w:t>Types</w:t>
       </w:r>
     </w:p>
     <w:p>
@@ -2120,11 +2054,7 @@
     </w:p>
     <w:p>
       <w:pPr>
-        <w:pStyle w:val="ListParagraph"/>
-        <w:numPr>
-          <w:ilvl w:val="0"/>
-          <w:numId w:val="7"/>
-        </w:numPr>
+        <w:pStyle w:val="ListBullet"/>
       </w:pPr>
       <w:hyperlink w:anchor="_HexByte" w:history="1">
         <w:r>
@@ -2145,11 +2075,7 @@
     </w:p>
     <w:p>
       <w:pPr>
-        <w:pStyle w:val="ListParagraph"/>
-        <w:numPr>
-          <w:ilvl w:val="0"/>
-          <w:numId w:val="7"/>
-        </w:numPr>
+        <w:pStyle w:val="ListBullet"/>
       </w:pPr>
       <w:hyperlink w:anchor="_HexChar" w:history="1">
         <w:r>
@@ -2173,11 +2099,7 @@
     </w:p>
     <w:p>
       <w:pPr>
-        <w:pStyle w:val="ListParagraph"/>
-        <w:numPr>
-          <w:ilvl w:val="0"/>
-          <w:numId w:val="7"/>
-        </w:numPr>
+        <w:pStyle w:val="ListBullet"/>
       </w:pPr>
       <w:hyperlink w:anchor="_HexInt" w:history="1">
         <w:r>
@@ -2204,11 +2126,7 @@
     </w:p>
     <w:p>
       <w:pPr>
-        <w:pStyle w:val="ListParagraph"/>
-        <w:numPr>
-          <w:ilvl w:val="0"/>
-          <w:numId w:val="7"/>
-        </w:numPr>
+        <w:pStyle w:val="ListBullet"/>
       </w:pPr>
       <w:hyperlink w:anchor="_HexLong" w:history="1">
         <w:r>
@@ -2235,11 +2153,7 @@
     </w:p>
     <w:p>
       <w:pPr>
-        <w:pStyle w:val="ListParagraph"/>
-        <w:numPr>
-          <w:ilvl w:val="0"/>
-          <w:numId w:val="7"/>
-        </w:numPr>
+        <w:pStyle w:val="ListBullet"/>
       </w:pPr>
       <w:hyperlink w:anchor="_HexColor" w:history="1">
         <w:r>
@@ -2266,11 +2180,7 @@
     </w:p>
     <w:p>
       <w:pPr>
-        <w:pStyle w:val="ListParagraph"/>
-        <w:numPr>
-          <w:ilvl w:val="0"/>
-          <w:numId w:val="7"/>
-        </w:numPr>
+        <w:pStyle w:val="ListBullet"/>
       </w:pPr>
       <w:hyperlink w:anchor="_HexPercent" w:history="1">
         <w:r>
@@ -2834,7 +2744,6 @@
         <w:t xml:space="preserve"> Conversion to an array of bytes is also provided.</w:t>
       </w:r>
     </w:p>
-    <w:p/>
     <w:p>
       <w:pPr>
         <w:pStyle w:val="Heading2"/>
@@ -2908,11 +2817,7 @@
     </w:p>
     <w:p>
       <w:pPr>
-        <w:pStyle w:val="ListParagraph"/>
-        <w:numPr>
-          <w:ilvl w:val="0"/>
-          <w:numId w:val="7"/>
-        </w:numPr>
+        <w:pStyle w:val="ListBullet"/>
         <w:rPr>
           <w:rStyle w:val="Name"/>
           <w:rFonts w:ascii="Calibri" w:hAnsi="Calibri"/>
@@ -2960,11 +2865,7 @@
     </w:p>
     <w:p>
       <w:pPr>
-        <w:pStyle w:val="ListParagraph"/>
-        <w:numPr>
-          <w:ilvl w:val="0"/>
-          <w:numId w:val="7"/>
-        </w:numPr>
+        <w:pStyle w:val="ListBullet"/>
         <w:rPr>
           <w:rStyle w:val="Name"/>
           <w:rFonts w:ascii="Calibri" w:hAnsi="Calibri"/>
@@ -3012,11 +2913,7 @@
     </w:p>
     <w:p>
       <w:pPr>
-        <w:pStyle w:val="ListParagraph"/>
-        <w:numPr>
-          <w:ilvl w:val="0"/>
-          <w:numId w:val="7"/>
-        </w:numPr>
+        <w:pStyle w:val="ListBullet"/>
         <w:rPr>
           <w:rStyle w:val="Name"/>
           <w:rFonts w:ascii="Calibri" w:hAnsi="Calibri"/>
@@ -3118,11 +3015,7 @@
     </w:p>
     <w:p>
       <w:pPr>
-        <w:pStyle w:val="ListParagraph"/>
-        <w:numPr>
-          <w:ilvl w:val="0"/>
-          <w:numId w:val="7"/>
-        </w:numPr>
+        <w:pStyle w:val="ListBullet"/>
       </w:pPr>
       <w:hyperlink w:anchor="_Twips" w:history="1">
         <w:r>
@@ -3149,11 +3042,7 @@
     </w:p>
     <w:p>
       <w:pPr>
-        <w:pStyle w:val="ListParagraph"/>
-        <w:numPr>
-          <w:ilvl w:val="0"/>
-          <w:numId w:val="7"/>
-        </w:numPr>
+        <w:pStyle w:val="ListBullet"/>
       </w:pPr>
       <w:hyperlink w:anchor="_EMU" w:history="1">
         <w:r>
@@ -3298,11 +3187,7 @@
     </w:p>
     <w:p>
       <w:pPr>
-        <w:pStyle w:val="ListParagraph"/>
-        <w:numPr>
-          <w:ilvl w:val="0"/>
-          <w:numId w:val="7"/>
-        </w:numPr>
+        <w:pStyle w:val="ListBullet"/>
       </w:pPr>
       <w:hyperlink w:anchor="_Degrees" w:history="1">
         <w:r>
@@ -3335,11 +3220,7 @@
     </w:p>
     <w:p>
       <w:pPr>
-        <w:pStyle w:val="ListParagraph"/>
-        <w:numPr>
-          <w:ilvl w:val="0"/>
-          <w:numId w:val="7"/>
-        </w:numPr>
+        <w:pStyle w:val="ListBullet"/>
       </w:pPr>
       <w:hyperlink w:anchor="_BytePercent" w:history="1">
         <w:r>
@@ -3357,11 +3238,7 @@
     </w:p>
     <w:p>
       <w:pPr>
-        <w:pStyle w:val="ListParagraph"/>
-        <w:numPr>
-          <w:ilvl w:val="0"/>
-          <w:numId w:val="7"/>
-        </w:numPr>
+        <w:pStyle w:val="ListBullet"/>
       </w:pPr>
       <w:hyperlink w:anchor="_Percentage" w:history="1">
         <w:r>
@@ -3518,11 +3395,7 @@
     </w:p>
     <w:p>
       <w:pPr>
-        <w:pStyle w:val="ListParagraph"/>
-        <w:numPr>
-          <w:ilvl w:val="0"/>
-          <w:numId w:val="9"/>
-        </w:numPr>
+        <w:pStyle w:val="ListBullet"/>
       </w:pPr>
       <w:r>
         <w:rPr>
@@ -3545,11 +3418,7 @@
     </w:p>
     <w:p>
       <w:pPr>
-        <w:pStyle w:val="ListParagraph"/>
-        <w:numPr>
-          <w:ilvl w:val="0"/>
-          <w:numId w:val="9"/>
-        </w:numPr>
+        <w:pStyle w:val="ListBullet"/>
       </w:pPr>
       <w:r>
         <w:rPr>
@@ -3628,11 +3497,7 @@
     </w:p>
     <w:p>
       <w:pPr>
-        <w:pStyle w:val="ListParagraph"/>
-        <w:numPr>
-          <w:ilvl w:val="0"/>
-          <w:numId w:val="9"/>
-        </w:numPr>
+        <w:pStyle w:val="ListBullet"/>
         <w:rPr>
           <w:rStyle w:val="Name"/>
           <w:rFonts w:ascii="Calibri" w:hAnsi="Calibri"/>
@@ -3651,11 +3516,7 @@
     </w:p>
     <w:p>
       <w:pPr>
-        <w:pStyle w:val="ListParagraph"/>
-        <w:numPr>
-          <w:ilvl w:val="0"/>
-          <w:numId w:val="9"/>
-        </w:numPr>
+        <w:pStyle w:val="ListBullet"/>
         <w:rPr>
           <w:rStyle w:val="Name"/>
           <w:rFonts w:ascii="Calibri" w:hAnsi="Calibri"/>
@@ -3672,11 +3533,7 @@
     </w:p>
     <w:p>
       <w:pPr>
-        <w:pStyle w:val="ListParagraph"/>
-        <w:numPr>
-          <w:ilvl w:val="0"/>
-          <w:numId w:val="9"/>
-        </w:numPr>
+        <w:pStyle w:val="ListBullet"/>
         <w:rPr>
           <w:rStyle w:val="Name"/>
           <w:rFonts w:ascii="Calibri" w:hAnsi="Calibri"/>
@@ -3693,11 +3550,7 @@
     </w:p>
     <w:p>
       <w:pPr>
-        <w:pStyle w:val="ListParagraph"/>
-        <w:numPr>
-          <w:ilvl w:val="0"/>
-          <w:numId w:val="9"/>
-        </w:numPr>
+        <w:pStyle w:val="ListBullet"/>
         <w:rPr>
           <w:rStyle w:val="Name"/>
           <w:rFonts w:ascii="Calibri" w:hAnsi="Calibri"/>
@@ -3714,11 +3567,7 @@
     </w:p>
     <w:p>
       <w:pPr>
-        <w:pStyle w:val="ListParagraph"/>
-        <w:numPr>
-          <w:ilvl w:val="0"/>
-          <w:numId w:val="9"/>
-        </w:numPr>
+        <w:pStyle w:val="ListBullet"/>
         <w:rPr>
           <w:rStyle w:val="Name"/>
           <w:rFonts w:ascii="Calibri" w:hAnsi="Calibri"/>
@@ -4429,7 +4278,10 @@
       <w:bookmarkEnd w:id="19"/>
       <w:r>
         <w:lastRenderedPageBreak/>
-        <w:t>Variant types</w:t>
+        <w:t xml:space="preserve">Variant </w:t>
+      </w:r>
+      <w:r>
+        <w:t>Types</w:t>
       </w:r>
     </w:p>
     <w:p>
@@ -4493,11 +4345,7 @@
     </w:p>
     <w:p>
       <w:pPr>
-        <w:pStyle w:val="ListParagraph"/>
-        <w:numPr>
-          <w:ilvl w:val="0"/>
-          <w:numId w:val="7"/>
-        </w:numPr>
+        <w:pStyle w:val="ListBullet"/>
       </w:pPr>
       <w:hyperlink w:anchor="_Variant" w:history="1">
         <w:r>
@@ -4533,11 +4381,7 @@
     </w:p>
     <w:p>
       <w:pPr>
-        <w:pStyle w:val="ListParagraph"/>
-        <w:numPr>
-          <w:ilvl w:val="0"/>
-          <w:numId w:val="7"/>
-        </w:numPr>
+        <w:pStyle w:val="ListBullet"/>
       </w:pPr>
       <w:hyperlink w:anchor="_ArrayVariant" w:history="1">
         <w:r>
@@ -4564,11 +4408,7 @@
     </w:p>
     <w:p>
       <w:pPr>
-        <w:pStyle w:val="ListParagraph"/>
-        <w:numPr>
-          <w:ilvl w:val="0"/>
-          <w:numId w:val="7"/>
-        </w:numPr>
+        <w:pStyle w:val="ListBullet"/>
       </w:pPr>
       <w:hyperlink w:anchor="_VectorVariant" w:history="1">
         <w:r>
@@ -4598,11 +4438,7 @@
     </w:p>
     <w:p>
       <w:pPr>
-        <w:pStyle w:val="ListParagraph"/>
-        <w:numPr>
-          <w:ilvl w:val="0"/>
-          <w:numId w:val="7"/>
-        </w:numPr>
+        <w:pStyle w:val="ListBullet"/>
       </w:pPr>
       <w:hyperlink w:anchor="_VStreamData" w:history="1">
         <w:r>
@@ -4650,11 +4486,7 @@
     </w:p>
     <w:p>
       <w:pPr>
-        <w:pStyle w:val="ListParagraph"/>
-        <w:numPr>
-          <w:ilvl w:val="0"/>
-          <w:numId w:val="7"/>
-        </w:numPr>
+        <w:pStyle w:val="ListBullet"/>
       </w:pPr>
       <w:hyperlink w:anchor="_VClipboardData" w:history="1">
         <w:r>
@@ -5743,7 +5575,6 @@
               <w:rPr>
                 <w:rStyle w:val="Name"/>
               </w:rPr>
-              <w:lastRenderedPageBreak/>
               <w:t>ClipboardData</w:t>
             </w:r>
           </w:p>
@@ -5782,6 +5613,7 @@
               <w:rPr>
                 <w:rStyle w:val="Name"/>
               </w:rPr>
+              <w:lastRenderedPageBreak/>
               <w:t>Blob</w:t>
             </w:r>
           </w:p>
@@ -6264,11 +6096,7 @@
     </w:p>
     <w:p>
       <w:pPr>
-        <w:pStyle w:val="ListParagraph"/>
-        <w:numPr>
-          <w:ilvl w:val="0"/>
-          <w:numId w:val="11"/>
-        </w:numPr>
+        <w:pStyle w:val="ListBullet"/>
       </w:pPr>
       <w:r>
         <w:rPr>
@@ -6297,11 +6125,7 @@
     </w:p>
     <w:p>
       <w:pPr>
-        <w:pStyle w:val="ListParagraph"/>
-        <w:numPr>
-          <w:ilvl w:val="0"/>
-          <w:numId w:val="11"/>
-        </w:numPr>
+        <w:pStyle w:val="ListBullet"/>
       </w:pPr>
       <w:r>
         <w:rPr>
@@ -6320,125 +6144,111 @@
       <w:pPr>
         <w:pStyle w:val="Heading3"/>
       </w:pPr>
-      <w:bookmarkStart w:id="24" w:name="_VClipboardData"/>
+      <w:r>
+        <w:t>VClipboardData</w:t>
+      </w:r>
+    </w:p>
+    <w:p>
+      <w:pPr>
+        <w:pStyle w:val="Normalparagraph"/>
+      </w:pPr>
+      <w:r>
+        <w:t>Similarly, w</w:t>
+      </w:r>
+      <w:r>
+        <w:t xml:space="preserve">hen </w:t>
+      </w:r>
+      <w:r>
+        <w:rPr>
+          <w:rStyle w:val="Name"/>
+        </w:rPr>
+        <w:t>Variant</w:t>
+      </w:r>
+      <w:r>
+        <w:t xml:space="preserve"> data is stored in OpenXml, </w:t>
+      </w:r>
+      <w:r>
+        <w:rPr>
+          <w:rStyle w:val="Name"/>
+        </w:rPr>
+        <w:t xml:space="preserve">VClipboardData </w:t>
+      </w:r>
+      <w:r>
+        <w:t xml:space="preserve">represents </w:t>
+      </w:r>
+      <w:r>
+        <w:t xml:space="preserve">clipboard data with </w:t>
+      </w:r>
+      <w:r>
+        <w:t>three properties:</w:t>
+      </w:r>
+    </w:p>
+    <w:p>
+      <w:pPr>
+        <w:pStyle w:val="ListBullet"/>
+      </w:pPr>
+      <w:r>
+        <w:rPr>
+          <w:rStyle w:val="Name"/>
+        </w:rPr>
+        <w:t>Format</w:t>
+      </w:r>
+      <w:r>
+        <w:t xml:space="preserve"> – </w:t>
+      </w:r>
+      <w:r>
+        <w:t>integer identifier</w:t>
+      </w:r>
+      <w:r>
+        <w:t xml:space="preserve"> </w:t>
+      </w:r>
+      <w:r>
+        <w:t>of the data</w:t>
+      </w:r>
+      <w:r>
+        <w:t xml:space="preserve"> format</w:t>
+      </w:r>
+      <w:r>
+        <w:t>,</w:t>
+      </w:r>
+    </w:p>
+    <w:p>
+      <w:pPr>
+        <w:pStyle w:val="ListBullet"/>
+      </w:pPr>
+      <w:r>
+        <w:rPr>
+          <w:rStyle w:val="Name"/>
+        </w:rPr>
+        <w:t xml:space="preserve">Size </w:t>
+      </w:r>
+      <w:r>
+        <w:t>– length of the data</w:t>
+      </w:r>
+    </w:p>
+    <w:p>
+      <w:pPr>
+        <w:pStyle w:val="ListBullet"/>
+      </w:pPr>
+      <w:r>
+        <w:rPr>
+          <w:rStyle w:val="Name"/>
+        </w:rPr>
+        <w:t>Data</w:t>
+      </w:r>
+      <w:r>
+        <w:t xml:space="preserve"> – an array of bytes</w:t>
+      </w:r>
+      <w:r>
+        <w:t>.</w:t>
+      </w:r>
+    </w:p>
+    <w:p>
+      <w:pPr>
+        <w:pStyle w:val="Heading2"/>
+      </w:pPr>
+      <w:bookmarkStart w:id="24" w:name="_Other_types"/>
       <w:bookmarkEnd w:id="24"/>
-      <w:r>
-        <w:t>VClipboardData</w:t>
-      </w:r>
-    </w:p>
-    <w:p>
-      <w:pPr>
-        <w:pStyle w:val="Normalparagraph"/>
-      </w:pPr>
-      <w:r>
-        <w:t>Similarly, w</w:t>
-      </w:r>
-      <w:r>
-        <w:t xml:space="preserve">hen </w:t>
-      </w:r>
-      <w:r>
-        <w:rPr>
-          <w:rStyle w:val="Name"/>
-        </w:rPr>
-        <w:t>Variant</w:t>
-      </w:r>
-      <w:r>
-        <w:t xml:space="preserve"> data is stored in OpenXml, </w:t>
-      </w:r>
-      <w:r>
-        <w:rPr>
-          <w:rStyle w:val="Name"/>
-        </w:rPr>
-        <w:t xml:space="preserve">VClipboardData </w:t>
-      </w:r>
-      <w:r>
-        <w:t xml:space="preserve">represents </w:t>
-      </w:r>
-      <w:r>
-        <w:t xml:space="preserve">clipboard data with </w:t>
-      </w:r>
-      <w:r>
-        <w:t>three properties:</w:t>
-      </w:r>
-    </w:p>
-    <w:p>
-      <w:pPr>
-        <w:pStyle w:val="ListParagraph"/>
-        <w:numPr>
-          <w:ilvl w:val="0"/>
-          <w:numId w:val="11"/>
-        </w:numPr>
-      </w:pPr>
-      <w:r>
-        <w:rPr>
-          <w:rStyle w:val="Name"/>
-        </w:rPr>
-        <w:t>Format</w:t>
-      </w:r>
-      <w:r>
-        <w:t xml:space="preserve"> – </w:t>
-      </w:r>
-      <w:r>
-        <w:t>integer identifier</w:t>
-      </w:r>
-      <w:r>
-        <w:t xml:space="preserve"> </w:t>
-      </w:r>
-      <w:r>
-        <w:t>of the data</w:t>
-      </w:r>
-      <w:r>
-        <w:t xml:space="preserve"> format</w:t>
-      </w:r>
-      <w:r>
-        <w:t>,</w:t>
-      </w:r>
-    </w:p>
-    <w:p>
-      <w:pPr>
-        <w:pStyle w:val="ListParagraph"/>
-        <w:numPr>
-          <w:ilvl w:val="0"/>
-          <w:numId w:val="11"/>
-        </w:numPr>
-      </w:pPr>
-      <w:r>
-        <w:rPr>
-          <w:rStyle w:val="Name"/>
-        </w:rPr>
-        <w:t xml:space="preserve">Size </w:t>
-      </w:r>
-      <w:r>
-        <w:t>– length of the data</w:t>
-      </w:r>
-    </w:p>
-    <w:p>
-      <w:pPr>
-        <w:pStyle w:val="ListParagraph"/>
-        <w:numPr>
-          <w:ilvl w:val="0"/>
-          <w:numId w:val="11"/>
-        </w:numPr>
-      </w:pPr>
-      <w:r>
-        <w:rPr>
-          <w:rStyle w:val="Name"/>
-        </w:rPr>
-        <w:t>Data</w:t>
-      </w:r>
-      <w:r>
-        <w:t xml:space="preserve"> – an array of bytes</w:t>
-      </w:r>
-      <w:r>
-        <w:t>.</w:t>
-      </w:r>
-    </w:p>
-    <w:p>
-      <w:pPr>
-        <w:pStyle w:val="Heading2"/>
-      </w:pPr>
-      <w:bookmarkStart w:id="25" w:name="_Other_types"/>
-      <w:bookmarkEnd w:id="25"/>
       <w:r>
         <w:lastRenderedPageBreak/>
         <w:t>O</w:t>
@@ -6451,10 +6261,97 @@
       <w:pPr>
         <w:pStyle w:val="Heading3"/>
       </w:pPr>
-      <w:bookmarkStart w:id="26" w:name="_Base64Binary"/>
+      <w:bookmarkStart w:id="25" w:name="_Base64Binary"/>
+      <w:bookmarkEnd w:id="25"/>
+      <w:r>
+        <w:t>Base64Binary</w:t>
+      </w:r>
+    </w:p>
+    <w:p>
+      <w:pPr>
+        <w:pStyle w:val="Normalparagraph"/>
+      </w:pPr>
+      <w:r>
+        <w:t xml:space="preserve">The </w:t>
+      </w:r>
+      <w:r>
+        <w:rPr>
+          <w:rStyle w:val="Name"/>
+        </w:rPr>
+        <w:t>Base64Binary</w:t>
+      </w:r>
+      <w:r>
+        <w:t xml:space="preserve"> </w:t>
+      </w:r>
+      <w:r>
+        <w:t>class</w:t>
+      </w:r>
+      <w:r>
+        <w:t xml:space="preserve"> </w:t>
+      </w:r>
+      <w:r>
+        <w:t>r</w:t>
+      </w:r>
+      <w:r>
+        <w:t>epresents binary data encoded as a Base64 string, used for embedding binary content in text-based formats.</w:t>
+      </w:r>
+      <w:r>
+        <w:t xml:space="preserve"> Similarly to </w:t>
+      </w:r>
+      <w:r>
+        <w:rPr>
+          <w:rStyle w:val="Name"/>
+        </w:rPr>
+        <w:t>HexBinary</w:t>
+      </w:r>
+      <w:r>
+        <w:t xml:space="preserve"> it is converted to/from a byte array, but the </w:t>
+      </w:r>
+      <w:r>
+        <w:t xml:space="preserve">serialization method is completely different. </w:t>
+      </w:r>
+      <w:r>
+        <w:rPr>
+          <w:rStyle w:val="Name"/>
+        </w:rPr>
+        <w:t>HexBinary</w:t>
+      </w:r>
+      <w:r>
+        <w:t xml:space="preserve"> should be used for rather short data, </w:t>
+      </w:r>
+      <w:r>
+        <w:t xml:space="preserve">and </w:t>
+      </w:r>
+      <w:r>
+        <w:rPr>
+          <w:rStyle w:val="Name"/>
+        </w:rPr>
+        <w:t>Base64Binary</w:t>
+      </w:r>
+      <w:r>
+        <w:t xml:space="preserve"> for longer </w:t>
+      </w:r>
+      <w:r>
+        <w:t xml:space="preserve">byte arrays, as the serialized string is shorter than in </w:t>
+      </w:r>
+      <w:r>
+        <w:rPr>
+          <w:rStyle w:val="Name"/>
+        </w:rPr>
+        <w:t>HexBinary</w:t>
+      </w:r>
+      <w:r>
+        <w:t>.</w:t>
+      </w:r>
+    </w:p>
+    <w:p>
+      <w:pPr>
+        <w:pStyle w:val="Heading3"/>
+      </w:pPr>
+      <w:bookmarkStart w:id="26" w:name="_UriString"/>
       <w:bookmarkEnd w:id="26"/>
       <w:r>
-        <w:t>Base64Binary</w:t>
+        <w:t>UriString</w:t>
       </w:r>
     </w:p>
     <w:p>
@@ -6462,73 +6359,439 @@
         <w:pStyle w:val="Normalparagraph"/>
       </w:pPr>
       <w:r>
+        <w:t xml:space="preserve">C# </w:t>
+      </w:r>
+      <w:r>
+        <w:t xml:space="preserve">defines </w:t>
+      </w:r>
+      <w:r>
+        <w:rPr>
+          <w:rStyle w:val="Name"/>
+        </w:rPr>
+        <w:t>Uri</w:t>
+      </w:r>
+      <w:r>
+        <w:t xml:space="preserve"> </w:t>
+      </w:r>
+      <w:r>
+        <w:t>class as a complex datatype</w:t>
+      </w:r>
+      <w:r>
+        <w:t xml:space="preserve">, which provides methods for absolute and relative Universal </w:t>
+      </w:r>
+      <w:r>
+        <w:t xml:space="preserve">Resource Identifier resolution. The value of this type </w:t>
+      </w:r>
+      <w:r>
+        <w:t xml:space="preserve">does </w:t>
+      </w:r>
+      <w:r>
+        <w:t xml:space="preserve">not work well with </w:t>
+      </w:r>
+      <w:r>
+        <w:rPr>
+          <w:rStyle w:val="Name"/>
+        </w:rPr>
+        <w:t>XmlSerializer</w:t>
+      </w:r>
+      <w:r>
+        <w:t xml:space="preserve">, so a separate </w:t>
+      </w:r>
+      <w:r>
+        <w:rPr>
+          <w:rStyle w:val="Name"/>
+        </w:rPr>
+        <w:t>UriString</w:t>
+      </w:r>
+      <w:r>
+        <w:t xml:space="preserve"> </w:t>
+      </w:r>
+      <w:r>
+        <w:t>datatype. Its values are simply s</w:t>
+      </w:r>
+      <w:r>
+        <w:t>trings, but the format of the string</w:t>
+      </w:r>
+      <w:r>
+        <w:t xml:space="preserve"> </w:t>
+      </w:r>
+      <w:r>
+        <w:t xml:space="preserve">should </w:t>
+      </w:r>
+      <w:r>
+        <w:t xml:space="preserve">compatible </w:t>
+      </w:r>
+      <w:r>
+        <w:t xml:space="preserve">with </w:t>
+      </w:r>
+      <w:r>
+        <w:t>RFC 3986 standard</w:t>
+      </w:r>
+      <w:r>
+        <w:t xml:space="preserve"> </w:t>
+      </w:r>
+      <w:r>
+        <w:t>of</w:t>
+      </w:r>
+      <w:r>
+        <w:t xml:space="preserve"> Uri</w:t>
+      </w:r>
+    </w:p>
+    <w:p>
+      <w:pPr>
+        <w:pStyle w:val="Heading3"/>
+      </w:pPr>
+      <w:bookmarkStart w:id="27" w:name="_ListOf&lt;T&gt;"/>
+      <w:bookmarkEnd w:id="27"/>
+      <w:r>
+        <w:t>ListOf&lt;T&gt;</w:t>
+      </w:r>
+    </w:p>
+    <w:p>
+      <w:pPr>
+        <w:pStyle w:val="Normalparagraph"/>
+      </w:pPr>
+      <w:r>
+        <w:t xml:space="preserve">When </w:t>
+      </w:r>
+      <w:r>
+        <w:t xml:space="preserve">a property contains a short list of simple values, it should be represented by the </w:t>
+      </w:r>
+      <w:r>
+        <w:rPr>
+          <w:rStyle w:val="Name"/>
+        </w:rPr>
+        <w:t xml:space="preserve">ListOf&lt;T&gt; </w:t>
+      </w:r>
+      <w:r>
+        <w:t>class</w:t>
+      </w:r>
+      <w:r>
+        <w:t>.</w:t>
+      </w:r>
+      <w:r>
+        <w:t xml:space="preserve"> </w:t>
+      </w:r>
+      <w:r>
+        <w:t xml:space="preserve">It is a </w:t>
+      </w:r>
+      <w:r>
+        <w:t xml:space="preserve">generic </w:t>
+      </w:r>
+      <w:r>
+        <w:t xml:space="preserve">type with a declared </w:t>
+      </w:r>
+      <w:r>
+        <w:t xml:space="preserve">item type </w:t>
+      </w:r>
+      <w:r>
+        <w:rPr>
+          <w:rStyle w:val="Name"/>
+        </w:rPr>
+        <w:t>T</w:t>
+      </w:r>
+      <w:r>
+        <w:t xml:space="preserve">. When serialized, it is </w:t>
+      </w:r>
+      <w:r>
+        <w:t xml:space="preserve">mapped to a string, when items are separated with comma or semicolon </w:t>
+      </w:r>
+      <w:r>
+        <w:t>separators.</w:t>
+      </w:r>
+    </w:p>
+    <w:p>
+      <w:pPr>
+        <w:pStyle w:val="Heading3"/>
+      </w:pPr>
+      <w:bookmarkStart w:id="28" w:name="_StringList"/>
+      <w:bookmarkEnd w:id="28"/>
+      <w:r>
+        <w:t>StringList</w:t>
+      </w:r>
+    </w:p>
+    <w:p>
+      <w:pPr>
+        <w:pStyle w:val="Normalparagraph"/>
+      </w:pPr>
+      <w:r>
         <w:t xml:space="preserve">The </w:t>
       </w:r>
       <w:r>
         <w:rPr>
           <w:rStyle w:val="Name"/>
         </w:rPr>
-        <w:t>Base64Binary</w:t>
+        <w:t xml:space="preserve">StringList </w:t>
+      </w:r>
+      <w:r>
+        <w:t xml:space="preserve">class is a </w:t>
+      </w:r>
+      <w:r>
+        <w:rPr>
+          <w:rStyle w:val="Name"/>
+        </w:rPr>
+        <w:t>ListOf&lt;string&gt;</w:t>
+      </w:r>
+      <w:r>
+        <w:t xml:space="preserve"> which</w:t>
+      </w:r>
+      <w:r>
+        <w:t xml:space="preserve"> represents </w:t>
+      </w:r>
+      <w:r>
+        <w:t>a collection of strings that can be parsed from and converted to comma-separated values.</w:t>
+      </w:r>
+    </w:p>
+    <w:p>
+      <w:pPr>
+        <w:pStyle w:val="Heading3"/>
+      </w:pPr>
+      <w:bookmarkStart w:id="29" w:name="_StrNumPair"/>
+      <w:bookmarkEnd w:id="29"/>
+      <w:r>
+        <w:t>StrNumPair</w:t>
+      </w:r>
+    </w:p>
+    <w:p>
+      <w:pPr>
+        <w:pStyle w:val="Normalparagraph"/>
+      </w:pPr>
+      <w:r>
+        <w:t xml:space="preserve">The </w:t>
+      </w:r>
+      <w:r>
+        <w:rPr>
+          <w:rStyle w:val="Name"/>
+        </w:rPr>
+        <w:t xml:space="preserve">StrNumPair </w:t>
+      </w:r>
+      <w:r>
+        <w:t>datatype</w:t>
+      </w:r>
+      <w:r>
+        <w:t xml:space="preserve"> represents </w:t>
+      </w:r>
+      <w:r>
+        <w:t xml:space="preserve">a pair structure that </w:t>
+      </w:r>
+      <w:r>
+        <w:t>has two components:</w:t>
+      </w:r>
+    </w:p>
+    <w:p>
+      <w:pPr>
+        <w:pStyle w:val="ListBullet"/>
+      </w:pPr>
+      <w:r>
+        <w:rPr>
+          <w:rStyle w:val="Name"/>
+        </w:rPr>
+        <w:t>Str</w:t>
       </w:r>
       <w:r>
         <w:t xml:space="preserve"> </w:t>
       </w:r>
       <w:r>
-        <w:t>class</w:t>
+        <w:t>–</w:t>
       </w:r>
       <w:r>
         <w:t xml:space="preserve"> </w:t>
       </w:r>
       <w:r>
-        <w:t>r</w:t>
-      </w:r>
-      <w:r>
-        <w:t>epresents binary data encoded as a Base64 string, used for embedding binary content in text-based formats.</w:t>
-      </w:r>
-      <w:r>
-        <w:t xml:space="preserve"> Similarly to </w:t>
-      </w:r>
-      <w:r>
-        <w:rPr>
-          <w:rStyle w:val="Name"/>
-        </w:rPr>
-        <w:t>HexBinary</w:t>
-      </w:r>
-      <w:r>
-        <w:t xml:space="preserve"> it is converted to/from a byte array, but the </w:t>
-      </w:r>
-      <w:r>
-        <w:t xml:space="preserve">serialization method is completely different. </w:t>
-      </w:r>
-      <w:r>
-        <w:rPr>
-          <w:rStyle w:val="Name"/>
-        </w:rPr>
-        <w:t>HexBinary</w:t>
-      </w:r>
-      <w:r>
-        <w:t xml:space="preserve"> should be used for rather short data, </w:t>
-      </w:r>
-      <w:r>
-        <w:t xml:space="preserve">and </w:t>
-      </w:r>
-      <w:r>
-        <w:rPr>
-          <w:rStyle w:val="Name"/>
-        </w:rPr>
-        <w:t>Base64Binary</w:t>
-      </w:r>
-      <w:r>
-        <w:t xml:space="preserve"> for longer </w:t>
-      </w:r>
-      <w:r>
-        <w:t xml:space="preserve">byte arrays, as the serialized string is shorter than in </w:t>
-      </w:r>
-      <w:r>
-        <w:rPr>
-          <w:rStyle w:val="Name"/>
-        </w:rPr>
-        <w:t>HexBinary</w:t>
+        <w:t xml:space="preserve">which is </w:t>
+      </w:r>
+      <w:r>
+        <w:t>a string</w:t>
+      </w:r>
+    </w:p>
+    <w:p>
+      <w:pPr>
+        <w:pStyle w:val="ListBullet"/>
+      </w:pPr>
+      <w:r>
+        <w:rPr>
+          <w:rStyle w:val="Name"/>
+        </w:rPr>
+        <w:t>Num</w:t>
+      </w:r>
+      <w:r>
+        <w:t xml:space="preserve"> – whic</w:t>
+      </w:r>
+      <w:r>
+        <w:t xml:space="preserve">h is </w:t>
+      </w:r>
+      <w:r>
+        <w:t>an integer value.</w:t>
+      </w:r>
+    </w:p>
+    <w:p>
+      <w:pPr>
+        <w:pStyle w:val="Normalparagraph"/>
+      </w:pPr>
+      <w:r>
+        <w:t xml:space="preserve">The </w:t>
+      </w:r>
+      <w:r>
+        <w:rPr>
+          <w:rStyle w:val="Name"/>
+        </w:rPr>
+        <w:t>StrNumPair</w:t>
+      </w:r>
+      <w:r>
+        <w:t xml:space="preserve"> </w:t>
+      </w:r>
+      <w:r>
+        <w:t>data</w:t>
+      </w:r>
+      <w:r>
+        <w:t>t</w:t>
+      </w:r>
+      <w:r>
+        <w:t xml:space="preserve">ype </w:t>
+      </w:r>
+      <w:r>
+        <w:t xml:space="preserve">is </w:t>
+      </w:r>
+      <w:r>
+        <w:t xml:space="preserve">used in </w:t>
+      </w:r>
+      <w:r>
+        <w:t>one of document settings.</w:t>
+      </w:r>
+    </w:p>
+    <w:p>
+      <w:pPr>
+        <w:pStyle w:val="Heading2"/>
+      </w:pPr>
+      <w:r>
+        <w:lastRenderedPageBreak/>
+        <w:t xml:space="preserve">Additional </w:t>
+      </w:r>
+      <w:r>
+        <w:t>Definitions</w:t>
+      </w:r>
+    </w:p>
+    <w:p>
+      <w:pPr>
+        <w:pStyle w:val="Normalparagraph"/>
+      </w:pPr>
+      <w:r>
+        <w:t xml:space="preserve">For addition, </w:t>
+      </w:r>
+      <w:r>
+        <w:rPr>
+          <w:rStyle w:val="Name"/>
+        </w:rPr>
+        <w:t>BaseTypes</w:t>
+      </w:r>
+      <w:r>
+        <w:t xml:space="preserve"> assembly defines:</w:t>
+      </w:r>
+    </w:p>
+    <w:p>
+      <w:pPr>
+        <w:pStyle w:val="ListBullet"/>
+      </w:pPr>
+      <w:r>
+        <w:rPr>
+          <w:rStyle w:val="Name"/>
+        </w:rPr>
+        <w:t>TSBoolean</w:t>
+      </w:r>
+      <w:r>
+        <w:t xml:space="preserve"> enumeration type that defines three boolean values: </w:t>
+      </w:r>
+      <w:r>
+        <w:rPr>
+          <w:rStyle w:val="Name"/>
+        </w:rPr>
+        <w:t>True</w:t>
+      </w:r>
+      <w:r>
+        <w:t xml:space="preserve">, </w:t>
+      </w:r>
+      <w:r>
+        <w:rPr>
+          <w:rStyle w:val="Name"/>
+        </w:rPr>
+        <w:t>False</w:t>
+      </w:r>
+      <w:r>
+        <w:t xml:space="preserve">, and </w:t>
+      </w:r>
+      <w:r>
+        <w:rPr>
+          <w:rStyle w:val="Name"/>
+        </w:rPr>
+        <w:t>Undefined</w:t>
+      </w:r>
+      <w:r>
+        <w:t>. This type is used when OpenXml must differentiate between nonexistent boolean element and existent boolean element with not-specified value.</w:t>
+      </w:r>
+    </w:p>
+    <w:p>
+      <w:pPr>
+        <w:pStyle w:val="ListBullet"/>
+      </w:pPr>
+      <w:r>
+        <w:rPr>
+          <w:rStyle w:val="Name"/>
+        </w:rPr>
+        <w:t xml:space="preserve">LengthUnit </w:t>
+      </w:r>
+      <w:r>
+        <w:t xml:space="preserve">enumeration type that defines five unit values used by </w:t>
+      </w:r>
+      <w:r>
+        <w:rPr>
+          <w:rStyle w:val="Name"/>
+        </w:rPr>
+        <w:t>UniversalMeasure</w:t>
+      </w:r>
+      <w:r>
+        <w:t xml:space="preserve"> based types: </w:t>
+      </w:r>
+      <w:r>
+        <w:rPr>
+          <w:rStyle w:val="Name"/>
+        </w:rPr>
+        <w:t>Twips</w:t>
+      </w:r>
+      <w:r>
+        <w:t xml:space="preserve">, </w:t>
+      </w:r>
+      <w:r>
+        <w:rPr>
+          <w:rStyle w:val="Name"/>
+        </w:rPr>
+        <w:t>Points</w:t>
+      </w:r>
+      <w:r>
+        <w:t xml:space="preserve">, </w:t>
+      </w:r>
+      <w:r>
+        <w:rPr>
+          <w:rStyle w:val="Name"/>
+        </w:rPr>
+        <w:t>Millimeters</w:t>
+      </w:r>
+      <w:r>
+        <w:t xml:space="preserve">, </w:t>
+      </w:r>
+      <w:r>
+        <w:rPr>
+          <w:rStyle w:val="Name"/>
+        </w:rPr>
+        <w:t>Centimeters</w:t>
+      </w:r>
+      <w:r>
+        <w:t xml:space="preserve">, and </w:t>
+      </w:r>
+      <w:r>
+        <w:rPr>
+          <w:rStyle w:val="Name"/>
+        </w:rPr>
+        <w:t>Inches</w:t>
       </w:r>
       <w:r>
         <w:t>.</w:t>
@@ -6536,465 +6799,7 @@
     </w:p>
     <w:p>
       <w:pPr>
-        <w:pStyle w:val="Heading3"/>
-      </w:pPr>
-      <w:bookmarkStart w:id="27" w:name="_UriString"/>
-      <w:bookmarkEnd w:id="27"/>
-      <w:r>
-        <w:t>UriString</w:t>
-      </w:r>
-    </w:p>
-    <w:p>
-      <w:pPr>
-        <w:pStyle w:val="Normalparagraph"/>
-      </w:pPr>
-      <w:r>
-        <w:t xml:space="preserve">C# </w:t>
-      </w:r>
-      <w:r>
-        <w:t xml:space="preserve">defines </w:t>
-      </w:r>
-      <w:r>
-        <w:rPr>
-          <w:rStyle w:val="Name"/>
-        </w:rPr>
-        <w:t>Uri</w:t>
-      </w:r>
-      <w:r>
-        <w:t xml:space="preserve"> </w:t>
-      </w:r>
-      <w:r>
-        <w:t>class as a complex datatype</w:t>
-      </w:r>
-      <w:r>
-        <w:t xml:space="preserve">, which provides methods for absolute and relative Universal </w:t>
-      </w:r>
-      <w:r>
-        <w:t xml:space="preserve">Resource Identifier resolution. The value of this type </w:t>
-      </w:r>
-      <w:r>
-        <w:t xml:space="preserve">does </w:t>
-      </w:r>
-      <w:r>
-        <w:t xml:space="preserve">not work well with </w:t>
-      </w:r>
-      <w:r>
-        <w:rPr>
-          <w:rStyle w:val="Name"/>
-        </w:rPr>
-        <w:t>XmlSerializer</w:t>
-      </w:r>
-      <w:r>
-        <w:t xml:space="preserve">, so a separate </w:t>
-      </w:r>
-      <w:r>
-        <w:rPr>
-          <w:rStyle w:val="Name"/>
-        </w:rPr>
-        <w:t>UriString</w:t>
-      </w:r>
-      <w:r>
-        <w:t xml:space="preserve"> </w:t>
-      </w:r>
-      <w:r>
-        <w:t>datatype. Its values are simply s</w:t>
-      </w:r>
-      <w:r>
-        <w:t>trings, but the format of the string</w:t>
-      </w:r>
-      <w:r>
-        <w:t xml:space="preserve"> </w:t>
-      </w:r>
-      <w:r>
-        <w:t xml:space="preserve">should </w:t>
-      </w:r>
-      <w:r>
-        <w:t xml:space="preserve">compatible </w:t>
-      </w:r>
-      <w:r>
-        <w:t xml:space="preserve">with </w:t>
-      </w:r>
-      <w:r>
-        <w:t>RFC 3986 standard</w:t>
-      </w:r>
-      <w:r>
-        <w:t xml:space="preserve"> </w:t>
-      </w:r>
-      <w:r>
-        <w:t>of</w:t>
-      </w:r>
-      <w:r>
-        <w:t xml:space="preserve"> Uri</w:t>
-      </w:r>
-    </w:p>
-    <w:p>
-      <w:pPr>
-        <w:pStyle w:val="Heading3"/>
-      </w:pPr>
-      <w:bookmarkStart w:id="28" w:name="_ListOf&lt;T&gt;"/>
-      <w:bookmarkEnd w:id="28"/>
-      <w:r>
-        <w:t>ListOf&lt;T&gt;</w:t>
-      </w:r>
-    </w:p>
-    <w:p>
-      <w:pPr>
-        <w:pStyle w:val="Normalparagraph"/>
-      </w:pPr>
-      <w:r>
-        <w:t xml:space="preserve">When </w:t>
-      </w:r>
-      <w:r>
-        <w:t xml:space="preserve">a property contains a short list of simple values, it should be represented by the </w:t>
-      </w:r>
-      <w:r>
-        <w:rPr>
-          <w:rStyle w:val="Name"/>
-        </w:rPr>
-        <w:t xml:space="preserve">ListOf&lt;T&gt; </w:t>
-      </w:r>
-      <w:r>
-        <w:t>class</w:t>
-      </w:r>
-      <w:r>
-        <w:t>.</w:t>
-      </w:r>
-      <w:r>
-        <w:t xml:space="preserve"> </w:t>
-      </w:r>
-      <w:r>
-        <w:t xml:space="preserve">It is a </w:t>
-      </w:r>
-      <w:r>
-        <w:t xml:space="preserve">generic </w:t>
-      </w:r>
-      <w:r>
-        <w:t xml:space="preserve">type with a declared </w:t>
-      </w:r>
-      <w:r>
-        <w:t xml:space="preserve">item type </w:t>
-      </w:r>
-      <w:r>
-        <w:rPr>
-          <w:rStyle w:val="Name"/>
-        </w:rPr>
-        <w:t>T</w:t>
-      </w:r>
-      <w:r>
-        <w:t xml:space="preserve">. When serialized, it is </w:t>
-      </w:r>
-      <w:r>
-        <w:t xml:space="preserve">mapped to a string, when items are separated with comma or semicolon </w:t>
-      </w:r>
-      <w:r>
-        <w:t>separators.</w:t>
-      </w:r>
-    </w:p>
-    <w:p>
-      <w:pPr>
-        <w:pStyle w:val="Heading3"/>
-      </w:pPr>
-      <w:bookmarkStart w:id="29" w:name="_StringList"/>
-      <w:bookmarkEnd w:id="29"/>
-      <w:r>
-        <w:t>StringList</w:t>
-      </w:r>
-    </w:p>
-    <w:p>
-      <w:pPr>
-        <w:pStyle w:val="Normalparagraph"/>
-      </w:pPr>
-      <w:r>
-        <w:t xml:space="preserve">The </w:t>
-      </w:r>
-      <w:r>
-        <w:rPr>
-          <w:rStyle w:val="Name"/>
-        </w:rPr>
-        <w:t xml:space="preserve">StringList </w:t>
-      </w:r>
-      <w:r>
-        <w:t xml:space="preserve">class is a </w:t>
-      </w:r>
-      <w:r>
-        <w:rPr>
-          <w:rStyle w:val="Name"/>
-        </w:rPr>
-        <w:t>ListOf&lt;string&gt;</w:t>
-      </w:r>
-      <w:r>
-        <w:t xml:space="preserve"> which</w:t>
-      </w:r>
-      <w:r>
-        <w:t xml:space="preserve"> represents </w:t>
-      </w:r>
-      <w:r>
-        <w:t>a collection of strings that can be parsed from and converted to comma-separated values.</w:t>
-      </w:r>
-    </w:p>
-    <w:p>
-      <w:pPr>
-        <w:pStyle w:val="Heading3"/>
-      </w:pPr>
-      <w:bookmarkStart w:id="30" w:name="_StrNumPair"/>
-      <w:bookmarkEnd w:id="30"/>
-      <w:r>
-        <w:t>StrNumPair</w:t>
-      </w:r>
-    </w:p>
-    <w:p>
-      <w:pPr>
-        <w:pStyle w:val="Normalparagraph"/>
-      </w:pPr>
-      <w:r>
-        <w:t xml:space="preserve">The </w:t>
-      </w:r>
-      <w:r>
-        <w:rPr>
-          <w:rStyle w:val="Name"/>
-        </w:rPr>
-        <w:t xml:space="preserve">StrNumPair </w:t>
-      </w:r>
-      <w:r>
-        <w:t>datatype</w:t>
-      </w:r>
-      <w:r>
-        <w:t xml:space="preserve"> represents </w:t>
-      </w:r>
-      <w:r>
-        <w:t xml:space="preserve">a pair structure that </w:t>
-      </w:r>
-      <w:r>
-        <w:t>has two components:</w:t>
-      </w:r>
-    </w:p>
-    <w:p>
-      <w:pPr>
-        <w:pStyle w:val="ListParagraph"/>
-        <w:numPr>
-          <w:ilvl w:val="0"/>
-          <w:numId w:val="12"/>
-        </w:numPr>
-      </w:pPr>
-      <w:r>
-        <w:t xml:space="preserve">Str </w:t>
-      </w:r>
-      <w:r>
-        <w:t>–</w:t>
-      </w:r>
-      <w:r>
-        <w:t xml:space="preserve"> </w:t>
-      </w:r>
-      <w:r>
-        <w:t xml:space="preserve">which is </w:t>
-      </w:r>
-      <w:r>
-        <w:t>a string</w:t>
-      </w:r>
-    </w:p>
-    <w:p>
-      <w:pPr>
-        <w:pStyle w:val="ListParagraph"/>
-        <w:numPr>
-          <w:ilvl w:val="0"/>
-          <w:numId w:val="12"/>
-        </w:numPr>
-      </w:pPr>
-      <w:r>
-        <w:t>Num – whic</w:t>
-      </w:r>
-      <w:r>
-        <w:t xml:space="preserve">h is </w:t>
-      </w:r>
-      <w:r>
-        <w:t>an integer value.</w:t>
-      </w:r>
-    </w:p>
-    <w:p>
-      <w:pPr>
-        <w:pStyle w:val="Normalparagraph"/>
-      </w:pPr>
-      <w:r>
-        <w:t xml:space="preserve">The </w:t>
-      </w:r>
-      <w:r>
-        <w:rPr>
-          <w:rStyle w:val="Name"/>
-        </w:rPr>
-        <w:t>StrNumPair</w:t>
-      </w:r>
-      <w:r>
-        <w:t xml:space="preserve"> </w:t>
-      </w:r>
-      <w:r>
-        <w:t>data</w:t>
-      </w:r>
-      <w:r>
-        <w:t>t</w:t>
-      </w:r>
-      <w:r>
-        <w:t xml:space="preserve">ype </w:t>
-      </w:r>
-      <w:r>
-        <w:t xml:space="preserve">is </w:t>
-      </w:r>
-      <w:r>
-        <w:t xml:space="preserve">used in </w:t>
-      </w:r>
-      <w:r>
-        <w:t>one of document settings.</w:t>
-      </w:r>
-    </w:p>
-    <w:p>
-      <w:pPr>
-        <w:pStyle w:val="Heading2"/>
-      </w:pPr>
-      <w:r>
-        <w:lastRenderedPageBreak/>
-        <w:t>Additional definitions</w:t>
-      </w:r>
-    </w:p>
-    <w:p>
-      <w:pPr>
-        <w:pStyle w:val="Normalparagraph"/>
-      </w:pPr>
-      <w:r>
-        <w:t xml:space="preserve">For addition, </w:t>
-      </w:r>
-      <w:r>
-        <w:rPr>
-          <w:rStyle w:val="Name"/>
-        </w:rPr>
-        <w:t>BaseTypes</w:t>
-      </w:r>
-      <w:r>
-        <w:t xml:space="preserve"> assembly defines:</w:t>
-      </w:r>
-    </w:p>
-    <w:p>
-      <w:pPr>
-        <w:pStyle w:val="Normalparagraph"/>
-        <w:numPr>
-          <w:ilvl w:val="0"/>
-          <w:numId w:val="8"/>
-        </w:numPr>
-      </w:pPr>
-      <w:r>
-        <w:rPr>
-          <w:rStyle w:val="Name"/>
-        </w:rPr>
-        <w:t>TSBoolean</w:t>
-      </w:r>
-      <w:r>
-        <w:t xml:space="preserve"> enumeration type that defines three boolean values: </w:t>
-      </w:r>
-      <w:r>
-        <w:rPr>
-          <w:rStyle w:val="Name"/>
-        </w:rPr>
-        <w:t>True</w:t>
-      </w:r>
-      <w:r>
-        <w:t xml:space="preserve">, </w:t>
-      </w:r>
-      <w:r>
-        <w:rPr>
-          <w:rStyle w:val="Name"/>
-        </w:rPr>
-        <w:t>False</w:t>
-      </w:r>
-      <w:r>
-        <w:t xml:space="preserve">, and </w:t>
-      </w:r>
-      <w:r>
-        <w:rPr>
-          <w:rStyle w:val="Name"/>
-        </w:rPr>
-        <w:t>Undefined</w:t>
-      </w:r>
-      <w:r>
-        <w:t>. This type is used when OpenXml must differentiate between nonexistent boolean element and existent boolean element with not-specified value.</w:t>
-      </w:r>
-    </w:p>
-    <w:p>
-      <w:pPr>
-        <w:pStyle w:val="Normalparagraph"/>
-        <w:numPr>
-          <w:ilvl w:val="0"/>
-          <w:numId w:val="8"/>
-        </w:numPr>
-      </w:pPr>
-      <w:r>
-        <w:rPr>
-          <w:rStyle w:val="Name"/>
-        </w:rPr>
-        <w:t xml:space="preserve">LengthUnit </w:t>
-      </w:r>
-      <w:r>
-        <w:t xml:space="preserve">enumeration type that defines five unit values used by </w:t>
-      </w:r>
-      <w:r>
-        <w:rPr>
-          <w:rStyle w:val="Name"/>
-        </w:rPr>
-        <w:t>UniversalMeasure</w:t>
-      </w:r>
-      <w:r>
-        <w:t xml:space="preserve"> based types: </w:t>
-      </w:r>
-      <w:r>
-        <w:rPr>
-          <w:rStyle w:val="Name"/>
-        </w:rPr>
-        <w:t>Twips</w:t>
-      </w:r>
-      <w:r>
-        <w:t xml:space="preserve">, </w:t>
-      </w:r>
-      <w:r>
-        <w:rPr>
-          <w:rStyle w:val="Name"/>
-        </w:rPr>
-        <w:t>Points</w:t>
-      </w:r>
-      <w:r>
-        <w:t xml:space="preserve">, </w:t>
-      </w:r>
-      <w:r>
-        <w:rPr>
-          <w:rStyle w:val="Name"/>
-        </w:rPr>
-        <w:t>Millimeters</w:t>
-      </w:r>
-      <w:r>
-        <w:t xml:space="preserve">, </w:t>
-      </w:r>
-      <w:r>
-        <w:rPr>
-          <w:rStyle w:val="Name"/>
-        </w:rPr>
-        <w:t>Centimeters</w:t>
-      </w:r>
-      <w:r>
-        <w:t xml:space="preserve">, and </w:t>
-      </w:r>
-      <w:r>
-        <w:rPr>
-          <w:rStyle w:val="Name"/>
-        </w:rPr>
-        <w:t>Inches</w:t>
-      </w:r>
-      <w:r>
-        <w:t>.</w:t>
-      </w:r>
-    </w:p>
-    <w:p>
-      <w:pPr>
-        <w:pStyle w:val="Normalparagraph"/>
-        <w:numPr>
-          <w:ilvl w:val="0"/>
-          <w:numId w:val="8"/>
-        </w:numPr>
+        <w:pStyle w:val="ListBullet"/>
       </w:pPr>
       <w:r>
         <w:rPr>
@@ -7067,11 +6872,185 @@
       <w:r>
         <w:t xml:space="preserve"> data types.</w:t>
       </w:r>
+      <w:r>
+        <w:t xml:space="preserve"> They can be divided into;</w:t>
+      </w:r>
+    </w:p>
+    <w:p>
+      <w:pPr>
+        <w:pStyle w:val="ListBullet"/>
+      </w:pPr>
+      <w:hyperlink w:anchor="_Base_elements" w:history="1">
+        <w:r>
+          <w:rPr>
+            <w:rStyle w:val="Hyperlink"/>
+          </w:rPr>
+          <w:t>base elements</w:t>
+        </w:r>
+      </w:hyperlink>
+    </w:p>
+    <w:p>
+      <w:pPr>
+        <w:pStyle w:val="ListBullet"/>
+      </w:pPr>
+      <w:hyperlink w:anchor="_Base_element_collections" w:history="1">
+        <w:r>
+          <w:rPr>
+            <w:rStyle w:val="Hyperlink"/>
+          </w:rPr>
+          <w:t xml:space="preserve">base </w:t>
+        </w:r>
+        <w:r>
+          <w:rPr>
+            <w:rStyle w:val="Hyperlink"/>
+          </w:rPr>
+          <w:t xml:space="preserve">element </w:t>
+        </w:r>
+        <w:r>
+          <w:rPr>
+            <w:rStyle w:val="Hyperlink"/>
+          </w:rPr>
+          <w:t>collections</w:t>
+        </w:r>
+      </w:hyperlink>
+    </w:p>
+    <w:p>
+      <w:pPr>
+        <w:pStyle w:val="ListBullet"/>
+      </w:pPr>
+      <w:hyperlink w:anchor="_Model_element_collections" w:history="1">
+        <w:r>
+          <w:rPr>
+            <w:rStyle w:val="Hyperlink"/>
+          </w:rPr>
+          <w:t xml:space="preserve">model </w:t>
+        </w:r>
+        <w:r>
+          <w:rPr>
+            <w:rStyle w:val="Hyperlink"/>
+          </w:rPr>
+          <w:t xml:space="preserve">element </w:t>
+        </w:r>
+        <w:r>
+          <w:rPr>
+            <w:rStyle w:val="Hyperlink"/>
+          </w:rPr>
+          <w:t>collections</w:t>
+        </w:r>
+      </w:hyperlink>
+    </w:p>
+    <w:p>
+      <w:pPr>
+        <w:pStyle w:val="ListBullet"/>
+      </w:pPr>
+      <w:hyperlink w:anchor="_Value_Collections" w:history="1">
+        <w:r>
+          <w:rPr>
+            <w:rStyle w:val="Hyperlink"/>
+          </w:rPr>
+          <w:t>value collections</w:t>
+        </w:r>
+      </w:hyperlink>
+    </w:p>
+    <w:p>
+      <w:pPr>
+        <w:pStyle w:val="ListBullet"/>
+      </w:pPr>
+      <w:hyperlink w:anchor="_Base_extension_classes" w:history="1">
+        <w:r>
+          <w:rPr>
+            <w:rStyle w:val="Hyperlink"/>
+          </w:rPr>
+          <w:t>base extension classes</w:t>
+        </w:r>
+      </w:hyperlink>
+    </w:p>
+    <w:p>
+      <w:pPr>
+        <w:pStyle w:val="Heading2"/>
+      </w:pPr>
+      <w:bookmarkStart w:id="30" w:name="_Base_elements"/>
+      <w:bookmarkEnd w:id="30"/>
+      <w:r>
+        <w:lastRenderedPageBreak/>
+        <w:t xml:space="preserve">Base </w:t>
+      </w:r>
+      <w:r>
+        <w:t>Elements</w:t>
+      </w:r>
+    </w:p>
+    <w:p>
+      <w:pPr>
+        <w:pStyle w:val="Normalparagraph"/>
+      </w:pPr>
+      <w:r>
+        <w:t xml:space="preserve">There are two </w:t>
+      </w:r>
+      <w:r>
+        <w:t>base element types:</w:t>
+      </w:r>
+    </w:p>
+    <w:p>
+      <w:pPr>
+        <w:pStyle w:val="ListBullet"/>
+      </w:pPr>
+      <w:hyperlink w:anchor="_ModelElement" w:history="1">
+        <w:r>
+          <w:rPr>
+            <w:rStyle w:val="Hyperlink"/>
+            <w:rFonts w:asciiTheme="minorHAnsi" w:hAnsiTheme="minorHAnsi"/>
+            <w:noProof/>
+          </w:rPr>
+          <w:t>ModelElement</w:t>
+        </w:r>
+      </w:hyperlink>
+    </w:p>
+    <w:p>
+      <w:pPr>
+        <w:pStyle w:val="ListBullet"/>
+      </w:pPr>
+      <w:hyperlink w:anchor="_ModelElement&lt;OpenXmlType&gt;" w:history="1">
+        <w:r>
+          <w:rPr>
+            <w:rStyle w:val="Hyperlink"/>
+            <w:rFonts w:asciiTheme="minorHAnsi" w:hAnsiTheme="minorHAnsi"/>
+            <w:noProof/>
+          </w:rPr>
+          <w:t>ModelElement&lt;</w:t>
+        </w:r>
+        <w:r>
+          <w:rPr>
+            <w:rStyle w:val="Hyperlink"/>
+            <w:rFonts w:asciiTheme="minorHAnsi" w:hAnsiTheme="minorHAnsi"/>
+            <w:noProof/>
+          </w:rPr>
+          <w:t>OpenXmlType&gt;</w:t>
+        </w:r>
+      </w:hyperlink>
+    </w:p>
+    <w:p>
+      <w:pPr>
+        <w:pStyle w:val="Normalparagraph"/>
+      </w:pPr>
+      <w:r>
+        <w:t xml:space="preserve">The first is the base class for all </w:t>
+      </w:r>
+      <w:r>
+        <w:t>model elements. The second is the base class for these model elements which are</w:t>
+      </w:r>
+      <w:r>
+        <w:t xml:space="preserve"> associated with </w:t>
+      </w:r>
+      <w:r>
+        <w:t>specific OpenXml elements.</w:t>
+      </w:r>
     </w:p>
     <w:p>
       <w:pPr>
         <w:pStyle w:val="Heading3"/>
       </w:pPr>
+      <w:bookmarkStart w:id="31" w:name="_ModelElement"/>
+      <w:bookmarkEnd w:id="31"/>
       <w:r>
         <w:t>ModelElement</w:t>
       </w:r>
@@ -7101,11 +7080,7 @@
     </w:p>
     <w:p>
       <w:pPr>
-        <w:pStyle w:val="ListParagraph"/>
-        <w:numPr>
-          <w:ilvl w:val="0"/>
-          <w:numId w:val="13"/>
-        </w:numPr>
+        <w:pStyle w:val="ListBullet"/>
       </w:pPr>
       <w:r>
         <w:rPr>
@@ -7137,11 +7112,7 @@
     </w:p>
     <w:p>
       <w:pPr>
-        <w:pStyle w:val="ListParagraph"/>
-        <w:numPr>
-          <w:ilvl w:val="0"/>
-          <w:numId w:val="13"/>
-        </w:numPr>
+        <w:pStyle w:val="ListBullet"/>
       </w:pPr>
       <w:r>
         <w:rPr>
@@ -7164,11 +7135,7 @@
     </w:p>
     <w:p>
       <w:pPr>
-        <w:pStyle w:val="ListParagraph"/>
-        <w:numPr>
-          <w:ilvl w:val="0"/>
-          <w:numId w:val="13"/>
-        </w:numPr>
+        <w:pStyle w:val="ListBullet"/>
       </w:pPr>
       <w:r>
         <w:rPr>
@@ -7197,11 +7164,7 @@
     </w:p>
     <w:p>
       <w:pPr>
-        <w:pStyle w:val="ListParagraph"/>
-        <w:numPr>
-          <w:ilvl w:val="0"/>
-          <w:numId w:val="13"/>
-        </w:numPr>
+        <w:pStyle w:val="ListBullet"/>
       </w:pPr>
       <w:r>
         <w:rPr>
@@ -7221,11 +7184,7 @@
     </w:p>
     <w:p>
       <w:pPr>
-        <w:pStyle w:val="ListParagraph"/>
-        <w:numPr>
-          <w:ilvl w:val="0"/>
-          <w:numId w:val="13"/>
-        </w:numPr>
+        <w:pStyle w:val="ListBullet"/>
       </w:pPr>
       <w:r>
         <w:rPr>
@@ -7245,11 +7204,7 @@
     </w:p>
     <w:p>
       <w:pPr>
-        <w:pStyle w:val="ListParagraph"/>
-        <w:numPr>
-          <w:ilvl w:val="0"/>
-          <w:numId w:val="13"/>
-        </w:numPr>
+        <w:pStyle w:val="ListBullet"/>
       </w:pPr>
       <w:r>
         <w:rPr>
@@ -7264,7 +7219,7 @@
         <w:t>ted in the document</w:t>
       </w:r>
       <w:r>
-        <w:t>.s</w:t>
+        <w:t>.</w:t>
       </w:r>
     </w:p>
     <w:p>
@@ -7292,11 +7247,7 @@
     </w:p>
     <w:p>
       <w:pPr>
-        <w:pStyle w:val="ListParagraph"/>
-        <w:numPr>
-          <w:ilvl w:val="0"/>
-          <w:numId w:val="14"/>
-        </w:numPr>
+        <w:pStyle w:val="ListBullet"/>
       </w:pPr>
       <w:r>
         <w:rPr>
@@ -7322,11 +7273,7 @@
     </w:p>
     <w:p>
       <w:pPr>
-        <w:pStyle w:val="ListParagraph"/>
-        <w:numPr>
-          <w:ilvl w:val="0"/>
-          <w:numId w:val="14"/>
-        </w:numPr>
+        <w:pStyle w:val="ListBullet"/>
       </w:pPr>
       <w:r>
         <w:rPr>
@@ -7457,6 +7404,8 @@
       <w:pPr>
         <w:pStyle w:val="Heading3"/>
       </w:pPr>
+      <w:bookmarkStart w:id="32" w:name="_ModelElement&lt;OpenXmlType&gt;"/>
+      <w:bookmarkEnd w:id="32"/>
       <w:r>
         <w:t>ModelElement&lt;</w:t>
       </w:r>
@@ -7580,6 +7529,1403 @@
       </w:r>
       <w:r>
         <w:t>are designated:</w:t>
+      </w:r>
+    </w:p>
+    <w:p>
+      <w:pPr>
+        <w:pStyle w:val="ListBullet"/>
+      </w:pPr>
+      <w:r>
+        <w:t>i</w:t>
+      </w:r>
+      <w:r>
+        <w:t>ndependent mode</w:t>
+      </w:r>
+      <w:r>
+        <w:t>,</w:t>
+      </w:r>
+    </w:p>
+    <w:p>
+      <w:pPr>
+        <w:pStyle w:val="ListBullet"/>
+      </w:pPr>
+      <w:r>
+        <w:t>direct access mode.</w:t>
+      </w:r>
+    </w:p>
+    <w:p>
+      <w:pPr>
+        <w:pStyle w:val="Normalparagraph"/>
+      </w:pPr>
+      <w:r>
+        <w:t xml:space="preserve">In </w:t>
+      </w:r>
+      <w:r>
+        <w:t xml:space="preserve">the </w:t>
+      </w:r>
+      <w:r>
+        <w:rPr>
+          <w:i/>
+          <w:iCs/>
+        </w:rPr>
+        <w:t>independent mode</w:t>
+      </w:r>
+      <w:r>
+        <w:t xml:space="preserve">, the </w:t>
+      </w:r>
+      <w:r>
+        <w:rPr>
+          <w:rStyle w:val="Name"/>
+        </w:rPr>
+        <w:t>ModelElement&lt;</w:t>
+      </w:r>
+      <w:r>
+        <w:rPr>
+          <w:rStyle w:val="Name"/>
+        </w:rPr>
+        <w:t>OpenXmlType</w:t>
+      </w:r>
+      <w:r>
+        <w:rPr>
+          <w:rStyle w:val="Name"/>
+        </w:rPr>
+        <w:t>&gt;</w:t>
+      </w:r>
+      <w:r>
+        <w:t xml:space="preserve"> instances are created and </w:t>
+      </w:r>
+      <w:r>
+        <w:t>manipulated independently from the OpenXml environment.</w:t>
+      </w:r>
+      <w:r>
+        <w:t xml:space="preserve"> The </w:t>
+      </w:r>
+      <w:r>
+        <w:t xml:space="preserve">model data </w:t>
+      </w:r>
+      <w:r>
+        <w:t xml:space="preserve">properties </w:t>
+      </w:r>
+      <w:r>
+        <w:t xml:space="preserve">can be loaded </w:t>
+      </w:r>
+      <w:r>
+        <w:t xml:space="preserve">from </w:t>
+      </w:r>
+      <w:r>
+        <w:t>OpenXml</w:t>
+      </w:r>
+      <w:r>
+        <w:t xml:space="preserve"> or created by the writer</w:t>
+      </w:r>
+      <w:r>
+        <w:t>. Data can be serialized and deserialized</w:t>
+      </w:r>
+      <w:r>
+        <w:t xml:space="preserve">. </w:t>
+      </w:r>
+      <w:r>
+        <w:t>Model elements can be attached to a Wordprocessing</w:t>
+      </w:r>
+      <w:r>
+        <w:t xml:space="preserve"> d</w:t>
+      </w:r>
+      <w:r>
+        <w:t>ocument</w:t>
+      </w:r>
+      <w:r>
+        <w:t>, then the data of the document will be updated from the</w:t>
+      </w:r>
+      <w:r>
+        <w:t xml:space="preserve"> model data.</w:t>
+      </w:r>
+    </w:p>
+    <w:p>
+      <w:pPr>
+        <w:pStyle w:val="Normalparagraph"/>
+      </w:pPr>
+      <w:r>
+        <w:lastRenderedPageBreak/>
+        <w:t>In</w:t>
+      </w:r>
+      <w:r>
+        <w:t xml:space="preserve"> the</w:t>
+      </w:r>
+      <w:r>
+        <w:t xml:space="preserve"> </w:t>
+      </w:r>
+      <w:r>
+        <w:rPr>
+          <w:i/>
+          <w:iCs/>
+        </w:rPr>
+        <w:t>direct access mode</w:t>
+      </w:r>
+      <w:r>
+        <w:t xml:space="preserve">, </w:t>
+      </w:r>
+      <w:r>
+        <w:t xml:space="preserve">the </w:t>
+      </w:r>
+      <w:r>
+        <w:rPr>
+          <w:rStyle w:val="Name"/>
+        </w:rPr>
+        <w:t>ModelElement</w:t>
+      </w:r>
+      <w:r>
+        <w:rPr>
+          <w:rStyle w:val="Name"/>
+        </w:rPr>
+        <w:t>&lt;</w:t>
+      </w:r>
+      <w:r>
+        <w:rPr>
+          <w:rStyle w:val="Name"/>
+        </w:rPr>
+        <w:t>OpenXmlType</w:t>
+      </w:r>
+      <w:r>
+        <w:rPr>
+          <w:rStyle w:val="Name"/>
+        </w:rPr>
+        <w:t>&gt;</w:t>
+      </w:r>
+      <w:r>
+        <w:t xml:space="preserve"> </w:t>
+      </w:r>
+      <w:r>
+        <w:t xml:space="preserve">instances are created </w:t>
+      </w:r>
+      <w:r>
+        <w:t xml:space="preserve">when the OpenXml </w:t>
+      </w:r>
+      <w:r>
+        <w:t>element is</w:t>
+      </w:r>
+      <w:r>
+        <w:t xml:space="preserve"> accessed</w:t>
+      </w:r>
+      <w:r>
+        <w:t xml:space="preserve">. </w:t>
+      </w:r>
+      <w:r>
+        <w:t xml:space="preserve">It is </w:t>
+      </w:r>
+      <w:r>
+        <w:t xml:space="preserve">known as </w:t>
+      </w:r>
+      <w:r>
+        <w:rPr>
+          <w:rStyle w:val="Name"/>
+        </w:rPr>
+        <w:t>lazy load</w:t>
+      </w:r>
+      <w:r>
+        <w:t xml:space="preserve"> paradigm. The </w:t>
+      </w:r>
+      <w:r>
+        <w:t>idea of lazy load is to spare</w:t>
+      </w:r>
+      <w:r>
+        <w:t xml:space="preserve"> </w:t>
+      </w:r>
+      <w:r>
+        <w:t xml:space="preserve">model </w:t>
+      </w:r>
+      <w:r>
+        <w:t xml:space="preserve">memory and time </w:t>
+      </w:r>
+      <w:r>
+        <w:t>of</w:t>
+      </w:r>
+      <w:r>
+        <w:t xml:space="preserve"> </w:t>
+      </w:r>
+      <w:r>
+        <w:t xml:space="preserve">data processing. </w:t>
+      </w:r>
+      <w:r>
+        <w:t xml:space="preserve">Model data is loaded just on time it is </w:t>
+      </w:r>
+      <w:r>
+        <w:t>needed by applicati</w:t>
+      </w:r>
+      <w:r>
+        <w:t xml:space="preserve">on. </w:t>
+      </w:r>
+      <w:r>
+        <w:t xml:space="preserve">Data is cached in memory and not </w:t>
+      </w:r>
+      <w:r>
+        <w:t>re</w:t>
+      </w:r>
+      <w:r>
+        <w:t>loaded</w:t>
+      </w:r>
+      <w:r>
+        <w:t xml:space="preserve"> unless the application </w:t>
+      </w:r>
+      <w:r>
+        <w:t>request</w:t>
+      </w:r>
+      <w:r>
+        <w:t>s a</w:t>
+      </w:r>
+      <w:r>
+        <w:t xml:space="preserve"> reload</w:t>
+      </w:r>
+      <w:r>
+        <w:t xml:space="preserve"> operation</w:t>
+      </w:r>
+      <w:r>
+        <w:t>.</w:t>
+      </w:r>
+    </w:p>
+    <w:p>
+      <w:pPr>
+        <w:pStyle w:val="Heading2"/>
+      </w:pPr>
+      <w:bookmarkStart w:id="33" w:name="_Base_element_collections"/>
+      <w:bookmarkEnd w:id="33"/>
+      <w:r>
+        <w:lastRenderedPageBreak/>
+        <w:t xml:space="preserve">Base </w:t>
+      </w:r>
+      <w:r>
+        <w:t>Element Collections</w:t>
+      </w:r>
+    </w:p>
+    <w:p>
+      <w:pPr>
+        <w:pStyle w:val="Normalparagraph"/>
+      </w:pPr>
+      <w:r>
+        <w:t xml:space="preserve">The </w:t>
+      </w:r>
+      <w:r>
+        <w:rPr>
+          <w:rStyle w:val="Name"/>
+        </w:rPr>
+        <w:t>DocumentModel</w:t>
+      </w:r>
+      <w:r>
+        <w:t xml:space="preserve"> defines </w:t>
+      </w:r>
+      <w:r>
+        <w:t xml:space="preserve">a special </w:t>
+      </w:r>
+      <w:r>
+        <w:rPr>
+          <w:rStyle w:val="Name"/>
+        </w:rPr>
+        <w:t>IElementCollection</w:t>
+      </w:r>
+      <w:r>
+        <w:rPr>
+          <w:rStyle w:val="Name"/>
+        </w:rPr>
+        <w:t>&lt;ItemType&gt;</w:t>
+      </w:r>
+      <w:r>
+        <w:t xml:space="preserve"> interface</w:t>
+      </w:r>
+      <w:r>
+        <w:t xml:space="preserve"> and many classes </w:t>
+      </w:r>
+      <w:r>
+        <w:t>th</w:t>
+      </w:r>
+      <w:r>
+        <w:t>at implement this interface.</w:t>
+      </w:r>
+      <w:r>
+        <w:t xml:space="preserve"> The </w:t>
+      </w:r>
+      <w:r>
+        <w:t xml:space="preserve">base collection class is </w:t>
+      </w:r>
+      <w:r>
+        <w:rPr>
+          <w:rStyle w:val="Name"/>
+        </w:rPr>
+        <w:t>ElementCollection&lt;ItemType&gt;</w:t>
+      </w:r>
+      <w:r>
+        <w:t>.</w:t>
+      </w:r>
+    </w:p>
+    <w:p>
+      <w:pPr>
+        <w:pStyle w:val="Heading3"/>
+      </w:pPr>
+      <w:r>
+        <w:t>IElementCollection&lt;ItemType&gt;</w:t>
+      </w:r>
+    </w:p>
+    <w:p>
+      <w:pPr>
+        <w:pStyle w:val="Normalparagraph"/>
+      </w:pPr>
+      <w:r>
+        <w:t xml:space="preserve">The </w:t>
+      </w:r>
+      <w:r>
+        <w:rPr>
+          <w:rStyle w:val="Name"/>
+        </w:rPr>
+        <w:t>IElementCollection&lt;ItemType&gt;</w:t>
+      </w:r>
+      <w:r>
+        <w:t xml:space="preserve"> </w:t>
+      </w:r>
+      <w:r>
+        <w:t>interface defines</w:t>
+      </w:r>
+      <w:r>
+        <w:t xml:space="preserve"> operations </w:t>
+      </w:r>
+      <w:r>
+        <w:t xml:space="preserve">to manage </w:t>
+      </w:r>
+      <w:r>
+        <w:t xml:space="preserve">sets of element in </w:t>
+      </w:r>
+      <w:r>
+        <w:rPr>
+          <w:rStyle w:val="Name"/>
+        </w:rPr>
+        <w:t>DocumentModel</w:t>
+      </w:r>
+      <w:r>
+        <w:t xml:space="preserve">. </w:t>
+      </w:r>
+      <w:r>
+        <w:t>It is based on three base interfaces:</w:t>
+      </w:r>
+    </w:p>
+    <w:p>
+      <w:pPr>
+        <w:pStyle w:val="ListBullet"/>
+      </w:pPr>
+      <w:hyperlink w:anchor="_ICollection&lt;ItemType&gt;" w:history="1">
+        <w:r>
+          <w:rPr>
+            <w:rStyle w:val="Hyperlink"/>
+            <w:rFonts w:asciiTheme="minorHAnsi" w:hAnsiTheme="minorHAnsi"/>
+            <w:noProof/>
+          </w:rPr>
+          <w:t>ICollection&lt;ItemType&gt;</w:t>
+        </w:r>
+      </w:hyperlink>
+    </w:p>
+    <w:p>
+      <w:pPr>
+        <w:pStyle w:val="ListBullet"/>
+      </w:pPr>
+      <w:hyperlink w:anchor="_INotifyPropertyChanged" w:history="1">
+        <w:r>
+          <w:rPr>
+            <w:rStyle w:val="Hyperlink"/>
+            <w:rFonts w:asciiTheme="minorHAnsi" w:hAnsiTheme="minorHAnsi"/>
+            <w:noProof/>
+          </w:rPr>
+          <w:t>INotifyPropertyChanged</w:t>
+        </w:r>
+      </w:hyperlink>
+    </w:p>
+    <w:p>
+      <w:pPr>
+        <w:pStyle w:val="ListBullet"/>
+        <w:rPr>
+          <w:rStyle w:val="Name"/>
+          <w:rFonts w:ascii="Calibri" w:hAnsi="Calibri"/>
+          <w:noProof w:val="0"/>
+          <w:color w:val="000000"/>
+        </w:rPr>
+      </w:pPr>
+      <w:hyperlink w:anchor="_INotifyCollectionChanged" w:history="1">
+        <w:r>
+          <w:rPr>
+            <w:rStyle w:val="Hyperlink"/>
+            <w:rFonts w:asciiTheme="minorHAnsi" w:hAnsiTheme="minorHAnsi"/>
+            <w:noProof/>
+          </w:rPr>
+          <w:t>INotifyCollectionChanged</w:t>
+        </w:r>
+      </w:hyperlink>
+    </w:p>
+    <w:p>
+      <w:pPr>
+        <w:pStyle w:val="Normalparagraph"/>
+      </w:pPr>
+      <w:r>
+        <w:t xml:space="preserve">The </w:t>
+      </w:r>
+      <w:r>
+        <w:rPr>
+          <w:rStyle w:val="Name"/>
+        </w:rPr>
+        <w:t>IElementCollection&lt;ItemType&gt;</w:t>
+      </w:r>
+      <w:r>
+        <w:t xml:space="preserve"> interface defines</w:t>
+      </w:r>
+      <w:r>
+        <w:t xml:space="preserve"> additive operation:</w:t>
+      </w:r>
+    </w:p>
+    <w:p>
+      <w:pPr>
+        <w:pStyle w:val="ListBullet"/>
+      </w:pPr>
+      <w:r>
+        <w:rPr>
+          <w:rStyle w:val="Name"/>
+        </w:rPr>
+        <w:t>TryAdd</w:t>
+      </w:r>
+      <w:r>
+        <w:t xml:space="preserve"> – </w:t>
+      </w:r>
+      <w:r>
+        <w:t>tries to add an item</w:t>
+      </w:r>
+      <w:r>
+        <w:t>. If adding was successful, returns tru</w:t>
+      </w:r>
+      <w:r>
+        <w:t>e.</w:t>
+      </w:r>
+      <w:r>
+        <w:t xml:space="preserve"> </w:t>
+      </w:r>
+      <w:r>
+        <w:t xml:space="preserve">Adding can fail for instance when </w:t>
+      </w:r>
+      <w:r>
+        <w:t>the application tries to add the named element with the</w:t>
+      </w:r>
+      <w:r>
+        <w:t xml:space="preserve"> name already present in the collection.</w:t>
+      </w:r>
+    </w:p>
+    <w:p>
+      <w:pPr>
+        <w:pStyle w:val="Heading4"/>
+      </w:pPr>
+      <w:r>
+        <w:t>ICollection&lt;ItemType&gt;</w:t>
+      </w:r>
+    </w:p>
+    <w:p>
+      <w:pPr>
+        <w:pStyle w:val="Normalparagraph"/>
+      </w:pPr>
+      <w:r>
+        <w:t xml:space="preserve">The C# </w:t>
+      </w:r>
+      <w:r>
+        <w:rPr>
+          <w:rStyle w:val="Name"/>
+        </w:rPr>
+        <w:t>ICollection&lt;ItemType&gt;</w:t>
+      </w:r>
+      <w:r>
+        <w:t xml:space="preserve"> </w:t>
+      </w:r>
+      <w:r>
+        <w:t xml:space="preserve">interface </w:t>
+      </w:r>
+      <w:r>
+        <w:t>defines two properties:</w:t>
+      </w:r>
+    </w:p>
+    <w:p>
+      <w:pPr>
+        <w:pStyle w:val="ListBullet"/>
+      </w:pPr>
+      <w:r>
+        <w:rPr>
+          <w:rStyle w:val="Name"/>
+        </w:rPr>
+        <w:t>Count</w:t>
+      </w:r>
+      <w:r>
+        <w:t xml:space="preserve"> </w:t>
+      </w:r>
+      <w:r>
+        <w:t>–</w:t>
+      </w:r>
+      <w:r>
+        <w:t xml:space="preserve"> </w:t>
+      </w:r>
+      <w:r>
+        <w:t>gets the count of items</w:t>
+      </w:r>
+    </w:p>
+    <w:p>
+      <w:pPr>
+        <w:pStyle w:val="ListBullet"/>
+      </w:pPr>
+      <w:r>
+        <w:rPr>
+          <w:rStyle w:val="Name"/>
+        </w:rPr>
+        <w:t>IsReadOnly</w:t>
+      </w:r>
+      <w:r>
+        <w:t xml:space="preserve"> </w:t>
+      </w:r>
+      <w:r>
+        <w:t>–</w:t>
+      </w:r>
+      <w:r>
+        <w:t xml:space="preserve"> </w:t>
+      </w:r>
+      <w:r>
+        <w:t>specifies whether the collection can</w:t>
+      </w:r>
+      <w:r>
+        <w:t>’t</w:t>
+      </w:r>
+      <w:r>
+        <w:t xml:space="preserve"> </w:t>
+      </w:r>
+      <w:r>
+        <w:t>add and remove items.</w:t>
+      </w:r>
+    </w:p>
+    <w:p>
+      <w:pPr>
+        <w:pStyle w:val="Normalparagraph"/>
+      </w:pPr>
+      <w:r>
+        <w:t xml:space="preserve">and </w:t>
+      </w:r>
+      <w:r>
+        <w:t>five methods:</w:t>
+      </w:r>
+    </w:p>
+    <w:p>
+      <w:pPr>
+        <w:pStyle w:val="ListBullet"/>
+      </w:pPr>
+      <w:r>
+        <w:rPr>
+          <w:rStyle w:val="Name"/>
+        </w:rPr>
+        <w:t>Add</w:t>
+      </w:r>
+      <w:r>
+        <w:t xml:space="preserve"> – adds an item to the collection</w:t>
+      </w:r>
+      <w:r>
+        <w:t>.</w:t>
+      </w:r>
+    </w:p>
+    <w:p>
+      <w:pPr>
+        <w:pStyle w:val="ListBullet"/>
+      </w:pPr>
+      <w:r>
+        <w:rPr>
+          <w:rStyle w:val="Name"/>
+        </w:rPr>
+        <w:t>Remove</w:t>
+      </w:r>
+      <w:r>
+        <w:t xml:space="preserve"> – removes </w:t>
+      </w:r>
+      <w:r>
+        <w:t>the</w:t>
+      </w:r>
+      <w:r>
+        <w:t xml:space="preserve"> item from the collection</w:t>
+      </w:r>
+      <w:r>
+        <w:t>.</w:t>
+      </w:r>
+    </w:p>
+    <w:p>
+      <w:pPr>
+        <w:pStyle w:val="ListBullet"/>
+      </w:pPr>
+      <w:r>
+        <w:rPr>
+          <w:rStyle w:val="Name"/>
+        </w:rPr>
+        <w:t>Clear</w:t>
+      </w:r>
+      <w:r>
+        <w:t xml:space="preserve"> </w:t>
+      </w:r>
+      <w:r>
+        <w:t>–</w:t>
+      </w:r>
+      <w:r>
+        <w:t xml:space="preserve"> </w:t>
+      </w:r>
+      <w:r>
+        <w:t>removes all items from the collection</w:t>
+      </w:r>
+      <w:r>
+        <w:t>.</w:t>
+      </w:r>
+    </w:p>
+    <w:p>
+      <w:pPr>
+        <w:pStyle w:val="ListBullet"/>
+      </w:pPr>
+      <w:r>
+        <w:rPr>
+          <w:rStyle w:val="Name"/>
+        </w:rPr>
+        <w:t>Contains</w:t>
+      </w:r>
+      <w:r>
+        <w:t xml:space="preserve"> – checks whether the collection </w:t>
+      </w:r>
+      <w:r>
+        <w:t>contains the element.</w:t>
+      </w:r>
+    </w:p>
+    <w:p>
+      <w:pPr>
+        <w:pStyle w:val="ListBullet"/>
+      </w:pPr>
+      <w:r>
+        <w:rPr>
+          <w:rStyle w:val="Name"/>
+        </w:rPr>
+        <w:t>CopyTo</w:t>
+      </w:r>
+      <w:r>
+        <w:t xml:space="preserve"> – copies the </w:t>
+      </w:r>
+      <w:r>
+        <w:t>set of elements to an array.</w:t>
+      </w:r>
+    </w:p>
+    <w:p>
+      <w:pPr>
+        <w:pStyle w:val="Heading4"/>
+      </w:pPr>
+      <w:bookmarkStart w:id="34" w:name="_INotifyPropertyChanged"/>
+      <w:bookmarkEnd w:id="34"/>
+      <w:r>
+        <w:t>I</w:t>
+      </w:r>
+      <w:r>
+        <w:t>Notify</w:t>
+      </w:r>
+      <w:r>
+        <w:t>PropertyChanged</w:t>
+      </w:r>
+    </w:p>
+    <w:p>
+      <w:pPr>
+        <w:pStyle w:val="Normalparagraph"/>
+      </w:pPr>
+      <w:r>
+        <w:t xml:space="preserve">The </w:t>
+      </w:r>
+      <w:r>
+        <w:rPr>
+          <w:rStyle w:val="Name"/>
+        </w:rPr>
+        <w:t>I</w:t>
+      </w:r>
+      <w:r>
+        <w:rPr>
+          <w:rStyle w:val="Name"/>
+        </w:rPr>
+        <w:t>Notify</w:t>
+      </w:r>
+      <w:r>
+        <w:rPr>
+          <w:rStyle w:val="Name"/>
+        </w:rPr>
+        <w:t>PropertyChanged</w:t>
+      </w:r>
+      <w:r>
+        <w:t xml:space="preserve"> interface</w:t>
+      </w:r>
+      <w:r>
+        <w:t xml:space="preserve"> defines an event:</w:t>
+      </w:r>
+    </w:p>
+    <w:p>
+      <w:pPr>
+        <w:pStyle w:val="ListBullet"/>
+      </w:pPr>
+      <w:r>
+        <w:rPr>
+          <w:rStyle w:val="Name"/>
+        </w:rPr>
+        <w:t>PropertyChanged</w:t>
+      </w:r>
+      <w:r>
+        <w:t xml:space="preserve"> – </w:t>
+      </w:r>
+      <w:r>
+        <w:t xml:space="preserve">to notify </w:t>
+      </w:r>
+      <w:r>
+        <w:t>a listener that a named property was changed</w:t>
+      </w:r>
+      <w:r>
+        <w:t>.</w:t>
+      </w:r>
+    </w:p>
+    <w:p>
+      <w:pPr>
+        <w:pStyle w:val="Heading4"/>
+      </w:pPr>
+      <w:bookmarkStart w:id="35" w:name="_INotifyCollectionChanged"/>
+      <w:bookmarkEnd w:id="35"/>
+      <w:r>
+        <w:t>INotify</w:t>
+      </w:r>
+      <w:r>
+        <w:t>Collection</w:t>
+      </w:r>
+      <w:r>
+        <w:t>Changed</w:t>
+      </w:r>
+    </w:p>
+    <w:p>
+      <w:pPr>
+        <w:pStyle w:val="Normalparagraph"/>
+      </w:pPr>
+      <w:r>
+        <w:t xml:space="preserve">The </w:t>
+      </w:r>
+      <w:r>
+        <w:rPr>
+          <w:rStyle w:val="Name"/>
+        </w:rPr>
+        <w:t>I</w:t>
+      </w:r>
+      <w:r>
+        <w:rPr>
+          <w:rStyle w:val="Name"/>
+        </w:rPr>
+        <w:t>Notify</w:t>
+      </w:r>
+      <w:r>
+        <w:rPr>
+          <w:rStyle w:val="Name"/>
+        </w:rPr>
+        <w:t>Collection</w:t>
+      </w:r>
+      <w:r>
+        <w:rPr>
+          <w:rStyle w:val="Name"/>
+        </w:rPr>
+        <w:t>Changed</w:t>
+      </w:r>
+      <w:r>
+        <w:t xml:space="preserve"> interface defines an event:</w:t>
+      </w:r>
+    </w:p>
+    <w:p>
+      <w:pPr>
+        <w:pStyle w:val="ListBullet"/>
+      </w:pPr>
+      <w:r>
+        <w:rPr>
+          <w:rStyle w:val="Name"/>
+        </w:rPr>
+        <w:t>Collection</w:t>
+      </w:r>
+      <w:r>
+        <w:rPr>
+          <w:rStyle w:val="Name"/>
+        </w:rPr>
+        <w:t>Changed</w:t>
+      </w:r>
+      <w:r>
+        <w:t xml:space="preserve"> – to notify a listener that </w:t>
+      </w:r>
+      <w:r>
+        <w:t>an item was added or removed</w:t>
+      </w:r>
+      <w:r>
+        <w:t>.</w:t>
+      </w:r>
+    </w:p>
+    <w:p>
+      <w:pPr>
+        <w:pStyle w:val="Heading3"/>
+      </w:pPr>
+      <w:r>
+        <w:lastRenderedPageBreak/>
+        <w:t>ElementCollection&lt;</w:t>
+      </w:r>
+      <w:r>
+        <w:t>Item</w:t>
+      </w:r>
+      <w:r>
+        <w:t>T</w:t>
+      </w:r>
+      <w:r>
+        <w:t>ype</w:t>
+      </w:r>
+      <w:r>
+        <w:t>&gt;</w:t>
+      </w:r>
+    </w:p>
+    <w:p>
+      <w:pPr>
+        <w:pStyle w:val="Normalparagraph"/>
+      </w:pPr>
+      <w:r>
+        <w:t xml:space="preserve">The </w:t>
+      </w:r>
+      <w:r>
+        <w:rPr>
+          <w:rStyle w:val="Name"/>
+        </w:rPr>
+        <w:t>ElementCollection</w:t>
+      </w:r>
+      <w:r>
+        <w:rPr>
+          <w:rStyle w:val="Name"/>
+        </w:rPr>
+        <w:t>&lt;OpenXmlType&gt;</w:t>
+      </w:r>
+      <w:r>
+        <w:t xml:space="preserve"> is a </w:t>
+      </w:r>
+      <w:r>
+        <w:rPr>
+          <w:rStyle w:val="Name"/>
+        </w:rPr>
+        <w:t>ModelElement</w:t>
+      </w:r>
+      <w:r>
+        <w:t xml:space="preserve"> which contains a collection of </w:t>
+      </w:r>
+      <w:r>
+        <w:rPr>
+          <w:rStyle w:val="Name"/>
+        </w:rPr>
+        <w:t>ItemType</w:t>
+      </w:r>
+      <w:r>
+        <w:t xml:space="preserve"> elements. </w:t>
+      </w:r>
+      <w:r>
+        <w:t xml:space="preserve">It does not </w:t>
+      </w:r>
+      <w:r>
+        <w:t>set</w:t>
+      </w:r>
+      <w:r>
+        <w:t xml:space="preserve"> any constraints on the ItemType </w:t>
+      </w:r>
+      <w:r>
+        <w:rPr>
+          <w:rStyle w:val="Name"/>
+        </w:rPr>
+        <w:t>except</w:t>
+      </w:r>
+      <w:r>
+        <w:t xml:space="preserve"> that the items should not be null.</w:t>
+      </w:r>
+    </w:p>
+    <w:p>
+      <w:pPr>
+        <w:pStyle w:val="Normalparagraph"/>
+      </w:pPr>
+      <w:r>
+        <w:t xml:space="preserve">The </w:t>
+      </w:r>
+      <w:r>
+        <w:rPr>
+          <w:rStyle w:val="Name"/>
+        </w:rPr>
+        <w:t>ElementCollection&lt;ItemType&gt;</w:t>
+      </w:r>
+      <w:r>
+        <w:t xml:space="preserve"> implements </w:t>
+      </w:r>
+      <w:r>
+        <w:rPr>
+          <w:rStyle w:val="Name"/>
+        </w:rPr>
+        <w:t>IElementCollection&lt;ItemType&gt;</w:t>
+      </w:r>
+      <w:r>
+        <w:t xml:space="preserve">. </w:t>
+      </w:r>
+      <w:r>
+        <w:t xml:space="preserve">It means that </w:t>
+      </w:r>
+      <w:r>
+        <w:t>it notifies the liste</w:t>
+      </w:r>
+      <w:r>
+        <w:t xml:space="preserve">ner </w:t>
+      </w:r>
+      <w:r>
+        <w:t>on any change in the collection.</w:t>
+      </w:r>
+    </w:p>
+    <w:p>
+      <w:pPr>
+        <w:pStyle w:val="Normalparagraph"/>
+      </w:pPr>
+      <w:r>
+        <w:t xml:space="preserve">The </w:t>
+      </w:r>
+      <w:r>
+        <w:rPr>
+          <w:rStyle w:val="Name"/>
+        </w:rPr>
+        <w:t>ElementCollection&lt;ItemType&gt;</w:t>
+      </w:r>
+      <w:r>
+        <w:t xml:space="preserve"> </w:t>
+      </w:r>
+      <w:r>
+        <w:t xml:space="preserve">has </w:t>
+      </w:r>
+      <w:r>
+        <w:t xml:space="preserve">a </w:t>
+      </w:r>
+      <w:r>
+        <w:t xml:space="preserve">protected </w:t>
+      </w:r>
+      <w:r>
+        <w:rPr>
+          <w:rStyle w:val="Name"/>
+        </w:rPr>
+        <w:t>Items</w:t>
+      </w:r>
+      <w:r>
+        <w:t xml:space="preserve"> property of the </w:t>
+      </w:r>
+      <w:r>
+        <w:rPr>
+          <w:rStyle w:val="Name"/>
+        </w:rPr>
+        <w:t>ObservableCollection</w:t>
+      </w:r>
+      <w:r>
+        <w:rPr>
+          <w:rStyle w:val="Name"/>
+        </w:rPr>
+        <w:t xml:space="preserve"> </w:t>
+      </w:r>
+      <w:r>
+        <w:rPr>
+          <w:rStyle w:val="Name"/>
+        </w:rPr>
+        <w:t>&lt;ItemType</w:t>
+      </w:r>
+      <w:r>
+        <w:rPr>
+          <w:rStyle w:val="Name"/>
+        </w:rPr>
+        <w:t>&gt;</w:t>
+      </w:r>
+      <w:r>
+        <w:t>.</w:t>
+      </w:r>
+      <w:r>
+        <w:t xml:space="preserve"> When an element is added to or removed from this collection</w:t>
+      </w:r>
+      <w:r>
+        <w:t xml:space="preserve">, a </w:t>
+      </w:r>
+      <w:r>
+        <w:rPr>
+          <w:rStyle w:val="Name"/>
+        </w:rPr>
+        <w:t>N</w:t>
+      </w:r>
+      <w:r>
+        <w:rPr>
+          <w:rStyle w:val="Name"/>
+        </w:rPr>
+        <w:t>otif</w:t>
+      </w:r>
+      <w:r>
+        <w:rPr>
+          <w:rStyle w:val="Name"/>
+        </w:rPr>
+        <w:t>y</w:t>
+      </w:r>
+      <w:r>
+        <w:rPr>
+          <w:rStyle w:val="Name"/>
+        </w:rPr>
+        <w:t>C</w:t>
+      </w:r>
+      <w:r>
+        <w:rPr>
+          <w:rStyle w:val="Name"/>
+        </w:rPr>
+        <w:t>ollection</w:t>
+      </w:r>
+      <w:r>
+        <w:rPr>
+          <w:rStyle w:val="Name"/>
+        </w:rPr>
+        <w:t>C</w:t>
+      </w:r>
+      <w:r>
+        <w:rPr>
+          <w:rStyle w:val="Name"/>
+        </w:rPr>
+        <w:t>hanged</w:t>
+      </w:r>
+      <w:r>
+        <w:t xml:space="preserve"> event is raised.</w:t>
+      </w:r>
+    </w:p>
+    <w:p>
+      <w:pPr>
+        <w:pStyle w:val="Normalparagraph"/>
+      </w:pPr>
+      <w:r>
+        <w:t xml:space="preserve">When the ItemType </w:t>
+      </w:r>
+      <w:r>
+        <w:t xml:space="preserve">is </w:t>
+      </w:r>
+      <w:r>
+        <w:rPr>
+          <w:rStyle w:val="Name"/>
+        </w:rPr>
+        <w:t>INamedObject</w:t>
+      </w:r>
+      <w:r>
+        <w:t>, t</w:t>
+      </w:r>
+      <w:r>
+        <w:t xml:space="preserve">he </w:t>
+      </w:r>
+      <w:r>
+        <w:rPr>
+          <w:rStyle w:val="Name"/>
+        </w:rPr>
+        <w:t>ElementCollection&lt;ItemType&gt;</w:t>
+      </w:r>
+      <w:r>
+        <w:t xml:space="preserve"> </w:t>
+      </w:r>
+      <w:r>
+        <w:t>creates</w:t>
+      </w:r>
+      <w:r>
+        <w:t xml:space="preserve"> a</w:t>
+      </w:r>
+      <w:r>
+        <w:t xml:space="preserve"> private </w:t>
+      </w:r>
+      <w:r>
+        <w:t xml:space="preserve">index of </w:t>
+      </w:r>
+      <w:r>
+        <w:rPr>
+          <w:rStyle w:val="Name"/>
+        </w:rPr>
+        <w:t>BiDiDictionary&lt;</w:t>
+      </w:r>
+      <w:r>
+        <w:rPr>
+          <w:rStyle w:val="Name"/>
+        </w:rPr>
+        <w:t>string</w:t>
+      </w:r>
+      <w:r>
+        <w:rPr>
+          <w:rStyle w:val="Name"/>
+        </w:rPr>
+        <w:t>, ItemType&gt;</w:t>
+      </w:r>
+      <w:r>
+        <w:rPr>
+          <w:rStyle w:val="Name"/>
+        </w:rPr>
+        <w:t xml:space="preserve"> </w:t>
+      </w:r>
+      <w:r>
+        <w:t>type</w:t>
+      </w:r>
+      <w:r>
+        <w:t>.</w:t>
+      </w:r>
+      <w:r>
+        <w:t xml:space="preserve"> </w:t>
+      </w:r>
+      <w:r>
+        <w:t xml:space="preserve">The </w:t>
+      </w:r>
+      <w:r>
+        <w:rPr>
+          <w:rStyle w:val="Name"/>
+        </w:rPr>
+        <w:t>BiDiDictionary</w:t>
+      </w:r>
+      <w:r>
+        <w:t xml:space="preserve"> is</w:t>
+      </w:r>
+      <w:r>
+        <w:t xml:space="preserve"> </w:t>
+      </w:r>
+      <w:r>
+        <w:t xml:space="preserve">a kind of the </w:t>
+      </w:r>
+      <w:r>
+        <w:rPr>
+          <w:rStyle w:val="Name"/>
+        </w:rPr>
+        <w:t>Dictionary</w:t>
+      </w:r>
+      <w:r>
+        <w:t xml:space="preserve"> type in which </w:t>
+      </w:r>
+      <w:r>
+        <w:t xml:space="preserve">each </w:t>
+      </w:r>
+      <w:r>
+        <w:t>item</w:t>
+      </w:r>
+      <w:r>
+        <w:t xml:space="preserve"> is contained only once.</w:t>
+      </w:r>
+      <w:r>
+        <w:t xml:space="preserve"> It guarantees a one-to-one relationship between a</w:t>
+      </w:r>
+      <w:r>
+        <w:t>n item and its name.</w:t>
+      </w:r>
+    </w:p>
+    <w:p>
+      <w:pPr>
+        <w:pStyle w:val="Heading2"/>
+      </w:pPr>
+      <w:bookmarkStart w:id="36" w:name="_Model_element_collections"/>
+      <w:bookmarkEnd w:id="36"/>
+      <w:r>
+        <w:lastRenderedPageBreak/>
+        <w:t xml:space="preserve">Model </w:t>
+      </w:r>
+      <w:r>
+        <w:t>Element Collections</w:t>
+      </w:r>
+    </w:p>
+    <w:p>
+      <w:pPr>
+        <w:pStyle w:val="Normalparagraph"/>
+      </w:pPr>
+      <w:r>
+        <w:rPr>
+          <w:rStyle w:val="Name"/>
+        </w:rPr>
+        <w:t>DocumentModel</w:t>
+      </w:r>
+      <w:r>
+        <w:t xml:space="preserve"> defines three </w:t>
+      </w:r>
+      <w:r>
+        <w:t xml:space="preserve">abstract classes to organize and manage </w:t>
+      </w:r>
+      <w:r>
+        <w:t xml:space="preserve">collections of items based on </w:t>
+      </w:r>
+      <w:r>
+        <w:rPr>
+          <w:rStyle w:val="Name"/>
+        </w:rPr>
+        <w:t>ModelElement</w:t>
+      </w:r>
+      <w:r>
+        <w:t xml:space="preserve"> type:</w:t>
+      </w:r>
+    </w:p>
+    <w:p>
+      <w:pPr>
+        <w:pStyle w:val="ListBullet"/>
+      </w:pPr>
+      <w:hyperlink w:anchor="_ModelElementCollection&lt;ItemType&gt;" w:history="1">
+        <w:r>
+          <w:rPr>
+            <w:rStyle w:val="Hyperlink"/>
+            <w:rFonts w:asciiTheme="minorHAnsi" w:hAnsiTheme="minorHAnsi"/>
+            <w:noProof/>
+          </w:rPr>
+          <w:t>ModelElementCollection&lt;ItemType&gt;</w:t>
+        </w:r>
+      </w:hyperlink>
+    </w:p>
+    <w:p>
+      <w:pPr>
+        <w:pStyle w:val="ListBullet"/>
+      </w:pPr>
+      <w:hyperlink w:anchor="_ModelElementCollection&lt;ItemType,_Op" w:history="1">
+        <w:r>
+          <w:rPr>
+            <w:rStyle w:val="Hyperlink"/>
+            <w:rFonts w:asciiTheme="minorHAnsi" w:hAnsiTheme="minorHAnsi"/>
+            <w:noProof/>
+          </w:rPr>
+          <w:t>ModelElementCollection&lt;ItemType</w:t>
+        </w:r>
+        <w:r>
+          <w:rPr>
+            <w:rStyle w:val="Hyperlink"/>
+            <w:rFonts w:asciiTheme="minorHAnsi" w:hAnsiTheme="minorHAnsi"/>
+            <w:noProof/>
+          </w:rPr>
+          <w:t>, OpenXmlCollectionType</w:t>
+        </w:r>
+        <w:r>
+          <w:rPr>
+            <w:rStyle w:val="Hyperlink"/>
+            <w:rFonts w:asciiTheme="minorHAnsi" w:hAnsiTheme="minorHAnsi"/>
+            <w:noProof/>
+          </w:rPr>
+          <w:t>&gt;</w:t>
+        </w:r>
+      </w:hyperlink>
+    </w:p>
+    <w:p>
+      <w:pPr>
+        <w:pStyle w:val="ListBullet"/>
+      </w:pPr>
+      <w:hyperlink w:anchor="_ModelElementCollection&lt;ItemType,_Op_1" w:history="1">
+        <w:r>
+          <w:rPr>
+            <w:rStyle w:val="Hyperlink"/>
+            <w:rFonts w:asciiTheme="minorHAnsi" w:hAnsiTheme="minorHAnsi"/>
+            <w:noProof/>
+          </w:rPr>
+          <w:t>ModelElementCollection&lt;ItemType, OpenXmlCollectionType, OpenXmlItemType&gt;</w:t>
+        </w:r>
+      </w:hyperlink>
+    </w:p>
+    <w:p>
+      <w:pPr>
+        <w:pStyle w:val="Heading3"/>
+      </w:pPr>
+      <w:bookmarkStart w:id="37" w:name="_ModelElementCollection&lt;ItemType&gt;"/>
+      <w:bookmarkEnd w:id="37"/>
+      <w:r>
+        <w:t>ModelElementCollection&lt;</w:t>
+      </w:r>
+      <w:r>
+        <w:t>Item</w:t>
+      </w:r>
+      <w:r>
+        <w:t>T</w:t>
+      </w:r>
+      <w:r>
+        <w:t>ype</w:t>
+      </w:r>
+      <w:r>
+        <w:t>&gt;</w:t>
+      </w:r>
+    </w:p>
+    <w:p>
+      <w:pPr>
+        <w:pStyle w:val="Normalparagraph"/>
+      </w:pPr>
+      <w:r>
+        <w:t xml:space="preserve">The </w:t>
+      </w:r>
+      <w:r>
+        <w:rPr>
+          <w:rStyle w:val="Name"/>
+        </w:rPr>
+        <w:t>ModelElementCollection</w:t>
+      </w:r>
+      <w:r>
+        <w:rPr>
+          <w:rStyle w:val="Name"/>
+        </w:rPr>
+        <w:t>&lt;ItemType&gt;</w:t>
+      </w:r>
+      <w:r>
+        <w:t xml:space="preserve"> is a</w:t>
+      </w:r>
+      <w:r>
+        <w:t>n</w:t>
+      </w:r>
+      <w:r>
+        <w:t xml:space="preserve"> </w:t>
+      </w:r>
+      <w:r>
+        <w:rPr>
+          <w:rStyle w:val="Name"/>
+        </w:rPr>
+        <w:t>ElementCollection&lt;</w:t>
+      </w:r>
+      <w:r>
+        <w:rPr>
+          <w:rStyle w:val="Name"/>
+        </w:rPr>
+        <w:t>ItemType</w:t>
+      </w:r>
+      <w:r>
+        <w:rPr>
+          <w:rStyle w:val="Name"/>
+        </w:rPr>
+        <w:t>&gt;</w:t>
+      </w:r>
+      <w:r>
+        <w:rPr>
+          <w:rStyle w:val="Name"/>
+        </w:rPr>
+        <w:t xml:space="preserve"> </w:t>
+      </w:r>
+      <w:r>
+        <w:t xml:space="preserve">for which the </w:t>
+      </w:r>
+      <w:r>
+        <w:rPr>
+          <w:rStyle w:val="Name"/>
+        </w:rPr>
+        <w:t>ItemType</w:t>
+      </w:r>
+      <w:r>
+        <w:t xml:space="preserve"> must be a </w:t>
+      </w:r>
+      <w:r>
+        <w:rPr>
+          <w:rStyle w:val="Name"/>
+        </w:rPr>
+        <w:t>ModelElement</w:t>
+      </w:r>
+      <w:r>
+        <w:t>.</w:t>
+      </w:r>
+    </w:p>
+    <w:p>
+      <w:pPr>
+        <w:pStyle w:val="Normalparagraph"/>
+      </w:pPr>
+      <w:r>
+        <w:t>T</w:t>
+      </w:r>
+      <w:r>
+        <w:t xml:space="preserve">he </w:t>
+      </w:r>
+      <w:r>
+        <w:rPr>
+          <w:rStyle w:val="Name"/>
+        </w:rPr>
+        <w:t>ModelElementCollection&lt;ItemType&gt;</w:t>
+      </w:r>
+      <w:r>
+        <w:t xml:space="preserve"> can </w:t>
+      </w:r>
+      <w:r>
+        <w:t>work in three modes:</w:t>
       </w:r>
     </w:p>
     <w:p>
@@ -7591,13 +8937,16 @@
         </w:numPr>
       </w:pPr>
       <w:r>
-        <w:t>i</w:t>
-      </w:r>
-      <w:r>
-        <w:t>ndependent mode</w:t>
-      </w:r>
-      <w:r>
-        <w:t>,</w:t>
+        <w:t>normal</w:t>
+      </w:r>
+      <w:r>
+        <w:t xml:space="preserve"> </w:t>
+      </w:r>
+      <w:r>
+        <w:t xml:space="preserve">collection </w:t>
+      </w:r>
+      <w:r>
+        <w:t>mode,</w:t>
       </w:r>
     </w:p>
     <w:p>
@@ -7609,679 +8958,7 @@
         </w:numPr>
       </w:pPr>
       <w:r>
-        <w:t>direct access mode.</w:t>
-      </w:r>
-    </w:p>
-    <w:p>
-      <w:pPr>
-        <w:pStyle w:val="Normalparagraph"/>
-      </w:pPr>
-      <w:r>
-        <w:t xml:space="preserve">In </w:t>
-      </w:r>
-      <w:r>
-        <w:t xml:space="preserve">the </w:t>
-      </w:r>
-      <w:r>
-        <w:rPr>
-          <w:i/>
-          <w:iCs/>
-        </w:rPr>
-        <w:t>independent mode</w:t>
-      </w:r>
-      <w:r>
-        <w:t xml:space="preserve">, the </w:t>
-      </w:r>
-      <w:r>
-        <w:rPr>
-          <w:rStyle w:val="Name"/>
-        </w:rPr>
-        <w:t>ModelElement&lt;</w:t>
-      </w:r>
-      <w:r>
-        <w:rPr>
-          <w:rStyle w:val="Name"/>
-        </w:rPr>
-        <w:t>OpenXmlType</w:t>
-      </w:r>
-      <w:r>
-        <w:rPr>
-          <w:rStyle w:val="Name"/>
-        </w:rPr>
-        <w:t>&gt;</w:t>
-      </w:r>
-      <w:r>
-        <w:t xml:space="preserve"> instances are created and </w:t>
-      </w:r>
-      <w:r>
-        <w:t>manipulated independently from the OpenXml environment.</w:t>
-      </w:r>
-      <w:r>
-        <w:t xml:space="preserve"> The </w:t>
-      </w:r>
-      <w:r>
-        <w:t xml:space="preserve">model data </w:t>
-      </w:r>
-      <w:r>
-        <w:t xml:space="preserve">properties </w:t>
-      </w:r>
-      <w:r>
-        <w:t xml:space="preserve">can be loaded </w:t>
-      </w:r>
-      <w:r>
-        <w:t xml:space="preserve">from </w:t>
-      </w:r>
-      <w:r>
-        <w:t>OpenXml</w:t>
-      </w:r>
-      <w:r>
-        <w:t xml:space="preserve"> or created by the writer</w:t>
-      </w:r>
-      <w:r>
-        <w:t>. Data can be serialized and deserialized</w:t>
-      </w:r>
-      <w:r>
-        <w:t xml:space="preserve">. </w:t>
-      </w:r>
-      <w:r>
-        <w:t>Model elements can be attached to a Wordprocessing</w:t>
-      </w:r>
-      <w:r>
-        <w:t xml:space="preserve"> d</w:t>
-      </w:r>
-      <w:r>
-        <w:t>ocument</w:t>
-      </w:r>
-      <w:r>
-        <w:t>, then the data of the document will be updated from the</w:t>
-      </w:r>
-      <w:r>
-        <w:t xml:space="preserve"> model data.</w:t>
-      </w:r>
-    </w:p>
-    <w:p>
-      <w:pPr>
-        <w:pStyle w:val="Normalparagraph"/>
-      </w:pPr>
-      <w:r>
-        <w:t>In</w:t>
-      </w:r>
-      <w:r>
-        <w:t xml:space="preserve"> the</w:t>
-      </w:r>
-      <w:r>
-        <w:t xml:space="preserve"> </w:t>
-      </w:r>
-      <w:r>
-        <w:rPr>
-          <w:i/>
-          <w:iCs/>
-        </w:rPr>
-        <w:t>direct access mode</w:t>
-      </w:r>
-      <w:r>
-        <w:t xml:space="preserve">, </w:t>
-      </w:r>
-      <w:r>
-        <w:t xml:space="preserve">the </w:t>
-      </w:r>
-      <w:r>
-        <w:rPr>
-          <w:rStyle w:val="Name"/>
-        </w:rPr>
-        <w:t>ModelElement</w:t>
-      </w:r>
-      <w:r>
-        <w:rPr>
-          <w:rStyle w:val="Name"/>
-        </w:rPr>
-        <w:t>&lt;</w:t>
-      </w:r>
-      <w:r>
-        <w:rPr>
-          <w:rStyle w:val="Name"/>
-        </w:rPr>
-        <w:t>OpenXmlType</w:t>
-      </w:r>
-      <w:r>
-        <w:rPr>
-          <w:rStyle w:val="Name"/>
-        </w:rPr>
-        <w:t>&gt;</w:t>
-      </w:r>
-      <w:r>
-        <w:t xml:space="preserve"> </w:t>
-      </w:r>
-      <w:r>
-        <w:t xml:space="preserve">instances are created </w:t>
-      </w:r>
-      <w:r>
-        <w:t xml:space="preserve">when the OpenXml </w:t>
-      </w:r>
-      <w:r>
-        <w:t>element is</w:t>
-      </w:r>
-      <w:r>
-        <w:t xml:space="preserve"> accessed</w:t>
-      </w:r>
-      <w:r>
-        <w:t xml:space="preserve">. </w:t>
-      </w:r>
-      <w:r>
-        <w:t xml:space="preserve">It is </w:t>
-      </w:r>
-      <w:r>
-        <w:t xml:space="preserve">known as </w:t>
-      </w:r>
-      <w:r>
-        <w:rPr>
-          <w:rStyle w:val="Name"/>
-        </w:rPr>
-        <w:t>lazy load</w:t>
-      </w:r>
-      <w:r>
-        <w:t xml:space="preserve"> paradigm. The </w:t>
-      </w:r>
-      <w:r>
-        <w:t>idea of lazy load is to spare</w:t>
-      </w:r>
-      <w:r>
-        <w:t xml:space="preserve"> </w:t>
-      </w:r>
-      <w:r>
-        <w:t xml:space="preserve">model </w:t>
-      </w:r>
-      <w:r>
-        <w:t xml:space="preserve">memory and time </w:t>
-      </w:r>
-      <w:r>
-        <w:t>of</w:t>
-      </w:r>
-      <w:r>
-        <w:t xml:space="preserve"> </w:t>
-      </w:r>
-      <w:r>
-        <w:t xml:space="preserve">data processing. </w:t>
-      </w:r>
-      <w:r>
-        <w:t xml:space="preserve">Model data is loaded just on time it is </w:t>
-      </w:r>
-      <w:r>
-        <w:t>needed by applicati</w:t>
-      </w:r>
-      <w:r>
-        <w:t xml:space="preserve">on. </w:t>
-      </w:r>
-      <w:r>
-        <w:t xml:space="preserve">Data is cached in memory and not </w:t>
-      </w:r>
-      <w:r>
-        <w:t>re</w:t>
-      </w:r>
-      <w:r>
-        <w:t>loaded</w:t>
-      </w:r>
-      <w:r>
-        <w:t xml:space="preserve"> unless the application </w:t>
-      </w:r>
-      <w:r>
-        <w:t>request</w:t>
-      </w:r>
-      <w:r>
-        <w:t>s a</w:t>
-      </w:r>
-      <w:r>
-        <w:t xml:space="preserve"> reload</w:t>
-      </w:r>
-      <w:r>
-        <w:t xml:space="preserve"> operation</w:t>
-      </w:r>
-      <w:r>
-        <w:t>.</w:t>
-      </w:r>
-    </w:p>
-    <w:p>
-      <w:pPr>
-        <w:pStyle w:val="Heading3"/>
-      </w:pPr>
-      <w:r>
-        <w:lastRenderedPageBreak/>
-        <w:t>ElementCollection&lt;</w:t>
-      </w:r>
-      <w:r>
-        <w:t>Item</w:t>
-      </w:r>
-      <w:r>
-        <w:t>T</w:t>
-      </w:r>
-      <w:r>
-        <w:t>ype</w:t>
-      </w:r>
-      <w:r>
-        <w:t>&gt;</w:t>
-      </w:r>
-    </w:p>
-    <w:p>
-      <w:pPr>
-        <w:pStyle w:val="Normalparagraph"/>
-      </w:pPr>
-      <w:r>
-        <w:t xml:space="preserve">The </w:t>
-      </w:r>
-      <w:r>
-        <w:rPr>
-          <w:rStyle w:val="Name"/>
-        </w:rPr>
-        <w:t>&lt;</w:t>
-      </w:r>
-      <w:r>
-        <w:rPr>
-          <w:rStyle w:val="Name"/>
-        </w:rPr>
-        <w:t>OpenXmlType</w:t>
-      </w:r>
-      <w:r>
-        <w:rPr>
-          <w:rStyle w:val="Name"/>
-        </w:rPr>
-        <w:t>&gt;</w:t>
-      </w:r>
-      <w:r>
-        <w:t xml:space="preserve"> </w:t>
-      </w:r>
-      <w:r>
-        <w:rPr>
-          <w:rStyle w:val="Name"/>
-        </w:rPr>
-        <w:t>&gt;</w:t>
-      </w:r>
-      <w:r>
-        <w:t xml:space="preserve"> is a </w:t>
-      </w:r>
-      <w:r>
-        <w:rPr>
-          <w:rStyle w:val="Name"/>
-        </w:rPr>
-        <w:t>ModelElement</w:t>
-      </w:r>
-      <w:r>
-        <w:t xml:space="preserve"> which contains a collection of </w:t>
-      </w:r>
-      <w:r>
-        <w:rPr>
-          <w:rStyle w:val="Name"/>
-        </w:rPr>
-        <w:t>ItemType</w:t>
-      </w:r>
-      <w:r>
-        <w:t xml:space="preserve"> elements. </w:t>
-      </w:r>
-      <w:r>
-        <w:t xml:space="preserve">It does not </w:t>
-      </w:r>
-      <w:r>
-        <w:t>set</w:t>
-      </w:r>
-      <w:r>
-        <w:t xml:space="preserve"> any constraints on the ItemType </w:t>
-      </w:r>
-      <w:r>
-        <w:rPr>
-          <w:rStyle w:val="Name"/>
-        </w:rPr>
-        <w:t>except</w:t>
-      </w:r>
-      <w:r>
-        <w:t xml:space="preserve"> that the items should not be null.</w:t>
-      </w:r>
-    </w:p>
-    <w:p>
-      <w:pPr>
-        <w:pStyle w:val="Normalparagraph"/>
-      </w:pPr>
-      <w:r>
-        <w:t xml:space="preserve">The </w:t>
-      </w:r>
-      <w:r>
-        <w:rPr>
-          <w:rStyle w:val="Name"/>
-        </w:rPr>
-        <w:t>ElementCollection&lt;ItemType&gt;</w:t>
-      </w:r>
-      <w:r>
-        <w:t xml:space="preserve"> </w:t>
-      </w:r>
-      <w:r>
-        <w:t xml:space="preserve">has </w:t>
-      </w:r>
-      <w:r>
-        <w:t xml:space="preserve">a </w:t>
-      </w:r>
-      <w:r>
-        <w:t xml:space="preserve">protected </w:t>
-      </w:r>
-      <w:r>
-        <w:rPr>
-          <w:rStyle w:val="Name"/>
-        </w:rPr>
-        <w:t>Items</w:t>
-      </w:r>
-      <w:r>
-        <w:t xml:space="preserve"> property of the </w:t>
-      </w:r>
-      <w:r>
-        <w:rPr>
-          <w:rStyle w:val="Name"/>
-        </w:rPr>
-        <w:t>ObservableCollection</w:t>
-      </w:r>
-      <w:r>
-        <w:rPr>
-          <w:rStyle w:val="Name"/>
-        </w:rPr>
-        <w:t xml:space="preserve"> </w:t>
-      </w:r>
-      <w:r>
-        <w:rPr>
-          <w:rStyle w:val="Name"/>
-        </w:rPr>
-        <w:t>&lt;ItemType</w:t>
-      </w:r>
-      <w:r>
-        <w:rPr>
-          <w:rStyle w:val="Name"/>
-        </w:rPr>
-        <w:t>&gt;</w:t>
-      </w:r>
-      <w:r>
-        <w:t>.</w:t>
-      </w:r>
-      <w:r>
-        <w:t xml:space="preserve"> When an element is added to or removed from this collection</w:t>
-      </w:r>
-      <w:r>
-        <w:t xml:space="preserve">, a </w:t>
-      </w:r>
-      <w:r>
-        <w:rPr>
-          <w:rStyle w:val="Name"/>
-        </w:rPr>
-        <w:t>N</w:t>
-      </w:r>
-      <w:r>
-        <w:rPr>
-          <w:rStyle w:val="Name"/>
-        </w:rPr>
-        <w:t>otif</w:t>
-      </w:r>
-      <w:r>
-        <w:rPr>
-          <w:rStyle w:val="Name"/>
-        </w:rPr>
-        <w:t>y</w:t>
-      </w:r>
-      <w:r>
-        <w:rPr>
-          <w:rStyle w:val="Name"/>
-        </w:rPr>
-        <w:t>C</w:t>
-      </w:r>
-      <w:r>
-        <w:rPr>
-          <w:rStyle w:val="Name"/>
-        </w:rPr>
-        <w:t>ollection</w:t>
-      </w:r>
-      <w:r>
-        <w:rPr>
-          <w:rStyle w:val="Name"/>
-        </w:rPr>
-        <w:t>C</w:t>
-      </w:r>
-      <w:r>
-        <w:rPr>
-          <w:rStyle w:val="Name"/>
-        </w:rPr>
-        <w:t>hanged</w:t>
-      </w:r>
-      <w:r>
-        <w:t xml:space="preserve"> event is raised.</w:t>
-      </w:r>
-    </w:p>
-    <w:p>
-      <w:pPr>
-        <w:pStyle w:val="Normalparagraph"/>
-      </w:pPr>
-      <w:r>
-        <w:t xml:space="preserve">When the ItemType </w:t>
-      </w:r>
-      <w:r>
-        <w:t xml:space="preserve">is </w:t>
-      </w:r>
-      <w:r>
-        <w:rPr>
-          <w:rStyle w:val="Name"/>
-        </w:rPr>
-        <w:t>INamedObject</w:t>
-      </w:r>
-      <w:r>
-        <w:t>, t</w:t>
-      </w:r>
-      <w:r>
-        <w:t xml:space="preserve">he </w:t>
-      </w:r>
-      <w:r>
-        <w:rPr>
-          <w:rStyle w:val="Name"/>
-        </w:rPr>
-        <w:t>ElementCollection&lt;ItemType&gt;</w:t>
-      </w:r>
-      <w:r>
-        <w:t xml:space="preserve"> </w:t>
-      </w:r>
-      <w:r>
-        <w:t>creates</w:t>
-      </w:r>
-      <w:r>
-        <w:t xml:space="preserve"> a</w:t>
-      </w:r>
-      <w:r>
-        <w:t xml:space="preserve"> private </w:t>
-      </w:r>
-      <w:r>
-        <w:t xml:space="preserve">index of </w:t>
-      </w:r>
-      <w:r>
-        <w:rPr>
-          <w:rStyle w:val="Name"/>
-        </w:rPr>
-        <w:t>BiDiDictionary&lt;</w:t>
-      </w:r>
-      <w:r>
-        <w:rPr>
-          <w:rStyle w:val="Name"/>
-        </w:rPr>
-        <w:t>string</w:t>
-      </w:r>
-      <w:r>
-        <w:rPr>
-          <w:rStyle w:val="Name"/>
-        </w:rPr>
-        <w:t>, ItemType&gt;</w:t>
-      </w:r>
-      <w:r>
-        <w:rPr>
-          <w:rStyle w:val="Name"/>
-        </w:rPr>
-        <w:t xml:space="preserve"> </w:t>
-      </w:r>
-      <w:r>
-        <w:t>type</w:t>
-      </w:r>
-      <w:r>
-        <w:t>.</w:t>
-      </w:r>
-      <w:r>
-        <w:t xml:space="preserve"> </w:t>
-      </w:r>
-      <w:r>
-        <w:t xml:space="preserve">The </w:t>
-      </w:r>
-      <w:r>
-        <w:rPr>
-          <w:rStyle w:val="Name"/>
-        </w:rPr>
-        <w:t>BiDiDictionary</w:t>
-      </w:r>
-      <w:r>
-        <w:t xml:space="preserve"> is</w:t>
-      </w:r>
-      <w:r>
-        <w:t xml:space="preserve"> </w:t>
-      </w:r>
-      <w:r>
-        <w:t xml:space="preserve">a kind of the </w:t>
-      </w:r>
-      <w:r>
-        <w:rPr>
-          <w:rStyle w:val="Name"/>
-        </w:rPr>
-        <w:t>Dictionary</w:t>
-      </w:r>
-      <w:r>
-        <w:t xml:space="preserve"> type in which </w:t>
-      </w:r>
-      <w:r>
-        <w:t xml:space="preserve">each </w:t>
-      </w:r>
-      <w:r>
-        <w:t>item</w:t>
-      </w:r>
-      <w:r>
-        <w:t xml:space="preserve"> is contained only once.</w:t>
-      </w:r>
-      <w:r>
-        <w:t xml:space="preserve"> It guarantees a one-to-one relationship between a</w:t>
-      </w:r>
-      <w:r>
-        <w:t>n item and its name.</w:t>
-      </w:r>
-    </w:p>
-    <w:p>
-      <w:pPr>
-        <w:pStyle w:val="Heading3"/>
-      </w:pPr>
-      <w:r>
-        <w:t>ModelElementCollection&lt;</w:t>
-      </w:r>
-      <w:r>
-        <w:t>Item</w:t>
-      </w:r>
-      <w:r>
-        <w:t>T</w:t>
-      </w:r>
-      <w:r>
-        <w:t>ype</w:t>
-      </w:r>
-      <w:r>
-        <w:t>&gt;</w:t>
-      </w:r>
-    </w:p>
-    <w:p>
-      <w:pPr>
-        <w:pStyle w:val="Normalparagraph"/>
-      </w:pPr>
-      <w:r>
-        <w:t xml:space="preserve">The </w:t>
-      </w:r>
-      <w:r>
-        <w:rPr>
-          <w:rStyle w:val="Name"/>
-        </w:rPr>
-        <w:t>ModelElementCollection</w:t>
-      </w:r>
-      <w:r>
-        <w:rPr>
-          <w:rStyle w:val="Name"/>
-        </w:rPr>
-        <w:t>&lt;ItemType&gt;</w:t>
-      </w:r>
-      <w:r>
-        <w:t xml:space="preserve"> is a</w:t>
-      </w:r>
-      <w:r>
-        <w:t>n</w:t>
-      </w:r>
-      <w:r>
-        <w:t xml:space="preserve"> </w:t>
-      </w:r>
-      <w:r>
-        <w:rPr>
-          <w:rStyle w:val="Name"/>
-        </w:rPr>
-        <w:t>ElementCollection&lt;</w:t>
-      </w:r>
-      <w:r>
-        <w:rPr>
-          <w:rStyle w:val="Name"/>
-        </w:rPr>
-        <w:t>ItemType</w:t>
-      </w:r>
-      <w:r>
-        <w:rPr>
-          <w:rStyle w:val="Name"/>
-        </w:rPr>
-        <w:t>&gt;</w:t>
-      </w:r>
-      <w:r>
-        <w:rPr>
-          <w:rStyle w:val="Name"/>
-        </w:rPr>
-        <w:t xml:space="preserve"> </w:t>
-      </w:r>
-      <w:r>
-        <w:t xml:space="preserve">for which the </w:t>
-      </w:r>
-      <w:r>
-        <w:rPr>
-          <w:rStyle w:val="Name"/>
-        </w:rPr>
-        <w:t>ItemType</w:t>
-      </w:r>
-      <w:r>
-        <w:t xml:space="preserve"> must be a </w:t>
-      </w:r>
-      <w:r>
-        <w:rPr>
-          <w:rStyle w:val="Name"/>
-        </w:rPr>
-        <w:t>ModelElement</w:t>
-      </w:r>
-      <w:r>
-        <w:t>.</w:t>
-      </w:r>
-    </w:p>
-    <w:p>
-      <w:pPr>
-        <w:pStyle w:val="Normalparagraph"/>
-      </w:pPr>
-      <w:r>
-        <w:t>T</w:t>
-      </w:r>
-      <w:r>
-        <w:t xml:space="preserve">he </w:t>
-      </w:r>
-      <w:r>
-        <w:rPr>
-          <w:rStyle w:val="Name"/>
-        </w:rPr>
-        <w:t>ModelElementCollection&lt;ItemType&gt;</w:t>
-      </w:r>
-      <w:r>
-        <w:t xml:space="preserve"> can </w:t>
-      </w:r>
-      <w:r>
-        <w:t>work in three modes:</w:t>
+        <w:t>lazy load mode,</w:t>
       </w:r>
     </w:p>
     <w:p>
@@ -8293,7 +8970,239 @@
         </w:numPr>
       </w:pPr>
       <w:r>
-        <w:t>independent mode,</w:t>
+        <w:t>direct access mode.</w:t>
+      </w:r>
+    </w:p>
+    <w:p>
+      <w:pPr>
+        <w:pStyle w:val="Normalparagraph"/>
+      </w:pPr>
+      <w:r>
+        <w:t>In</w:t>
+      </w:r>
+      <w:r>
+        <w:t xml:space="preserve"> the</w:t>
+      </w:r>
+      <w:r>
+        <w:t xml:space="preserve"> </w:t>
+      </w:r>
+      <w:r>
+        <w:rPr>
+          <w:i/>
+          <w:iCs/>
+        </w:rPr>
+        <w:t>normal</w:t>
+      </w:r>
+      <w:r>
+        <w:rPr>
+          <w:i/>
+          <w:iCs/>
+        </w:rPr>
+        <w:t xml:space="preserve"> collection</w:t>
+      </w:r>
+      <w:r>
+        <w:rPr>
+          <w:i/>
+          <w:iCs/>
+        </w:rPr>
+        <w:t xml:space="preserve"> mode</w:t>
+      </w:r>
+      <w:r>
+        <w:t xml:space="preserve"> t</w:t>
+      </w:r>
+      <w:r>
+        <w:t xml:space="preserve">he model </w:t>
+      </w:r>
+      <w:r>
+        <w:t xml:space="preserve">collection items </w:t>
+      </w:r>
+      <w:r>
+        <w:t>can be loaded from OpenXml or created by the writer.</w:t>
+      </w:r>
+      <w:r>
+        <w:t xml:space="preserve"> If the collection is loaded, it is loaded at on</w:t>
+      </w:r>
+      <w:r>
+        <w:t>c</w:t>
+      </w:r>
+      <w:r>
+        <w:t>e.</w:t>
+      </w:r>
+      <w:r>
+        <w:t xml:space="preserve"> The collection</w:t>
+      </w:r>
+      <w:r>
+        <w:t xml:space="preserve"> can be serialized and deserialized. </w:t>
+      </w:r>
+      <w:r>
+        <w:t>Collection</w:t>
+      </w:r>
+      <w:r>
+        <w:t xml:space="preserve"> can be attached to a Wordprocessing document, then the data of the document will be updated from the model data.</w:t>
+      </w:r>
+    </w:p>
+    <w:p>
+      <w:pPr>
+        <w:pStyle w:val="Normalparagraph"/>
+      </w:pPr>
+      <w:r>
+        <w:t xml:space="preserve">In the </w:t>
+      </w:r>
+      <w:r>
+        <w:rPr>
+          <w:i/>
+          <w:iCs/>
+        </w:rPr>
+        <w:t>lazy load mode</w:t>
+      </w:r>
+      <w:r>
+        <w:t xml:space="preserve">, </w:t>
+      </w:r>
+      <w:r>
+        <w:t xml:space="preserve">the </w:t>
+      </w:r>
+      <w:r>
+        <w:t xml:space="preserve">source </w:t>
+      </w:r>
+      <w:r>
+        <w:t>collection of</w:t>
+      </w:r>
+      <w:r>
+        <w:rPr>
+          <w:rStyle w:val="Name"/>
+        </w:rPr>
+        <w:t xml:space="preserve"> OpenXml </w:t>
+      </w:r>
+      <w:r>
+        <w:t>elements</w:t>
+      </w:r>
+      <w:r>
+        <w:rPr>
+          <w:rStyle w:val="Name"/>
+        </w:rPr>
+        <w:t xml:space="preserve"> </w:t>
+      </w:r>
+      <w:r>
+        <w:t>is</w:t>
+      </w:r>
+      <w:r>
+        <w:t xml:space="preserve"> iterated, and </w:t>
+      </w:r>
+      <w:r>
+        <w:t>model items instances are created</w:t>
+      </w:r>
+      <w:r>
+        <w:t>, but not loaded at once. They are loaded</w:t>
+      </w:r>
+      <w:r>
+        <w:t xml:space="preserve"> on data request.</w:t>
+      </w:r>
+    </w:p>
+    <w:p>
+      <w:pPr>
+        <w:pStyle w:val="Normalparagraph"/>
+      </w:pPr>
+      <w:r>
+        <w:t xml:space="preserve">In the </w:t>
+      </w:r>
+      <w:r>
+        <w:rPr>
+          <w:i/>
+          <w:iCs/>
+        </w:rPr>
+        <w:t>direct access mode</w:t>
+      </w:r>
+      <w:r>
+        <w:t xml:space="preserve">, the </w:t>
+      </w:r>
+      <w:r>
+        <w:t>whole collection</w:t>
+      </w:r>
+      <w:r>
+        <w:t xml:space="preserve"> of model elements</w:t>
+      </w:r>
+      <w:r>
+        <w:t xml:space="preserve"> is not loaded</w:t>
+      </w:r>
+      <w:r>
+        <w:t xml:space="preserve">. Instead </w:t>
+      </w:r>
+      <w:r>
+        <w:t xml:space="preserve">source </w:t>
+      </w:r>
+      <w:r>
+        <w:t>collection of</w:t>
+      </w:r>
+      <w:r>
+        <w:rPr>
+          <w:rStyle w:val="Name"/>
+        </w:rPr>
+        <w:t xml:space="preserve"> OpenXml </w:t>
+      </w:r>
+      <w:r>
+        <w:t>elements</w:t>
+      </w:r>
+      <w:r>
+        <w:t xml:space="preserve"> is </w:t>
+      </w:r>
+      <w:r>
+        <w:t>browsed</w:t>
+      </w:r>
+      <w:r>
+        <w:t xml:space="preserve">, and </w:t>
+      </w:r>
+      <w:r>
+        <w:t xml:space="preserve">model elements are created only </w:t>
+      </w:r>
+      <w:r>
+        <w:t xml:space="preserve">temporarily for </w:t>
+      </w:r>
+      <w:r>
+        <w:t>chosen</w:t>
+      </w:r>
+      <w:r>
+        <w:t xml:space="preserve"> source elements.</w:t>
+      </w:r>
+    </w:p>
+    <w:p>
+      <w:pPr>
+        <w:pStyle w:val="Normalparagraph"/>
+      </w:pPr>
+      <w:r>
+        <w:t xml:space="preserve">To </w:t>
+      </w:r>
+      <w:r>
+        <w:t>enable</w:t>
+      </w:r>
+      <w:r>
+        <w:t xml:space="preserve"> lazy load</w:t>
+      </w:r>
+      <w:r>
+        <w:t xml:space="preserve"> or direct access</w:t>
+      </w:r>
+      <w:r>
+        <w:t>, t</w:t>
+      </w:r>
+      <w:r>
+        <w:t xml:space="preserve">he </w:t>
+      </w:r>
+      <w:r>
+        <w:rPr>
+          <w:rStyle w:val="Name"/>
+        </w:rPr>
+        <w:t>ModelElementCollection&lt;ItemType&gt;</w:t>
+      </w:r>
+      <w:r>
+        <w:t xml:space="preserve"> </w:t>
+      </w:r>
+      <w:r>
+        <w:t>provides</w:t>
+      </w:r>
+      <w:r>
+        <w:t xml:space="preserve"> </w:t>
+      </w:r>
+      <w:r>
+        <w:t>two properties:</w:t>
       </w:r>
     </w:p>
     <w:p>
@@ -8301,11 +9210,20 @@
         <w:pStyle w:val="ListParagraph"/>
         <w:numPr>
           <w:ilvl w:val="0"/>
-          <w:numId w:val="16"/>
+          <w:numId w:val="17"/>
         </w:numPr>
       </w:pPr>
       <w:r>
-        <w:t>lazy load mode,</w:t>
+        <w:rPr>
+          <w:rStyle w:val="Name"/>
+        </w:rPr>
+        <w:t>DataSource</w:t>
+      </w:r>
+      <w:r>
+        <w:rPr>
+          <w:rStyle w:val="Name"/>
+        </w:rPr>
+        <w:t>: object</w:t>
       </w:r>
     </w:p>
     <w:p>
@@ -8313,11 +9231,23 @@
         <w:pStyle w:val="ListParagraph"/>
         <w:numPr>
           <w:ilvl w:val="0"/>
-          <w:numId w:val="16"/>
+          <w:numId w:val="17"/>
         </w:numPr>
       </w:pPr>
       <w:r>
-        <w:t>direct access mode.</w:t>
+        <w:rPr>
+          <w:rStyle w:val="Name"/>
+        </w:rPr>
+        <w:t>SourceCollectio</w:t>
+      </w:r>
+      <w:r>
+        <w:rPr>
+          <w:rStyle w:val="Name"/>
+        </w:rPr>
+        <w:t>n: IEnumerable&lt;ItemType&gt;</w:t>
+      </w:r>
+      <w:r>
+        <w:t>.</w:t>
       </w:r>
     </w:p>
     <w:p>
@@ -8325,56 +9255,458 @@
         <w:pStyle w:val="Normalparagraph"/>
       </w:pPr>
       <w:r>
-        <w:t>In</w:t>
-      </w:r>
-      <w:r>
-        <w:t xml:space="preserve"> the</w:t>
+        <w:rPr>
+          <w:rStyle w:val="Name"/>
+        </w:rPr>
+        <w:t>DataSource</w:t>
+      </w:r>
+      <w:r>
+        <w:t xml:space="preserve"> can be a</w:t>
+      </w:r>
+      <w:r>
+        <w:t>n</w:t>
       </w:r>
       <w:r>
         <w:t xml:space="preserve"> </w:t>
       </w:r>
       <w:r>
         <w:rPr>
-          <w:i/>
-          <w:iCs/>
-        </w:rPr>
-        <w:t>independent mode</w:t>
+          <w:rStyle w:val="Name"/>
+        </w:rPr>
+        <w:t>OpenXmlCompoundElement</w:t>
+      </w:r>
+      <w:r>
+        <w:t xml:space="preserve">, then </w:t>
+      </w:r>
+      <w:r>
+        <w:rPr>
+          <w:rStyle w:val="Name"/>
+        </w:rPr>
+        <w:t>SourceCollection</w:t>
+      </w:r>
+      <w:r>
+        <w:t xml:space="preserve"> returns its children collection.</w:t>
+      </w:r>
+    </w:p>
+    <w:p>
+      <w:pPr>
+        <w:pStyle w:val="Normalparagraph"/>
+      </w:pPr>
+      <w:r>
+        <w:rPr>
+          <w:rStyle w:val="Name"/>
+        </w:rPr>
+        <w:t>SourceCollection</w:t>
+      </w:r>
+      <w:r>
+        <w:t xml:space="preserve"> is </w:t>
+      </w:r>
+      <w:r>
+        <w:t xml:space="preserve">enumerated during lazy load or direct access. The </w:t>
+      </w:r>
+      <w:r>
+        <w:t>difference between these two access methods is that</w:t>
+      </w:r>
+      <w:r>
+        <w:t>:</w:t>
+      </w:r>
+    </w:p>
+    <w:p>
+      <w:pPr>
+        <w:pStyle w:val="Normalparagraph"/>
+        <w:numPr>
+          <w:ilvl w:val="0"/>
+          <w:numId w:val="18"/>
+        </w:numPr>
+      </w:pPr>
+      <w:r>
+        <w:t xml:space="preserve">on lazy load the created model elements are </w:t>
+      </w:r>
+      <w:r>
+        <w:t xml:space="preserve">cached in the </w:t>
+      </w:r>
+      <w:r>
+        <w:rPr>
+          <w:rStyle w:val="Name"/>
+        </w:rPr>
+        <w:t>Items</w:t>
+      </w:r>
+      <w:r>
+        <w:t xml:space="preserve"> collection</w:t>
+      </w:r>
+      <w:r>
+        <w:t xml:space="preserve"> and then returned </w:t>
+      </w:r>
+      <w:r>
+        <w:t>one by one.</w:t>
+      </w:r>
+      <w:r>
+        <w:t xml:space="preserve"> Each model element is created only once.</w:t>
+      </w:r>
+    </w:p>
+    <w:p>
+      <w:pPr>
+        <w:pStyle w:val="Normalparagraph"/>
+        <w:numPr>
+          <w:ilvl w:val="0"/>
+          <w:numId w:val="18"/>
+        </w:numPr>
+      </w:pPr>
+      <w:r>
+        <w:t>on direct access the created model elements are not cached</w:t>
+      </w:r>
+      <w:r>
+        <w:t xml:space="preserve">, but immediately returned to the </w:t>
+      </w:r>
+      <w:r>
+        <w:t>application. If the application author wants to avoid multiple model element creation, the</w:t>
+      </w:r>
+      <w:r>
+        <w:t>y should be cached in the application.</w:t>
+      </w:r>
+    </w:p>
+    <w:p>
+      <w:pPr>
+        <w:pStyle w:val="Normalparagraph"/>
+      </w:pPr>
+      <w:r>
+        <w:t xml:space="preserve">In </w:t>
+      </w:r>
+      <w:r>
+        <w:t xml:space="preserve">lazy load mode, indexed access is possible. The </w:t>
+      </w:r>
+      <w:r>
+        <w:rPr>
+          <w:rStyle w:val="Name"/>
+        </w:rPr>
+        <w:t>SourceCollection</w:t>
+      </w:r>
+      <w:r>
+        <w:t xml:space="preserve"> is iterated until the appropriate index is achieved.</w:t>
+      </w:r>
+      <w:r>
+        <w:t xml:space="preserve"> If afterwards the application needs to get access to the higher index, </w:t>
+      </w:r>
+      <w:r>
+        <w:t>next subsequent model elements are loaded.</w:t>
+      </w:r>
+    </w:p>
+    <w:p>
+      <w:pPr>
+        <w:pStyle w:val="Normalparagraph"/>
+      </w:pPr>
+      <w:r>
+        <w:lastRenderedPageBreak/>
+        <w:t>In direct access mode, indexed access is impossible.</w:t>
+      </w:r>
+    </w:p>
+    <w:p>
+      <w:pPr>
+        <w:pStyle w:val="Heading3"/>
+      </w:pPr>
+      <w:bookmarkStart w:id="38" w:name="_ModelElementCollection&lt;ItemType,_Op"/>
+      <w:bookmarkEnd w:id="38"/>
+      <w:r>
+        <w:t>ModelElementCollection&lt;ItemType</w:t>
+      </w:r>
+      <w:r>
+        <w:rPr>
+          <w:rStyle w:val="Name"/>
+        </w:rPr>
+        <w:t xml:space="preserve">, </w:t>
+      </w:r>
+      <w:r>
+        <w:t>OpenXmlCollectionType</w:t>
+      </w:r>
+      <w:r>
+        <w:t xml:space="preserve"> </w:t>
+      </w:r>
+      <w:r>
+        <w:t>&gt;</w:t>
+      </w:r>
+    </w:p>
+    <w:p>
+      <w:pPr>
+        <w:pStyle w:val="Normalparagraph"/>
+      </w:pPr>
+      <w:r>
+        <w:t xml:space="preserve">The </w:t>
+      </w:r>
+      <w:r>
+        <w:rPr>
+          <w:rStyle w:val="Name"/>
+        </w:rPr>
+        <w:t>ModelElementCollection&lt;ItemType</w:t>
+      </w:r>
+      <w:r>
+        <w:rPr>
+          <w:rStyle w:val="Name"/>
+        </w:rPr>
+        <w:t xml:space="preserve">, </w:t>
+      </w:r>
+      <w:r>
+        <w:rPr>
+          <w:rStyle w:val="Name"/>
+        </w:rPr>
+        <w:t>OpenXmlCollectionType</w:t>
+      </w:r>
+      <w:r>
+        <w:rPr>
+          <w:rStyle w:val="Name"/>
+        </w:rPr>
+        <w:t>&gt;</w:t>
+      </w:r>
+      <w:r>
+        <w:t xml:space="preserve"> is </w:t>
+      </w:r>
+      <w:r>
+        <w:t>derived from</w:t>
+      </w:r>
+      <w:r>
+        <w:t xml:space="preserve"> </w:t>
+      </w:r>
+      <w:r>
+        <w:rPr>
+          <w:rStyle w:val="Name"/>
+        </w:rPr>
+        <w:t>ModelElementCollection</w:t>
+      </w:r>
+      <w:r>
+        <w:rPr>
+          <w:rStyle w:val="Name"/>
+        </w:rPr>
+        <w:t xml:space="preserve"> </w:t>
+      </w:r>
+      <w:r>
+        <w:rPr>
+          <w:rStyle w:val="Name"/>
+        </w:rPr>
+        <w:t>&lt;ItemType&gt;</w:t>
+      </w:r>
+      <w:r>
+        <w:rPr>
+          <w:rStyle w:val="Name"/>
+        </w:rPr>
+        <w:t xml:space="preserve"> </w:t>
+      </w:r>
+      <w:r>
+        <w:t xml:space="preserve">with explicitly known </w:t>
+      </w:r>
+      <w:r>
+        <w:rPr>
+          <w:rStyle w:val="Name"/>
+        </w:rPr>
+        <w:t>DataSource</w:t>
+      </w:r>
+      <w:r>
+        <w:t xml:space="preserve"> whic</w:t>
+      </w:r>
+      <w:r>
+        <w:t xml:space="preserve">h must be </w:t>
+      </w:r>
+      <w:r>
+        <w:t xml:space="preserve">of </w:t>
+      </w:r>
+      <w:r>
+        <w:t xml:space="preserve">a specified </w:t>
+      </w:r>
+      <w:r>
+        <w:rPr>
+          <w:rStyle w:val="Name"/>
+        </w:rPr>
+        <w:t>OpenXmlCollectionType</w:t>
       </w:r>
       <w:r>
         <w:t>.</w:t>
       </w:r>
+    </w:p>
+    <w:p>
+      <w:pPr>
+        <w:pStyle w:val="Normalparagraph"/>
+      </w:pPr>
+      <w:r>
+        <w:t>When</w:t>
+      </w:r>
+      <w:r>
+        <w:t>,</w:t>
+      </w:r>
       <w:r>
         <w:t xml:space="preserve"> </w:t>
       </w:r>
       <w:r>
-        <w:t xml:space="preserve">The model </w:t>
-      </w:r>
-      <w:r>
-        <w:t xml:space="preserve">collection items </w:t>
-      </w:r>
-      <w:r>
-        <w:t>can be loaded from OpenXml or created by the writer.</w:t>
-      </w:r>
-      <w:r>
-        <w:t xml:space="preserve"> If the collection is loaded, it is loaded at on</w:t>
-      </w:r>
-      <w:r>
-        <w:t>c</w:t>
-      </w:r>
-      <w:r>
-        <w:t>e.</w:t>
-      </w:r>
-      <w:r>
-        <w:t xml:space="preserve"> The collection</w:t>
-      </w:r>
-      <w:r>
-        <w:t xml:space="preserve"> can be serialized and deserialized. </w:t>
-      </w:r>
-      <w:r>
+        <w:t>on initialization, th</w:t>
+      </w:r>
+      <w:r>
+        <w:t xml:space="preserve">e normal access mode is chosen (no direct access and no lazy load), the data from the </w:t>
+      </w:r>
+      <w:r>
+        <w:t>source OpenXml collection is loaded.</w:t>
+      </w:r>
+    </w:p>
+    <w:p>
+      <w:pPr>
+        <w:pStyle w:val="Heading3"/>
+      </w:pPr>
+      <w:bookmarkStart w:id="39" w:name="_ModelElementCollection&lt;ItemType,_Op_1"/>
+      <w:bookmarkEnd w:id="39"/>
+      <w:r>
+        <w:t>ModelElementCollection&lt;ItemType, OpenXmlCollectionType</w:t>
+      </w:r>
+      <w:r>
+        <w:t>, OpenXmlItemType</w:t>
+      </w:r>
+      <w:r>
+        <w:t>&gt;</w:t>
+      </w:r>
+    </w:p>
+    <w:p>
+      <w:pPr>
+        <w:pStyle w:val="Normalparagraph"/>
+      </w:pPr>
+      <w:r>
+        <w:t xml:space="preserve">The </w:t>
+      </w:r>
+      <w:r>
+        <w:rPr>
+          <w:rStyle w:val="Name"/>
+        </w:rPr>
+        <w:t>ModelElementCollection&lt;ItemType</w:t>
+      </w:r>
+      <w:r>
+        <w:rPr>
+          <w:rStyle w:val="Name"/>
+        </w:rPr>
+        <w:t xml:space="preserve">, </w:t>
+      </w:r>
+      <w:r>
+        <w:rPr>
+          <w:rStyle w:val="Name"/>
+        </w:rPr>
+        <w:t>OpenXmlCollectionType</w:t>
+      </w:r>
+      <w:r>
+        <w:rPr>
+          <w:rStyle w:val="Name"/>
+        </w:rPr>
+        <w:t>, OpenXmlItemType</w:t>
+      </w:r>
+      <w:r>
+        <w:rPr>
+          <w:rStyle w:val="Name"/>
+        </w:rPr>
+        <w:t>&gt;</w:t>
+      </w:r>
+      <w:r>
+        <w:t xml:space="preserve"> is derived from </w:t>
+      </w:r>
+      <w:r>
+        <w:rPr>
+          <w:rStyle w:val="Name"/>
+        </w:rPr>
+        <w:t>ModelElementCollection &lt;ItemType</w:t>
+      </w:r>
+      <w:r>
+        <w:rPr>
+          <w:rStyle w:val="Name"/>
+        </w:rPr>
+        <w:t>,</w:t>
+      </w:r>
+      <w:r>
+        <w:t xml:space="preserve"> </w:t>
+      </w:r>
+      <w:r>
+        <w:rPr>
+          <w:rStyle w:val="Name"/>
+        </w:rPr>
+        <w:t>OpenXmlCollectionType</w:t>
+      </w:r>
+      <w:r>
+        <w:rPr>
+          <w:rStyle w:val="Name"/>
+        </w:rPr>
+        <w:t>&gt;</w:t>
+      </w:r>
+      <w:r>
+        <w:rPr>
+          <w:rStyle w:val="Name"/>
+        </w:rPr>
+        <w:t xml:space="preserve"> </w:t>
+      </w:r>
+      <w:r>
+        <w:t>with explicitly know</w:t>
+      </w:r>
+      <w:r>
+        <w:t xml:space="preserve">n </w:t>
+      </w:r>
+      <w:r>
+        <w:t>type</w:t>
+      </w:r>
+      <w:r>
+        <w:t xml:space="preserve"> of OpenXml items.</w:t>
+      </w:r>
+    </w:p>
+    <w:p>
+      <w:pPr>
+        <w:pStyle w:val="Normalparagraph"/>
+      </w:pPr>
+      <w:r>
+        <w:t xml:space="preserve">It simplifies access and filtering of the </w:t>
+      </w:r>
+      <w:r>
+        <w:rPr>
+          <w:rStyle w:val="Name"/>
+        </w:rPr>
+        <w:t>Source</w:t>
+      </w:r>
+      <w:r>
+        <w:rPr>
+          <w:rStyle w:val="Name"/>
+        </w:rPr>
         <w:t>Collection</w:t>
       </w:r>
       <w:r>
-        <w:t xml:space="preserve"> can be attached to a Wordprocessing document, then the data of the document will be updated from the model data.</w:t>
+        <w:t xml:space="preserve"> as only the</w:t>
+      </w:r>
+      <w:r>
+        <w:t xml:space="preserve"> OpenXml element</w:t>
+      </w:r>
+      <w:r>
+        <w:t>s</w:t>
+      </w:r>
+      <w:r>
+        <w:t xml:space="preserve"> which </w:t>
+      </w:r>
+      <w:r>
+        <w:t xml:space="preserve">type is </w:t>
+      </w:r>
+      <w:r>
+        <w:t xml:space="preserve">compatible with </w:t>
+      </w:r>
+      <w:r>
+        <w:rPr>
+          <w:rStyle w:val="Name"/>
+        </w:rPr>
+        <w:t>OpenXmlItemType</w:t>
+      </w:r>
+      <w:r>
+        <w:t xml:space="preserve"> are accepted on </w:t>
+      </w:r>
+      <w:r>
+        <w:t xml:space="preserve">load data collection. Moreover, the </w:t>
+      </w:r>
+      <w:r>
+        <w:t>OpenXml items of the specific type are created when the update of the OpenXml data is needed.</w:t>
+      </w:r>
+    </w:p>
+    <w:p>
+      <w:pPr>
+        <w:pStyle w:val="Heading2"/>
+      </w:pPr>
+      <w:bookmarkStart w:id="40" w:name="_Value_Collections"/>
+      <w:bookmarkEnd w:id="40"/>
+      <w:r>
+        <w:lastRenderedPageBreak/>
+        <w:t>Value Collections</w:t>
       </w:r>
     </w:p>
     <w:p>
@@ -8382,35 +9714,356 @@
         <w:pStyle w:val="Normalparagraph"/>
       </w:pPr>
       <w:r>
-        <w:t xml:space="preserve">In the </w:t>
-      </w:r>
-      <w:r>
-        <w:rPr>
-          <w:i/>
-          <w:iCs/>
-        </w:rPr>
-        <w:t>lazy load mode</w:t>
-      </w:r>
-      <w:r>
+        <w:t xml:space="preserve">Analogously to </w:t>
+      </w:r>
+      <w:r>
+        <w:rPr>
+          <w:rStyle w:val="Name"/>
+        </w:rPr>
+        <w:t>ModelElementCollection</w:t>
+      </w:r>
+      <w:r>
+        <w:t xml:space="preserve">, there are </w:t>
+      </w:r>
+      <w:r>
+        <w:t xml:space="preserve">three </w:t>
+      </w:r>
+      <w:r>
+        <w:t xml:space="preserve">classes that manage operations on collections of items, which are not </w:t>
+      </w:r>
+      <w:r>
+        <w:t xml:space="preserve">model elements. These classes </w:t>
+      </w:r>
+      <w:r>
+        <w:t xml:space="preserve">can work with </w:t>
+      </w:r>
+      <w:r>
+        <w:t>list of strings, numbers, or enumerable values.</w:t>
+      </w:r>
+      <w:r>
+        <w:t xml:space="preserve"> The value collections are the following:</w:t>
+      </w:r>
+    </w:p>
+    <w:p>
+      <w:pPr>
+        <w:pStyle w:val="ListBullet"/>
+      </w:pPr>
+      <w:hyperlink w:anchor="_ValueCollection&lt;ItemType&gt;" w:history="1">
+        <w:r>
+          <w:rPr>
+            <w:rStyle w:val="Hyperlink"/>
+            <w:rFonts w:asciiTheme="minorHAnsi" w:hAnsiTheme="minorHAnsi"/>
+            <w:noProof/>
+          </w:rPr>
+          <w:t>Value</w:t>
+        </w:r>
+        <w:r>
+          <w:rPr>
+            <w:rStyle w:val="Hyperlink"/>
+            <w:rFonts w:asciiTheme="minorHAnsi" w:hAnsiTheme="minorHAnsi"/>
+            <w:noProof/>
+          </w:rPr>
+          <w:t>Collection&lt;ItemType&gt;</w:t>
+        </w:r>
+      </w:hyperlink>
+    </w:p>
+    <w:p>
+      <w:pPr>
+        <w:pStyle w:val="ListBullet"/>
+      </w:pPr>
+      <w:hyperlink w:anchor="_ValueCollection&lt;ItemType,_OpenXmlCo" w:history="1">
+        <w:r>
+          <w:rPr>
+            <w:rStyle w:val="Hyperlink"/>
+            <w:rFonts w:asciiTheme="minorHAnsi" w:hAnsiTheme="minorHAnsi"/>
+            <w:noProof/>
+          </w:rPr>
+          <w:t>Value</w:t>
+        </w:r>
+        <w:r>
+          <w:rPr>
+            <w:rStyle w:val="Hyperlink"/>
+            <w:rFonts w:asciiTheme="minorHAnsi" w:hAnsiTheme="minorHAnsi"/>
+            <w:noProof/>
+          </w:rPr>
+          <w:t>Collection&lt;ItemType, OpenXmlCollectionType&gt;</w:t>
+        </w:r>
+      </w:hyperlink>
+    </w:p>
+    <w:p>
+      <w:pPr>
+        <w:pStyle w:val="ListBullet"/>
+      </w:pPr>
+      <w:hyperlink w:anchor="_ValueCollection&lt;ItemType,_OpenXmlCo_1" w:history="1">
+        <w:r>
+          <w:rPr>
+            <w:rStyle w:val="Hyperlink"/>
+            <w:rFonts w:asciiTheme="minorHAnsi" w:hAnsiTheme="minorHAnsi"/>
+            <w:noProof/>
+          </w:rPr>
+          <w:t>Value</w:t>
+        </w:r>
+        <w:r>
+          <w:rPr>
+            <w:rStyle w:val="Hyperlink"/>
+            <w:rFonts w:asciiTheme="minorHAnsi" w:hAnsiTheme="minorHAnsi"/>
+            <w:noProof/>
+          </w:rPr>
+          <w:t>Collection&lt;ItemType, OpenXmlCollectionType, OpenXmlItemType&gt;</w:t>
+        </w:r>
+      </w:hyperlink>
+    </w:p>
+    <w:p>
+      <w:pPr>
+        <w:pStyle w:val="Heading3"/>
+      </w:pPr>
+      <w:bookmarkStart w:id="41" w:name="_ValueCollection&lt;ItemType&gt;"/>
+      <w:bookmarkEnd w:id="41"/>
+      <w:r>
+        <w:t>Value</w:t>
+      </w:r>
+      <w:r>
+        <w:t>Collection&lt;ItemType&gt;</w:t>
+      </w:r>
+    </w:p>
+    <w:p>
+      <w:pPr>
+        <w:pStyle w:val="Normalparagraph"/>
+      </w:pPr>
+      <w:r>
+        <w:t xml:space="preserve">The </w:t>
+      </w:r>
+      <w:r>
+        <w:rPr>
+          <w:rStyle w:val="Name"/>
+        </w:rPr>
+        <w:t>ValueCollection</w:t>
+      </w:r>
+      <w:r>
+        <w:rPr>
+          <w:rStyle w:val="Name"/>
+        </w:rPr>
+        <w:t>&lt;ItemType&gt;</w:t>
+      </w:r>
+      <w:r>
+        <w:t xml:space="preserve"> is a </w:t>
+      </w:r>
+      <w:r>
+        <w:rPr>
+          <w:rStyle w:val="Name"/>
+        </w:rPr>
+        <w:t>ModelElement</w:t>
+      </w:r>
+      <w:r>
+        <w:t>, whi</w:t>
+      </w:r>
+      <w:r>
+        <w:t xml:space="preserve">ch implements </w:t>
+      </w:r>
+      <w:r>
+        <w:rPr>
+          <w:rStyle w:val="Name"/>
+        </w:rPr>
+        <w:t>IValueCollection&lt;ItemType&gt;</w:t>
+      </w:r>
+      <w:r>
+        <w:t xml:space="preserve"> </w:t>
+      </w:r>
+      <w:r>
+        <w:t>interface</w:t>
+      </w:r>
+      <w:r>
+        <w:t>.</w:t>
+      </w:r>
+    </w:p>
+    <w:p>
+      <w:pPr>
+        <w:pStyle w:val="Normalparagraph"/>
+      </w:pPr>
+      <w:r>
+        <w:t xml:space="preserve">The </w:t>
+      </w:r>
+      <w:r>
+        <w:rPr>
+          <w:rStyle w:val="Name"/>
+        </w:rPr>
+        <w:t>Value</w:t>
+      </w:r>
+      <w:r>
+        <w:rPr>
+          <w:rStyle w:val="Name"/>
+        </w:rPr>
+        <w:t>Collection&lt;ItemType&gt;</w:t>
+      </w:r>
+      <w:r>
+        <w:t xml:space="preserve"> has a protected </w:t>
+      </w:r>
+      <w:r>
+        <w:rPr>
+          <w:rStyle w:val="Name"/>
+        </w:rPr>
+        <w:t>Items</w:t>
+      </w:r>
+      <w:r>
+        <w:t xml:space="preserve"> property of the </w:t>
+      </w:r>
+      <w:r>
+        <w:rPr>
+          <w:rStyle w:val="Name"/>
+        </w:rPr>
+        <w:t>ObservableCollection</w:t>
+      </w:r>
+      <w:r>
+        <w:rPr>
+          <w:rStyle w:val="Name"/>
+        </w:rPr>
+        <w:t xml:space="preserve"> </w:t>
+      </w:r>
+      <w:r>
+        <w:rPr>
+          <w:rStyle w:val="Name"/>
+        </w:rPr>
+        <w:t>&lt;ItemType</w:t>
+      </w:r>
+      <w:r>
+        <w:rPr>
+          <w:rStyle w:val="Name"/>
+        </w:rPr>
+        <w:t>&gt;</w:t>
+      </w:r>
+      <w:r>
+        <w:t xml:space="preserve">. When an element is added to or removed from this collection, a </w:t>
+      </w:r>
+      <w:r>
+        <w:rPr>
+          <w:rStyle w:val="Name"/>
+        </w:rPr>
+        <w:t>NotifyCollectionChanged</w:t>
+      </w:r>
+      <w:r>
+        <w:t xml:space="preserve"> event is raised.</w:t>
+      </w:r>
+    </w:p>
+    <w:p>
+      <w:pPr>
+        <w:pStyle w:val="Normalparagraph"/>
+      </w:pPr>
+      <w:r>
+        <w:t xml:space="preserve">Unlike </w:t>
+      </w:r>
+      <w:r>
+        <w:rPr>
+          <w:rStyle w:val="Name"/>
+        </w:rPr>
+        <w:t>ModelElementCollection</w:t>
+      </w:r>
+      <w:r>
+        <w:rPr>
+          <w:rStyle w:val="Name"/>
+        </w:rPr>
+        <w:t>&lt;ItemType&gt;</w:t>
+      </w:r>
+      <w:r>
+        <w:t xml:space="preserve">, the </w:t>
+      </w:r>
+      <w:r>
+        <w:rPr>
+          <w:rStyle w:val="Name"/>
+        </w:rPr>
+        <w:t>ValueCollection</w:t>
+      </w:r>
+      <w:r>
+        <w:rPr>
+          <w:rStyle w:val="Name"/>
+        </w:rPr>
+        <w:t>&lt;ItemType&gt;</w:t>
+      </w:r>
+      <w:r>
+        <w:t xml:space="preserve"> </w:t>
+      </w:r>
+      <w:r>
+        <w:t>does not work in lazy load or direct access mode.</w:t>
+      </w:r>
+    </w:p>
+    <w:p>
+      <w:pPr>
+        <w:pStyle w:val="Heading3"/>
+      </w:pPr>
+      <w:bookmarkStart w:id="42" w:name="_ValueCollection&lt;ItemType,_OpenXmlCo"/>
+      <w:bookmarkEnd w:id="42"/>
+      <w:r>
+        <w:t>ValueCollection</w:t>
+      </w:r>
+      <w:r>
+        <w:t>&lt;ItemType</w:t>
+      </w:r>
+      <w:r>
+        <w:rPr>
+          <w:rStyle w:val="Name"/>
+        </w:rPr>
         <w:t xml:space="preserve">, </w:t>
       </w:r>
       <w:r>
-        <w:t xml:space="preserve">the </w:t>
-      </w:r>
-      <w:r>
-        <w:t xml:space="preserve">source </w:t>
-      </w:r>
-      <w:r>
-        <w:t>collection of</w:t>
-      </w:r>
-      <w:r>
-        <w:rPr>
-          <w:rStyle w:val="Name"/>
-        </w:rPr>
-        <w:t xml:space="preserve"> OpenXml </w:t>
-      </w:r>
-      <w:r>
-        <w:t>elements</w:t>
+        <w:t>OpenXmlCollectionType&gt;</w:t>
+      </w:r>
+    </w:p>
+    <w:p>
+      <w:pPr>
+        <w:pStyle w:val="Normalparagraph"/>
+      </w:pPr>
+      <w:r>
+        <w:t xml:space="preserve">The </w:t>
+      </w:r>
+      <w:r>
+        <w:rPr>
+          <w:rStyle w:val="Name"/>
+        </w:rPr>
+        <w:t>ValueCollection</w:t>
+      </w:r>
+      <w:r>
+        <w:rPr>
+          <w:rStyle w:val="Name"/>
+        </w:rPr>
+        <w:t>&lt;ItemType</w:t>
+      </w:r>
+      <w:r>
+        <w:rPr>
+          <w:rStyle w:val="Name"/>
+        </w:rPr>
+        <w:t xml:space="preserve">, </w:t>
+      </w:r>
+      <w:r>
+        <w:rPr>
+          <w:rStyle w:val="Name"/>
+        </w:rPr>
+        <w:t>OpenXmlCollectionType</w:t>
+      </w:r>
+      <w:r>
+        <w:rPr>
+          <w:rStyle w:val="Name"/>
+        </w:rPr>
+        <w:t>&gt;</w:t>
+      </w:r>
+      <w:r>
+        <w:t xml:space="preserve"> is derived from </w:t>
+      </w:r>
+      <w:r>
+        <w:rPr>
+          <w:rStyle w:val="Name"/>
+        </w:rPr>
+        <w:t>Element</w:t>
+      </w:r>
+      <w:r>
+        <w:rPr>
+          <w:rStyle w:val="Name"/>
+        </w:rPr>
+        <w:t>Collection</w:t>
+      </w:r>
+      <w:r>
+        <w:rPr>
+          <w:rStyle w:val="Name"/>
+        </w:rPr>
+        <w:t xml:space="preserve"> &lt;ItemType&gt;</w:t>
       </w:r>
       <w:r>
         <w:rPr>
@@ -8419,85 +10072,112 @@
         <w:t xml:space="preserve"> </w:t>
       </w:r>
       <w:r>
-        <w:t>is</w:t>
-      </w:r>
-      <w:r>
-        <w:t xml:space="preserve"> iterated, and </w:t>
-      </w:r>
-      <w:r>
-        <w:t>model items instances are created</w:t>
-      </w:r>
-      <w:r>
-        <w:t>, but not loaded at once. They are loaded</w:t>
-      </w:r>
-      <w:r>
-        <w:t xml:space="preserve"> on data request.</w:t>
+        <w:t xml:space="preserve">with explicitly known </w:t>
+      </w:r>
+      <w:r>
+        <w:rPr>
+          <w:rStyle w:val="Name"/>
+        </w:rPr>
+        <w:t>DataSource</w:t>
+      </w:r>
+      <w:r>
+        <w:t xml:space="preserve"> whic</w:t>
+      </w:r>
+      <w:r>
+        <w:t xml:space="preserve">h must be of a specified </w:t>
+      </w:r>
+      <w:r>
+        <w:rPr>
+          <w:rStyle w:val="Name"/>
+        </w:rPr>
+        <w:t>OpenXmlCollectionType</w:t>
+      </w:r>
+      <w:r>
+        <w:t>.</w:t>
       </w:r>
     </w:p>
     <w:p>
       <w:pPr>
         <w:pStyle w:val="Normalparagraph"/>
       </w:pPr>
-      <w:r>
-        <w:t xml:space="preserve">In the </w:t>
-      </w:r>
-      <w:r>
-        <w:rPr>
-          <w:i/>
-          <w:iCs/>
-        </w:rPr>
-        <w:t>direct access mode</w:t>
+      <w:bookmarkStart w:id="43" w:name="_ValueCollection&lt;ItemType,_OpenXmlCo_1"/>
+      <w:bookmarkEnd w:id="43"/>
+      <w:r>
+        <w:t xml:space="preserve">Unlike </w:t>
+      </w:r>
+      <w:r>
+        <w:rPr>
+          <w:rStyle w:val="Name"/>
+        </w:rPr>
+        <w:t>ModelElementCollection</w:t>
+      </w:r>
+      <w:r>
+        <w:rPr>
+          <w:rStyle w:val="Name"/>
+        </w:rPr>
+        <w:t>&lt;ItemType</w:t>
+      </w:r>
+      <w:r>
+        <w:rPr>
+          <w:rStyle w:val="Name"/>
+        </w:rPr>
+        <w:t>, OpenXmlCollection</w:t>
+      </w:r>
+      <w:r>
+        <w:rPr>
+          <w:rStyle w:val="Name"/>
+        </w:rPr>
+        <w:t>&gt;</w:t>
       </w:r>
       <w:r>
         <w:t xml:space="preserve">, the </w:t>
       </w:r>
       <w:r>
-        <w:t>whole collection</w:t>
-      </w:r>
-      <w:r>
-        <w:t xml:space="preserve"> of model elements</w:t>
-      </w:r>
-      <w:r>
-        <w:t xml:space="preserve"> is not loaded</w:t>
-      </w:r>
-      <w:r>
-        <w:t xml:space="preserve">. Instead </w:t>
-      </w:r>
-      <w:r>
-        <w:t xml:space="preserve">source </w:t>
-      </w:r>
-      <w:r>
-        <w:t>collection of</w:t>
-      </w:r>
-      <w:r>
-        <w:rPr>
-          <w:rStyle w:val="Name"/>
-        </w:rPr>
-        <w:t xml:space="preserve"> OpenXml </w:t>
-      </w:r>
-      <w:r>
-        <w:t>elements</w:t>
-      </w:r>
-      <w:r>
-        <w:t xml:space="preserve"> is </w:t>
-      </w:r>
-      <w:r>
-        <w:t>browsed</w:t>
-      </w:r>
-      <w:r>
-        <w:t xml:space="preserve">, and </w:t>
-      </w:r>
-      <w:r>
-        <w:t xml:space="preserve">model elements are created only </w:t>
-      </w:r>
-      <w:r>
-        <w:t xml:space="preserve">temporarily for </w:t>
-      </w:r>
-      <w:r>
-        <w:t>chosen</w:t>
-      </w:r>
-      <w:r>
-        <w:t xml:space="preserve"> source elements.</w:t>
+        <w:rPr>
+          <w:rStyle w:val="Name"/>
+        </w:rPr>
+        <w:t>ValueCollection</w:t>
+      </w:r>
+      <w:r>
+        <w:rPr>
+          <w:rStyle w:val="Name"/>
+        </w:rPr>
+        <w:t>&lt;ItemType</w:t>
+      </w:r>
+      <w:r>
+        <w:rPr>
+          <w:rStyle w:val="Name"/>
+        </w:rPr>
+        <w:t>, OpenXmlCollection</w:t>
+      </w:r>
+      <w:r>
+        <w:rPr>
+          <w:rStyle w:val="Name"/>
+        </w:rPr>
+        <w:t xml:space="preserve"> </w:t>
+      </w:r>
+      <w:r>
+        <w:rPr>
+          <w:rStyle w:val="Name"/>
+        </w:rPr>
+        <w:t>&gt;</w:t>
+      </w:r>
+      <w:r>
+        <w:t xml:space="preserve"> does not work in direct access mode</w:t>
+      </w:r>
+      <w:r>
+        <w:t>, but it accepts lazy load mode.</w:t>
+      </w:r>
+    </w:p>
+    <w:p>
+      <w:pPr>
+        <w:pStyle w:val="Heading3"/>
+      </w:pPr>
+      <w:r>
+        <w:t>ValueCollection</w:t>
+      </w:r>
+      <w:r>
+        <w:t>&lt;ItemType, OpenXmlCollectionType, OpenXmlItemType&gt;</w:t>
       </w:r>
     </w:p>
     <w:p>
@@ -8505,25 +10185,520 @@
         <w:pStyle w:val="Normalparagraph"/>
       </w:pPr>
       <w:r>
-        <w:t>The source collection of OpenXml elements is not specified here</w:t>
-      </w:r>
-      <w:r>
-        <w:t xml:space="preserve">. The </w:t>
-      </w:r>
-      <w:r>
-        <w:rPr>
-          <w:rStyle w:val="Name"/>
-        </w:rPr>
-        <w:t>ModelElementCollection&lt;ItemType&gt;</w:t>
-      </w:r>
-      <w:r>
-        <w:t xml:space="preserve"> class</w:t>
-      </w:r>
-      <w:r>
-        <w:t xml:space="preserve"> is </w:t>
-      </w:r>
-      <w:r>
-        <w:t xml:space="preserve">abstract. </w:t>
+        <w:t xml:space="preserve">The </w:t>
+      </w:r>
+      <w:r>
+        <w:rPr>
+          <w:rStyle w:val="Name"/>
+        </w:rPr>
+        <w:t>ValueCollection</w:t>
+      </w:r>
+      <w:r>
+        <w:rPr>
+          <w:rStyle w:val="Name"/>
+        </w:rPr>
+        <w:t>&lt;ItemType</w:t>
+      </w:r>
+      <w:r>
+        <w:rPr>
+          <w:rStyle w:val="Name"/>
+        </w:rPr>
+        <w:t xml:space="preserve">, </w:t>
+      </w:r>
+      <w:r>
+        <w:rPr>
+          <w:rStyle w:val="Name"/>
+        </w:rPr>
+        <w:t>OpenXmlCollectionType</w:t>
+      </w:r>
+      <w:r>
+        <w:rPr>
+          <w:rStyle w:val="Name"/>
+        </w:rPr>
+        <w:t>, OpenXmlItemType</w:t>
+      </w:r>
+      <w:r>
+        <w:rPr>
+          <w:rStyle w:val="Name"/>
+        </w:rPr>
+        <w:t>&gt;</w:t>
+      </w:r>
+      <w:r>
+        <w:t xml:space="preserve"> is derived from </w:t>
+      </w:r>
+      <w:r>
+        <w:rPr>
+          <w:rStyle w:val="Name"/>
+        </w:rPr>
+        <w:t>ValueCollection</w:t>
+      </w:r>
+      <w:r>
+        <w:rPr>
+          <w:rStyle w:val="Name"/>
+        </w:rPr>
+        <w:t xml:space="preserve"> &lt;ItemType</w:t>
+      </w:r>
+      <w:r>
+        <w:rPr>
+          <w:rStyle w:val="Name"/>
+        </w:rPr>
+        <w:t>,</w:t>
+      </w:r>
+      <w:r>
+        <w:t xml:space="preserve"> </w:t>
+      </w:r>
+      <w:r>
+        <w:rPr>
+          <w:rStyle w:val="Name"/>
+        </w:rPr>
+        <w:t>OpenXmlCollectionType</w:t>
+      </w:r>
+      <w:r>
+        <w:rPr>
+          <w:rStyle w:val="Name"/>
+        </w:rPr>
+        <w:t>&gt;</w:t>
+      </w:r>
+      <w:r>
+        <w:rPr>
+          <w:rStyle w:val="Name"/>
+        </w:rPr>
+        <w:t xml:space="preserve"> </w:t>
+      </w:r>
+      <w:r>
+        <w:t>with explicitly know</w:t>
+      </w:r>
+      <w:r>
+        <w:t>n type</w:t>
+      </w:r>
+      <w:r>
+        <w:t xml:space="preserve"> of OpenXml items.</w:t>
+      </w:r>
+    </w:p>
+    <w:p>
+      <w:pPr>
+        <w:pStyle w:val="Heading2"/>
+      </w:pPr>
+      <w:bookmarkStart w:id="44" w:name="_Base_extension_classes"/>
+      <w:bookmarkEnd w:id="44"/>
+      <w:r>
+        <w:lastRenderedPageBreak/>
+        <w:t>Base extension classes</w:t>
+      </w:r>
+    </w:p>
+    <w:p>
+      <w:pPr>
+        <w:pStyle w:val="Normalparagraph"/>
+      </w:pPr>
+      <w:r>
+        <w:t xml:space="preserve">Extensions </w:t>
+      </w:r>
+      <w:r>
+        <w:t>is a</w:t>
+      </w:r>
+      <w:r>
+        <w:t xml:space="preserve"> mechanism to attach additional elements to basic ones. </w:t>
+      </w:r>
+      <w:r>
+        <w:t xml:space="preserve">Extensions are identified by </w:t>
+      </w:r>
+      <w:r>
+        <w:rPr>
+          <w:rStyle w:val="Name"/>
+        </w:rPr>
+        <w:t>UriString</w:t>
+      </w:r>
+      <w:r>
+        <w:t xml:space="preserve"> property.</w:t>
+      </w:r>
+    </w:p>
+    <w:p>
+      <w:pPr>
+        <w:pStyle w:val="Normalparagraph"/>
+      </w:pPr>
+      <w:r>
+        <w:t xml:space="preserve">There </w:t>
+      </w:r>
+      <w:r>
+        <w:t xml:space="preserve">are </w:t>
+      </w:r>
+      <w:r>
+        <w:t xml:space="preserve">three interfaces </w:t>
+      </w:r>
+      <w:r>
+        <w:t xml:space="preserve">and </w:t>
+      </w:r>
+      <w:r>
+        <w:t xml:space="preserve">two </w:t>
+      </w:r>
+      <w:r>
+        <w:t>classes defined:</w:t>
+      </w:r>
+    </w:p>
+    <w:p>
+      <w:pPr>
+        <w:pStyle w:val="ListBullet"/>
+        <w:rPr>
+          <w:rStyle w:val="Name"/>
+        </w:rPr>
+      </w:pPr>
+      <w:hyperlink w:anchor="_IExtension" w:history="1">
+        <w:r>
+          <w:rPr>
+            <w:rStyle w:val="Hyperlink"/>
+            <w:rFonts w:asciiTheme="minorHAnsi" w:hAnsiTheme="minorHAnsi"/>
+            <w:noProof/>
+          </w:rPr>
+          <w:t>IExtension</w:t>
+        </w:r>
+      </w:hyperlink>
+    </w:p>
+    <w:p>
+      <w:pPr>
+        <w:pStyle w:val="ListBullet"/>
+        <w:rPr>
+          <w:rStyle w:val="Name"/>
+        </w:rPr>
+      </w:pPr>
+      <w:hyperlink w:anchor="_IExtensionList" w:history="1">
+        <w:r>
+          <w:rPr>
+            <w:rStyle w:val="Hyperlink"/>
+            <w:rFonts w:asciiTheme="minorHAnsi" w:hAnsiTheme="minorHAnsi"/>
+            <w:noProof/>
+          </w:rPr>
+          <w:t>IExtensionList</w:t>
+        </w:r>
+      </w:hyperlink>
+    </w:p>
+    <w:p>
+      <w:pPr>
+        <w:pStyle w:val="ListBullet"/>
+        <w:rPr>
+          <w:rStyle w:val="Name"/>
+        </w:rPr>
+      </w:pPr>
+      <w:hyperlink w:anchor="_IExtendableElement" w:history="1">
+        <w:r>
+          <w:rPr>
+            <w:rStyle w:val="Hyperlink"/>
+            <w:rFonts w:asciiTheme="minorHAnsi" w:hAnsiTheme="minorHAnsi"/>
+            <w:noProof/>
+          </w:rPr>
+          <w:t>IExtendableElement</w:t>
+        </w:r>
+      </w:hyperlink>
+    </w:p>
+    <w:p>
+      <w:pPr>
+        <w:pStyle w:val="ListBullet"/>
+        <w:rPr>
+          <w:rStyle w:val="Name"/>
+        </w:rPr>
+      </w:pPr>
+      <w:hyperlink w:anchor="_Extension" w:history="1">
+        <w:r>
+          <w:rPr>
+            <w:rStyle w:val="Hyperlink"/>
+            <w:rFonts w:asciiTheme="minorHAnsi" w:hAnsiTheme="minorHAnsi"/>
+            <w:noProof/>
+          </w:rPr>
+          <w:t>Extension</w:t>
+        </w:r>
+      </w:hyperlink>
+    </w:p>
+    <w:p>
+      <w:pPr>
+        <w:pStyle w:val="ListBullet"/>
+        <w:rPr>
+          <w:rStyle w:val="Name"/>
+        </w:rPr>
+      </w:pPr>
+      <w:hyperlink w:anchor="_ExtensionList" w:history="1">
+        <w:r>
+          <w:rPr>
+            <w:rStyle w:val="Hyperlink"/>
+            <w:rFonts w:asciiTheme="minorHAnsi" w:hAnsiTheme="minorHAnsi"/>
+            <w:noProof/>
+          </w:rPr>
+          <w:t>ExtensionList</w:t>
+        </w:r>
+      </w:hyperlink>
+    </w:p>
+    <w:p>
+      <w:pPr>
+        <w:pStyle w:val="Heading3"/>
+      </w:pPr>
+      <w:bookmarkStart w:id="45" w:name="_IExtension"/>
+      <w:bookmarkEnd w:id="45"/>
+      <w:r>
+        <w:t>IExtension</w:t>
+      </w:r>
+    </w:p>
+    <w:p>
+      <w:pPr>
+        <w:pStyle w:val="Normalparagraph"/>
+      </w:pPr>
+      <w:r>
+        <w:t xml:space="preserve">The </w:t>
+      </w:r>
+      <w:r>
+        <w:rPr>
+          <w:rStyle w:val="Name"/>
+        </w:rPr>
+        <w:t>IEx</w:t>
+      </w:r>
+      <w:r>
+        <w:rPr>
+          <w:rStyle w:val="Name"/>
+        </w:rPr>
+        <w:t>tension</w:t>
+      </w:r>
+      <w:r>
+        <w:t xml:space="preserve"> interface </w:t>
+      </w:r>
+      <w:r>
+        <w:t xml:space="preserve">defines </w:t>
+      </w:r>
+      <w:r>
+        <w:rPr>
+          <w:rStyle w:val="Name"/>
+        </w:rPr>
+        <w:t>Uri</w:t>
+      </w:r>
+      <w:r>
+        <w:t xml:space="preserve"> property of the </w:t>
+      </w:r>
+      <w:r>
+        <w:rPr>
+          <w:rStyle w:val="Name"/>
+        </w:rPr>
+        <w:t>UriString</w:t>
+      </w:r>
+      <w:r>
+        <w:t xml:space="preserve"> type.</w:t>
+      </w:r>
+    </w:p>
+    <w:p>
+      <w:pPr>
+        <w:pStyle w:val="Heading3"/>
+      </w:pPr>
+      <w:bookmarkStart w:id="46" w:name="_IExtensionList"/>
+      <w:bookmarkEnd w:id="46"/>
+      <w:r>
+        <w:t>IExtensionList</w:t>
+      </w:r>
+    </w:p>
+    <w:p>
+      <w:r>
+        <w:t xml:space="preserve">The </w:t>
+      </w:r>
+      <w:r>
+        <w:rPr>
+          <w:rStyle w:val="Name"/>
+        </w:rPr>
+        <w:t>IExtensionList</w:t>
+      </w:r>
+      <w:r>
+        <w:t xml:space="preserve"> interface is simple </w:t>
+      </w:r>
+      <w:r>
+        <w:rPr>
+          <w:rStyle w:val="Name"/>
+        </w:rPr>
+        <w:t>IElementCollection&lt;IExtension&gt;</w:t>
+      </w:r>
+      <w:r>
+        <w:t>.</w:t>
+      </w:r>
+    </w:p>
+    <w:p>
+      <w:pPr>
+        <w:pStyle w:val="Heading3"/>
+      </w:pPr>
+      <w:bookmarkStart w:id="47" w:name="_IExtendableElement"/>
+      <w:bookmarkEnd w:id="47"/>
+      <w:r>
+        <w:t>IExtendableElement</w:t>
+      </w:r>
+    </w:p>
+    <w:p>
+      <w:pPr>
+        <w:pStyle w:val="Normalparagraph"/>
+      </w:pPr>
+      <w:r>
+        <w:t xml:space="preserve">The </w:t>
+      </w:r>
+      <w:r>
+        <w:rPr>
+          <w:rStyle w:val="Name"/>
+        </w:rPr>
+        <w:t>IExtendableElement</w:t>
+      </w:r>
+      <w:r>
+        <w:t xml:space="preserve"> defines a </w:t>
+      </w:r>
+      <w:r>
+        <w:t xml:space="preserve">model element, which has </w:t>
+      </w:r>
+      <w:r>
+        <w:rPr>
+          <w:rStyle w:val="Name"/>
+        </w:rPr>
+        <w:t>ExtensionList</w:t>
+      </w:r>
+      <w:r>
+        <w:t xml:space="preserve"> property.</w:t>
+      </w:r>
+    </w:p>
+    <w:p>
+      <w:pPr>
+        <w:pStyle w:val="Heading3"/>
+      </w:pPr>
+      <w:bookmarkStart w:id="48" w:name="_Extension"/>
+      <w:bookmarkEnd w:id="48"/>
+      <w:r>
+        <w:t>Extension</w:t>
+      </w:r>
+    </w:p>
+    <w:p>
+      <w:pPr>
+        <w:pStyle w:val="Normalparagraph"/>
+      </w:pPr>
+      <w:r>
+        <w:t xml:space="preserve">The </w:t>
+      </w:r>
+      <w:r>
+        <w:rPr>
+          <w:rStyle w:val="Name"/>
+        </w:rPr>
+        <w:t>Extension</w:t>
+      </w:r>
+      <w:r>
+        <w:t xml:space="preserve"> type </w:t>
+      </w:r>
+      <w:r>
+        <w:t xml:space="preserve">applies an </w:t>
+      </w:r>
+      <w:r>
+        <w:rPr>
+          <w:rStyle w:val="Name"/>
+        </w:rPr>
+        <w:t>UriString</w:t>
+      </w:r>
+      <w:r>
+        <w:t xml:space="preserve"> to a </w:t>
+      </w:r>
+      <w:r>
+        <w:rPr>
+          <w:rStyle w:val="Name"/>
+        </w:rPr>
+        <w:t>ModelElement</w:t>
+      </w:r>
+      <w:r>
+        <w:t xml:space="preserve">. </w:t>
+      </w:r>
+      <w:r>
+        <w:rPr>
+          <w:rStyle w:val="Name"/>
+        </w:rPr>
+        <w:t>DocumentModel</w:t>
+      </w:r>
+      <w:r>
+        <w:t xml:space="preserve"> </w:t>
+      </w:r>
+      <w:r>
+        <w:t xml:space="preserve">defines a generic </w:t>
+      </w:r>
+      <w:r>
+        <w:rPr>
+          <w:rStyle w:val="Name"/>
+        </w:rPr>
+        <w:t>Extension&lt;</w:t>
+      </w:r>
+      <w:r>
+        <w:rPr>
+          <w:rStyle w:val="Name"/>
+        </w:rPr>
+        <w:t>T&gt;</w:t>
+      </w:r>
+      <w:r>
+        <w:t xml:space="preserve"> and non-generic </w:t>
+      </w:r>
+      <w:r>
+        <w:rPr>
+          <w:rStyle w:val="Name"/>
+        </w:rPr>
+        <w:t>Extension</w:t>
+      </w:r>
+      <w:r>
+        <w:t xml:space="preserve"> type.</w:t>
+      </w:r>
+      <w:r>
+        <w:t xml:space="preserve"> The first is a </w:t>
+      </w:r>
+      <w:r>
+        <w:rPr>
+          <w:rStyle w:val="Name"/>
+        </w:rPr>
+        <w:t>ModelElement&lt;T&gt;</w:t>
+      </w:r>
+      <w:r>
+        <w:t xml:space="preserve">, the second is an </w:t>
+      </w:r>
+      <w:r>
+        <w:rPr>
+          <w:rStyle w:val="Name"/>
+        </w:rPr>
+        <w:t>Extension&lt;OpenXmlElement&gt;</w:t>
+      </w:r>
+      <w:r>
+        <w:t>.</w:t>
+      </w:r>
+    </w:p>
+    <w:p>
+      <w:pPr>
+        <w:pStyle w:val="Heading3"/>
+      </w:pPr>
+      <w:bookmarkStart w:id="49" w:name="_ExtensionList"/>
+      <w:bookmarkEnd w:id="49"/>
+      <w:r>
+        <w:t>ExtensionList</w:t>
+      </w:r>
+    </w:p>
+    <w:p>
+      <w:pPr>
+        <w:pStyle w:val="Normalparagraph"/>
+      </w:pPr>
+      <w:r>
+        <w:t xml:space="preserve">The </w:t>
+      </w:r>
+      <w:r>
+        <w:rPr>
+          <w:rStyle w:val="Name"/>
+        </w:rPr>
+        <w:t>ExtensionList</w:t>
+      </w:r>
+      <w:r>
+        <w:t xml:space="preserve"> is a </w:t>
+      </w:r>
+      <w:r>
+        <w:rPr>
+          <w:rStyle w:val="Name"/>
+        </w:rPr>
+        <w:t>ModelElementCollection</w:t>
+      </w:r>
+      <w:r>
+        <w:t xml:space="preserve"> with items of </w:t>
+      </w:r>
+      <w:r>
+        <w:rPr>
+          <w:rStyle w:val="Name"/>
+        </w:rPr>
+        <w:t>Extension</w:t>
+      </w:r>
+      <w:r>
+        <w:t xml:space="preserve"> type.</w:t>
       </w:r>
     </w:p>
     <w:sectPr>
@@ -8559,7 +10734,7 @@
   <w:abstractNum w:abstractNumId="1" w15:restartNumberingAfterBreak="0">
     <w:nsid w:val="FFFFFF89"/>
     <w:multiLevelType w:val="singleLevel"/>
-    <w:tmpl w:val="432A3614"/>
+    <w:tmpl w:val="4A1C9AD2"/>
     <w:lvl w:ilvl="0">
       <w:start w:val="1"/>
       <w:numFmt w:val="bullet"/>
@@ -8578,6 +10753,119 @@
     </w:lvl>
   </w:abstractNum>
   <w:abstractNum w:abstractNumId="2" w15:restartNumberingAfterBreak="0">
+    <w:nsid w:val="07C83AE4"/>
+    <w:multiLevelType w:val="hybridMultilevel"/>
+    <w:tmpl w:val="0FA0D516"/>
+    <w:lvl w:ilvl="0" w:tplc="04150001">
+      <w:start w:val="1"/>
+      <w:numFmt w:val="bullet"/>
+      <w:lvlText w:val=""/>
+      <w:lvlJc w:val="left"/>
+      <w:pPr>
+        <w:ind w:left="720" w:hanging="360"/>
+      </w:pPr>
+      <w:rPr>
+        <w:rFonts w:ascii="Symbol" w:hAnsi="Symbol" w:hint="default"/>
+      </w:rPr>
+    </w:lvl>
+    <w:lvl w:ilvl="1" w:tplc="04150003" w:tentative="1">
+      <w:start w:val="1"/>
+      <w:numFmt w:val="bullet"/>
+      <w:lvlText w:val="o"/>
+      <w:lvlJc w:val="left"/>
+      <w:pPr>
+        <w:ind w:left="1440" w:hanging="360"/>
+      </w:pPr>
+      <w:rPr>
+        <w:rFonts w:ascii="Courier New" w:hAnsi="Courier New" w:cs="Courier New" w:hint="default"/>
+      </w:rPr>
+    </w:lvl>
+    <w:lvl w:ilvl="2" w:tplc="04150005" w:tentative="1">
+      <w:start w:val="1"/>
+      <w:numFmt w:val="bullet"/>
+      <w:lvlText w:val=""/>
+      <w:lvlJc w:val="left"/>
+      <w:pPr>
+        <w:ind w:left="2160" w:hanging="360"/>
+      </w:pPr>
+      <w:rPr>
+        <w:rFonts w:ascii="Wingdings" w:hAnsi="Wingdings" w:hint="default"/>
+      </w:rPr>
+    </w:lvl>
+    <w:lvl w:ilvl="3" w:tplc="04150001" w:tentative="1">
+      <w:start w:val="1"/>
+      <w:numFmt w:val="bullet"/>
+      <w:lvlText w:val=""/>
+      <w:lvlJc w:val="left"/>
+      <w:pPr>
+        <w:ind w:left="2880" w:hanging="360"/>
+      </w:pPr>
+      <w:rPr>
+        <w:rFonts w:ascii="Symbol" w:hAnsi="Symbol" w:hint="default"/>
+      </w:rPr>
+    </w:lvl>
+    <w:lvl w:ilvl="4" w:tplc="04150003" w:tentative="1">
+      <w:start w:val="1"/>
+      <w:numFmt w:val="bullet"/>
+      <w:lvlText w:val="o"/>
+      <w:lvlJc w:val="left"/>
+      <w:pPr>
+        <w:ind w:left="3600" w:hanging="360"/>
+      </w:pPr>
+      <w:rPr>
+        <w:rFonts w:ascii="Courier New" w:hAnsi="Courier New" w:cs="Courier New" w:hint="default"/>
+      </w:rPr>
+    </w:lvl>
+    <w:lvl w:ilvl="5" w:tplc="04150005" w:tentative="1">
+      <w:start w:val="1"/>
+      <w:numFmt w:val="bullet"/>
+      <w:lvlText w:val=""/>
+      <w:lvlJc w:val="left"/>
+      <w:pPr>
+        <w:ind w:left="4320" w:hanging="360"/>
+      </w:pPr>
+      <w:rPr>
+        <w:rFonts w:ascii="Wingdings" w:hAnsi="Wingdings" w:hint="default"/>
+      </w:rPr>
+    </w:lvl>
+    <w:lvl w:ilvl="6" w:tplc="04150001" w:tentative="1">
+      <w:start w:val="1"/>
+      <w:numFmt w:val="bullet"/>
+      <w:lvlText w:val=""/>
+      <w:lvlJc w:val="left"/>
+      <w:pPr>
+        <w:ind w:left="5040" w:hanging="360"/>
+      </w:pPr>
+      <w:rPr>
+        <w:rFonts w:ascii="Symbol" w:hAnsi="Symbol" w:hint="default"/>
+      </w:rPr>
+    </w:lvl>
+    <w:lvl w:ilvl="7" w:tplc="04150003" w:tentative="1">
+      <w:start w:val="1"/>
+      <w:numFmt w:val="bullet"/>
+      <w:lvlText w:val="o"/>
+      <w:lvlJc w:val="left"/>
+      <w:pPr>
+        <w:ind w:left="5760" w:hanging="360"/>
+      </w:pPr>
+      <w:rPr>
+        <w:rFonts w:ascii="Courier New" w:hAnsi="Courier New" w:cs="Courier New" w:hint="default"/>
+      </w:rPr>
+    </w:lvl>
+    <w:lvl w:ilvl="8" w:tplc="04150005" w:tentative="1">
+      <w:start w:val="1"/>
+      <w:numFmt w:val="bullet"/>
+      <w:lvlText w:val=""/>
+      <w:lvlJc w:val="left"/>
+      <w:pPr>
+        <w:ind w:left="6480" w:hanging="360"/>
+      </w:pPr>
+      <w:rPr>
+        <w:rFonts w:ascii="Wingdings" w:hAnsi="Wingdings" w:hint="default"/>
+      </w:rPr>
+    </w:lvl>
+  </w:abstractNum>
+  <w:abstractNum w:abstractNumId="3" w15:restartNumberingAfterBreak="0">
     <w:nsid w:val="08777B0E"/>
     <w:multiLevelType w:val="hybridMultilevel"/>
     <w:tmpl w:val="4CF85DD0"/>
@@ -8690,7 +10978,7 @@
       </w:rPr>
     </w:lvl>
   </w:abstractNum>
-  <w:abstractNum w:abstractNumId="3" w15:restartNumberingAfterBreak="0">
+  <w:abstractNum w:abstractNumId="4" w15:restartNumberingAfterBreak="0">
     <w:nsid w:val="0E55778B"/>
     <w:multiLevelType w:val="hybridMultilevel"/>
     <w:tmpl w:val="CD5E2D68"/>
@@ -8803,7 +11091,233 @@
       </w:rPr>
     </w:lvl>
   </w:abstractNum>
-  <w:abstractNum w:abstractNumId="4" w15:restartNumberingAfterBreak="0">
+  <w:abstractNum w:abstractNumId="5" w15:restartNumberingAfterBreak="0">
+    <w:nsid w:val="116F7867"/>
+    <w:multiLevelType w:val="hybridMultilevel"/>
+    <w:tmpl w:val="C32E32EC"/>
+    <w:lvl w:ilvl="0" w:tplc="04150003">
+      <w:start w:val="1"/>
+      <w:numFmt w:val="bullet"/>
+      <w:lvlText w:val="o"/>
+      <w:lvlJc w:val="left"/>
+      <w:pPr>
+        <w:ind w:left="720" w:hanging="360"/>
+      </w:pPr>
+      <w:rPr>
+        <w:rFonts w:ascii="Courier New" w:hAnsi="Courier New" w:cs="Courier New" w:hint="default"/>
+      </w:rPr>
+    </w:lvl>
+    <w:lvl w:ilvl="1" w:tplc="04150003" w:tentative="1">
+      <w:start w:val="1"/>
+      <w:numFmt w:val="bullet"/>
+      <w:lvlText w:val="o"/>
+      <w:lvlJc w:val="left"/>
+      <w:pPr>
+        <w:ind w:left="1440" w:hanging="360"/>
+      </w:pPr>
+      <w:rPr>
+        <w:rFonts w:ascii="Courier New" w:hAnsi="Courier New" w:cs="Courier New" w:hint="default"/>
+      </w:rPr>
+    </w:lvl>
+    <w:lvl w:ilvl="2" w:tplc="04150005" w:tentative="1">
+      <w:start w:val="1"/>
+      <w:numFmt w:val="bullet"/>
+      <w:lvlText w:val=""/>
+      <w:lvlJc w:val="left"/>
+      <w:pPr>
+        <w:ind w:left="2160" w:hanging="360"/>
+      </w:pPr>
+      <w:rPr>
+        <w:rFonts w:ascii="Wingdings" w:hAnsi="Wingdings" w:hint="default"/>
+      </w:rPr>
+    </w:lvl>
+    <w:lvl w:ilvl="3" w:tplc="04150001" w:tentative="1">
+      <w:start w:val="1"/>
+      <w:numFmt w:val="bullet"/>
+      <w:lvlText w:val=""/>
+      <w:lvlJc w:val="left"/>
+      <w:pPr>
+        <w:ind w:left="2880" w:hanging="360"/>
+      </w:pPr>
+      <w:rPr>
+        <w:rFonts w:ascii="Symbol" w:hAnsi="Symbol" w:hint="default"/>
+      </w:rPr>
+    </w:lvl>
+    <w:lvl w:ilvl="4" w:tplc="04150003" w:tentative="1">
+      <w:start w:val="1"/>
+      <w:numFmt w:val="bullet"/>
+      <w:lvlText w:val="o"/>
+      <w:lvlJc w:val="left"/>
+      <w:pPr>
+        <w:ind w:left="3600" w:hanging="360"/>
+      </w:pPr>
+      <w:rPr>
+        <w:rFonts w:ascii="Courier New" w:hAnsi="Courier New" w:cs="Courier New" w:hint="default"/>
+      </w:rPr>
+    </w:lvl>
+    <w:lvl w:ilvl="5" w:tplc="04150005" w:tentative="1">
+      <w:start w:val="1"/>
+      <w:numFmt w:val="bullet"/>
+      <w:lvlText w:val=""/>
+      <w:lvlJc w:val="left"/>
+      <w:pPr>
+        <w:ind w:left="4320" w:hanging="360"/>
+      </w:pPr>
+      <w:rPr>
+        <w:rFonts w:ascii="Wingdings" w:hAnsi="Wingdings" w:hint="default"/>
+      </w:rPr>
+    </w:lvl>
+    <w:lvl w:ilvl="6" w:tplc="04150001" w:tentative="1">
+      <w:start w:val="1"/>
+      <w:numFmt w:val="bullet"/>
+      <w:lvlText w:val=""/>
+      <w:lvlJc w:val="left"/>
+      <w:pPr>
+        <w:ind w:left="5040" w:hanging="360"/>
+      </w:pPr>
+      <w:rPr>
+        <w:rFonts w:ascii="Symbol" w:hAnsi="Symbol" w:hint="default"/>
+      </w:rPr>
+    </w:lvl>
+    <w:lvl w:ilvl="7" w:tplc="04150003" w:tentative="1">
+      <w:start w:val="1"/>
+      <w:numFmt w:val="bullet"/>
+      <w:lvlText w:val="o"/>
+      <w:lvlJc w:val="left"/>
+      <w:pPr>
+        <w:ind w:left="5760" w:hanging="360"/>
+      </w:pPr>
+      <w:rPr>
+        <w:rFonts w:ascii="Courier New" w:hAnsi="Courier New" w:cs="Courier New" w:hint="default"/>
+      </w:rPr>
+    </w:lvl>
+    <w:lvl w:ilvl="8" w:tplc="04150005" w:tentative="1">
+      <w:start w:val="1"/>
+      <w:numFmt w:val="bullet"/>
+      <w:lvlText w:val=""/>
+      <w:lvlJc w:val="left"/>
+      <w:pPr>
+        <w:ind w:left="6480" w:hanging="360"/>
+      </w:pPr>
+      <w:rPr>
+        <w:rFonts w:ascii="Wingdings" w:hAnsi="Wingdings" w:hint="default"/>
+      </w:rPr>
+    </w:lvl>
+  </w:abstractNum>
+  <w:abstractNum w:abstractNumId="6" w15:restartNumberingAfterBreak="0">
+    <w:nsid w:val="13F6689D"/>
+    <w:multiLevelType w:val="hybridMultilevel"/>
+    <w:tmpl w:val="3FFE5EA4"/>
+    <w:lvl w:ilvl="0" w:tplc="04150001">
+      <w:start w:val="1"/>
+      <w:numFmt w:val="bullet"/>
+      <w:lvlText w:val=""/>
+      <w:lvlJc w:val="left"/>
+      <w:pPr>
+        <w:ind w:left="720" w:hanging="360"/>
+      </w:pPr>
+      <w:rPr>
+        <w:rFonts w:ascii="Symbol" w:hAnsi="Symbol" w:hint="default"/>
+      </w:rPr>
+    </w:lvl>
+    <w:lvl w:ilvl="1" w:tplc="04150003" w:tentative="1">
+      <w:start w:val="1"/>
+      <w:numFmt w:val="bullet"/>
+      <w:lvlText w:val="o"/>
+      <w:lvlJc w:val="left"/>
+      <w:pPr>
+        <w:ind w:left="1440" w:hanging="360"/>
+      </w:pPr>
+      <w:rPr>
+        <w:rFonts w:ascii="Courier New" w:hAnsi="Courier New" w:cs="Courier New" w:hint="default"/>
+      </w:rPr>
+    </w:lvl>
+    <w:lvl w:ilvl="2" w:tplc="04150005" w:tentative="1">
+      <w:start w:val="1"/>
+      <w:numFmt w:val="bullet"/>
+      <w:lvlText w:val=""/>
+      <w:lvlJc w:val="left"/>
+      <w:pPr>
+        <w:ind w:left="2160" w:hanging="360"/>
+      </w:pPr>
+      <w:rPr>
+        <w:rFonts w:ascii="Wingdings" w:hAnsi="Wingdings" w:hint="default"/>
+      </w:rPr>
+    </w:lvl>
+    <w:lvl w:ilvl="3" w:tplc="04150001" w:tentative="1">
+      <w:start w:val="1"/>
+      <w:numFmt w:val="bullet"/>
+      <w:lvlText w:val=""/>
+      <w:lvlJc w:val="left"/>
+      <w:pPr>
+        <w:ind w:left="2880" w:hanging="360"/>
+      </w:pPr>
+      <w:rPr>
+        <w:rFonts w:ascii="Symbol" w:hAnsi="Symbol" w:hint="default"/>
+      </w:rPr>
+    </w:lvl>
+    <w:lvl w:ilvl="4" w:tplc="04150003" w:tentative="1">
+      <w:start w:val="1"/>
+      <w:numFmt w:val="bullet"/>
+      <w:lvlText w:val="o"/>
+      <w:lvlJc w:val="left"/>
+      <w:pPr>
+        <w:ind w:left="3600" w:hanging="360"/>
+      </w:pPr>
+      <w:rPr>
+        <w:rFonts w:ascii="Courier New" w:hAnsi="Courier New" w:cs="Courier New" w:hint="default"/>
+      </w:rPr>
+    </w:lvl>
+    <w:lvl w:ilvl="5" w:tplc="04150005" w:tentative="1">
+      <w:start w:val="1"/>
+      <w:numFmt w:val="bullet"/>
+      <w:lvlText w:val=""/>
+      <w:lvlJc w:val="left"/>
+      <w:pPr>
+        <w:ind w:left="4320" w:hanging="360"/>
+      </w:pPr>
+      <w:rPr>
+        <w:rFonts w:ascii="Wingdings" w:hAnsi="Wingdings" w:hint="default"/>
+      </w:rPr>
+    </w:lvl>
+    <w:lvl w:ilvl="6" w:tplc="04150001" w:tentative="1">
+      <w:start w:val="1"/>
+      <w:numFmt w:val="bullet"/>
+      <w:lvlText w:val=""/>
+      <w:lvlJc w:val="left"/>
+      <w:pPr>
+        <w:ind w:left="5040" w:hanging="360"/>
+      </w:pPr>
+      <w:rPr>
+        <w:rFonts w:ascii="Symbol" w:hAnsi="Symbol" w:hint="default"/>
+      </w:rPr>
+    </w:lvl>
+    <w:lvl w:ilvl="7" w:tplc="04150003" w:tentative="1">
+      <w:start w:val="1"/>
+      <w:numFmt w:val="bullet"/>
+      <w:lvlText w:val="o"/>
+      <w:lvlJc w:val="left"/>
+      <w:pPr>
+        <w:ind w:left="5760" w:hanging="360"/>
+      </w:pPr>
+      <w:rPr>
+        <w:rFonts w:ascii="Courier New" w:hAnsi="Courier New" w:cs="Courier New" w:hint="default"/>
+      </w:rPr>
+    </w:lvl>
+    <w:lvl w:ilvl="8" w:tplc="04150005" w:tentative="1">
+      <w:start w:val="1"/>
+      <w:numFmt w:val="bullet"/>
+      <w:lvlText w:val=""/>
+      <w:lvlJc w:val="left"/>
+      <w:pPr>
+        <w:ind w:left="6480" w:hanging="360"/>
+      </w:pPr>
+      <w:rPr>
+        <w:rFonts w:ascii="Wingdings" w:hAnsi="Wingdings" w:hint="default"/>
+      </w:rPr>
+    </w:lvl>
+  </w:abstractNum>
+  <w:abstractNum w:abstractNumId="7" w15:restartNumberingAfterBreak="0">
     <w:nsid w:val="18314B26"/>
     <w:multiLevelType w:val="hybridMultilevel"/>
     <w:tmpl w:val="88DE0C06"/>
@@ -8916,7 +11430,7 @@
       </w:rPr>
     </w:lvl>
   </w:abstractNum>
-  <w:abstractNum w:abstractNumId="5" w15:restartNumberingAfterBreak="0">
+  <w:abstractNum w:abstractNumId="8" w15:restartNumberingAfterBreak="0">
     <w:nsid w:val="1D241E3E"/>
     <w:multiLevelType w:val="hybridMultilevel"/>
     <w:tmpl w:val="CF80FE6E"/>
@@ -9029,7 +11543,7 @@
       </w:rPr>
     </w:lvl>
   </w:abstractNum>
-  <w:abstractNum w:abstractNumId="6" w15:restartNumberingAfterBreak="0">
+  <w:abstractNum w:abstractNumId="9" w15:restartNumberingAfterBreak="0">
     <w:nsid w:val="1D6153FE"/>
     <w:multiLevelType w:val="hybridMultilevel"/>
     <w:tmpl w:val="E54C5A50"/>
@@ -9142,7 +11656,7 @@
       </w:rPr>
     </w:lvl>
   </w:abstractNum>
-  <w:abstractNum w:abstractNumId="7" w15:restartNumberingAfterBreak="0">
+  <w:abstractNum w:abstractNumId="10" w15:restartNumberingAfterBreak="0">
     <w:nsid w:val="212C503C"/>
     <w:multiLevelType w:val="hybridMultilevel"/>
     <w:tmpl w:val="B5D2D76A"/>
@@ -9255,7 +11769,7 @@
       </w:rPr>
     </w:lvl>
   </w:abstractNum>
-  <w:abstractNum w:abstractNumId="8" w15:restartNumberingAfterBreak="0">
+  <w:abstractNum w:abstractNumId="11" w15:restartNumberingAfterBreak="0">
     <w:nsid w:val="213F1956"/>
     <w:multiLevelType w:val="hybridMultilevel"/>
     <w:tmpl w:val="596299F6"/>
@@ -9368,7 +11882,7 @@
       </w:rPr>
     </w:lvl>
   </w:abstractNum>
-  <w:abstractNum w:abstractNumId="9" w15:restartNumberingAfterBreak="0">
+  <w:abstractNum w:abstractNumId="12" w15:restartNumberingAfterBreak="0">
     <w:nsid w:val="219A367F"/>
     <w:multiLevelType w:val="hybridMultilevel"/>
     <w:tmpl w:val="C2D0538E"/>
@@ -9481,7 +11995,7 @@
       </w:rPr>
     </w:lvl>
   </w:abstractNum>
-  <w:abstractNum w:abstractNumId="10" w15:restartNumberingAfterBreak="0">
+  <w:abstractNum w:abstractNumId="13" w15:restartNumberingAfterBreak="0">
     <w:nsid w:val="37A74D90"/>
     <w:multiLevelType w:val="hybridMultilevel"/>
     <w:tmpl w:val="B3A2C8F8"/>
@@ -9594,7 +12108,120 @@
       </w:rPr>
     </w:lvl>
   </w:abstractNum>
-  <w:abstractNum w:abstractNumId="11" w15:restartNumberingAfterBreak="0">
+  <w:abstractNum w:abstractNumId="14" w15:restartNumberingAfterBreak="0">
+    <w:nsid w:val="39B3495A"/>
+    <w:multiLevelType w:val="hybridMultilevel"/>
+    <w:tmpl w:val="6F64D9AC"/>
+    <w:lvl w:ilvl="0" w:tplc="04150001">
+      <w:start w:val="1"/>
+      <w:numFmt w:val="bullet"/>
+      <w:lvlText w:val=""/>
+      <w:lvlJc w:val="left"/>
+      <w:pPr>
+        <w:ind w:left="720" w:hanging="360"/>
+      </w:pPr>
+      <w:rPr>
+        <w:rFonts w:ascii="Symbol" w:hAnsi="Symbol" w:hint="default"/>
+      </w:rPr>
+    </w:lvl>
+    <w:lvl w:ilvl="1" w:tplc="04150003" w:tentative="1">
+      <w:start w:val="1"/>
+      <w:numFmt w:val="bullet"/>
+      <w:lvlText w:val="o"/>
+      <w:lvlJc w:val="left"/>
+      <w:pPr>
+        <w:ind w:left="1440" w:hanging="360"/>
+      </w:pPr>
+      <w:rPr>
+        <w:rFonts w:ascii="Courier New" w:hAnsi="Courier New" w:cs="Courier New" w:hint="default"/>
+      </w:rPr>
+    </w:lvl>
+    <w:lvl w:ilvl="2" w:tplc="04150005" w:tentative="1">
+      <w:start w:val="1"/>
+      <w:numFmt w:val="bullet"/>
+      <w:lvlText w:val=""/>
+      <w:lvlJc w:val="left"/>
+      <w:pPr>
+        <w:ind w:left="2160" w:hanging="360"/>
+      </w:pPr>
+      <w:rPr>
+        <w:rFonts w:ascii="Wingdings" w:hAnsi="Wingdings" w:hint="default"/>
+      </w:rPr>
+    </w:lvl>
+    <w:lvl w:ilvl="3" w:tplc="04150001" w:tentative="1">
+      <w:start w:val="1"/>
+      <w:numFmt w:val="bullet"/>
+      <w:lvlText w:val=""/>
+      <w:lvlJc w:val="left"/>
+      <w:pPr>
+        <w:ind w:left="2880" w:hanging="360"/>
+      </w:pPr>
+      <w:rPr>
+        <w:rFonts w:ascii="Symbol" w:hAnsi="Symbol" w:hint="default"/>
+      </w:rPr>
+    </w:lvl>
+    <w:lvl w:ilvl="4" w:tplc="04150003" w:tentative="1">
+      <w:start w:val="1"/>
+      <w:numFmt w:val="bullet"/>
+      <w:lvlText w:val="o"/>
+      <w:lvlJc w:val="left"/>
+      <w:pPr>
+        <w:ind w:left="3600" w:hanging="360"/>
+      </w:pPr>
+      <w:rPr>
+        <w:rFonts w:ascii="Courier New" w:hAnsi="Courier New" w:cs="Courier New" w:hint="default"/>
+      </w:rPr>
+    </w:lvl>
+    <w:lvl w:ilvl="5" w:tplc="04150005" w:tentative="1">
+      <w:start w:val="1"/>
+      <w:numFmt w:val="bullet"/>
+      <w:lvlText w:val=""/>
+      <w:lvlJc w:val="left"/>
+      <w:pPr>
+        <w:ind w:left="4320" w:hanging="360"/>
+      </w:pPr>
+      <w:rPr>
+        <w:rFonts w:ascii="Wingdings" w:hAnsi="Wingdings" w:hint="default"/>
+      </w:rPr>
+    </w:lvl>
+    <w:lvl w:ilvl="6" w:tplc="04150001" w:tentative="1">
+      <w:start w:val="1"/>
+      <w:numFmt w:val="bullet"/>
+      <w:lvlText w:val=""/>
+      <w:lvlJc w:val="left"/>
+      <w:pPr>
+        <w:ind w:left="5040" w:hanging="360"/>
+      </w:pPr>
+      <w:rPr>
+        <w:rFonts w:ascii="Symbol" w:hAnsi="Symbol" w:hint="default"/>
+      </w:rPr>
+    </w:lvl>
+    <w:lvl w:ilvl="7" w:tplc="04150003" w:tentative="1">
+      <w:start w:val="1"/>
+      <w:numFmt w:val="bullet"/>
+      <w:lvlText w:val="o"/>
+      <w:lvlJc w:val="left"/>
+      <w:pPr>
+        <w:ind w:left="5760" w:hanging="360"/>
+      </w:pPr>
+      <w:rPr>
+        <w:rFonts w:ascii="Courier New" w:hAnsi="Courier New" w:cs="Courier New" w:hint="default"/>
+      </w:rPr>
+    </w:lvl>
+    <w:lvl w:ilvl="8" w:tplc="04150005" w:tentative="1">
+      <w:start w:val="1"/>
+      <w:numFmt w:val="bullet"/>
+      <w:lvlText w:val=""/>
+      <w:lvlJc w:val="left"/>
+      <w:pPr>
+        <w:ind w:left="6480" w:hanging="360"/>
+      </w:pPr>
+      <w:rPr>
+        <w:rFonts w:ascii="Wingdings" w:hAnsi="Wingdings" w:hint="default"/>
+      </w:rPr>
+    </w:lvl>
+  </w:abstractNum>
+  <w:abstractNum w:abstractNumId="15" w15:restartNumberingAfterBreak="0">
     <w:nsid w:val="49C6071B"/>
     <w:multiLevelType w:val="hybridMultilevel"/>
     <w:tmpl w:val="95401B1E"/>
@@ -9707,7 +12334,7 @@
       </w:rPr>
     </w:lvl>
   </w:abstractNum>
-  <w:abstractNum w:abstractNumId="12" w15:restartNumberingAfterBreak="0">
+  <w:abstractNum w:abstractNumId="16" w15:restartNumberingAfterBreak="0">
     <w:nsid w:val="4DA57031"/>
     <w:multiLevelType w:val="hybridMultilevel"/>
     <w:tmpl w:val="B87C082A"/>
@@ -9820,7 +12447,7 @@
       </w:rPr>
     </w:lvl>
   </w:abstractNum>
-  <w:abstractNum w:abstractNumId="13" w15:restartNumberingAfterBreak="0">
+  <w:abstractNum w:abstractNumId="17" w15:restartNumberingAfterBreak="0">
     <w:nsid w:val="5FA20212"/>
     <w:multiLevelType w:val="hybridMultilevel"/>
     <w:tmpl w:val="3B4677FA"/>
@@ -9933,7 +12560,120 @@
       </w:rPr>
     </w:lvl>
   </w:abstractNum>
-  <w:abstractNum w:abstractNumId="14" w15:restartNumberingAfterBreak="0">
+  <w:abstractNum w:abstractNumId="18" w15:restartNumberingAfterBreak="0">
+    <w:nsid w:val="62D545C8"/>
+    <w:multiLevelType w:val="hybridMultilevel"/>
+    <w:tmpl w:val="8EDE6D70"/>
+    <w:lvl w:ilvl="0" w:tplc="04150003">
+      <w:start w:val="1"/>
+      <w:numFmt w:val="bullet"/>
+      <w:lvlText w:val="o"/>
+      <w:lvlJc w:val="left"/>
+      <w:pPr>
+        <w:ind w:left="720" w:hanging="360"/>
+      </w:pPr>
+      <w:rPr>
+        <w:rFonts w:ascii="Courier New" w:hAnsi="Courier New" w:cs="Courier New" w:hint="default"/>
+      </w:rPr>
+    </w:lvl>
+    <w:lvl w:ilvl="1" w:tplc="04150003" w:tentative="1">
+      <w:start w:val="1"/>
+      <w:numFmt w:val="bullet"/>
+      <w:lvlText w:val="o"/>
+      <w:lvlJc w:val="left"/>
+      <w:pPr>
+        <w:ind w:left="1440" w:hanging="360"/>
+      </w:pPr>
+      <w:rPr>
+        <w:rFonts w:ascii="Courier New" w:hAnsi="Courier New" w:cs="Courier New" w:hint="default"/>
+      </w:rPr>
+    </w:lvl>
+    <w:lvl w:ilvl="2" w:tplc="04150005" w:tentative="1">
+      <w:start w:val="1"/>
+      <w:numFmt w:val="bullet"/>
+      <w:lvlText w:val=""/>
+      <w:lvlJc w:val="left"/>
+      <w:pPr>
+        <w:ind w:left="2160" w:hanging="360"/>
+      </w:pPr>
+      <w:rPr>
+        <w:rFonts w:ascii="Wingdings" w:hAnsi="Wingdings" w:hint="default"/>
+      </w:rPr>
+    </w:lvl>
+    <w:lvl w:ilvl="3" w:tplc="04150001" w:tentative="1">
+      <w:start w:val="1"/>
+      <w:numFmt w:val="bullet"/>
+      <w:lvlText w:val=""/>
+      <w:lvlJc w:val="left"/>
+      <w:pPr>
+        <w:ind w:left="2880" w:hanging="360"/>
+      </w:pPr>
+      <w:rPr>
+        <w:rFonts w:ascii="Symbol" w:hAnsi="Symbol" w:hint="default"/>
+      </w:rPr>
+    </w:lvl>
+    <w:lvl w:ilvl="4" w:tplc="04150003" w:tentative="1">
+      <w:start w:val="1"/>
+      <w:numFmt w:val="bullet"/>
+      <w:lvlText w:val="o"/>
+      <w:lvlJc w:val="left"/>
+      <w:pPr>
+        <w:ind w:left="3600" w:hanging="360"/>
+      </w:pPr>
+      <w:rPr>
+        <w:rFonts w:ascii="Courier New" w:hAnsi="Courier New" w:cs="Courier New" w:hint="default"/>
+      </w:rPr>
+    </w:lvl>
+    <w:lvl w:ilvl="5" w:tplc="04150005" w:tentative="1">
+      <w:start w:val="1"/>
+      <w:numFmt w:val="bullet"/>
+      <w:lvlText w:val=""/>
+      <w:lvlJc w:val="left"/>
+      <w:pPr>
+        <w:ind w:left="4320" w:hanging="360"/>
+      </w:pPr>
+      <w:rPr>
+        <w:rFonts w:ascii="Wingdings" w:hAnsi="Wingdings" w:hint="default"/>
+      </w:rPr>
+    </w:lvl>
+    <w:lvl w:ilvl="6" w:tplc="04150001" w:tentative="1">
+      <w:start w:val="1"/>
+      <w:numFmt w:val="bullet"/>
+      <w:lvlText w:val=""/>
+      <w:lvlJc w:val="left"/>
+      <w:pPr>
+        <w:ind w:left="5040" w:hanging="360"/>
+      </w:pPr>
+      <w:rPr>
+        <w:rFonts w:ascii="Symbol" w:hAnsi="Symbol" w:hint="default"/>
+      </w:rPr>
+    </w:lvl>
+    <w:lvl w:ilvl="7" w:tplc="04150003" w:tentative="1">
+      <w:start w:val="1"/>
+      <w:numFmt w:val="bullet"/>
+      <w:lvlText w:val="o"/>
+      <w:lvlJc w:val="left"/>
+      <w:pPr>
+        <w:ind w:left="5760" w:hanging="360"/>
+      </w:pPr>
+      <w:rPr>
+        <w:rFonts w:ascii="Courier New" w:hAnsi="Courier New" w:cs="Courier New" w:hint="default"/>
+      </w:rPr>
+    </w:lvl>
+    <w:lvl w:ilvl="8" w:tplc="04150005" w:tentative="1">
+      <w:start w:val="1"/>
+      <w:numFmt w:val="bullet"/>
+      <w:lvlText w:val=""/>
+      <w:lvlJc w:val="left"/>
+      <w:pPr>
+        <w:ind w:left="6480" w:hanging="360"/>
+      </w:pPr>
+      <w:rPr>
+        <w:rFonts w:ascii="Wingdings" w:hAnsi="Wingdings" w:hint="default"/>
+      </w:rPr>
+    </w:lvl>
+  </w:abstractNum>
+  <w:abstractNum w:abstractNumId="19" w15:restartNumberingAfterBreak="0">
     <w:nsid w:val="667C702D"/>
     <w:multiLevelType w:val="hybridMultilevel"/>
     <w:tmpl w:val="5E8A6BF8"/>
@@ -10046,7 +12786,233 @@
       </w:rPr>
     </w:lvl>
   </w:abstractNum>
-  <w:abstractNum w:abstractNumId="15" w15:restartNumberingAfterBreak="0">
+  <w:abstractNum w:abstractNumId="20" w15:restartNumberingAfterBreak="0">
+    <w:nsid w:val="66B32322"/>
+    <w:multiLevelType w:val="hybridMultilevel"/>
+    <w:tmpl w:val="FD7E8302"/>
+    <w:lvl w:ilvl="0" w:tplc="04150003">
+      <w:start w:val="1"/>
+      <w:numFmt w:val="bullet"/>
+      <w:lvlText w:val="o"/>
+      <w:lvlJc w:val="left"/>
+      <w:pPr>
+        <w:ind w:left="720" w:hanging="360"/>
+      </w:pPr>
+      <w:rPr>
+        <w:rFonts w:ascii="Courier New" w:hAnsi="Courier New" w:cs="Courier New" w:hint="default"/>
+      </w:rPr>
+    </w:lvl>
+    <w:lvl w:ilvl="1" w:tplc="04150003" w:tentative="1">
+      <w:start w:val="1"/>
+      <w:numFmt w:val="bullet"/>
+      <w:lvlText w:val="o"/>
+      <w:lvlJc w:val="left"/>
+      <w:pPr>
+        <w:ind w:left="1440" w:hanging="360"/>
+      </w:pPr>
+      <w:rPr>
+        <w:rFonts w:ascii="Courier New" w:hAnsi="Courier New" w:cs="Courier New" w:hint="default"/>
+      </w:rPr>
+    </w:lvl>
+    <w:lvl w:ilvl="2" w:tplc="04150005" w:tentative="1">
+      <w:start w:val="1"/>
+      <w:numFmt w:val="bullet"/>
+      <w:lvlText w:val=""/>
+      <w:lvlJc w:val="left"/>
+      <w:pPr>
+        <w:ind w:left="2160" w:hanging="360"/>
+      </w:pPr>
+      <w:rPr>
+        <w:rFonts w:ascii="Wingdings" w:hAnsi="Wingdings" w:hint="default"/>
+      </w:rPr>
+    </w:lvl>
+    <w:lvl w:ilvl="3" w:tplc="04150001" w:tentative="1">
+      <w:start w:val="1"/>
+      <w:numFmt w:val="bullet"/>
+      <w:lvlText w:val=""/>
+      <w:lvlJc w:val="left"/>
+      <w:pPr>
+        <w:ind w:left="2880" w:hanging="360"/>
+      </w:pPr>
+      <w:rPr>
+        <w:rFonts w:ascii="Symbol" w:hAnsi="Symbol" w:hint="default"/>
+      </w:rPr>
+    </w:lvl>
+    <w:lvl w:ilvl="4" w:tplc="04150003" w:tentative="1">
+      <w:start w:val="1"/>
+      <w:numFmt w:val="bullet"/>
+      <w:lvlText w:val="o"/>
+      <w:lvlJc w:val="left"/>
+      <w:pPr>
+        <w:ind w:left="3600" w:hanging="360"/>
+      </w:pPr>
+      <w:rPr>
+        <w:rFonts w:ascii="Courier New" w:hAnsi="Courier New" w:cs="Courier New" w:hint="default"/>
+      </w:rPr>
+    </w:lvl>
+    <w:lvl w:ilvl="5" w:tplc="04150005" w:tentative="1">
+      <w:start w:val="1"/>
+      <w:numFmt w:val="bullet"/>
+      <w:lvlText w:val=""/>
+      <w:lvlJc w:val="left"/>
+      <w:pPr>
+        <w:ind w:left="4320" w:hanging="360"/>
+      </w:pPr>
+      <w:rPr>
+        <w:rFonts w:ascii="Wingdings" w:hAnsi="Wingdings" w:hint="default"/>
+      </w:rPr>
+    </w:lvl>
+    <w:lvl w:ilvl="6" w:tplc="04150001" w:tentative="1">
+      <w:start w:val="1"/>
+      <w:numFmt w:val="bullet"/>
+      <w:lvlText w:val=""/>
+      <w:lvlJc w:val="left"/>
+      <w:pPr>
+        <w:ind w:left="5040" w:hanging="360"/>
+      </w:pPr>
+      <w:rPr>
+        <w:rFonts w:ascii="Symbol" w:hAnsi="Symbol" w:hint="default"/>
+      </w:rPr>
+    </w:lvl>
+    <w:lvl w:ilvl="7" w:tplc="04150003" w:tentative="1">
+      <w:start w:val="1"/>
+      <w:numFmt w:val="bullet"/>
+      <w:lvlText w:val="o"/>
+      <w:lvlJc w:val="left"/>
+      <w:pPr>
+        <w:ind w:left="5760" w:hanging="360"/>
+      </w:pPr>
+      <w:rPr>
+        <w:rFonts w:ascii="Courier New" w:hAnsi="Courier New" w:cs="Courier New" w:hint="default"/>
+      </w:rPr>
+    </w:lvl>
+    <w:lvl w:ilvl="8" w:tplc="04150005" w:tentative="1">
+      <w:start w:val="1"/>
+      <w:numFmt w:val="bullet"/>
+      <w:lvlText w:val=""/>
+      <w:lvlJc w:val="left"/>
+      <w:pPr>
+        <w:ind w:left="6480" w:hanging="360"/>
+      </w:pPr>
+      <w:rPr>
+        <w:rFonts w:ascii="Wingdings" w:hAnsi="Wingdings" w:hint="default"/>
+      </w:rPr>
+    </w:lvl>
+  </w:abstractNum>
+  <w:abstractNum w:abstractNumId="21" w15:restartNumberingAfterBreak="0">
+    <w:nsid w:val="6B7B2642"/>
+    <w:multiLevelType w:val="hybridMultilevel"/>
+    <w:tmpl w:val="DCAE9074"/>
+    <w:lvl w:ilvl="0" w:tplc="04150003">
+      <w:start w:val="1"/>
+      <w:numFmt w:val="bullet"/>
+      <w:lvlText w:val="o"/>
+      <w:lvlJc w:val="left"/>
+      <w:pPr>
+        <w:ind w:left="720" w:hanging="360"/>
+      </w:pPr>
+      <w:rPr>
+        <w:rFonts w:ascii="Courier New" w:hAnsi="Courier New" w:cs="Courier New" w:hint="default"/>
+      </w:rPr>
+    </w:lvl>
+    <w:lvl w:ilvl="1" w:tplc="04150003" w:tentative="1">
+      <w:start w:val="1"/>
+      <w:numFmt w:val="bullet"/>
+      <w:lvlText w:val="o"/>
+      <w:lvlJc w:val="left"/>
+      <w:pPr>
+        <w:ind w:left="1440" w:hanging="360"/>
+      </w:pPr>
+      <w:rPr>
+        <w:rFonts w:ascii="Courier New" w:hAnsi="Courier New" w:cs="Courier New" w:hint="default"/>
+      </w:rPr>
+    </w:lvl>
+    <w:lvl w:ilvl="2" w:tplc="04150005" w:tentative="1">
+      <w:start w:val="1"/>
+      <w:numFmt w:val="bullet"/>
+      <w:lvlText w:val=""/>
+      <w:lvlJc w:val="left"/>
+      <w:pPr>
+        <w:ind w:left="2160" w:hanging="360"/>
+      </w:pPr>
+      <w:rPr>
+        <w:rFonts w:ascii="Wingdings" w:hAnsi="Wingdings" w:hint="default"/>
+      </w:rPr>
+    </w:lvl>
+    <w:lvl w:ilvl="3" w:tplc="04150001" w:tentative="1">
+      <w:start w:val="1"/>
+      <w:numFmt w:val="bullet"/>
+      <w:lvlText w:val=""/>
+      <w:lvlJc w:val="left"/>
+      <w:pPr>
+        <w:ind w:left="2880" w:hanging="360"/>
+      </w:pPr>
+      <w:rPr>
+        <w:rFonts w:ascii="Symbol" w:hAnsi="Symbol" w:hint="default"/>
+      </w:rPr>
+    </w:lvl>
+    <w:lvl w:ilvl="4" w:tplc="04150003" w:tentative="1">
+      <w:start w:val="1"/>
+      <w:numFmt w:val="bullet"/>
+      <w:lvlText w:val="o"/>
+      <w:lvlJc w:val="left"/>
+      <w:pPr>
+        <w:ind w:left="3600" w:hanging="360"/>
+      </w:pPr>
+      <w:rPr>
+        <w:rFonts w:ascii="Courier New" w:hAnsi="Courier New" w:cs="Courier New" w:hint="default"/>
+      </w:rPr>
+    </w:lvl>
+    <w:lvl w:ilvl="5" w:tplc="04150005" w:tentative="1">
+      <w:start w:val="1"/>
+      <w:numFmt w:val="bullet"/>
+      <w:lvlText w:val=""/>
+      <w:lvlJc w:val="left"/>
+      <w:pPr>
+        <w:ind w:left="4320" w:hanging="360"/>
+      </w:pPr>
+      <w:rPr>
+        <w:rFonts w:ascii="Wingdings" w:hAnsi="Wingdings" w:hint="default"/>
+      </w:rPr>
+    </w:lvl>
+    <w:lvl w:ilvl="6" w:tplc="04150001" w:tentative="1">
+      <w:start w:val="1"/>
+      <w:numFmt w:val="bullet"/>
+      <w:lvlText w:val=""/>
+      <w:lvlJc w:val="left"/>
+      <w:pPr>
+        <w:ind w:left="5040" w:hanging="360"/>
+      </w:pPr>
+      <w:rPr>
+        <w:rFonts w:ascii="Symbol" w:hAnsi="Symbol" w:hint="default"/>
+      </w:rPr>
+    </w:lvl>
+    <w:lvl w:ilvl="7" w:tplc="04150003" w:tentative="1">
+      <w:start w:val="1"/>
+      <w:numFmt w:val="bullet"/>
+      <w:lvlText w:val="o"/>
+      <w:lvlJc w:val="left"/>
+      <w:pPr>
+        <w:ind w:left="5760" w:hanging="360"/>
+      </w:pPr>
+      <w:rPr>
+        <w:rFonts w:ascii="Courier New" w:hAnsi="Courier New" w:cs="Courier New" w:hint="default"/>
+      </w:rPr>
+    </w:lvl>
+    <w:lvl w:ilvl="8" w:tplc="04150005" w:tentative="1">
+      <w:start w:val="1"/>
+      <w:numFmt w:val="bullet"/>
+      <w:lvlText w:val=""/>
+      <w:lvlJc w:val="left"/>
+      <w:pPr>
+        <w:ind w:left="6480" w:hanging="360"/>
+      </w:pPr>
+      <w:rPr>
+        <w:rFonts w:ascii="Wingdings" w:hAnsi="Wingdings" w:hint="default"/>
+      </w:rPr>
+    </w:lvl>
+  </w:abstractNum>
+  <w:abstractNum w:abstractNumId="22" w15:restartNumberingAfterBreak="0">
     <w:nsid w:val="6EE2116E"/>
     <w:multiLevelType w:val="hybridMultilevel"/>
     <w:tmpl w:val="39D89C4E"/>
@@ -10163,8 +13129,121 @@
       </w:pPr>
     </w:lvl>
   </w:abstractNum>
+  <w:abstractNum w:abstractNumId="23" w15:restartNumberingAfterBreak="0">
+    <w:nsid w:val="7F4B2A3D"/>
+    <w:multiLevelType w:val="hybridMultilevel"/>
+    <w:tmpl w:val="29FE6018"/>
+    <w:lvl w:ilvl="0" w:tplc="04150001">
+      <w:start w:val="1"/>
+      <w:numFmt w:val="bullet"/>
+      <w:lvlText w:val=""/>
+      <w:lvlJc w:val="left"/>
+      <w:pPr>
+        <w:ind w:left="774" w:hanging="360"/>
+      </w:pPr>
+      <w:rPr>
+        <w:rFonts w:ascii="Symbol" w:hAnsi="Symbol" w:hint="default"/>
+      </w:rPr>
+    </w:lvl>
+    <w:lvl w:ilvl="1" w:tplc="04150003" w:tentative="1">
+      <w:start w:val="1"/>
+      <w:numFmt w:val="bullet"/>
+      <w:lvlText w:val="o"/>
+      <w:lvlJc w:val="left"/>
+      <w:pPr>
+        <w:ind w:left="1494" w:hanging="360"/>
+      </w:pPr>
+      <w:rPr>
+        <w:rFonts w:ascii="Courier New" w:hAnsi="Courier New" w:cs="Courier New" w:hint="default"/>
+      </w:rPr>
+    </w:lvl>
+    <w:lvl w:ilvl="2" w:tplc="04150005" w:tentative="1">
+      <w:start w:val="1"/>
+      <w:numFmt w:val="bullet"/>
+      <w:lvlText w:val=""/>
+      <w:lvlJc w:val="left"/>
+      <w:pPr>
+        <w:ind w:left="2214" w:hanging="360"/>
+      </w:pPr>
+      <w:rPr>
+        <w:rFonts w:ascii="Wingdings" w:hAnsi="Wingdings" w:hint="default"/>
+      </w:rPr>
+    </w:lvl>
+    <w:lvl w:ilvl="3" w:tplc="04150001" w:tentative="1">
+      <w:start w:val="1"/>
+      <w:numFmt w:val="bullet"/>
+      <w:lvlText w:val=""/>
+      <w:lvlJc w:val="left"/>
+      <w:pPr>
+        <w:ind w:left="2934" w:hanging="360"/>
+      </w:pPr>
+      <w:rPr>
+        <w:rFonts w:ascii="Symbol" w:hAnsi="Symbol" w:hint="default"/>
+      </w:rPr>
+    </w:lvl>
+    <w:lvl w:ilvl="4" w:tplc="04150003" w:tentative="1">
+      <w:start w:val="1"/>
+      <w:numFmt w:val="bullet"/>
+      <w:lvlText w:val="o"/>
+      <w:lvlJc w:val="left"/>
+      <w:pPr>
+        <w:ind w:left="3654" w:hanging="360"/>
+      </w:pPr>
+      <w:rPr>
+        <w:rFonts w:ascii="Courier New" w:hAnsi="Courier New" w:cs="Courier New" w:hint="default"/>
+      </w:rPr>
+    </w:lvl>
+    <w:lvl w:ilvl="5" w:tplc="04150005" w:tentative="1">
+      <w:start w:val="1"/>
+      <w:numFmt w:val="bullet"/>
+      <w:lvlText w:val=""/>
+      <w:lvlJc w:val="left"/>
+      <w:pPr>
+        <w:ind w:left="4374" w:hanging="360"/>
+      </w:pPr>
+      <w:rPr>
+        <w:rFonts w:ascii="Wingdings" w:hAnsi="Wingdings" w:hint="default"/>
+      </w:rPr>
+    </w:lvl>
+    <w:lvl w:ilvl="6" w:tplc="04150001" w:tentative="1">
+      <w:start w:val="1"/>
+      <w:numFmt w:val="bullet"/>
+      <w:lvlText w:val=""/>
+      <w:lvlJc w:val="left"/>
+      <w:pPr>
+        <w:ind w:left="5094" w:hanging="360"/>
+      </w:pPr>
+      <w:rPr>
+        <w:rFonts w:ascii="Symbol" w:hAnsi="Symbol" w:hint="default"/>
+      </w:rPr>
+    </w:lvl>
+    <w:lvl w:ilvl="7" w:tplc="04150003" w:tentative="1">
+      <w:start w:val="1"/>
+      <w:numFmt w:val="bullet"/>
+      <w:lvlText w:val="o"/>
+      <w:lvlJc w:val="left"/>
+      <w:pPr>
+        <w:ind w:left="5814" w:hanging="360"/>
+      </w:pPr>
+      <w:rPr>
+        <w:rFonts w:ascii="Courier New" w:hAnsi="Courier New" w:cs="Courier New" w:hint="default"/>
+      </w:rPr>
+    </w:lvl>
+    <w:lvl w:ilvl="8" w:tplc="04150005" w:tentative="1">
+      <w:start w:val="1"/>
+      <w:numFmt w:val="bullet"/>
+      <w:lvlText w:val=""/>
+      <w:lvlJc w:val="left"/>
+      <w:pPr>
+        <w:ind w:left="6534" w:hanging="360"/>
+      </w:pPr>
+      <w:rPr>
+        <w:rFonts w:ascii="Wingdings" w:hAnsi="Wingdings" w:hint="default"/>
+      </w:rPr>
+    </w:lvl>
+  </w:abstractNum>
   <w:num w:numId="1" w16cid:durableId="401102433">
-    <w:abstractNumId w:val="15"/>
+    <w:abstractNumId w:val="22"/>
   </w:num>
   <w:num w:numId="2" w16cid:durableId="1450590392">
     <w:abstractNumId w:val="1"/>
@@ -10173,43 +13252,67 @@
     <w:abstractNumId w:val="0"/>
   </w:num>
   <w:num w:numId="4" w16cid:durableId="1873877967">
+    <w:abstractNumId w:val="9"/>
+  </w:num>
+  <w:num w:numId="5" w16cid:durableId="1527404753">
+    <w:abstractNumId w:val="3"/>
+  </w:num>
+  <w:num w:numId="6" w16cid:durableId="827863614">
+    <w:abstractNumId w:val="10"/>
+  </w:num>
+  <w:num w:numId="7" w16cid:durableId="1397511451">
+    <w:abstractNumId w:val="13"/>
+  </w:num>
+  <w:num w:numId="8" w16cid:durableId="1540514363">
+    <w:abstractNumId w:val="16"/>
+  </w:num>
+  <w:num w:numId="9" w16cid:durableId="432478970">
+    <w:abstractNumId w:val="12"/>
+  </w:num>
+  <w:num w:numId="10" w16cid:durableId="404884200">
+    <w:abstractNumId w:val="4"/>
+  </w:num>
+  <w:num w:numId="11" w16cid:durableId="92825058">
+    <w:abstractNumId w:val="15"/>
+  </w:num>
+  <w:num w:numId="12" w16cid:durableId="763653369">
+    <w:abstractNumId w:val="17"/>
+  </w:num>
+  <w:num w:numId="13" w16cid:durableId="927621655">
+    <w:abstractNumId w:val="19"/>
+  </w:num>
+  <w:num w:numId="14" w16cid:durableId="391998952">
+    <w:abstractNumId w:val="8"/>
+  </w:num>
+  <w:num w:numId="15" w16cid:durableId="172886440">
+    <w:abstractNumId w:val="11"/>
+  </w:num>
+  <w:num w:numId="16" w16cid:durableId="2091348389">
+    <w:abstractNumId w:val="7"/>
+  </w:num>
+  <w:num w:numId="17" w16cid:durableId="2107997856">
     <w:abstractNumId w:val="6"/>
   </w:num>
-  <w:num w:numId="5" w16cid:durableId="1527404753">
+  <w:num w:numId="18" w16cid:durableId="1243956378">
+    <w:abstractNumId w:val="23"/>
+  </w:num>
+  <w:num w:numId="19" w16cid:durableId="610169838">
+    <w:abstractNumId w:val="14"/>
+  </w:num>
+  <w:num w:numId="20" w16cid:durableId="1058749924">
     <w:abstractNumId w:val="2"/>
   </w:num>
-  <w:num w:numId="6" w16cid:durableId="827863614">
-    <w:abstractNumId w:val="7"/>
-  </w:num>
-  <w:num w:numId="7" w16cid:durableId="1397511451">
-    <w:abstractNumId w:val="10"/>
-  </w:num>
-  <w:num w:numId="8" w16cid:durableId="1540514363">
-    <w:abstractNumId w:val="12"/>
-  </w:num>
-  <w:num w:numId="9" w16cid:durableId="432478970">
-    <w:abstractNumId w:val="9"/>
-  </w:num>
-  <w:num w:numId="10" w16cid:durableId="404884200">
-    <w:abstractNumId w:val="3"/>
-  </w:num>
-  <w:num w:numId="11" w16cid:durableId="92825058">
-    <w:abstractNumId w:val="11"/>
-  </w:num>
-  <w:num w:numId="12" w16cid:durableId="763653369">
-    <w:abstractNumId w:val="13"/>
-  </w:num>
-  <w:num w:numId="13" w16cid:durableId="927621655">
-    <w:abstractNumId w:val="14"/>
-  </w:num>
-  <w:num w:numId="14" w16cid:durableId="391998952">
+  <w:num w:numId="21" w16cid:durableId="2093696615">
     <w:abstractNumId w:val="5"/>
   </w:num>
-  <w:num w:numId="15" w16cid:durableId="172886440">
-    <w:abstractNumId w:val="8"/>
+  <w:num w:numId="22" w16cid:durableId="269556396">
+    <w:abstractNumId w:val="21"/>
   </w:num>
-  <w:num w:numId="16" w16cid:durableId="2091348389">
-    <w:abstractNumId w:val="4"/>
+  <w:num w:numId="23" w16cid:durableId="2096321320">
+    <w:abstractNumId w:val="18"/>
+  </w:num>
+  <w:num w:numId="24" w16cid:durableId="1427995908">
+    <w:abstractNumId w:val="20"/>
   </w:num>
   <w:numIdMacAtCleanup w:val="9"/>
 </w:numbering>
@@ -10258,7 +13361,7 @@
     <w:lsdException w:name="footer" w:uiPriority="99"/>
     <w:lsdException w:name="caption" w:semiHidden="1" w:uiPriority="35" w:unhideWhenUsed="1" w:qFormat="1"/>
     <w:lsdException w:name="annotation reference" w:uiPriority="99"/>
-    <w:lsdException w:name="List Bullet" w:uiPriority="99"/>
+    <w:lsdException w:name="List Bullet" w:uiPriority="99" w:qFormat="1"/>
     <w:lsdException w:name="List Number" w:uiPriority="99"/>
     <w:lsdException w:name="Title" w:qFormat="1"/>
     <w:lsdException w:name="Subtitle" w:uiPriority="11" w:qFormat="1"/>
@@ -10651,7 +13754,7 @@
     <w:uiPriority w:val="9"/>
     <w:unhideWhenUsed/>
     <w:qFormat/>
-    <w:rsid w:val="005A2593"/>
+    <w:rsid w:val="00C40155"/>
     <w:pPr>
       <w:keepNext/>
       <w:keepLines/>
@@ -10663,6 +13766,7 @@
     <w:rPr>
       <w:rFonts w:ascii="Arial Narrow" w:eastAsia="Arial" w:hAnsi="Arial Narrow" w:cs="Arial"/>
       <w:b/>
+      <w:noProof/>
       <w:color w:val="657C9C" w:themeColor="text2" w:themeTint="BF"/>
       <w:sz w:val="32"/>
       <w:szCs w:val="32"/>
@@ -10848,6 +13952,7 @@
     <w:basedOn w:val="Normal"/>
     <w:uiPriority w:val="99"/>
     <w:unhideWhenUsed/>
+    <w:qFormat/>
     <w:rsid w:val="005A2593"/>
     <w:pPr>
       <w:numPr>
@@ -11128,10 +14233,11 @@
     <w:basedOn w:val="DefaultParagraphFont"/>
     <w:link w:val="Heading4"/>
     <w:uiPriority w:val="9"/>
-    <w:rsid w:val="005A2593"/>
+    <w:rsid w:val="00C40155"/>
     <w:rPr>
       <w:rFonts w:ascii="Arial Narrow" w:eastAsia="Arial" w:hAnsi="Arial Narrow" w:cs="Arial"/>
       <w:b/>
+      <w:noProof/>
       <w:color w:val="657C9C" w:themeColor="text2" w:themeTint="BF"/>
       <w:sz w:val="32"/>
       <w:szCs w:val="32"/>
